--- a/template/ddp_template.docx
+++ b/template/ddp_template.docx
@@ -1204,24 +1204,23 @@
               <w:widowControl w:val="false"/>
               <w:spacing w:before="120" w:after="120"/>
               <w:ind w:left="57" w:right="57" w:hanging="0"/>
-              <w:jc w:val="center"/>
-              <w:rPr>
-                <w:b/>
-                <w:b/>
+              <w:jc w:val="right"/>
+              <w:rPr>
                 <w:bCs/>
-                <w:sz w:val="16"/>
-                <w:szCs w:val="16"/>
-              </w:rPr>
-            </w:pPr>
+              </w:rPr>
+            </w:pPr>
+            <w:bookmarkStart w:id="3" w:name="_Hlk17264115111"/>
             <w:r>
               <w:rPr>
                 <w:b/>
                 <w:bCs/>
                 <w:sz w:val="16"/>
                 <w:szCs w:val="16"/>
-              </w:rPr>
-              <w:t>July 18, 2025</w:t>
-            </w:r>
+                <w:lang w:eastAsia="en-CA"/>
+              </w:rPr>
+              <w:t>${ddpRevisionDate}</w:t>
+            </w:r>
+            <w:bookmarkEnd w:id="3"/>
           </w:p>
         </w:tc>
         <w:tc>
@@ -1357,24 +1356,23 @@
               <w:widowControl w:val="false"/>
               <w:spacing w:before="120" w:after="120"/>
               <w:ind w:left="57" w:right="57" w:hanging="0"/>
-              <w:jc w:val="center"/>
-              <w:rPr>
-                <w:b/>
-                <w:b/>
+              <w:jc w:val="right"/>
+              <w:rPr>
                 <w:bCs/>
-                <w:sz w:val="16"/>
-                <w:szCs w:val="16"/>
-              </w:rPr>
-            </w:pPr>
+              </w:rPr>
+            </w:pPr>
+            <w:bookmarkStart w:id="4" w:name="_Hlk17264115112"/>
             <w:r>
               <w:rPr>
                 <w:b/>
                 <w:bCs/>
                 <w:sz w:val="16"/>
                 <w:szCs w:val="16"/>
-              </w:rPr>
-              <w:t>July 18, 2025</w:t>
-            </w:r>
+                <w:lang w:eastAsia="en-CA"/>
+              </w:rPr>
+              <w:t>${ddpRevisionDate}</w:t>
+            </w:r>
+            <w:bookmarkEnd w:id="4"/>
           </w:p>
         </w:tc>
         <w:tc>
@@ -1410,7 +1408,7 @@
                 <w:sz w:val="16"/>
                 <w:szCs w:val="16"/>
               </w:rPr>
-              <w:t>1.0</w:t>
+              <w:t>${ddpVersion}</w:t>
             </w:r>
           </w:p>
         </w:tc>
@@ -1430,24 +1428,20 @@
               <w:pStyle w:val="Normal"/>
               <w:widowControl w:val="false"/>
               <w:spacing w:before="120" w:after="120"/>
-              <w:ind w:left="57" w:right="57" w:hanging="0"/>
-              <w:jc w:val="center"/>
-              <w:rPr>
-                <w:b/>
+              <w:ind w:right="-7" w:hanging="0"/>
+              <w:jc w:val="right"/>
+              <w:rPr>
+                <w:szCs w:val="20"/>
+              </w:rPr>
+            </w:pPr>
+            <w:r>
+              <w:rPr>
                 <w:b/>
                 <w:bCs/>
                 <w:sz w:val="16"/>
-                <w:szCs w:val="16"/>
-              </w:rPr>
-            </w:pPr>
-            <w:r>
-              <w:rPr>
-                <w:b/>
-                <w:bCs/>
-                <w:sz w:val="16"/>
-                <w:szCs w:val="16"/>
-              </w:rPr>
-              <w:t>Brandon StCoeur</w:t>
+                <w:szCs w:val="20"/>
+              </w:rPr>
+              <w:t>${ddpSpecialist}</w:t>
             </w:r>
           </w:p>
         </w:tc>
@@ -2390,10 +2384,10 @@
             <w:fldChar w:fldCharType="separate"/>
           </w:r>
           <w:hyperlink w:anchor="_Toc203748219">
-            <w:bookmarkStart w:id="3" w:name="_Ref390146146"/>
-            <w:bookmarkStart w:id="4" w:name="_Toc415882796"/>
-            <w:bookmarkEnd w:id="3"/>
-            <w:bookmarkEnd w:id="4"/>
+            <w:bookmarkStart w:id="5" w:name="_Toc415882796"/>
+            <w:bookmarkStart w:id="6" w:name="_Ref390146146"/>
+            <w:bookmarkEnd w:id="5"/>
+            <w:bookmarkEnd w:id="6"/>
             <w:r>
               <w:rPr>
                 <w:webHidden/>
@@ -3823,12 +3817,12 @@
           <w14:ligatures w14:val="none"/>
         </w:rPr>
       </w:r>
-      <w:bookmarkStart w:id="5" w:name="_Ref3901461461"/>
-      <w:bookmarkStart w:id="6" w:name="_Toc4158827961"/>
-      <w:bookmarkStart w:id="7" w:name="_Ref3901461461"/>
-      <w:bookmarkStart w:id="8" w:name="_Toc4158827961"/>
-      <w:bookmarkEnd w:id="7"/>
-      <w:bookmarkEnd w:id="8"/>
+      <w:bookmarkStart w:id="7" w:name="_Toc4158827961"/>
+      <w:bookmarkStart w:id="8" w:name="_Ref3901461461"/>
+      <w:bookmarkStart w:id="9" w:name="_Toc4158827961"/>
+      <w:bookmarkStart w:id="10" w:name="_Ref3901461461"/>
+      <w:bookmarkEnd w:id="9"/>
+      <w:bookmarkEnd w:id="10"/>
     </w:p>
     <w:p>
       <w:pPr>
@@ -3850,23 +3844,21 @@
         <w:ind w:left="431" w:hanging="431"/>
         <w:rPr/>
       </w:pPr>
-      <w:bookmarkStart w:id="9" w:name="_Toc203748219"/>
-      <w:bookmarkStart w:id="10" w:name="_Toc415882797"/>
-      <w:bookmarkStart w:id="11" w:name="_Toc438028050"/>
-      <w:bookmarkStart w:id="12" w:name="_Toc445549124"/>
-      <w:bookmarkStart w:id="13" w:name="_Toc445549286"/>
-      <w:bookmarkStart w:id="14" w:name="_Toc447963587"/>
-      <w:bookmarkStart w:id="15" w:name="_Toc447963653"/>
-      <w:bookmarkStart w:id="16" w:name="_Toc452786394"/>
-      <w:bookmarkStart w:id="17" w:name="_Toc462720233"/>
-      <w:bookmarkStart w:id="18" w:name="_Toc274299543"/>
-      <w:bookmarkStart w:id="19" w:name="_Toc278895670"/>
+      <w:bookmarkStart w:id="11" w:name="_Toc452786394"/>
+      <w:bookmarkStart w:id="12" w:name="_Toc203748219"/>
+      <w:bookmarkStart w:id="13" w:name="_Toc415882797"/>
+      <w:bookmarkStart w:id="14" w:name="_Toc438028050"/>
+      <w:bookmarkStart w:id="15" w:name="_Toc445549124"/>
+      <w:bookmarkStart w:id="16" w:name="_Toc445549286"/>
+      <w:bookmarkStart w:id="17" w:name="_Toc447963587"/>
+      <w:bookmarkStart w:id="18" w:name="_Toc447963653"/>
+      <w:bookmarkStart w:id="19" w:name="_Toc462720233"/>
+      <w:bookmarkStart w:id="20" w:name="_Toc274299543"/>
+      <w:bookmarkStart w:id="21" w:name="_Toc278895670"/>
       <w:r>
         <w:rPr/>
         <w:t>INTRODUCTION</w:t>
       </w:r>
-      <w:bookmarkEnd w:id="9"/>
-      <w:bookmarkEnd w:id="10"/>
       <w:bookmarkEnd w:id="11"/>
       <w:bookmarkEnd w:id="12"/>
       <w:bookmarkEnd w:id="13"/>
@@ -3876,6 +3868,8 @@
       <w:bookmarkEnd w:id="17"/>
       <w:bookmarkEnd w:id="18"/>
       <w:bookmarkEnd w:id="19"/>
+      <w:bookmarkEnd w:id="20"/>
+      <w:bookmarkEnd w:id="21"/>
     </w:p>
     <w:p>
       <w:pPr>
@@ -3886,12 +3880,12 @@
         <w:jc w:val="both"/>
         <w:rPr/>
       </w:pPr>
-      <w:bookmarkStart w:id="20" w:name="_Hlk115275716"/>
+      <w:bookmarkStart w:id="22" w:name="_Hlk115275716"/>
       <w:r>
         <w:rPr/>
         <w:t xml:space="preserve">The purpose of the project </w:t>
       </w:r>
-      <w:bookmarkEnd w:id="20"/>
+      <w:bookmarkEnd w:id="22"/>
       <w:r>
         <w:rPr/>
         <w:t>is to support the 2025 dSDE BAU Capacity upgrade program by installing 1x MPC7E both DGW70.NFSJ and DGW71.NFSJ on slot # 5 of each router and Install 2 x 100G FR and 2 x e SR optics in each router to facilitate the utilization of newly added ports.</w:t>
@@ -3910,7 +3904,7 @@
           <w:bCs/>
         </w:rPr>
       </w:pPr>
-      <w:bookmarkStart w:id="21" w:name="_Hlk115275737"/>
+      <w:bookmarkStart w:id="23" w:name="_Hlk115275737"/>
       <w:r>
         <w:rPr/>
         <w:t xml:space="preserve">The purpose of the DDP is to install </w:t>
@@ -3957,7 +3951,7 @@
         </w:rPr>
         <w:t>541 Kenmount Rd, St. John's, NL (STJHNFAS/ NFSJ/ S0222).</w:t>
       </w:r>
-      <w:bookmarkEnd w:id="21"/>
+      <w:bookmarkEnd w:id="23"/>
     </w:p>
     <w:p>
       <w:pPr>
@@ -4498,12 +4492,12 @@
         <w:spacing w:lineRule="auto" w:line="360"/>
         <w:rPr/>
       </w:pPr>
-      <w:bookmarkStart w:id="22" w:name="_Toc203748220"/>
+      <w:bookmarkStart w:id="24" w:name="_Toc203748220"/>
       <w:r>
         <w:rPr/>
         <w:t>Contact Information</w:t>
       </w:r>
-      <w:bookmarkEnd w:id="22"/>
+      <w:bookmarkEnd w:id="24"/>
     </w:p>
     <w:tbl>
       <w:tblPr>
@@ -4520,8 +4514,8 @@
         <w:tblLook w:val="04a0" w:noHBand="0" w:noVBand="1" w:firstColumn="1" w:lastRow="0" w:lastColumn="0" w:firstRow="1"/>
       </w:tblPr>
       <w:tblGrid>
-        <w:gridCol w:w="1835"/>
-        <w:gridCol w:w="4191"/>
+        <w:gridCol w:w="1834"/>
+        <w:gridCol w:w="4192"/>
         <w:gridCol w:w="3085"/>
       </w:tblGrid>
       <w:tr>
@@ -4530,7 +4524,7 @@
         </w:trPr>
         <w:tc>
           <w:tcPr>
-            <w:tcW w:w="1835" w:type="dxa"/>
+            <w:tcW w:w="1834" w:type="dxa"/>
             <w:tcBorders>
               <w:top w:val="single" w:sz="4" w:space="0" w:color="000000"/>
               <w:left w:val="single" w:sz="4" w:space="0" w:color="000000"/>
@@ -4571,7 +4565,7 @@
         </w:tc>
         <w:tc>
           <w:tcPr>
-            <w:tcW w:w="4191" w:type="dxa"/>
+            <w:tcW w:w="4192" w:type="dxa"/>
             <w:tcBorders>
               <w:top w:val="single" w:sz="4" w:space="0" w:color="000000"/>
               <w:left w:val="single" w:sz="4" w:space="0" w:color="000000"/>
@@ -4658,7 +4652,7 @@
         </w:trPr>
         <w:tc>
           <w:tcPr>
-            <w:tcW w:w="1835" w:type="dxa"/>
+            <w:tcW w:w="1834" w:type="dxa"/>
             <w:tcBorders>
               <w:top w:val="single" w:sz="4" w:space="0" w:color="000000"/>
               <w:left w:val="single" w:sz="4" w:space="0" w:color="000000"/>
@@ -4692,7 +4686,7 @@
         </w:tc>
         <w:tc>
           <w:tcPr>
-            <w:tcW w:w="4191" w:type="dxa"/>
+            <w:tcW w:w="4192" w:type="dxa"/>
             <w:tcBorders>
               <w:top w:val="single" w:sz="4" w:space="0" w:color="000000"/>
               <w:left w:val="single" w:sz="4" w:space="0" w:color="000000"/>
@@ -4765,7 +4759,7 @@
         </w:trPr>
         <w:tc>
           <w:tcPr>
-            <w:tcW w:w="1835" w:type="dxa"/>
+            <w:tcW w:w="1834" w:type="dxa"/>
             <w:tcBorders>
               <w:top w:val="single" w:sz="4" w:space="0" w:color="000000"/>
               <w:left w:val="single" w:sz="4" w:space="0" w:color="000000"/>
@@ -4799,7 +4793,7 @@
         </w:tc>
         <w:tc>
           <w:tcPr>
-            <w:tcW w:w="4191" w:type="dxa"/>
+            <w:tcW w:w="4192" w:type="dxa"/>
             <w:tcBorders>
               <w:top w:val="single" w:sz="4" w:space="0" w:color="000000"/>
               <w:left w:val="single" w:sz="4" w:space="0" w:color="000000"/>
@@ -4872,7 +4866,7 @@
         </w:trPr>
         <w:tc>
           <w:tcPr>
-            <w:tcW w:w="1835" w:type="dxa"/>
+            <w:tcW w:w="1834" w:type="dxa"/>
             <w:tcBorders>
               <w:top w:val="single" w:sz="4" w:space="0" w:color="000000"/>
               <w:left w:val="single" w:sz="4" w:space="0" w:color="000000"/>
@@ -4906,7 +4900,7 @@
         </w:tc>
         <w:tc>
           <w:tcPr>
-            <w:tcW w:w="4191" w:type="dxa"/>
+            <w:tcW w:w="4192" w:type="dxa"/>
             <w:tcBorders>
               <w:top w:val="single" w:sz="4" w:space="0" w:color="000000"/>
               <w:left w:val="single" w:sz="4" w:space="0" w:color="000000"/>
@@ -4981,7 +4975,7 @@
         </w:trPr>
         <w:tc>
           <w:tcPr>
-            <w:tcW w:w="1835" w:type="dxa"/>
+            <w:tcW w:w="1834" w:type="dxa"/>
             <w:tcBorders>
               <w:top w:val="single" w:sz="4" w:space="0" w:color="000000"/>
               <w:left w:val="single" w:sz="4" w:space="0" w:color="000000"/>
@@ -5015,7 +5009,7 @@
         </w:tc>
         <w:tc>
           <w:tcPr>
-            <w:tcW w:w="4191" w:type="dxa"/>
+            <w:tcW w:w="4192" w:type="dxa"/>
             <w:tcBorders>
               <w:top w:val="single" w:sz="4" w:space="0" w:color="000000"/>
               <w:left w:val="single" w:sz="4" w:space="0" w:color="000000"/>
@@ -5090,7 +5084,7 @@
         </w:trPr>
         <w:tc>
           <w:tcPr>
-            <w:tcW w:w="1835" w:type="dxa"/>
+            <w:tcW w:w="1834" w:type="dxa"/>
             <w:tcBorders>
               <w:top w:val="single" w:sz="4" w:space="0" w:color="000000"/>
               <w:left w:val="single" w:sz="4" w:space="0" w:color="000000"/>
@@ -5124,7 +5118,7 @@
         </w:tc>
         <w:tc>
           <w:tcPr>
-            <w:tcW w:w="4191" w:type="dxa"/>
+            <w:tcW w:w="4192" w:type="dxa"/>
             <w:tcBorders>
               <w:top w:val="single" w:sz="4" w:space="0" w:color="000000"/>
               <w:left w:val="single" w:sz="4" w:space="0" w:color="000000"/>
@@ -5219,7 +5213,7 @@
         </w:trPr>
         <w:tc>
           <w:tcPr>
-            <w:tcW w:w="1835" w:type="dxa"/>
+            <w:tcW w:w="1834" w:type="dxa"/>
             <w:tcBorders>
               <w:top w:val="single" w:sz="4" w:space="0" w:color="000000"/>
               <w:left w:val="single" w:sz="4" w:space="0" w:color="000000"/>
@@ -5253,7 +5247,7 @@
         </w:tc>
         <w:tc>
           <w:tcPr>
-            <w:tcW w:w="4191" w:type="dxa"/>
+            <w:tcW w:w="4192" w:type="dxa"/>
             <w:tcBorders>
               <w:top w:val="single" w:sz="4" w:space="0" w:color="000000"/>
               <w:left w:val="single" w:sz="4" w:space="0" w:color="000000"/>
@@ -5363,7 +5357,7 @@
           <w:smallCaps w:val="false"/>
         </w:rPr>
       </w:pPr>
-      <w:bookmarkStart w:id="23" w:name="_Toc203748221"/>
+      <w:bookmarkStart w:id="25" w:name="_Toc203748221"/>
       <w:r>
         <w:rPr>
           <w:caps w:val="false"/>
@@ -5371,18 +5365,22 @@
         </w:rPr>
         <w:t>HIGH LEVEL DIAGRAM</w:t>
       </w:r>
-      <w:bookmarkEnd w:id="23"/>
+      <w:bookmarkEnd w:id="25"/>
     </w:p>
     <w:p>
       <w:pPr>
         <w:pStyle w:val="Normal"/>
         <w:spacing w:lineRule="auto" w:line="360"/>
         <w:ind w:left="431" w:hanging="0"/>
-        <w:rPr/>
-      </w:pPr>
-      <w:r>
-        <w:rPr/>
-        <w:t>N/A</w:t>
+        <w:rPr>
+          <w:lang w:val="en-US"/>
+        </w:rPr>
+      </w:pPr>
+      <w:r>
+        <w:rPr>
+          <w:lang w:val="en-US"/>
+        </w:rPr>
+        <w:t>${diagram_hl}</w:t>
       </w:r>
     </w:p>
     <w:p>
@@ -5392,14 +5390,14 @@
         <w:ind w:left="578" w:hanging="578"/>
         <w:rPr/>
       </w:pPr>
-      <w:bookmarkStart w:id="24" w:name="_Toc161407391"/>
-      <w:bookmarkStart w:id="25" w:name="_Toc203748222"/>
+      <w:bookmarkStart w:id="26" w:name="_Toc203748222"/>
+      <w:bookmarkStart w:id="27" w:name="_Toc161407391"/>
       <w:r>
         <w:rPr/>
         <w:t>Site Level Drawing</w:t>
       </w:r>
-      <w:bookmarkEnd w:id="24"/>
-      <w:bookmarkEnd w:id="25"/>
+      <w:bookmarkEnd w:id="26"/>
+      <w:bookmarkEnd w:id="27"/>
     </w:p>
     <w:p>
       <w:pPr>
@@ -5416,12 +5414,16 @@
         </w:sectPr>
         <w:pStyle w:val="Normal"/>
         <w:spacing w:lineRule="auto" w:line="360"/>
-        <w:ind w:left="720" w:hanging="0"/>
-        <w:rPr/>
-      </w:pPr>
-      <w:r>
-        <w:rPr/>
-        <w:t>N/A</w:t>
+        <w:ind w:left="431" w:hanging="0"/>
+        <w:rPr>
+          <w:lang w:val="en-US"/>
+        </w:rPr>
+      </w:pPr>
+      <w:r>
+        <w:rPr>
+          <w:lang w:val="en-US"/>
+        </w:rPr>
+        <w:t>${diagram_sl}</w:t>
       </w:r>
     </w:p>
     <w:p>
@@ -5435,7 +5437,7 @@
           <w:smallCaps w:val="false"/>
         </w:rPr>
       </w:pPr>
-      <w:bookmarkStart w:id="26" w:name="_Toc203748223"/>
+      <w:bookmarkStart w:id="28" w:name="_Toc203748223"/>
       <w:r>
         <w:rPr>
           <w:caps w:val="false"/>
@@ -5443,7 +5445,7 @@
         </w:rPr>
         <w:t>MATERIALS</w:t>
       </w:r>
-      <w:bookmarkEnd w:id="26"/>
+      <w:bookmarkEnd w:id="28"/>
     </w:p>
     <w:p>
       <w:pPr>
@@ -5559,9 +5561,9 @@
       </w:tblPr>
       <w:tblGrid>
         <w:gridCol w:w="1783"/>
-        <w:gridCol w:w="1338"/>
+        <w:gridCol w:w="1335"/>
         <w:gridCol w:w="2385"/>
-        <w:gridCol w:w="4332"/>
+        <w:gridCol w:w="4335"/>
         <w:gridCol w:w="744"/>
       </w:tblGrid>
       <w:tr>
@@ -5608,7 +5610,7 @@
         </w:tc>
         <w:tc>
           <w:tcPr>
-            <w:tcW w:w="1338" w:type="dxa"/>
+            <w:tcW w:w="1335" w:type="dxa"/>
             <w:tcBorders>
               <w:top w:val="single" w:sz="4" w:space="0" w:color="000000"/>
               <w:left w:val="single" w:sz="4" w:space="0" w:color="000000"/>
@@ -5684,7 +5686,7 @@
         </w:tc>
         <w:tc>
           <w:tcPr>
-            <w:tcW w:w="4332" w:type="dxa"/>
+            <w:tcW w:w="4335" w:type="dxa"/>
             <w:tcBorders>
               <w:top w:val="single" w:sz="4" w:space="0" w:color="000000"/>
               <w:left w:val="single" w:sz="4" w:space="0" w:color="000000"/>
@@ -5788,16 +5790,17 @@
             </w:pPr>
             <w:r>
               <w:rPr>
+                <w:color w:val="000000"/>
                 <w:sz w:val="22"/>
                 <w:szCs w:val="22"/>
               </w:rPr>
-              <w:t>4H7-107K-BG</w:t>
+              <w:t>${ceilRcpc}</w:t>
             </w:r>
           </w:p>
         </w:tc>
         <w:tc>
           <w:tcPr>
-            <w:tcW w:w="1338" w:type="dxa"/>
+            <w:tcW w:w="1335" w:type="dxa"/>
             <w:tcBorders>
               <w:top w:val="single" w:sz="4" w:space="0" w:color="000000"/>
               <w:left w:val="single" w:sz="4" w:space="0" w:color="000000"/>
@@ -5820,10 +5823,11 @@
             </w:pPr>
             <w:r>
               <w:rPr>
+                <w:color w:val="000000"/>
                 <w:sz w:val="22"/>
                 <w:szCs w:val="22"/>
               </w:rPr>
-              <w:t>Juniper</w:t>
+              <w:t>${ceilVendor}</w:t>
             </w:r>
           </w:p>
         </w:tc>
@@ -5852,16 +5856,17 @@
             </w:pPr>
             <w:r>
               <w:rPr>
+                <w:color w:val="000000"/>
                 <w:sz w:val="22"/>
                 <w:szCs w:val="22"/>
               </w:rPr>
-              <w:t>MPC7E-MRATE</w:t>
+              <w:t>${ceilPart}</w:t>
             </w:r>
           </w:p>
         </w:tc>
         <w:tc>
           <w:tcPr>
-            <w:tcW w:w="4332" w:type="dxa"/>
+            <w:tcW w:w="4335" w:type="dxa"/>
             <w:tcBorders>
               <w:top w:val="single" w:sz="4" w:space="0" w:color="000000"/>
               <w:left w:val="single" w:sz="4" w:space="0" w:color="000000"/>
@@ -5884,10 +5889,11 @@
             </w:pPr>
             <w:r>
               <w:rPr>
+                <w:color w:val="000000"/>
                 <w:sz w:val="22"/>
                 <w:szCs w:val="22"/>
               </w:rPr>
-              <w:t>10G/40G/100G QSFP28</w:t>
+              <w:t>${ceilDescription}</w:t>
             </w:r>
           </w:p>
         </w:tc>
@@ -5916,342 +5922,12 @@
             </w:pPr>
             <w:r>
               <w:rPr>
-                <w:sz w:val="22"/>
-                <w:szCs w:val="22"/>
-              </w:rPr>
-              <w:t>2</w:t>
-            </w:r>
-          </w:p>
-        </w:tc>
-      </w:tr>
-      <w:tr>
-        <w:trPr>
-          <w:trHeight w:val="438" w:hRule="atLeast"/>
-        </w:trPr>
-        <w:tc>
-          <w:tcPr>
-            <w:tcW w:w="1783" w:type="dxa"/>
-            <w:tcBorders>
-              <w:top w:val="single" w:sz="4" w:space="0" w:color="000000"/>
-              <w:left w:val="single" w:sz="4" w:space="0" w:color="000000"/>
-              <w:bottom w:val="single" w:sz="4" w:space="0" w:color="000000"/>
-              <w:right w:val="single" w:sz="4" w:space="0" w:color="000000"/>
-            </w:tcBorders>
-            <w:vAlign w:val="center"/>
-          </w:tcPr>
-          <w:p>
-            <w:pPr>
-              <w:pStyle w:val="Normal"/>
-              <w:widowControl w:val="false"/>
-              <w:spacing w:lineRule="auto" w:line="360"/>
-              <w:jc w:val="center"/>
-              <w:rPr>
                 <w:color w:val="000000"/>
                 <w:sz w:val="22"/>
                 <w:szCs w:val="22"/>
               </w:rPr>
-            </w:pPr>
-            <w:r>
-              <w:rPr>
-                <w:sz w:val="22"/>
-                <w:szCs w:val="22"/>
-              </w:rPr>
-              <w:t>4H7-107J-BG</w:t>
-            </w:r>
-          </w:p>
-        </w:tc>
-        <w:tc>
-          <w:tcPr>
-            <w:tcW w:w="1338" w:type="dxa"/>
-            <w:tcBorders>
-              <w:top w:val="single" w:sz="4" w:space="0" w:color="000000"/>
-              <w:left w:val="single" w:sz="4" w:space="0" w:color="000000"/>
-              <w:bottom w:val="single" w:sz="4" w:space="0" w:color="000000"/>
-              <w:right w:val="single" w:sz="4" w:space="0" w:color="000000"/>
-            </w:tcBorders>
-            <w:vAlign w:val="center"/>
-          </w:tcPr>
-          <w:p>
-            <w:pPr>
-              <w:pStyle w:val="Normal"/>
-              <w:widowControl w:val="false"/>
-              <w:spacing w:lineRule="auto" w:line="360"/>
-              <w:jc w:val="center"/>
-              <w:rPr>
-                <w:color w:val="000000"/>
-                <w:sz w:val="22"/>
-                <w:szCs w:val="22"/>
-              </w:rPr>
-            </w:pPr>
-            <w:r>
-              <w:rPr>
-                <w:sz w:val="22"/>
-                <w:szCs w:val="22"/>
-              </w:rPr>
-              <w:t>Juniper</w:t>
-            </w:r>
-          </w:p>
-        </w:tc>
-        <w:tc>
-          <w:tcPr>
-            <w:tcW w:w="2385" w:type="dxa"/>
-            <w:tcBorders>
-              <w:top w:val="single" w:sz="4" w:space="0" w:color="000000"/>
-              <w:left w:val="single" w:sz="4" w:space="0" w:color="000000"/>
-              <w:bottom w:val="single" w:sz="4" w:space="0" w:color="000000"/>
-              <w:right w:val="single" w:sz="4" w:space="0" w:color="000000"/>
-            </w:tcBorders>
-            <w:vAlign w:val="center"/>
-          </w:tcPr>
-          <w:p>
-            <w:pPr>
-              <w:pStyle w:val="Normal"/>
-              <w:widowControl w:val="false"/>
-              <w:spacing w:lineRule="auto" w:line="360"/>
-              <w:jc w:val="center"/>
-              <w:rPr>
-                <w:color w:val="000000"/>
-                <w:sz w:val="22"/>
-                <w:szCs w:val="22"/>
-              </w:rPr>
-            </w:pPr>
-            <w:r>
-              <w:rPr>
-                <w:sz w:val="22"/>
-                <w:szCs w:val="22"/>
-              </w:rPr>
-              <w:t>QSFP-100G-SR4-C</w:t>
-            </w:r>
-          </w:p>
-        </w:tc>
-        <w:tc>
-          <w:tcPr>
-            <w:tcW w:w="4332" w:type="dxa"/>
-            <w:tcBorders>
-              <w:top w:val="single" w:sz="4" w:space="0" w:color="000000"/>
-              <w:left w:val="single" w:sz="4" w:space="0" w:color="000000"/>
-              <w:bottom w:val="single" w:sz="4" w:space="0" w:color="000000"/>
-              <w:right w:val="single" w:sz="4" w:space="0" w:color="000000"/>
-            </w:tcBorders>
-            <w:vAlign w:val="center"/>
-          </w:tcPr>
-          <w:p>
-            <w:pPr>
-              <w:pStyle w:val="Normal"/>
-              <w:widowControl w:val="false"/>
-              <w:spacing w:lineRule="auto" w:line="360"/>
-              <w:jc w:val="center"/>
-              <w:rPr>
-                <w:color w:val="000000"/>
-                <w:sz w:val="22"/>
-                <w:szCs w:val="22"/>
-              </w:rPr>
-            </w:pPr>
-            <w:r>
-              <w:rPr>
-                <w:sz w:val="22"/>
-                <w:szCs w:val="22"/>
-              </w:rPr>
-              <w:t>QSFP-28, 100G-SR4 Transceiver</w:t>
-            </w:r>
-          </w:p>
-        </w:tc>
-        <w:tc>
-          <w:tcPr>
-            <w:tcW w:w="744" w:type="dxa"/>
-            <w:tcBorders>
-              <w:top w:val="single" w:sz="4" w:space="0" w:color="000000"/>
-              <w:left w:val="single" w:sz="4" w:space="0" w:color="000000"/>
-              <w:bottom w:val="single" w:sz="4" w:space="0" w:color="000000"/>
-              <w:right w:val="single" w:sz="4" w:space="0" w:color="000000"/>
-            </w:tcBorders>
-            <w:vAlign w:val="center"/>
-          </w:tcPr>
-          <w:p>
-            <w:pPr>
-              <w:pStyle w:val="Normal"/>
-              <w:widowControl w:val="false"/>
-              <w:spacing w:lineRule="auto" w:line="360"/>
-              <w:jc w:val="center"/>
-              <w:rPr>
-                <w:color w:val="000000"/>
-                <w:sz w:val="22"/>
-                <w:szCs w:val="22"/>
-              </w:rPr>
-            </w:pPr>
-            <w:r>
-              <w:rPr>
-                <w:sz w:val="22"/>
-                <w:szCs w:val="22"/>
-              </w:rPr>
-              <w:t>4</w:t>
-            </w:r>
-          </w:p>
-        </w:tc>
-      </w:tr>
-      <w:tr>
-        <w:trPr>
-          <w:trHeight w:val="610" w:hRule="atLeast"/>
-        </w:trPr>
-        <w:tc>
-          <w:tcPr>
-            <w:tcW w:w="1783" w:type="dxa"/>
-            <w:tcBorders>
-              <w:top w:val="single" w:sz="4" w:space="0" w:color="000000"/>
-              <w:left w:val="single" w:sz="4" w:space="0" w:color="000000"/>
-              <w:bottom w:val="single" w:sz="4" w:space="0" w:color="000000"/>
-              <w:right w:val="single" w:sz="4" w:space="0" w:color="000000"/>
-            </w:tcBorders>
-            <w:vAlign w:val="center"/>
-          </w:tcPr>
-          <w:p>
-            <w:pPr>
-              <w:pStyle w:val="Normal"/>
-              <w:widowControl w:val="false"/>
-              <w:spacing w:lineRule="auto" w:line="360"/>
-              <w:jc w:val="center"/>
-              <w:rPr>
-                <w:color w:val="000000"/>
-                <w:sz w:val="22"/>
-                <w:szCs w:val="22"/>
-              </w:rPr>
-            </w:pPr>
-            <w:r>
-              <w:rPr>
-                <w:sz w:val="22"/>
-                <w:szCs w:val="22"/>
-              </w:rPr>
-              <w:t>414-100K-BG</w:t>
-            </w:r>
-          </w:p>
-        </w:tc>
-        <w:tc>
-          <w:tcPr>
-            <w:tcW w:w="1338" w:type="dxa"/>
-            <w:tcBorders>
-              <w:top w:val="single" w:sz="4" w:space="0" w:color="000000"/>
-              <w:left w:val="single" w:sz="4" w:space="0" w:color="000000"/>
-              <w:bottom w:val="single" w:sz="4" w:space="0" w:color="000000"/>
-              <w:right w:val="single" w:sz="4" w:space="0" w:color="000000"/>
-            </w:tcBorders>
-            <w:vAlign w:val="center"/>
-          </w:tcPr>
-          <w:p>
-            <w:pPr>
-              <w:pStyle w:val="Normal"/>
-              <w:widowControl w:val="false"/>
-              <w:spacing w:lineRule="auto" w:line="360"/>
-              <w:jc w:val="center"/>
-              <w:rPr>
-                <w:color w:val="000000"/>
-                <w:sz w:val="22"/>
-                <w:szCs w:val="22"/>
-              </w:rPr>
-            </w:pPr>
-            <w:r>
-              <w:rPr>
-                <w:sz w:val="22"/>
-                <w:szCs w:val="22"/>
-              </w:rPr>
-              <w:t>Juniper</w:t>
-            </w:r>
-          </w:p>
-        </w:tc>
-        <w:tc>
-          <w:tcPr>
-            <w:tcW w:w="2385" w:type="dxa"/>
-            <w:tcBorders>
-              <w:top w:val="single" w:sz="4" w:space="0" w:color="000000"/>
-              <w:left w:val="single" w:sz="4" w:space="0" w:color="000000"/>
-              <w:bottom w:val="single" w:sz="4" w:space="0" w:color="000000"/>
-              <w:right w:val="single" w:sz="4" w:space="0" w:color="000000"/>
-            </w:tcBorders>
-            <w:vAlign w:val="center"/>
-          </w:tcPr>
-          <w:p>
-            <w:pPr>
-              <w:pStyle w:val="Normal"/>
-              <w:widowControl w:val="false"/>
-              <w:spacing w:lineRule="auto" w:line="360"/>
-              <w:jc w:val="center"/>
-              <w:rPr>
-                <w:color w:val="000000"/>
-                <w:sz w:val="22"/>
-                <w:szCs w:val="22"/>
-              </w:rPr>
-            </w:pPr>
-            <w:r>
-              <w:rPr>
-                <w:sz w:val="22"/>
-                <w:szCs w:val="22"/>
-              </w:rPr>
-              <w:t>QSFP-100G-FR</w:t>
-            </w:r>
-          </w:p>
-        </w:tc>
-        <w:tc>
-          <w:tcPr>
-            <w:tcW w:w="4332" w:type="dxa"/>
-            <w:tcBorders>
-              <w:top w:val="single" w:sz="4" w:space="0" w:color="000000"/>
-              <w:left w:val="single" w:sz="4" w:space="0" w:color="000000"/>
-              <w:bottom w:val="single" w:sz="4" w:space="0" w:color="000000"/>
-              <w:right w:val="single" w:sz="4" w:space="0" w:color="000000"/>
-            </w:tcBorders>
-            <w:vAlign w:val="center"/>
-          </w:tcPr>
-          <w:p>
-            <w:pPr>
-              <w:pStyle w:val="Normal"/>
-              <w:widowControl w:val="false"/>
-              <w:spacing w:lineRule="auto" w:line="360"/>
-              <w:jc w:val="center"/>
-              <w:rPr>
-                <w:color w:val="000000"/>
-                <w:sz w:val="22"/>
-                <w:szCs w:val="22"/>
-              </w:rPr>
-            </w:pPr>
-            <w:r>
-              <w:rPr>
-                <w:sz w:val="22"/>
-                <w:szCs w:val="22"/>
-              </w:rPr>
-              <w:t>QSFP28 100G FR Single Lambda Transceiver</w:t>
-            </w:r>
-          </w:p>
-        </w:tc>
-        <w:tc>
-          <w:tcPr>
-            <w:tcW w:w="744" w:type="dxa"/>
-            <w:tcBorders>
-              <w:top w:val="single" w:sz="4" w:space="0" w:color="000000"/>
-              <w:left w:val="single" w:sz="4" w:space="0" w:color="000000"/>
-              <w:bottom w:val="single" w:sz="4" w:space="0" w:color="000000"/>
-              <w:right w:val="single" w:sz="4" w:space="0" w:color="000000"/>
-            </w:tcBorders>
-            <w:vAlign w:val="center"/>
-          </w:tcPr>
-          <w:p>
-            <w:pPr>
-              <w:pStyle w:val="Normal"/>
-              <w:widowControl w:val="false"/>
-              <w:spacing w:lineRule="auto" w:line="360"/>
-              <w:jc w:val="center"/>
-              <w:rPr>
-                <w:color w:val="000000"/>
-                <w:sz w:val="22"/>
-                <w:szCs w:val="22"/>
-              </w:rPr>
-            </w:pPr>
-            <w:r>
-              <w:rPr>
-                <w:sz w:val="22"/>
-                <w:szCs w:val="22"/>
-              </w:rPr>
-              <w:t>4</w:t>
-            </w:r>
-            <w:bookmarkStart w:id="27" w:name="_MON_1814361177"/>
+              <w:t>${ceilQty}</w:t>
+            </w:r>
           </w:p>
         </w:tc>
       </w:tr>
@@ -6264,11 +5940,440 @@
         <w:jc w:val="center"/>
         <w:rPr/>
       </w:pPr>
-      <w:bookmarkEnd w:id="27"/>
+      <w:r>
+        <w:rPr/>
+      </w:r>
+      <w:bookmarkStart w:id="29" w:name="_MON_1814361177"/>
+      <w:bookmarkStart w:id="30" w:name="_MON_1814361177"/>
+      <w:bookmarkEnd w:id="30"/>
+    </w:p>
+    <w:p>
+      <w:pPr>
+        <w:pStyle w:val="1"/>
+        <w:spacing w:lineRule="auto" w:line="360"/>
+        <w:ind w:left="431" w:hanging="431"/>
+        <w:rPr/>
+      </w:pPr>
+      <w:bookmarkStart w:id="31" w:name="_Toc203748224"/>
+      <w:r>
+        <w:rPr/>
+        <w:t>SCOPE OF WORK</w:t>
+      </w:r>
+      <w:bookmarkEnd w:id="31"/>
+      <w:r>
+        <w:rPr/>
+        <w:t xml:space="preserve"> </w:t>
+      </w:r>
+    </w:p>
+    <w:p>
+      <w:pPr>
+        <w:pStyle w:val="2"/>
+        <w:spacing w:lineRule="auto" w:line="360" w:before="0" w:after="60"/>
+        <w:ind w:left="578" w:hanging="578"/>
+        <w:rPr>
+          <w:iCs w:val="false"/>
+        </w:rPr>
+      </w:pPr>
+      <w:bookmarkStart w:id="32" w:name="_Toc203748225"/>
+      <w:bookmarkStart w:id="33" w:name="_Toc112403418"/>
+      <w:r>
+        <w:rPr>
+          <w:iCs w:val="false"/>
+        </w:rPr>
+        <w:t>Installation/Migration/Decommissioning</w:t>
+      </w:r>
+      <w:bookmarkEnd w:id="32"/>
+      <w:bookmarkEnd w:id="33"/>
+    </w:p>
+    <w:p>
+      <w:pPr>
+        <w:pStyle w:val="3"/>
+        <w:spacing w:lineRule="auto" w:line="360" w:before="0" w:after="60"/>
+        <w:rPr/>
+      </w:pPr>
+      <w:bookmarkStart w:id="34" w:name="_Toc203748226"/>
+      <w:r>
+        <w:rPr/>
+        <w:t>Work Description/Details</w:t>
+      </w:r>
+      <w:bookmarkEnd w:id="34"/>
+    </w:p>
+    <w:p>
+      <w:pPr>
+        <w:pStyle w:val="ListParagraph"/>
+        <w:numPr>
+          <w:ilvl w:val="0"/>
+          <w:numId w:val="3"/>
+        </w:numPr>
+        <w:spacing w:lineRule="auto" w:line="360" w:before="0" w:after="0"/>
+        <w:ind w:left="851" w:hanging="284"/>
+        <w:contextualSpacing w:val="false"/>
+        <w:rPr/>
+      </w:pPr>
+      <w:r>
+        <w:rPr/>
+        <w:t>Request NCT for activities.</w:t>
+      </w:r>
+    </w:p>
+    <w:p>
+      <w:pPr>
+        <w:pStyle w:val="ListParagraph"/>
+        <w:numPr>
+          <w:ilvl w:val="0"/>
+          <w:numId w:val="3"/>
+        </w:numPr>
+        <w:spacing w:lineRule="auto" w:line="360" w:before="0" w:after="0"/>
+        <w:ind w:left="851" w:hanging="284"/>
+        <w:contextualSpacing w:val="false"/>
+        <w:rPr/>
+      </w:pPr>
+      <w:r>
+        <w:rPr/>
+        <w:t>Ensure all cables are on site and ready to be implemented.</w:t>
+      </w:r>
+    </w:p>
+    <w:p>
+      <w:pPr>
+        <w:pStyle w:val="ListParagraph"/>
+        <w:numPr>
+          <w:ilvl w:val="0"/>
+          <w:numId w:val="3"/>
+        </w:numPr>
+        <w:spacing w:lineRule="auto" w:line="360"/>
+        <w:ind w:left="851" w:hanging="284"/>
+        <w:rPr>
+          <w:b/>
+          <w:b/>
+          <w:u w:val="single"/>
+        </w:rPr>
+      </w:pPr>
+      <w:r>
+        <w:rPr/>
+        <w:t>Use electrostatic discharge (ESD) grounding strap when working with electronic equipment.</w:t>
+      </w:r>
+      <w:bookmarkStart w:id="35" w:name="_Toc2037482261"/>
+      <w:bookmarkEnd w:id="35"/>
+    </w:p>
+    <w:p>
+      <w:pPr>
+        <w:pStyle w:val="ListParagraph"/>
+        <w:spacing w:lineRule="auto" w:line="360"/>
+        <w:ind w:left="567" w:hanging="0"/>
+        <w:rPr>
+          <w:b w:val="false"/>
+          <w:b w:val="false"/>
+          <w:bCs w:val="false"/>
+          <w:u w:val="none"/>
+        </w:rPr>
+      </w:pPr>
+      <w:r>
+        <w:rPr>
+          <w:b w:val="false"/>
+          <w:bCs w:val="false"/>
+          <w:u w:val="none"/>
+        </w:rPr>
+        <w:t>$</w:t>
+      </w:r>
+      <w:r>
+        <w:rPr>
+          <w:b w:val="false"/>
+          <w:bCs w:val="false"/>
+          <w:u w:val="none"/>
+        </w:rPr>
+        <w:t>{</w:t>
+      </w:r>
+      <w:r>
+        <w:rPr>
+          <w:b w:val="false"/>
+          <w:bCs w:val="false"/>
+          <w:u w:val="none"/>
+        </w:rPr>
+        <w:t>workDescri</w:t>
+      </w:r>
+      <w:r>
+        <w:rPr>
+          <w:b w:val="false"/>
+          <w:bCs w:val="false"/>
+          <w:u w:val="none"/>
+        </w:rPr>
+        <w:t>p</w:t>
+      </w:r>
+      <w:r>
+        <w:rPr>
+          <w:b w:val="false"/>
+          <w:bCs w:val="false"/>
+          <w:u w:val="none"/>
+        </w:rPr>
+        <w:t>tion}</w:t>
+      </w:r>
+    </w:p>
+    <w:p>
+      <w:pPr>
+        <w:pStyle w:val="ListParagraph"/>
+        <w:spacing w:lineRule="auto" w:line="360"/>
+        <w:ind w:left="0" w:hanging="0"/>
+        <w:jc w:val="center"/>
+        <w:rPr>
+          <w:b/>
+          <w:b/>
+          <w:u w:val="single"/>
+        </w:rPr>
+      </w:pPr>
+      <w:r>
+        <w:rPr/>
+      </w:r>
+    </w:p>
+    <w:p>
+      <w:pPr>
+        <w:pStyle w:val="Normal"/>
+        <w:keepNext w:val="true"/>
+        <w:keepLines/>
+        <w:spacing w:lineRule="auto" w:line="360"/>
+        <w:jc w:val="both"/>
+        <w:rPr/>
+      </w:pPr>
+      <w:r>
+        <w:rPr/>
+      </w:r>
+    </w:p>
+    <w:p>
+      <w:pPr>
+        <w:pStyle w:val="Normal"/>
+        <w:keepNext w:val="true"/>
+        <w:keepLines/>
+        <w:spacing w:lineRule="auto" w:line="360"/>
+        <w:ind w:firstLine="567"/>
+        <w:jc w:val="both"/>
+        <w:rPr>
+          <w:b/>
+          <w:b/>
+          <w:bCs/>
+          <w:u w:val="single"/>
+        </w:rPr>
+      </w:pPr>
+      <w:r>
+        <w:rPr>
+          <w:b/>
+          <w:bCs/>
+          <w:u w:val="single"/>
+        </w:rPr>
+        <w:t>Hardware Description:</w:t>
+      </w:r>
+    </w:p>
+    <w:p>
+      <w:pPr>
+        <w:pStyle w:val="Normal"/>
+        <w:keepNext w:val="true"/>
+        <w:keepLines/>
+        <w:spacing w:lineRule="auto" w:line="360"/>
+        <w:ind w:left="431" w:hanging="0"/>
+        <w:jc w:val="center"/>
+        <w:rPr>
+          <w:lang w:val="en-US"/>
+        </w:rPr>
+      </w:pPr>
+      <w:r>
+        <w:rPr>
+          <w:lang w:val="en-US"/>
+        </w:rPr>
+        <w:t>${</w:t>
+      </w:r>
+      <w:r>
+        <w:rPr>
+          <w:lang w:val="en-US"/>
+        </w:rPr>
+        <w:t>diagram_hw</w:t>
+      </w:r>
+      <w:r>
+        <w:rPr>
+          <w:lang w:val="en-US"/>
+        </w:rPr>
+        <w:t>}</w:t>
+      </w:r>
+    </w:p>
+    <w:p>
+      <w:pPr>
+        <w:pStyle w:val="Caption"/>
+        <w:jc w:val="center"/>
+        <w:rPr/>
+      </w:pPr>
+      <w:r>
+        <w:rPr/>
+        <w:t xml:space="preserve">Figure </w:t>
+      </w:r>
+      <w:r>
+        <w:rPr/>
+        <w:fldChar w:fldCharType="begin"/>
+      </w:r>
+      <w:r>
+        <w:rPr/>
+        <w:instrText xml:space="preserve"> SEQ Фигура \* ARABIC </w:instrText>
+      </w:r>
+      <w:r>
+        <w:rPr/>
+        <w:fldChar w:fldCharType="separate"/>
+      </w:r>
+      <w:r>
+        <w:rPr/>
+        <w:t>1</w:t>
+      </w:r>
+      <w:r>
+        <w:rPr/>
+        <w:fldChar w:fldCharType="end"/>
+      </w:r>
+      <w:r>
+        <w:rPr/>
+        <w:t xml:space="preserve">: </w:t>
+      </w:r>
+      <w:r>
+        <w:rPr/>
+        <w:t>${hardwareCaption}</w:t>
+      </w:r>
+    </w:p>
+    <w:p>
+      <w:pPr>
+        <w:pStyle w:val="3"/>
+        <w:spacing w:lineRule="auto" w:line="360" w:before="0" w:after="60"/>
+        <w:rPr/>
+      </w:pPr>
+      <w:bookmarkStart w:id="36" w:name="_Toc203748227"/>
+      <w:r>
+        <w:rPr/>
+        <w:t>Cable Run List</w:t>
+      </w:r>
+      <w:bookmarkEnd w:id="36"/>
+    </w:p>
+    <w:p>
+      <w:pPr>
+        <w:pStyle w:val="Normal"/>
+        <w:spacing w:lineRule="auto" w:line="360"/>
+        <w:ind w:left="720" w:hanging="0"/>
+        <w:rPr>
+          <w:bCs/>
+        </w:rPr>
+      </w:pPr>
+      <w:r>
+        <w:rPr>
+          <w:bCs/>
+        </w:rPr>
+        <w:t>N/A</w:t>
+      </w:r>
+    </w:p>
+    <w:p>
+      <w:pPr>
+        <w:sectPr>
+          <w:headerReference w:type="default" r:id="rId11"/>
+          <w:footerReference w:type="default" r:id="rId12"/>
+          <w:type w:val="nextPage"/>
+          <w:pgSz w:w="12240" w:h="15840"/>
+          <w:pgMar w:left="992" w:right="902" w:gutter="0" w:header="720" w:top="1185" w:footer="720" w:bottom="1440"/>
+          <w:pgNumType w:fmt="decimal"/>
+          <w:formProt w:val="false"/>
+          <w:textDirection w:val="lrTb"/>
+          <w:docGrid w:type="default" w:linePitch="326" w:charSpace="0"/>
+        </w:sectPr>
+      </w:pPr>
+    </w:p>
+    <w:p>
+      <w:pPr>
+        <w:pStyle w:val="3"/>
+        <w:numPr>
+          <w:ilvl w:val="0"/>
+          <w:numId w:val="0"/>
+        </w:numPr>
+        <w:spacing w:lineRule="auto" w:line="360" w:before="0" w:after="60"/>
+        <w:ind w:left="0" w:hanging="0"/>
+        <w:rPr/>
+      </w:pPr>
+      <w:r>
+        <w:rPr/>
+      </w:r>
+    </w:p>
+    <w:p>
+      <w:pPr>
+        <w:sectPr>
+          <w:type w:val="continuous"/>
+          <w:pgSz w:w="12240" w:h="15840"/>
+          <w:pgMar w:left="992" w:right="902" w:gutter="0" w:header="720" w:top="1185" w:footer="720" w:bottom="1440"/>
+          <w:formProt w:val="false"/>
+          <w:textDirection w:val="lrTb"/>
+          <w:docGrid w:type="default" w:linePitch="326" w:charSpace="0"/>
+        </w:sectPr>
+      </w:pPr>
+    </w:p>
+    <w:p>
+      <w:pPr>
+        <w:pStyle w:val="3"/>
+        <w:numPr>
+          <w:ilvl w:val="0"/>
+          <w:numId w:val="0"/>
+        </w:numPr>
+        <w:spacing w:lineRule="auto" w:line="360" w:before="0" w:after="60"/>
+        <w:ind w:left="0" w:hanging="0"/>
+        <w:rPr/>
+      </w:pPr>
+      <w:r>
+        <w:rPr/>
+      </w:r>
+    </w:p>
+    <w:p>
+      <w:pPr>
+        <w:sectPr>
+          <w:type w:val="continuous"/>
+          <w:pgSz w:w="12240" w:h="15840"/>
+          <w:pgMar w:left="992" w:right="902" w:gutter="0" w:header="720" w:top="1185" w:footer="720" w:bottom="1440"/>
+          <w:formProt w:val="false"/>
+          <w:textDirection w:val="lrTb"/>
+          <w:docGrid w:type="default" w:linePitch="326" w:charSpace="0"/>
+        </w:sectPr>
+      </w:pPr>
+    </w:p>
+    <w:p>
+      <w:pPr>
+        <w:pStyle w:val="3"/>
+        <w:spacing w:lineRule="auto" w:line="360" w:before="0" w:after="60"/>
+        <w:rPr/>
+      </w:pPr>
+      <w:bookmarkStart w:id="37" w:name="_Toc203748228"/>
+      <w:r>
+        <w:rPr/>
+        <w:t>Rack Layout</w:t>
+      </w:r>
+      <w:bookmarkEnd w:id="37"/>
+    </w:p>
+    <w:p>
+      <w:pPr>
+        <w:pStyle w:val="Normal"/>
+        <w:spacing w:lineRule="auto" w:line="360"/>
+        <w:rPr>
+          <w:color w:val="FF0000"/>
+        </w:rPr>
+      </w:pPr>
+      <w:r>
+        <w:rPr>
+          <w:b/>
+          <w:color w:val="FF0000"/>
+        </w:rPr>
+        <w:t>Note:</w:t>
+      </w:r>
+      <w:r>
+        <w:rPr>
+          <w:color w:val="FF0000"/>
+        </w:rPr>
+        <w:t xml:space="preserve"> Right-click/ Double-click to open the files as a PDF Object.</w:t>
+      </w:r>
+    </w:p>
+    <w:p>
+      <w:pPr>
+        <w:pStyle w:val="Normal"/>
+        <w:spacing w:lineRule="auto" w:line="360"/>
+        <w:jc w:val="center"/>
+        <w:rPr/>
+      </w:pPr>
       <w:r>
         <w:rPr/>
         <w:object>
-          <v:shapetype id="_x0000_tole_rId11" coordsize="21600,21600" o:spt="ole_rId11" o:preferrelative="t" path="m@4@5l@4@11@9@11@9@5xe" filled="f" stroked="f">
+          <v:shapetype id="_x0000_tole_rId13" coordsize="21600,21600" o:spt="ole_rId13" o:preferrelative="t" path="m@4@5l@4@11@9@11@9@5xe" filled="f" stroked="f">
             <v:stroke joinstyle="miter"/>
             <v:formulas>
               <v:f eqn="if lineDrawn pixelLineWidth 0"/>
@@ -6287,920 +6392,11 @@
             <v:path o:extrusionok="f" gradientshapeok="t" o:connecttype="rect"/>
             <o:lock v:ext="edit" aspectratio="t"/>
           </v:shapetype>
-          <v:shape id="ole_rId11" type="_x0000_tole_rId11" style="width:78.55pt;height:52.35pt;mso-wrap-distance-right:0pt" filled="f" o:ole="">
-            <v:imagedata r:id="rId12" o:title=""/>
+          <v:shape id="ole_rId13" type="_x0000_tole_rId13" style="width:392.75pt;height:608.75pt;mso-wrap-distance-right:0pt" filled="f" o:ole="">
+            <v:imagedata r:id="rId14" o:title=""/>
           </v:shape>
-          <o:OLEObject Type="Embed" ProgID="Excel.Sheet.12" ShapeID="ole_rId11" DrawAspect="Icon" ObjectID="_495614922" r:id="rId11"/>
+          <o:OLEObject Type="Embed" ProgID="Acrobat.Document.DC" ShapeID="ole_rId13" DrawAspect="Content" ObjectID="_714599374" r:id="rId13"/>
         </w:object>
-      </w:r>
-    </w:p>
-    <w:p>
-      <w:pPr>
-        <w:pStyle w:val="1"/>
-        <w:spacing w:lineRule="auto" w:line="360"/>
-        <w:ind w:left="431" w:hanging="431"/>
-        <w:rPr/>
-      </w:pPr>
-      <w:bookmarkStart w:id="28" w:name="_Toc203748224"/>
-      <w:r>
-        <w:rPr/>
-        <w:t>SCOPE OF WORK</w:t>
-      </w:r>
-      <w:bookmarkEnd w:id="28"/>
-      <w:r>
-        <w:rPr/>
-        <w:t xml:space="preserve"> </w:t>
-      </w:r>
-    </w:p>
-    <w:p>
-      <w:pPr>
-        <w:pStyle w:val="2"/>
-        <w:spacing w:lineRule="auto" w:line="360" w:before="0" w:after="60"/>
-        <w:ind w:left="578" w:hanging="578"/>
-        <w:rPr>
-          <w:iCs w:val="false"/>
-        </w:rPr>
-      </w:pPr>
-      <w:bookmarkStart w:id="29" w:name="_Toc112403418"/>
-      <w:bookmarkStart w:id="30" w:name="_Toc203748225"/>
-      <w:r>
-        <w:rPr>
-          <w:iCs w:val="false"/>
-        </w:rPr>
-        <w:t>Installation/Migration/Decommissioning</w:t>
-      </w:r>
-      <w:bookmarkEnd w:id="29"/>
-      <w:bookmarkEnd w:id="30"/>
-    </w:p>
-    <w:p>
-      <w:pPr>
-        <w:pStyle w:val="3"/>
-        <w:spacing w:lineRule="auto" w:line="360" w:before="0" w:after="60"/>
-        <w:rPr/>
-      </w:pPr>
-      <w:bookmarkStart w:id="31" w:name="_Toc203748226"/>
-      <w:r>
-        <w:rPr/>
-        <w:t>Work Description/Details</w:t>
-      </w:r>
-      <w:bookmarkEnd w:id="31"/>
-    </w:p>
-    <w:p>
-      <w:pPr>
-        <w:pStyle w:val="ListParagraph"/>
-        <w:numPr>
-          <w:ilvl w:val="0"/>
-          <w:numId w:val="3"/>
-        </w:numPr>
-        <w:spacing w:lineRule="auto" w:line="360" w:before="0" w:after="0"/>
-        <w:ind w:left="851" w:hanging="284"/>
-        <w:contextualSpacing w:val="false"/>
-        <w:rPr/>
-      </w:pPr>
-      <w:r>
-        <w:rPr/>
-        <w:t>Request NCT for activities.</w:t>
-      </w:r>
-    </w:p>
-    <w:p>
-      <w:pPr>
-        <w:pStyle w:val="ListParagraph"/>
-        <w:numPr>
-          <w:ilvl w:val="0"/>
-          <w:numId w:val="3"/>
-        </w:numPr>
-        <w:spacing w:lineRule="auto" w:line="360" w:before="0" w:after="0"/>
-        <w:ind w:left="851" w:hanging="284"/>
-        <w:contextualSpacing w:val="false"/>
-        <w:rPr/>
-      </w:pPr>
-      <w:r>
-        <w:rPr/>
-        <w:t>Ensure all cables are on site and ready to be implemented.</w:t>
-      </w:r>
-    </w:p>
-    <w:p>
-      <w:pPr>
-        <w:pStyle w:val="ListParagraph"/>
-        <w:numPr>
-          <w:ilvl w:val="0"/>
-          <w:numId w:val="3"/>
-        </w:numPr>
-        <w:spacing w:lineRule="auto" w:line="360"/>
-        <w:ind w:left="851" w:hanging="284"/>
-        <w:rPr>
-          <w:b/>
-          <w:b/>
-          <w:u w:val="single"/>
-        </w:rPr>
-      </w:pPr>
-      <w:r>
-        <w:rPr/>
-        <w:t>Use electrostatic discharge (ESD) grounding strap when working with electronic equipment.</w:t>
-      </w:r>
-    </w:p>
-    <w:p>
-      <w:pPr>
-        <w:pStyle w:val="ListParagraph"/>
-        <w:spacing w:lineRule="auto" w:line="360"/>
-        <w:ind w:left="0" w:hanging="0"/>
-        <w:jc w:val="center"/>
-        <w:rPr>
-          <w:b/>
-          <w:b/>
-          <w:u w:val="single"/>
-        </w:rPr>
-      </w:pPr>
-      <w:r>
-        <w:rPr>
-          <w:b/>
-          <w:u w:val="single"/>
-        </w:rPr>
-        <w:t>RACK 1110</w:t>
-      </w:r>
-    </w:p>
-    <w:p>
-      <w:pPr>
-        <w:pStyle w:val="ListParagraph"/>
-        <w:numPr>
-          <w:ilvl w:val="0"/>
-          <w:numId w:val="3"/>
-        </w:numPr>
-        <w:spacing w:lineRule="auto" w:line="360"/>
-        <w:ind w:left="851" w:hanging="284"/>
-        <w:jc w:val="both"/>
-        <w:rPr>
-          <w:rFonts w:cs="Times New Roman"/>
-          <w:b/>
-          <w:b/>
-          <w:color w:val="0000FF"/>
-          <w:szCs w:val="20"/>
-        </w:rPr>
-      </w:pPr>
-      <w:r>
-        <w:rPr>
-          <w:b/>
-        </w:rPr>
-        <w:t>RU03:</w:t>
-      </w:r>
-      <w:r>
-        <w:rPr>
-          <w:bCs/>
-        </w:rPr>
-        <w:t xml:space="preserve"> Locate existing Juniper MX960-PREMIUM-DC-ECM chassis labelled as “</w:t>
-      </w:r>
-      <w:r>
-        <w:rPr>
-          <w:b/>
-        </w:rPr>
-        <w:t>DGW71.NFSJ</w:t>
-      </w:r>
-      <w:r>
-        <w:rPr>
-          <w:bCs/>
-        </w:rPr>
-        <w:t>”.</w:t>
-      </w:r>
-    </w:p>
-    <w:p>
-      <w:pPr>
-        <w:pStyle w:val="ListParagraph"/>
-        <w:numPr>
-          <w:ilvl w:val="2"/>
-          <w:numId w:val="3"/>
-        </w:numPr>
-        <w:spacing w:lineRule="auto" w:line="360"/>
-        <w:jc w:val="both"/>
-        <w:rPr>
-          <w:rFonts w:cs="Times New Roman"/>
-          <w:b/>
-          <w:b/>
-          <w:color w:val="0000FF"/>
-          <w:szCs w:val="20"/>
-        </w:rPr>
-      </w:pPr>
-      <w:r>
-        <w:rPr>
-          <w:b/>
-          <w:color w:val="0000FF"/>
-        </w:rPr>
-        <w:t>Slot 05:</w:t>
-      </w:r>
-      <w:r>
-        <w:rPr>
-          <w:b/>
-        </w:rPr>
-        <w:t xml:space="preserve"> </w:t>
-      </w:r>
-      <w:r>
-        <w:rPr>
-          <w:bCs/>
-        </w:rPr>
-        <w:t xml:space="preserve">Install </w:t>
-      </w:r>
-      <w:r>
-        <w:rPr>
-          <w:b/>
-          <w:color w:val="0000FF"/>
-        </w:rPr>
-        <w:t>1x</w:t>
-      </w:r>
-      <w:r>
-        <w:rPr>
-          <w:bCs/>
-        </w:rPr>
-        <w:t xml:space="preserve"> 10G/40G/100G QSFP28. </w:t>
-      </w:r>
-      <w:r>
-        <w:rPr>
-          <w:b/>
-        </w:rPr>
-        <w:t>(Part#</w:t>
-      </w:r>
-      <w:r>
-        <w:rPr/>
-        <w:t xml:space="preserve"> </w:t>
-      </w:r>
-      <w:r>
-        <w:rPr>
-          <w:b/>
-        </w:rPr>
-        <w:t>MPC7E-MRATE).</w:t>
-      </w:r>
-    </w:p>
-    <w:p>
-      <w:pPr>
-        <w:pStyle w:val="ListParagraph"/>
-        <w:numPr>
-          <w:ilvl w:val="3"/>
-          <w:numId w:val="3"/>
-        </w:numPr>
-        <w:spacing w:lineRule="auto" w:line="360"/>
-        <w:jc w:val="both"/>
-        <w:rPr>
-          <w:rFonts w:cs="Times New Roman"/>
-          <w:b/>
-          <w:b/>
-          <w:color w:val="0000FF"/>
-          <w:szCs w:val="20"/>
-        </w:rPr>
-      </w:pPr>
-      <w:r>
-        <w:rPr>
-          <w:b/>
-          <w:color w:val="0000FF"/>
-          <w:lang w:val="fr-FR"/>
-        </w:rPr>
-        <w:t xml:space="preserve">Port Et-5/0/2, &amp; Et-5/0/5: </w:t>
-      </w:r>
-      <w:r>
-        <w:rPr>
-          <w:bCs/>
-          <w:lang w:val="fr-FR"/>
-        </w:rPr>
-        <w:t xml:space="preserve">Install </w:t>
-      </w:r>
-      <w:r>
-        <w:rPr>
-          <w:b/>
-          <w:color w:val="0000FF"/>
-          <w:lang w:val="fr-FR"/>
-        </w:rPr>
-        <w:t>2x</w:t>
-      </w:r>
-      <w:r>
-        <w:rPr>
-          <w:bCs/>
-          <w:lang w:val="fr-FR"/>
-        </w:rPr>
-        <w:t xml:space="preserve"> QSFP28 100G FR Single Lambda Transceiver. </w:t>
-      </w:r>
-      <w:r>
-        <w:rPr>
-          <w:b/>
-        </w:rPr>
-        <w:t>(Part#</w:t>
-      </w:r>
-      <w:r>
-        <w:rPr/>
-        <w:t xml:space="preserve"> </w:t>
-      </w:r>
-      <w:r>
-        <w:rPr>
-          <w:b/>
-        </w:rPr>
-        <w:t>QSFP-100G-FR).</w:t>
-      </w:r>
-      <w:r>
-        <w:rPr>
-          <w:bCs/>
-        </w:rPr>
-        <w:t xml:space="preserve"> </w:t>
-      </w:r>
-    </w:p>
-    <w:p>
-      <w:pPr>
-        <w:pStyle w:val="ListParagraph"/>
-        <w:numPr>
-          <w:ilvl w:val="3"/>
-          <w:numId w:val="3"/>
-        </w:numPr>
-        <w:spacing w:lineRule="auto" w:line="360"/>
-        <w:jc w:val="both"/>
-        <w:rPr>
-          <w:rFonts w:cs="Times New Roman"/>
-          <w:b/>
-          <w:b/>
-          <w:color w:val="0000FF"/>
-          <w:szCs w:val="20"/>
-        </w:rPr>
-      </w:pPr>
-      <w:r>
-        <w:rPr>
-          <w:b/>
-          <w:color w:val="0000FF"/>
-          <w:lang w:val="fr-FR"/>
-        </w:rPr>
-        <w:t xml:space="preserve">Port Et-5/1/2, &amp; Et-5/1/5: </w:t>
-      </w:r>
-      <w:r>
-        <w:rPr>
-          <w:bCs/>
-          <w:lang w:val="fr-FR"/>
-        </w:rPr>
-        <w:t xml:space="preserve">Install </w:t>
-      </w:r>
-      <w:r>
-        <w:rPr>
-          <w:b/>
-          <w:color w:val="0000FF"/>
-          <w:lang w:val="fr-FR"/>
-        </w:rPr>
-        <w:t>2x</w:t>
-      </w:r>
-      <w:r>
-        <w:rPr>
-          <w:bCs/>
-          <w:lang w:val="fr-FR"/>
-        </w:rPr>
-        <w:t xml:space="preserve"> QSFP-28, 100G-SR4 Transceiver. </w:t>
-      </w:r>
-      <w:r>
-        <w:rPr>
-          <w:b/>
-        </w:rPr>
-        <w:t>(Part#</w:t>
-      </w:r>
-      <w:r>
-        <w:rPr/>
-        <w:t xml:space="preserve"> </w:t>
-      </w:r>
-      <w:r>
-        <w:rPr>
-          <w:b/>
-        </w:rPr>
-        <w:t>QSFP-100G-SR4-C).</w:t>
-      </w:r>
-    </w:p>
-    <w:p>
-      <w:pPr>
-        <w:pStyle w:val="ListParagraph"/>
-        <w:keepNext w:val="true"/>
-        <w:keepLines/>
-        <w:spacing w:lineRule="auto" w:line="360"/>
-        <w:ind w:left="0" w:hanging="0"/>
-        <w:jc w:val="center"/>
-        <w:rPr>
-          <w:b/>
-          <w:b/>
-          <w:u w:val="single"/>
-        </w:rPr>
-      </w:pPr>
-      <w:r>
-        <w:rPr>
-          <w:b/>
-          <w:u w:val="single"/>
-        </w:rPr>
-        <w:t>RACK 1104</w:t>
-      </w:r>
-    </w:p>
-    <w:p>
-      <w:pPr>
-        <w:pStyle w:val="ListParagraph"/>
-        <w:keepNext w:val="true"/>
-        <w:keepLines/>
-        <w:numPr>
-          <w:ilvl w:val="0"/>
-          <w:numId w:val="3"/>
-        </w:numPr>
-        <w:spacing w:lineRule="auto" w:line="360"/>
-        <w:ind w:left="851" w:hanging="284"/>
-        <w:jc w:val="both"/>
-        <w:rPr>
-          <w:rFonts w:cs="Times New Roman"/>
-          <w:b/>
-          <w:b/>
-          <w:color w:val="0000FF"/>
-          <w:szCs w:val="20"/>
-        </w:rPr>
-      </w:pPr>
-      <w:r>
-        <w:rPr>
-          <w:b/>
-        </w:rPr>
-        <w:t>RU03:</w:t>
-      </w:r>
-      <w:r>
-        <w:rPr>
-          <w:bCs/>
-        </w:rPr>
-        <w:t xml:space="preserve"> Locate existing Juniper MX960-PREMIUM-DC-ECM chassis labelled as “</w:t>
-      </w:r>
-      <w:r>
-        <w:rPr>
-          <w:b/>
-        </w:rPr>
-        <w:t>DGW70.NFSJ</w:t>
-      </w:r>
-      <w:r>
-        <w:rPr>
-          <w:bCs/>
-        </w:rPr>
-        <w:t>”.</w:t>
-      </w:r>
-    </w:p>
-    <w:p>
-      <w:pPr>
-        <w:pStyle w:val="ListParagraph"/>
-        <w:keepNext w:val="true"/>
-        <w:keepLines/>
-        <w:numPr>
-          <w:ilvl w:val="2"/>
-          <w:numId w:val="3"/>
-        </w:numPr>
-        <w:spacing w:lineRule="auto" w:line="360"/>
-        <w:jc w:val="both"/>
-        <w:rPr>
-          <w:rFonts w:cs="Times New Roman"/>
-          <w:b/>
-          <w:b/>
-          <w:color w:val="0000FF"/>
-          <w:szCs w:val="20"/>
-        </w:rPr>
-      </w:pPr>
-      <w:r>
-        <w:rPr>
-          <w:b/>
-          <w:color w:val="0000FF"/>
-        </w:rPr>
-        <w:t>Slot 05:</w:t>
-      </w:r>
-      <w:r>
-        <w:rPr>
-          <w:b/>
-        </w:rPr>
-        <w:t xml:space="preserve"> </w:t>
-      </w:r>
-      <w:r>
-        <w:rPr>
-          <w:bCs/>
-        </w:rPr>
-        <w:t xml:space="preserve">Install </w:t>
-      </w:r>
-      <w:r>
-        <w:rPr>
-          <w:b/>
-          <w:color w:val="0000FF"/>
-        </w:rPr>
-        <w:t>1x</w:t>
-      </w:r>
-      <w:r>
-        <w:rPr>
-          <w:bCs/>
-        </w:rPr>
-        <w:t xml:space="preserve"> 10G/40G/100G QSFP28. </w:t>
-      </w:r>
-      <w:r>
-        <w:rPr>
-          <w:b/>
-        </w:rPr>
-        <w:t>(Part#</w:t>
-      </w:r>
-      <w:r>
-        <w:rPr/>
-        <w:t xml:space="preserve"> </w:t>
-      </w:r>
-      <w:r>
-        <w:rPr>
-          <w:b/>
-        </w:rPr>
-        <w:t>MPC7E-MRATE).</w:t>
-      </w:r>
-    </w:p>
-    <w:p>
-      <w:pPr>
-        <w:pStyle w:val="ListParagraph"/>
-        <w:keepNext w:val="true"/>
-        <w:keepLines/>
-        <w:numPr>
-          <w:ilvl w:val="3"/>
-          <w:numId w:val="3"/>
-        </w:numPr>
-        <w:spacing w:lineRule="auto" w:line="360"/>
-        <w:jc w:val="both"/>
-        <w:rPr>
-          <w:rFonts w:cs="Times New Roman"/>
-          <w:b/>
-          <w:b/>
-          <w:color w:val="0000FF"/>
-          <w:szCs w:val="20"/>
-        </w:rPr>
-      </w:pPr>
-      <w:r>
-        <w:rPr>
-          <w:b/>
-          <w:color w:val="0000FF"/>
-          <w:lang w:val="fr-FR"/>
-        </w:rPr>
-        <w:t xml:space="preserve">Port Et-5/0/2, &amp; Et-5/0/5: </w:t>
-      </w:r>
-      <w:r>
-        <w:rPr>
-          <w:bCs/>
-          <w:lang w:val="fr-FR"/>
-        </w:rPr>
-        <w:t xml:space="preserve">Install </w:t>
-      </w:r>
-      <w:r>
-        <w:rPr>
-          <w:b/>
-          <w:color w:val="0000FF"/>
-          <w:lang w:val="fr-FR"/>
-        </w:rPr>
-        <w:t>2x</w:t>
-      </w:r>
-      <w:r>
-        <w:rPr>
-          <w:bCs/>
-          <w:lang w:val="fr-FR"/>
-        </w:rPr>
-        <w:t xml:space="preserve"> QSFP28 100G FR Single Lambda Transceiver. </w:t>
-      </w:r>
-      <w:r>
-        <w:rPr>
-          <w:b/>
-        </w:rPr>
-        <w:t>(Part#</w:t>
-      </w:r>
-      <w:r>
-        <w:rPr/>
-        <w:t xml:space="preserve"> </w:t>
-      </w:r>
-      <w:r>
-        <w:rPr>
-          <w:b/>
-        </w:rPr>
-        <w:t>QSFP-100G-FR).</w:t>
-      </w:r>
-      <w:r>
-        <w:rPr>
-          <w:bCs/>
-        </w:rPr>
-        <w:t xml:space="preserve"> </w:t>
-      </w:r>
-    </w:p>
-    <w:p>
-      <w:pPr>
-        <w:pStyle w:val="ListParagraph"/>
-        <w:keepNext w:val="true"/>
-        <w:keepLines/>
-        <w:numPr>
-          <w:ilvl w:val="3"/>
-          <w:numId w:val="3"/>
-        </w:numPr>
-        <w:spacing w:lineRule="auto" w:line="360"/>
-        <w:jc w:val="both"/>
-        <w:rPr/>
-      </w:pPr>
-      <w:r>
-        <w:rPr>
-          <w:b/>
-          <w:color w:val="0000FF"/>
-          <w:lang w:val="fr-FR"/>
-        </w:rPr>
-        <w:t xml:space="preserve">Port Et-5/1/2, &amp; Et-5/1/5: </w:t>
-      </w:r>
-      <w:r>
-        <w:rPr>
-          <w:bCs/>
-          <w:lang w:val="fr-FR"/>
-        </w:rPr>
-        <w:t xml:space="preserve">Install </w:t>
-      </w:r>
-      <w:r>
-        <w:rPr>
-          <w:b/>
-          <w:color w:val="0000FF"/>
-          <w:lang w:val="fr-FR"/>
-        </w:rPr>
-        <w:t>2x</w:t>
-      </w:r>
-      <w:r>
-        <w:rPr>
-          <w:bCs/>
-          <w:lang w:val="fr-FR"/>
-        </w:rPr>
-        <w:t xml:space="preserve"> QSFP-28, 100G-SR4 Transceiver. </w:t>
-      </w:r>
-      <w:r>
-        <w:rPr>
-          <w:b/>
-        </w:rPr>
-        <w:t>(Part#</w:t>
-      </w:r>
-      <w:r>
-        <w:rPr/>
-        <w:t xml:space="preserve"> </w:t>
-      </w:r>
-      <w:r>
-        <w:rPr>
-          <w:b/>
-        </w:rPr>
-        <w:t>QSFP-100G-SR4-C).</w:t>
-      </w:r>
-    </w:p>
-    <w:p>
-      <w:pPr>
-        <w:pStyle w:val="ListParagraph"/>
-        <w:keepNext w:val="true"/>
-        <w:keepLines/>
-        <w:numPr>
-          <w:ilvl w:val="0"/>
-          <w:numId w:val="3"/>
-        </w:numPr>
-        <w:spacing w:lineRule="auto" w:line="360"/>
-        <w:ind w:left="851" w:hanging="284"/>
-        <w:jc w:val="both"/>
-        <w:rPr/>
-      </w:pPr>
-      <w:r>
-        <w:rPr/>
-        <w:t>Call NOC to close the ticket.</w:t>
-      </w:r>
-    </w:p>
-    <w:p>
-      <w:pPr>
-        <w:pStyle w:val="Normal"/>
-        <w:keepNext w:val="true"/>
-        <w:keepLines/>
-        <w:spacing w:lineRule="auto" w:line="360"/>
-        <w:jc w:val="both"/>
-        <w:rPr/>
-      </w:pPr>
-      <w:r>
-        <w:rPr/>
-      </w:r>
-    </w:p>
-    <w:p>
-      <w:pPr>
-        <w:pStyle w:val="Normal"/>
-        <w:keepNext w:val="true"/>
-        <w:keepLines/>
-        <w:spacing w:lineRule="auto" w:line="360"/>
-        <w:ind w:firstLine="567"/>
-        <w:jc w:val="both"/>
-        <w:rPr>
-          <w:b/>
-          <w:b/>
-          <w:bCs/>
-          <w:u w:val="single"/>
-        </w:rPr>
-      </w:pPr>
-      <w:r>
-        <w:rPr>
-          <w:b/>
-          <w:bCs/>
-          <w:u w:val="single"/>
-        </w:rPr>
-        <w:t>Hardware Description:</w:t>
-      </w:r>
-    </w:p>
-    <w:p>
-      <w:pPr>
-        <w:pStyle w:val="Normal"/>
-        <w:keepNext w:val="true"/>
-        <w:keepLines/>
-        <w:spacing w:lineRule="auto" w:line="360"/>
-        <w:jc w:val="center"/>
-        <w:rPr/>
-      </w:pPr>
-      <w:r>
-        <w:rPr/>
-        <w:drawing>
-          <wp:inline distT="0" distB="0" distL="0" distR="0">
-            <wp:extent cx="6457950" cy="1276350"/>
-            <wp:effectExtent l="0" t="0" r="0" b="0"/>
-            <wp:docPr id="6" name="Picture 1289794832" descr=""/>
-            <wp:cNvGraphicFramePr>
-              <a:graphicFrameLocks xmlns:a="http://schemas.openxmlformats.org/drawingml/2006/main" noChangeAspect="1"/>
-            </wp:cNvGraphicFramePr>
-            <a:graphic xmlns:a="http://schemas.openxmlformats.org/drawingml/2006/main">
-              <a:graphicData uri="http://schemas.openxmlformats.org/drawingml/2006/picture">
-                <pic:pic xmlns:pic="http://schemas.openxmlformats.org/drawingml/2006/picture">
-                  <pic:nvPicPr>
-                    <pic:cNvPr id="6" name="Picture 1289794832" descr=""/>
-                    <pic:cNvPicPr>
-                      <a:picLocks noChangeAspect="1" noChangeArrowheads="1"/>
-                    </pic:cNvPicPr>
-                  </pic:nvPicPr>
-                  <pic:blipFill>
-                    <a:blip r:embed="rId13"/>
-                    <a:stretch>
-                      <a:fillRect/>
-                    </a:stretch>
-                  </pic:blipFill>
-                  <pic:spPr bwMode="auto">
-                    <a:xfrm>
-                      <a:off x="0" y="0"/>
-                      <a:ext cx="6457950" cy="1276350"/>
-                    </a:xfrm>
-                    <a:prstGeom prst="rect">
-                      <a:avLst/>
-                    </a:prstGeom>
-                  </pic:spPr>
-                </pic:pic>
-              </a:graphicData>
-            </a:graphic>
-          </wp:inline>
-        </w:drawing>
-      </w:r>
-    </w:p>
-    <w:p>
-      <w:pPr>
-        <w:pStyle w:val="Caption"/>
-        <w:jc w:val="center"/>
-        <w:rPr/>
-      </w:pPr>
-      <w:r>
-        <w:rPr/>
-        <w:t xml:space="preserve">Figure </w:t>
-      </w:r>
-      <w:r>
-        <w:rPr/>
-        <w:fldChar w:fldCharType="begin"/>
-      </w:r>
-      <w:r>
-        <w:rPr/>
-        <w:instrText xml:space="preserve"> SEQ Фигура \* ARABIC </w:instrText>
-      </w:r>
-      <w:r>
-        <w:rPr/>
-        <w:fldChar w:fldCharType="separate"/>
-      </w:r>
-      <w:r>
-        <w:rPr/>
-        <w:t>1</w:t>
-      </w:r>
-      <w:r>
-        <w:rPr/>
-        <w:fldChar w:fldCharType="end"/>
-      </w:r>
-      <w:r>
-        <w:rPr/>
-        <w:t>: MPC7E line card</w:t>
-      </w:r>
-    </w:p>
-    <w:p>
-      <w:pPr>
-        <w:pStyle w:val="3"/>
-        <w:spacing w:lineRule="auto" w:line="360" w:before="0" w:after="60"/>
-        <w:rPr/>
-      </w:pPr>
-      <w:bookmarkStart w:id="32" w:name="_Toc203748227"/>
-      <w:r>
-        <w:rPr/>
-        <w:t>Cable Run List</w:t>
-      </w:r>
-      <w:bookmarkEnd w:id="32"/>
-    </w:p>
-    <w:p>
-      <w:pPr>
-        <w:pStyle w:val="Normal"/>
-        <w:spacing w:lineRule="auto" w:line="360"/>
-        <w:ind w:left="720" w:hanging="0"/>
-        <w:rPr>
-          <w:bCs/>
-        </w:rPr>
-      </w:pPr>
-      <w:r>
-        <w:rPr>
-          <w:bCs/>
-        </w:rPr>
-        <w:t>N/A</w:t>
-      </w:r>
-    </w:p>
-    <w:p>
-      <w:pPr>
-        <w:sectPr>
-          <w:headerReference w:type="default" r:id="rId14"/>
-          <w:footerReference w:type="default" r:id="rId15"/>
-          <w:type w:val="nextPage"/>
-          <w:pgSz w:w="12240" w:h="15840"/>
-          <w:pgMar w:left="992" w:right="902" w:gutter="0" w:header="720" w:top="1185" w:footer="720" w:bottom="1440"/>
-          <w:pgNumType w:fmt="decimal"/>
-          <w:formProt w:val="false"/>
-          <w:textDirection w:val="lrTb"/>
-          <w:docGrid w:type="default" w:linePitch="326" w:charSpace="0"/>
-        </w:sectPr>
-      </w:pPr>
-    </w:p>
-    <w:p>
-      <w:pPr>
-        <w:pStyle w:val="3"/>
-        <w:numPr>
-          <w:ilvl w:val="0"/>
-          <w:numId w:val="0"/>
-        </w:numPr>
-        <w:spacing w:lineRule="auto" w:line="360" w:before="0" w:after="60"/>
-        <w:ind w:left="0" w:hanging="0"/>
-        <w:rPr/>
-      </w:pPr>
-      <w:r>
-        <w:rPr/>
-      </w:r>
-    </w:p>
-    <w:p>
-      <w:pPr>
-        <w:sectPr>
-          <w:type w:val="continuous"/>
-          <w:pgSz w:w="12240" w:h="15840"/>
-          <w:pgMar w:left="992" w:right="902" w:gutter="0" w:header="720" w:top="1185" w:footer="720" w:bottom="1440"/>
-          <w:formProt w:val="false"/>
-          <w:textDirection w:val="lrTb"/>
-          <w:docGrid w:type="default" w:linePitch="326" w:charSpace="0"/>
-        </w:sectPr>
-      </w:pPr>
-    </w:p>
-    <w:p>
-      <w:pPr>
-        <w:pStyle w:val="3"/>
-        <w:numPr>
-          <w:ilvl w:val="0"/>
-          <w:numId w:val="0"/>
-        </w:numPr>
-        <w:spacing w:lineRule="auto" w:line="360" w:before="0" w:after="60"/>
-        <w:ind w:left="0" w:hanging="0"/>
-        <w:rPr/>
-      </w:pPr>
-      <w:r>
-        <w:rPr/>
-      </w:r>
-    </w:p>
-    <w:p>
-      <w:pPr>
-        <w:sectPr>
-          <w:type w:val="continuous"/>
-          <w:pgSz w:w="12240" w:h="15840"/>
-          <w:pgMar w:left="992" w:right="902" w:gutter="0" w:header="720" w:top="1185" w:footer="720" w:bottom="1440"/>
-          <w:formProt w:val="false"/>
-          <w:textDirection w:val="lrTb"/>
-          <w:docGrid w:type="default" w:linePitch="326" w:charSpace="0"/>
-        </w:sectPr>
-      </w:pPr>
-    </w:p>
-    <w:p>
-      <w:pPr>
-        <w:pStyle w:val="3"/>
-        <w:spacing w:lineRule="auto" w:line="360" w:before="0" w:after="60"/>
-        <w:rPr/>
-      </w:pPr>
-      <w:bookmarkStart w:id="33" w:name="_Toc203748228"/>
-      <w:r>
-        <w:rPr/>
-        <w:t>Rack Layout</w:t>
-      </w:r>
-      <w:bookmarkEnd w:id="33"/>
-    </w:p>
-    <w:p>
-      <w:pPr>
-        <w:pStyle w:val="Normal"/>
-        <w:spacing w:lineRule="auto" w:line="360"/>
-        <w:rPr>
-          <w:color w:val="FF0000"/>
-        </w:rPr>
-      </w:pPr>
-      <w:r>
-        <w:rPr>
-          <w:b/>
-          <w:color w:val="FF0000"/>
-        </w:rPr>
-        <w:t>Note:</w:t>
-      </w:r>
-      <w:r>
-        <w:rPr>
-          <w:color w:val="FF0000"/>
-        </w:rPr>
-        <w:t xml:space="preserve"> Right-click/ Double-click to open the files as a PDF Object.</w:t>
       </w:r>
     </w:p>
     <w:p>
@@ -7213,7 +6409,7 @@
       <w:r>
         <w:rPr/>
         <w:object>
-          <v:shapetype id="_x0000_tole_rId16" coordsize="21600,21600" o:spt="ole_rId16" o:preferrelative="t" path="m@4@5l@4@11@9@11@9@5xe" filled="f" stroked="f">
+          <v:shapetype id="_x0000_tole_rId15" coordsize="21600,21600" o:spt="ole_rId15" o:preferrelative="t" path="m@4@5l@4@11@9@11@9@5xe" filled="f" stroked="f">
             <v:stroke joinstyle="miter"/>
             <v:formulas>
               <v:f eqn="if lineDrawn pixelLineWidth 0"/>
@@ -7232,11 +6428,55 @@
             <v:path o:extrusionok="f" gradientshapeok="t" o:connecttype="rect"/>
             <o:lock v:ext="edit" aspectratio="t"/>
           </v:shapetype>
-          <v:shape id="ole_rId16" type="_x0000_tole_rId16" style="width:392.75pt;height:608.75pt;mso-wrap-distance-right:0pt" filled="f" o:ole="">
-            <v:imagedata r:id="rId17" o:title=""/>
+          <v:shape id="ole_rId15" type="_x0000_tole_rId15" style="width:425.45pt;height:654.55pt;mso-wrap-distance-right:0pt" filled="f" o:ole="">
+            <v:imagedata r:id="rId16" o:title=""/>
           </v:shape>
-          <o:OLEObject Type="Embed" ProgID="Acrobat.Document.DC" ShapeID="ole_rId16" DrawAspect="Content" ObjectID="_2122145784" r:id="rId16"/>
+          <o:OLEObject Type="Embed" ProgID="Acrobat.Document.DC" ShapeID="ole_rId15" DrawAspect="Content" ObjectID="_1722326146" r:id="rId15"/>
         </w:object>
+      </w:r>
+    </w:p>
+    <w:p>
+      <w:pPr>
+        <w:pStyle w:val="Normal"/>
+        <w:ind w:left="720" w:hanging="0"/>
+        <w:jc w:val="center"/>
+        <w:rPr/>
+      </w:pPr>
+      <w:r>
+        <w:rPr/>
+      </w:r>
+    </w:p>
+    <w:p>
+      <w:pPr>
+        <w:pStyle w:val="3"/>
+        <w:spacing w:lineRule="auto" w:line="360" w:before="0" w:after="60"/>
+        <w:rPr/>
+      </w:pPr>
+      <w:bookmarkStart w:id="38" w:name="_Toc203748229"/>
+      <w:r>
+        <w:rPr/>
+        <w:t>Floor Plan</w:t>
+      </w:r>
+      <w:bookmarkEnd w:id="38"/>
+    </w:p>
+    <w:p>
+      <w:pPr>
+        <w:pStyle w:val="Normal"/>
+        <w:spacing w:lineRule="auto" w:line="360"/>
+        <w:rPr/>
+      </w:pPr>
+      <w:r>
+        <w:rPr>
+          <w:b/>
+          <w:color w:val="FF0000"/>
+        </w:rPr>
+        <w:t>Note:</w:t>
+      </w:r>
+      <w:r>
+        <w:rPr>
+          <w:color w:val="FF0000"/>
+        </w:rPr>
+        <w:t xml:space="preserve"> Right-click/ Double-click to open the files as a PDF Object.</w:t>
       </w:r>
     </w:p>
     <w:p>
@@ -7249,7 +6489,7 @@
       <w:r>
         <w:rPr/>
         <w:object>
-          <v:shapetype id="_x0000_tole_rId18" coordsize="21600,21600" o:spt="ole_rId18" o:preferrelative="t" path="m@4@5l@4@11@9@11@9@5xe" filled="f" stroked="f">
+          <v:shapetype id="_x0000_tole_rId17" coordsize="21600,21600" o:spt="ole_rId17" o:preferrelative="t" path="m@4@5l@4@11@9@11@9@5xe" filled="f" stroked="f">
             <v:stroke joinstyle="miter"/>
             <v:formulas>
               <v:f eqn="if lineDrawn pixelLineWidth 0"/>
@@ -7268,107 +6508,27 @@
             <v:path o:extrusionok="f" gradientshapeok="t" o:connecttype="rect"/>
             <o:lock v:ext="edit" aspectratio="t"/>
           </v:shapetype>
-          <v:shape id="ole_rId18" type="_x0000_tole_rId18" style="width:425.45pt;height:654.55pt;mso-wrap-distance-right:0pt" filled="f" o:ole="">
-            <v:imagedata r:id="rId19" o:title=""/>
+          <v:shape id="ole_rId17" type="_x0000_tole_rId17" style="width:477.8pt;height:399.25pt;mso-wrap-distance-right:0pt" filled="f" o:ole="">
+            <v:imagedata r:id="rId18" o:title=""/>
           </v:shape>
-          <o:OLEObject Type="Embed" ProgID="Acrobat.Document.DC" ShapeID="ole_rId18" DrawAspect="Content" ObjectID="_1608916250" r:id="rId18"/>
+          <o:OLEObject Type="Embed" ProgID="Acrobat.Document.DC" ShapeID="ole_rId17" DrawAspect="Content" ObjectID="_142014399" r:id="rId17"/>
         </w:object>
       </w:r>
     </w:p>
     <w:p>
       <w:pPr>
-        <w:pStyle w:val="Normal"/>
-        <w:ind w:left="720" w:hanging="0"/>
-        <w:jc w:val="center"/>
-        <w:rPr/>
-      </w:pPr>
-      <w:r>
-        <w:rPr/>
-      </w:r>
-    </w:p>
-    <w:p>
-      <w:pPr>
-        <w:pStyle w:val="3"/>
-        <w:spacing w:lineRule="auto" w:line="360" w:before="0" w:after="60"/>
-        <w:rPr/>
-      </w:pPr>
-      <w:bookmarkStart w:id="34" w:name="_Toc203748229"/>
-      <w:r>
-        <w:rPr/>
-        <w:t>Floor Plan</w:t>
-      </w:r>
-      <w:bookmarkEnd w:id="34"/>
-    </w:p>
-    <w:p>
-      <w:pPr>
-        <w:pStyle w:val="Normal"/>
-        <w:spacing w:lineRule="auto" w:line="360"/>
-        <w:rPr/>
-      </w:pPr>
-      <w:r>
-        <w:rPr>
-          <w:b/>
-          <w:color w:val="FF0000"/>
-        </w:rPr>
-        <w:t>Note:</w:t>
-      </w:r>
-      <w:r>
-        <w:rPr>
-          <w:color w:val="FF0000"/>
-        </w:rPr>
-        <w:t xml:space="preserve"> Right-click/ Double-click to open the files as a PDF Object.</w:t>
-      </w:r>
-    </w:p>
-    <w:p>
-      <w:pPr>
-        <w:pStyle w:val="Normal"/>
-        <w:spacing w:lineRule="auto" w:line="360"/>
-        <w:jc w:val="center"/>
-        <w:rPr/>
-      </w:pPr>
-      <w:r>
-        <w:rPr/>
-        <w:object>
-          <v:shapetype id="_x0000_tole_rId20" coordsize="21600,21600" o:spt="ole_rId20" o:preferrelative="t" path="m@4@5l@4@11@9@11@9@5xe" filled="f" stroked="f">
-            <v:stroke joinstyle="miter"/>
-            <v:formulas>
-              <v:f eqn="if lineDrawn pixelLineWidth 0"/>
-              <v:f eqn="sum @0 1 0"/>
-              <v:f eqn="sum 0 0 @1"/>
-              <v:f eqn="prod @2 1 2"/>
-              <v:f eqn="prod @3 21600 pixelWidth"/>
-              <v:f eqn="prod @3 21600 pixelHeight"/>
-              <v:f eqn="sum @0 0 1"/>
-              <v:f eqn="prod @6 1 2"/>
-              <v:f eqn="prod @7 21600 pixelWidth"/>
-              <v:f eqn="sum @8 21600 0"/>
-              <v:f eqn="prod @7 21600 pixelHeight"/>
-              <v:f eqn="sum @10 21600 0"/>
-            </v:formulas>
-            <v:path o:extrusionok="f" gradientshapeok="t" o:connecttype="rect"/>
-            <o:lock v:ext="edit" aspectratio="t"/>
-          </v:shapetype>
-          <v:shape id="ole_rId20" type="_x0000_tole_rId20" style="width:477.8pt;height:399.25pt;mso-wrap-distance-right:0pt" filled="f" o:ole="">
-            <v:imagedata r:id="rId21" o:title=""/>
-          </v:shape>
-          <o:OLEObject Type="Embed" ProgID="Acrobat.Document.DC" ShapeID="ole_rId20" DrawAspect="Content" ObjectID="_34220705" r:id="rId20"/>
-        </w:object>
-      </w:r>
-    </w:p>
-    <w:p>
-      <w:pPr>
         <w:pStyle w:val="3"/>
         <w:spacing w:lineRule="auto" w:line="360"/>
         <w:rPr/>
       </w:pPr>
-      <w:bookmarkStart w:id="35" w:name="_Toc171927067"/>
-      <w:bookmarkStart w:id="36" w:name="_Toc203748230"/>
+      <w:bookmarkStart w:id="39" w:name="_Toc203748230"/>
+      <w:bookmarkStart w:id="40" w:name="_Toc171927067"/>
       <w:r>
         <w:rPr/>
         <w:t>Power Requirements</w:t>
       </w:r>
-      <w:bookmarkEnd w:id="35"/>
-      <w:bookmarkEnd w:id="36"/>
+      <w:bookmarkEnd w:id="39"/>
+      <w:bookmarkEnd w:id="40"/>
     </w:p>
     <w:p>
       <w:pPr>
@@ -7387,28 +6547,28 @@
         <w:pStyle w:val="2"/>
         <w:rPr/>
       </w:pPr>
-      <w:bookmarkStart w:id="37" w:name="_Toc171927068"/>
-      <w:bookmarkStart w:id="38" w:name="_Toc203748231"/>
+      <w:bookmarkStart w:id="41" w:name="_Toc203748231"/>
+      <w:bookmarkStart w:id="42" w:name="_Toc171927068"/>
       <w:r>
         <w:rPr/>
         <w:t>activation</w:t>
       </w:r>
-      <w:bookmarkEnd w:id="37"/>
-      <w:bookmarkEnd w:id="38"/>
+      <w:bookmarkEnd w:id="41"/>
+      <w:bookmarkEnd w:id="42"/>
     </w:p>
     <w:p>
       <w:pPr>
         <w:pStyle w:val="3"/>
         <w:rPr/>
       </w:pPr>
-      <w:bookmarkStart w:id="39" w:name="_Toc171927069"/>
-      <w:bookmarkStart w:id="40" w:name="_Toc203748232"/>
+      <w:bookmarkStart w:id="43" w:name="_Toc203748232"/>
+      <w:bookmarkStart w:id="44" w:name="_Toc171927069"/>
       <w:r>
         <w:rPr/>
         <w:t>Power on/Turn up</w:t>
       </w:r>
-      <w:bookmarkEnd w:id="39"/>
-      <w:bookmarkEnd w:id="40"/>
+      <w:bookmarkEnd w:id="43"/>
+      <w:bookmarkEnd w:id="44"/>
     </w:p>
     <w:p>
       <w:pPr>
@@ -7433,14 +6593,14 @@
         <w:spacing w:lineRule="auto" w:line="360"/>
         <w:rPr/>
       </w:pPr>
-      <w:bookmarkStart w:id="41" w:name="_Toc171927070"/>
-      <w:bookmarkStart w:id="42" w:name="_Toc203748233"/>
+      <w:bookmarkStart w:id="45" w:name="_Toc203748233"/>
+      <w:bookmarkStart w:id="46" w:name="_Toc171927070"/>
       <w:r>
         <w:rPr/>
         <w:t>Network Management</w:t>
       </w:r>
-      <w:bookmarkEnd w:id="41"/>
-      <w:bookmarkEnd w:id="42"/>
+      <w:bookmarkEnd w:id="45"/>
+      <w:bookmarkEnd w:id="46"/>
     </w:p>
     <w:p>
       <w:pPr>
@@ -7460,14 +6620,14 @@
         <w:spacing w:lineRule="auto" w:line="360"/>
         <w:rPr/>
       </w:pPr>
-      <w:bookmarkStart w:id="43" w:name="_Toc171927071"/>
-      <w:bookmarkStart w:id="44" w:name="_Toc203748234"/>
+      <w:bookmarkStart w:id="47" w:name="_Toc203748234"/>
+      <w:bookmarkStart w:id="48" w:name="_Toc171927071"/>
       <w:r>
         <w:rPr/>
         <w:t>Test and Acceptance/Commissioning</w:t>
       </w:r>
-      <w:bookmarkEnd w:id="43"/>
-      <w:bookmarkEnd w:id="44"/>
+      <w:bookmarkEnd w:id="47"/>
+      <w:bookmarkEnd w:id="48"/>
     </w:p>
     <w:p>
       <w:pPr>
@@ -7488,12 +6648,12 @@
         <w:jc w:val="both"/>
         <w:rPr/>
       </w:pPr>
-      <w:bookmarkStart w:id="45" w:name="_Toc203748235"/>
+      <w:bookmarkStart w:id="49" w:name="_Toc203748235"/>
       <w:r>
         <w:rPr/>
         <w:t>Supporting Documentation</w:t>
       </w:r>
-      <w:bookmarkEnd w:id="45"/>
+      <w:bookmarkEnd w:id="49"/>
     </w:p>
     <w:p>
       <w:pPr>
@@ -7555,7 +6715,7 @@
         <w:spacing w:lineRule="auto" w:line="360"/>
         <w:rPr/>
       </w:pPr>
-      <w:bookmarkStart w:id="46" w:name="_Toc203748236"/>
+      <w:bookmarkStart w:id="50" w:name="_Toc203748236"/>
       <w:r>
         <w:rPr>
           <w:caps w:val="false"/>
@@ -7563,7 +6723,7 @@
         </w:rPr>
         <w:t>TO BE RETURNED UPON PROJECT COMPLETION</w:t>
       </w:r>
-      <w:bookmarkEnd w:id="46"/>
+      <w:bookmarkEnd w:id="50"/>
     </w:p>
     <w:p>
       <w:pPr>
@@ -7575,24 +6735,24 @@
         <w:spacing w:lineRule="auto" w:line="360"/>
         <w:rPr/>
       </w:pPr>
-      <w:bookmarkStart w:id="47" w:name="_Toc293494360"/>
-      <w:bookmarkStart w:id="48" w:name="_Toc293494423"/>
-      <w:bookmarkStart w:id="49" w:name="_Toc293499182"/>
-      <w:bookmarkStart w:id="50" w:name="_Toc293581785"/>
-      <w:bookmarkStart w:id="51" w:name="_Toc295220445"/>
-      <w:bookmarkStart w:id="52" w:name="_Toc295727309"/>
-      <w:bookmarkStart w:id="53" w:name="_Toc296506347"/>
-      <w:bookmarkStart w:id="54" w:name="_Toc298238844"/>
-      <w:bookmarkStart w:id="55" w:name="_Toc298246997"/>
-      <w:bookmarkEnd w:id="47"/>
-      <w:bookmarkEnd w:id="48"/>
-      <w:bookmarkEnd w:id="49"/>
-      <w:bookmarkEnd w:id="50"/>
+      <w:bookmarkStart w:id="51" w:name="_Toc293494423"/>
+      <w:bookmarkStart w:id="52" w:name="_Toc293494360"/>
+      <w:bookmarkStart w:id="53" w:name="_Toc293499182"/>
+      <w:bookmarkStart w:id="54" w:name="_Toc293581785"/>
+      <w:bookmarkStart w:id="55" w:name="_Toc295727309"/>
+      <w:bookmarkStart w:id="56" w:name="_Toc296506347"/>
+      <w:bookmarkStart w:id="57" w:name="_Toc298238844"/>
+      <w:bookmarkStart w:id="58" w:name="_Toc298246997"/>
+      <w:bookmarkStart w:id="59" w:name="_Toc295220445"/>
       <w:bookmarkEnd w:id="51"/>
       <w:bookmarkEnd w:id="52"/>
       <w:bookmarkEnd w:id="53"/>
       <w:bookmarkEnd w:id="54"/>
       <w:bookmarkEnd w:id="55"/>
+      <w:bookmarkEnd w:id="56"/>
+      <w:bookmarkEnd w:id="57"/>
+      <w:bookmarkEnd w:id="58"/>
+      <w:bookmarkEnd w:id="59"/>
       <w:r>
         <w:rPr/>
         <w:t>As built – All changes must be identified in red ink in cable run list, rack elevation, network drawing as appropriate.</w:t>
@@ -7639,9 +6799,9 @@
         <w:rPr/>
         <w:fldChar w:fldCharType="separate"/>
       </w:r>
-      <w:bookmarkStart w:id="56" w:name="__Fieldmark__13981_678483572"/>
-      <w:bookmarkStart w:id="57" w:name="__Fieldmark__13981_678483572"/>
-      <w:bookmarkEnd w:id="57"/>
+      <w:bookmarkStart w:id="60" w:name="__Fieldmark__837_139913342"/>
+      <w:bookmarkStart w:id="61" w:name="__Fieldmark__837_139913342"/>
+      <w:bookmarkEnd w:id="61"/>
       <w:r>
         <w:rPr/>
       </w:r>
@@ -7649,8 +6809,14 @@
         <w:rPr/>
         <w:fldChar w:fldCharType="end"/>
       </w:r>
-      <w:bookmarkStart w:id="58" w:name="__Fieldmark__981_678483572"/>
-      <w:bookmarkEnd w:id="58"/>
+      <w:bookmarkStart w:id="62" w:name="__Fieldmark__862_2598550597"/>
+      <w:bookmarkStart w:id="63" w:name="__Fieldmark__981_678483572"/>
+      <w:bookmarkStart w:id="64" w:name="__Fieldmark__13981_678483572"/>
+      <w:bookmarkStart w:id="65" w:name="__Fieldmark__28362_2598550597"/>
+      <w:bookmarkEnd w:id="62"/>
+      <w:bookmarkEnd w:id="63"/>
+      <w:bookmarkEnd w:id="64"/>
+      <w:bookmarkEnd w:id="65"/>
       <w:r>
         <w:rPr/>
         <w:t xml:space="preserve"> POWER READING [Before and after]</w:t>
@@ -7683,9 +6849,9 @@
         <w:rPr/>
         <w:fldChar w:fldCharType="separate"/>
       </w:r>
-      <w:bookmarkStart w:id="59" w:name="__Fieldmark__13988_678483572"/>
-      <w:bookmarkStart w:id="60" w:name="__Fieldmark__13988_678483572"/>
-      <w:bookmarkEnd w:id="60"/>
+      <w:bookmarkStart w:id="66" w:name="__Fieldmark__853_139913342"/>
+      <w:bookmarkStart w:id="67" w:name="__Fieldmark__853_139913342"/>
+      <w:bookmarkEnd w:id="67"/>
       <w:r>
         <w:rPr/>
       </w:r>
@@ -7693,8 +6859,14 @@
         <w:rPr/>
         <w:fldChar w:fldCharType="end"/>
       </w:r>
-      <w:bookmarkStart w:id="61" w:name="__Fieldmark__985_678483572"/>
-      <w:bookmarkEnd w:id="61"/>
+      <w:bookmarkStart w:id="68" w:name="__Fieldmark__872_2598550597"/>
+      <w:bookmarkStart w:id="69" w:name="__Fieldmark__28375_2598550597"/>
+      <w:bookmarkStart w:id="70" w:name="__Fieldmark__13988_678483572"/>
+      <w:bookmarkStart w:id="71" w:name="__Fieldmark__985_678483572"/>
+      <w:bookmarkEnd w:id="68"/>
+      <w:bookmarkEnd w:id="69"/>
+      <w:bookmarkEnd w:id="70"/>
+      <w:bookmarkEnd w:id="71"/>
       <w:r>
         <w:rPr/>
         <w:t xml:space="preserve"> RETURN OPTICAL POWER LEVELS</w:t>
@@ -7727,9 +6899,9 @@
         <w:rPr/>
         <w:fldChar w:fldCharType="separate"/>
       </w:r>
-      <w:bookmarkStart w:id="62" w:name="__Fieldmark__13995_678483572"/>
-      <w:bookmarkStart w:id="63" w:name="__Fieldmark__13995_678483572"/>
-      <w:bookmarkEnd w:id="63"/>
+      <w:bookmarkStart w:id="72" w:name="__Fieldmark__869_139913342"/>
+      <w:bookmarkStart w:id="73" w:name="__Fieldmark__869_139913342"/>
+      <w:bookmarkEnd w:id="73"/>
       <w:r>
         <w:rPr/>
       </w:r>
@@ -7737,8 +6909,14 @@
         <w:rPr/>
         <w:fldChar w:fldCharType="end"/>
       </w:r>
-      <w:bookmarkStart w:id="64" w:name="__Fieldmark__988_678483572"/>
-      <w:bookmarkEnd w:id="64"/>
+      <w:bookmarkStart w:id="74" w:name="__Fieldmark__882_2598550597"/>
+      <w:bookmarkStart w:id="75" w:name="__Fieldmark__988_678483572"/>
+      <w:bookmarkStart w:id="76" w:name="__Fieldmark__13995_678483572"/>
+      <w:bookmarkStart w:id="77" w:name="__Fieldmark__28388_2598550597"/>
+      <w:bookmarkEnd w:id="74"/>
+      <w:bookmarkEnd w:id="75"/>
+      <w:bookmarkEnd w:id="76"/>
+      <w:bookmarkEnd w:id="77"/>
       <w:r>
         <w:rPr/>
         <w:t xml:space="preserve"> DEFICIENCY LIST</w:t>
@@ -7772,8 +6950,8 @@
         <w:jc w:val="center"/>
         <w:rPr/>
       </w:pPr>
-      <w:bookmarkStart w:id="65" w:name="_Toc278895679"/>
-      <w:bookmarkStart w:id="66" w:name="_Toc274299552"/>
+      <w:bookmarkStart w:id="78" w:name="_Toc274299552"/>
+      <w:bookmarkStart w:id="79" w:name="_Toc278895679"/>
       <w:r>
         <w:rPr>
           <w:b/>
@@ -7782,12 +6960,12 @@
         </w:rPr>
         <w:t>END OF FILE</w:t>
       </w:r>
-      <w:bookmarkEnd w:id="65"/>
-      <w:bookmarkEnd w:id="66"/>
+      <w:bookmarkEnd w:id="78"/>
+      <w:bookmarkEnd w:id="79"/>
     </w:p>
     <w:sectPr>
-      <w:headerReference w:type="default" r:id="rId22"/>
-      <w:footerReference w:type="default" r:id="rId23"/>
+      <w:headerReference w:type="default" r:id="rId19"/>
+      <w:footerReference w:type="default" r:id="rId20"/>
       <w:type w:val="nextPage"/>
       <w:pgSz w:w="12240" w:h="15840"/>
       <w:pgMar w:left="1080" w:right="758" w:gutter="0" w:header="720" w:top="777" w:footer="720" w:bottom="1276"/>
@@ -7812,7 +6990,7 @@
       <mc:AlternateContent>
         <mc:Choice Requires="wps">
           <w:drawing>
-            <wp:anchor behindDoc="1" distT="0" distB="0" distL="0" distR="0" simplePos="0" locked="0" layoutInCell="0" allowOverlap="1" relativeHeight="2">
+            <wp:anchor behindDoc="0" distT="0" distB="0" distL="0" distR="0" simplePos="0" locked="0" layoutInCell="0" allowOverlap="1" relativeHeight="2">
               <wp:simplePos x="0" y="0"/>
               <wp:positionH relativeFrom="margin">
                 <wp:align>center</wp:align>
@@ -7859,30 +7037,35 @@
                           <w:r>
                             <w:rPr>
                               <w:rStyle w:val="Pagenumber"/>
+                              <w:color w:val="000000"/>
                             </w:rPr>
                             <w:fldChar w:fldCharType="begin"/>
                           </w:r>
                           <w:r>
                             <w:rPr>
                               <w:rStyle w:val="Pagenumber"/>
+                              <w:color w:val="000000"/>
                             </w:rPr>
                             <w:instrText xml:space="preserve"> PAGE </w:instrText>
                           </w:r>
                           <w:r>
                             <w:rPr>
                               <w:rStyle w:val="Pagenumber"/>
+                              <w:color w:val="000000"/>
                             </w:rPr>
                             <w:fldChar w:fldCharType="separate"/>
                           </w:r>
                           <w:r>
                             <w:rPr>
                               <w:rStyle w:val="Pagenumber"/>
+                              <w:color w:val="000000"/>
                             </w:rPr>
                             <w:t>0</w:t>
                           </w:r>
                           <w:r>
                             <w:rPr>
                               <w:rStyle w:val="Pagenumber"/>
+                              <w:color w:val="000000"/>
                             </w:rPr>
                             <w:fldChar w:fldCharType="end"/>
                           </w:r>
@@ -7900,8 +7083,8 @@
         </mc:Choice>
         <mc:Fallback>
           <w:pict>
-            <v:rect id="shape_0" ID="Врезка2" path="m0,0l-2147483645,0l-2147483645,-2147483646l0,-2147483646xe" fillcolor="white" stroked="f" o:allowincell="f" style="position:absolute;margin-left:0pt;margin-top:0.05pt;width:1.1pt;height:1.1pt;mso-wrap-style:square;v-text-anchor:top;mso-position-horizontal:center;mso-position-horizontal-relative:margin">
-              <v:fill o:detectmouseclick="t" type="solid" color2="black" opacity="0"/>
+            <v:rect id="shape_0" ID="Врезка2" path="m0,0l-2147483645,0l-2147483645,-2147483646l0,-2147483646xe" stroked="f" o:allowincell="f" style="position:absolute;margin-left:0pt;margin-top:0.05pt;width:1.1pt;height:1.1pt;mso-wrap-style:square;v-text-anchor:top;mso-position-horizontal:center;mso-position-horizontal-relative:margin">
+              <v:fill o:detectmouseclick="t" on="false"/>
               <v:stroke color="#3465a4" joinstyle="round" endcap="flat"/>
               <v:textbox>
                 <w:txbxContent>
@@ -7915,30 +7098,35 @@
                     <w:r>
                       <w:rPr>
                         <w:rStyle w:val="Pagenumber"/>
+                        <w:color w:val="000000"/>
                       </w:rPr>
                       <w:fldChar w:fldCharType="begin"/>
                     </w:r>
                     <w:r>
                       <w:rPr>
                         <w:rStyle w:val="Pagenumber"/>
+                        <w:color w:val="000000"/>
                       </w:rPr>
                       <w:instrText xml:space="preserve"> PAGE </w:instrText>
                     </w:r>
                     <w:r>
                       <w:rPr>
                         <w:rStyle w:val="Pagenumber"/>
+                        <w:color w:val="000000"/>
                       </w:rPr>
                       <w:fldChar w:fldCharType="separate"/>
                     </w:r>
                     <w:r>
                       <w:rPr>
                         <w:rStyle w:val="Pagenumber"/>
+                        <w:color w:val="000000"/>
                       </w:rPr>
                       <w:t>0</w:t>
                     </w:r>
                     <w:r>
                       <w:rPr>
                         <w:rStyle w:val="Pagenumber"/>
+                        <w:color w:val="000000"/>
                       </w:rPr>
                       <w:fldChar w:fldCharType="end"/>
                     </w:r>
@@ -8155,7 +7343,7 @@
       <w:rPr>
         <w:rStyle w:val="Pagenumber"/>
       </w:rPr>
-      <w:t>6</w:t>
+      <w:t>5</w:t>
     </w:r>
     <w:r>
       <w:rPr>
@@ -8283,7 +7471,7 @@
       <w:rPr>
         <w:rStyle w:val="Pagenumber"/>
       </w:rPr>
-      <w:t>10</w:t>
+      <w:t>9</w:t>
     </w:r>
     <w:r>
       <w:rPr>
@@ -8380,7 +7568,7 @@
       <mc:AlternateContent>
         <mc:Choice Requires="wps">
           <w:drawing>
-            <wp:anchor behindDoc="1" distT="0" distB="0" distL="0" distR="0" simplePos="0" locked="0" layoutInCell="0" allowOverlap="1" relativeHeight="3">
+            <wp:anchor behindDoc="0" distT="0" distB="0" distL="0" distR="0" simplePos="0" locked="0" layoutInCell="0" allowOverlap="1" relativeHeight="3">
               <wp:simplePos x="0" y="0"/>
               <wp:positionH relativeFrom="margin">
                 <wp:align>right</wp:align>
@@ -8427,30 +7615,35 @@
                           <w:r>
                             <w:rPr>
                               <w:rStyle w:val="Pagenumber"/>
+                              <w:color w:val="000000"/>
                             </w:rPr>
                             <w:fldChar w:fldCharType="begin"/>
                           </w:r>
                           <w:r>
                             <w:rPr>
                               <w:rStyle w:val="Pagenumber"/>
+                              <w:color w:val="000000"/>
                             </w:rPr>
                             <w:instrText xml:space="preserve"> PAGE </w:instrText>
                           </w:r>
                           <w:r>
                             <w:rPr>
                               <w:rStyle w:val="Pagenumber"/>
+                              <w:color w:val="000000"/>
                             </w:rPr>
                             <w:fldChar w:fldCharType="separate"/>
                           </w:r>
                           <w:r>
                             <w:rPr>
                               <w:rStyle w:val="Pagenumber"/>
+                              <w:color w:val="000000"/>
                             </w:rPr>
                             <w:t>0</w:t>
                           </w:r>
                           <w:r>
                             <w:rPr>
                               <w:rStyle w:val="Pagenumber"/>
+                              <w:color w:val="000000"/>
                             </w:rPr>
                             <w:fldChar w:fldCharType="end"/>
                           </w:r>
@@ -8468,8 +7661,8 @@
         </mc:Choice>
         <mc:Fallback>
           <w:pict>
-            <v:rect id="shape_0" ID="Врезка1" path="m0,0l-2147483645,0l-2147483645,-2147483646l0,-2147483646xe" fillcolor="white" stroked="f" o:allowincell="f" style="position:absolute;margin-left:0pt;margin-top:0.05pt;width:1.1pt;height:1.1pt;mso-wrap-style:square;v-text-anchor:top;mso-position-horizontal:right;mso-position-horizontal-relative:margin">
-              <v:fill o:detectmouseclick="t" type="solid" color2="black" opacity="0"/>
+            <v:rect id="shape_0" ID="Врезка1" path="m0,0l-2147483645,0l-2147483645,-2147483646l0,-2147483646xe" stroked="f" o:allowincell="f" style="position:absolute;margin-left:0pt;margin-top:0.05pt;width:1.1pt;height:1.1pt;mso-wrap-style:square;v-text-anchor:top;mso-position-horizontal:right;mso-position-horizontal-relative:margin">
+              <v:fill o:detectmouseclick="t" on="false"/>
               <v:stroke color="#3465a4" joinstyle="round" endcap="flat"/>
               <v:textbox>
                 <w:txbxContent>
@@ -8483,30 +7676,35 @@
                     <w:r>
                       <w:rPr>
                         <w:rStyle w:val="Pagenumber"/>
+                        <w:color w:val="000000"/>
                       </w:rPr>
                       <w:fldChar w:fldCharType="begin"/>
                     </w:r>
                     <w:r>
                       <w:rPr>
                         <w:rStyle w:val="Pagenumber"/>
+                        <w:color w:val="000000"/>
                       </w:rPr>
                       <w:instrText xml:space="preserve"> PAGE </w:instrText>
                     </w:r>
                     <w:r>
                       <w:rPr>
                         <w:rStyle w:val="Pagenumber"/>
+                        <w:color w:val="000000"/>
                       </w:rPr>
                       <w:fldChar w:fldCharType="separate"/>
                     </w:r>
                     <w:r>
                       <w:rPr>
                         <w:rStyle w:val="Pagenumber"/>
+                        <w:color w:val="000000"/>
                       </w:rPr>
                       <w:t>0</w:t>
                     </w:r>
                     <w:r>
                       <w:rPr>
                         <w:rStyle w:val="Pagenumber"/>
+                        <w:color w:val="000000"/>
                       </w:rPr>
                       <w:fldChar w:fldCharType="end"/>
                     </w:r>

--- a/template/ddp_template.docx
+++ b/template/ddp_template.docx
@@ -1,12 +1,12 @@
 
 <file path=word/document.xml><?xml version="1.0" encoding="utf-8"?>
-<w:document xmlns:o="urn:schemas-microsoft-com:office:office" xmlns:r="http://schemas.openxmlformats.org/officeDocument/2006/relationships" xmlns:v="urn:schemas-microsoft-com:vml" xmlns:w="http://schemas.openxmlformats.org/wordprocessingml/2006/main" xmlns:w10="urn:schemas-microsoft-com:office:word" xmlns:wp="http://schemas.openxmlformats.org/drawingml/2006/wordprocessingDrawing" xmlns:wps="http://schemas.microsoft.com/office/word/2010/wordprocessingShape" xmlns:wpg="http://schemas.microsoft.com/office/word/2010/wordprocessingGroup" xmlns:mc="http://schemas.openxmlformats.org/markup-compatibility/2006" xmlns:wp14="http://schemas.microsoft.com/office/word/2010/wordprocessingDrawing" xmlns:w14="http://schemas.microsoft.com/office/word/2010/wordml" xmlns:w15="http://schemas.microsoft.com/office/word/2012/wordml" mc:Ignorable="w14 wp14 w15">
+<w:document xmlns:o="urn:schemas-microsoft-com:office:office" xmlns:r="http://schemas.openxmlformats.org/officeDocument/2006/relationships" xmlns:v="urn:schemas-microsoft-com:vml" xmlns:w="http://schemas.openxmlformats.org/wordprocessingml/2006/main" xmlns:w10="urn:schemas-microsoft-com:office:word" xmlns:wp="http://schemas.openxmlformats.org/drawingml/2006/wordprocessingDrawing" xmlns:pic="http://schemas.openxmlformats.org/drawingml/2006/picture" xmlns:wps="http://schemas.microsoft.com/office/word/2010/wordprocessingShape" xmlns:wpg="http://schemas.microsoft.com/office/word/2010/wordprocessingGroup" xmlns:mc="http://schemas.openxmlformats.org/markup-compatibility/2006" xmlns:wp14="http://schemas.microsoft.com/office/word/2010/wordprocessingDrawing" xmlns:w14="http://schemas.microsoft.com/office/word/2010/wordml" xmlns:w15="http://schemas.microsoft.com/office/word/2012/wordml" mc:Ignorable="w14 wp14 w15">
   <w:body>
     <w:p>
       <w:pPr>
         <w:pStyle w:val="Normal"/>
         <w:rPr>
-          <w:rStyle w:val="Style6"/>
+          <w:rStyle w:val="Emphasis"/>
         </w:rPr>
       </w:pPr>
       <w:r>
@@ -16,7 +16,7 @@
     <w:p>
       <w:pPr>
         <w:pStyle w:val="Normal"/>
-        <w:jc w:val="right"/>
+        <w:jc w:val="end"/>
         <w:rPr>
           <w:rFonts w:ascii="Verdana" w:hAnsi="Verdana" w:cs="Verdana"/>
           <w:sz w:val="40"/>
@@ -56,20 +56,20 @@
     <w:tbl>
       <w:tblPr>
         <w:tblW w:w="8838" w:type="dxa"/>
-        <w:jc w:val="left"/>
+        <w:jc w:val="start"/>
         <w:tblInd w:w="0" w:type="dxa"/>
         <w:tblLayout w:type="fixed"/>
         <w:tblCellMar>
           <w:top w:w="0" w:type="dxa"/>
-          <w:left w:w="108" w:type="dxa"/>
+          <w:start w:w="108" w:type="dxa"/>
           <w:bottom w:w="0" w:type="dxa"/>
-          <w:right w:w="108" w:type="dxa"/>
+          <w:end w:w="108" w:type="dxa"/>
         </w:tblCellMar>
         <w:tblLook w:val="01e0" w:noHBand="0" w:noVBand="0" w:firstColumn="1" w:lastRow="1" w:lastColumn="1" w:firstRow="1"/>
       </w:tblPr>
       <w:tblGrid>
-        <w:gridCol w:w="4877"/>
-        <w:gridCol w:w="3960"/>
+        <w:gridCol w:w="4875"/>
+        <w:gridCol w:w="3963"/>
       </w:tblGrid>
       <w:tr>
         <w:trPr>
@@ -77,12 +77,12 @@
         </w:trPr>
         <w:tc>
           <w:tcPr>
-            <w:tcW w:w="4877" w:type="dxa"/>
+            <w:tcW w:w="4875" w:type="dxa"/>
             <w:tcBorders/>
           </w:tcPr>
           <w:p>
             <w:pPr>
-              <w:pStyle w:val="Style15"/>
+              <w:pStyle w:val="Header"/>
               <w:widowControl w:val="false"/>
               <w:rPr>
                 <w:rFonts w:cs="Arial"/>
@@ -121,6 +121,7 @@
                           <a:prstGeom prst="rect">
                             <a:avLst/>
                           </a:prstGeom>
+                          <a:noFill/>
                         </pic:spPr>
                       </pic:pic>
                     </a:graphicData>
@@ -138,24 +139,14 @@
         </w:tc>
         <w:tc>
           <w:tcPr>
-            <w:tcW w:w="3960" w:type="dxa"/>
+            <w:tcW w:w="3963" w:type="dxa"/>
             <w:tcBorders/>
           </w:tcPr>
           <w:p>
             <w:pPr>
-              <w:pStyle w:val="Style15"/>
-              <w:widowControl w:val="false"/>
-              <w:jc w:val="right"/>
-              <w:rPr>
-                <w:rFonts w:cs="Arial"/>
-                <w:b/>
-                <w:b/>
-                <w:bCs/>
-                <w:sz w:val="48"/>
-                <w:szCs w:val="48"/>
-              </w:rPr>
-            </w:pPr>
-            <w:r>
+              <w:pStyle w:val="Header"/>
+              <w:widowControl w:val="false"/>
+              <w:jc w:val="end"/>
               <w:rPr>
                 <w:rFonts w:cs="Arial"/>
                 <w:b/>
@@ -163,22 +154,6 @@
                 <w:sz w:val="48"/>
                 <w:szCs w:val="48"/>
               </w:rPr>
-              <w:t>Wireline</w:t>
-            </w:r>
-          </w:p>
-          <w:p>
-            <w:pPr>
-              <w:pStyle w:val="Style15"/>
-              <w:widowControl w:val="false"/>
-              <w:jc w:val="right"/>
-              <w:rPr>
-                <w:rFonts w:cs="Arial"/>
-                <w:b/>
-                <w:b/>
-                <w:bCs/>
-                <w:sz w:val="48"/>
-                <w:szCs w:val="48"/>
-              </w:rPr>
             </w:pPr>
             <w:r>
               <w:rPr>
@@ -188,21 +163,14 @@
                 <w:sz w:val="48"/>
                 <w:szCs w:val="48"/>
               </w:rPr>
-              <w:t>Equipment</w:t>
-            </w:r>
-          </w:p>
-          <w:p>
-            <w:pPr>
-              <w:pStyle w:val="Style15"/>
-              <w:widowControl w:val="false"/>
-              <w:jc w:val="right"/>
-              <w:rPr>
-                <w:rFonts w:cs="Arial"/>
-                <w:sz w:val="48"/>
-                <w:szCs w:val="48"/>
-              </w:rPr>
-            </w:pPr>
-            <w:r>
+              <w:t>Wireline</w:t>
+            </w:r>
+          </w:p>
+          <w:p>
+            <w:pPr>
+              <w:pStyle w:val="Header"/>
+              <w:widowControl w:val="false"/>
+              <w:jc w:val="end"/>
               <w:rPr>
                 <w:rFonts w:cs="Arial"/>
                 <w:b/>
@@ -210,6 +178,37 @@
                 <w:sz w:val="48"/>
                 <w:szCs w:val="48"/>
               </w:rPr>
+            </w:pPr>
+            <w:r>
+              <w:rPr>
+                <w:rFonts w:cs="Arial"/>
+                <w:b/>
+                <w:bCs/>
+                <w:sz w:val="48"/>
+                <w:szCs w:val="48"/>
+              </w:rPr>
+              <w:t>Equipment</w:t>
+            </w:r>
+          </w:p>
+          <w:p>
+            <w:pPr>
+              <w:pStyle w:val="Header"/>
+              <w:widowControl w:val="false"/>
+              <w:jc w:val="end"/>
+              <w:rPr>
+                <w:rFonts w:cs="Arial"/>
+                <w:sz w:val="48"/>
+                <w:szCs w:val="48"/>
+              </w:rPr>
+            </w:pPr>
+            <w:r>
+              <w:rPr>
+                <w:rFonts w:cs="Arial"/>
+                <w:b/>
+                <w:bCs/>
+                <w:sz w:val="48"/>
+                <w:szCs w:val="48"/>
+              </w:rPr>
               <w:t>Engineering</w:t>
             </w:r>
             <w:r>
@@ -229,7 +228,7 @@
     <w:p>
       <w:pPr>
         <w:pStyle w:val="Normal"/>
-        <w:jc w:val="right"/>
+        <w:jc w:val="end"/>
         <w:rPr>
           <w:rFonts w:ascii="Verdana" w:hAnsi="Verdana" w:cs="Verdana"/>
           <w:sz w:val="40"/>
@@ -247,7 +246,7 @@
     <w:p>
       <w:pPr>
         <w:pStyle w:val="Normal"/>
-        <w:jc w:val="right"/>
+        <w:jc w:val="end"/>
         <w:rPr>
           <w:rFonts w:ascii="Verdana" w:hAnsi="Verdana" w:cs="Verdana"/>
           <w:sz w:val="40"/>
@@ -265,7 +264,7 @@
     <w:p>
       <w:pPr>
         <w:pStyle w:val="Normal"/>
-        <w:jc w:val="right"/>
+        <w:jc w:val="end"/>
         <w:rPr>
           <w:rFonts w:ascii="Verdana" w:hAnsi="Verdana" w:cs="Verdana"/>
           <w:sz w:val="40"/>
@@ -283,7 +282,7 @@
     <w:p>
       <w:pPr>
         <w:pStyle w:val="Normal"/>
-        <w:jc w:val="right"/>
+        <w:jc w:val="end"/>
         <w:rPr>
           <w:rFonts w:ascii="Verdana" w:hAnsi="Verdana" w:cs="Verdana"/>
           <w:sz w:val="40"/>
@@ -301,7 +300,7 @@
     <w:p>
       <w:pPr>
         <w:pStyle w:val="Normal"/>
-        <w:jc w:val="right"/>
+        <w:jc w:val="end"/>
         <w:rPr>
           <w:sz w:val="40"/>
           <w:szCs w:val="40"/>
@@ -357,20 +356,20 @@
     <w:tbl>
       <w:tblPr>
         <w:tblW w:w="9923" w:type="dxa"/>
-        <w:jc w:val="right"/>
+        <w:jc w:val="end"/>
         <w:tblInd w:w="0" w:type="dxa"/>
         <w:tblLayout w:type="fixed"/>
         <w:tblCellMar>
           <w:top w:w="0" w:type="dxa"/>
-          <w:left w:w="108" w:type="dxa"/>
+          <w:start w:w="108" w:type="dxa"/>
           <w:bottom w:w="0" w:type="dxa"/>
-          <w:right w:w="108" w:type="dxa"/>
+          <w:end w:w="108" w:type="dxa"/>
         </w:tblCellMar>
         <w:tblLook w:val="0000" w:noHBand="0" w:noVBand="0" w:firstColumn="0" w:lastRow="0" w:lastColumn="0" w:firstRow="0"/>
       </w:tblPr>
       <w:tblGrid>
         <w:gridCol w:w="4252"/>
-        <w:gridCol w:w="5670"/>
+        <w:gridCol w:w="5671"/>
       </w:tblGrid>
       <w:tr>
         <w:trPr/>
@@ -383,7 +382,7 @@
             <w:pPr>
               <w:pStyle w:val="Normal"/>
               <w:widowControl w:val="false"/>
-              <w:jc w:val="right"/>
+              <w:jc w:val="end"/>
               <w:rPr/>
             </w:pPr>
             <w:r>
@@ -394,14 +393,14 @@
         </w:tc>
         <w:tc>
           <w:tcPr>
-            <w:tcW w:w="5670" w:type="dxa"/>
+            <w:tcW w:w="5671" w:type="dxa"/>
             <w:tcBorders/>
           </w:tcPr>
           <w:p>
             <w:pPr>
               <w:pStyle w:val="Normal"/>
               <w:widowControl w:val="false"/>
-              <w:jc w:val="right"/>
+              <w:jc w:val="end"/>
               <w:rPr/>
             </w:pPr>
             <w:r>
@@ -424,7 +423,7 @@
             <w:pPr>
               <w:pStyle w:val="Normal"/>
               <w:widowControl w:val="false"/>
-              <w:jc w:val="right"/>
+              <w:jc w:val="end"/>
               <w:rPr/>
             </w:pPr>
             <w:r>
@@ -435,14 +434,14 @@
         </w:tc>
         <w:tc>
           <w:tcPr>
-            <w:tcW w:w="5670" w:type="dxa"/>
+            <w:tcW w:w="5671" w:type="dxa"/>
             <w:tcBorders/>
           </w:tcPr>
           <w:p>
             <w:pPr>
               <w:pStyle w:val="Normal"/>
               <w:widowControl w:val="false"/>
-              <w:jc w:val="right"/>
+              <w:jc w:val="end"/>
               <w:rPr/>
             </w:pPr>
             <w:r>
@@ -465,7 +464,7 @@
             <w:pPr>
               <w:pStyle w:val="Normal"/>
               <w:widowControl w:val="false"/>
-              <w:jc w:val="right"/>
+              <w:jc w:val="end"/>
               <w:rPr/>
             </w:pPr>
             <w:r>
@@ -476,14 +475,14 @@
         </w:tc>
         <w:tc>
           <w:tcPr>
-            <w:tcW w:w="5670" w:type="dxa"/>
+            <w:tcW w:w="5671" w:type="dxa"/>
             <w:tcBorders/>
           </w:tcPr>
           <w:p>
             <w:pPr>
               <w:pStyle w:val="Normal"/>
               <w:widowControl w:val="false"/>
-              <w:jc w:val="right"/>
+              <w:jc w:val="end"/>
               <w:rPr/>
             </w:pPr>
             <w:r>
@@ -506,7 +505,7 @@
             <w:pPr>
               <w:pStyle w:val="Normal"/>
               <w:widowControl w:val="false"/>
-              <w:jc w:val="right"/>
+              <w:jc w:val="end"/>
               <w:rPr/>
             </w:pPr>
             <w:r>
@@ -517,16 +516,15 @@
         </w:tc>
         <w:tc>
           <w:tcPr>
-            <w:tcW w:w="5670" w:type="dxa"/>
+            <w:tcW w:w="5671" w:type="dxa"/>
             <w:tcBorders/>
           </w:tcPr>
           <w:p>
             <w:pPr>
               <w:pStyle w:val="Normal"/>
               <w:widowControl w:val="false"/>
-              <w:jc w:val="right"/>
-              <w:rPr>
-                <w:b/>
+              <w:jc w:val="end"/>
+              <w:rPr>
                 <w:b/>
                 <w:bCs/>
               </w:rPr>
@@ -556,7 +554,7 @@
             <w:pPr>
               <w:pStyle w:val="Normal"/>
               <w:widowControl w:val="false"/>
-              <w:jc w:val="right"/>
+              <w:jc w:val="end"/>
               <w:rPr/>
             </w:pPr>
             <w:r>
@@ -567,14 +565,14 @@
         </w:tc>
         <w:tc>
           <w:tcPr>
-            <w:tcW w:w="5670" w:type="dxa"/>
+            <w:tcW w:w="5671" w:type="dxa"/>
             <w:tcBorders/>
           </w:tcPr>
           <w:p>
             <w:pPr>
               <w:pStyle w:val="Normal"/>
               <w:widowControl w:val="false"/>
-              <w:jc w:val="right"/>
+              <w:jc w:val="end"/>
               <w:rPr/>
             </w:pPr>
             <w:r>
@@ -597,7 +595,7 @@
             <w:pPr>
               <w:pStyle w:val="Normal"/>
               <w:widowControl w:val="false"/>
-              <w:jc w:val="right"/>
+              <w:jc w:val="end"/>
               <w:rPr/>
             </w:pPr>
             <w:r>
@@ -608,14 +606,14 @@
         </w:tc>
         <w:tc>
           <w:tcPr>
-            <w:tcW w:w="5670" w:type="dxa"/>
+            <w:tcW w:w="5671" w:type="dxa"/>
             <w:tcBorders/>
           </w:tcPr>
           <w:p>
             <w:pPr>
               <w:pStyle w:val="Normal"/>
               <w:widowControl w:val="false"/>
-              <w:jc w:val="right"/>
+              <w:jc w:val="end"/>
               <w:rPr/>
             </w:pPr>
             <w:bookmarkStart w:id="1" w:name="_Hlk172641151"/>
@@ -640,8 +638,8 @@
             <w:pPr>
               <w:pStyle w:val="Normal"/>
               <w:widowControl w:val="false"/>
-              <w:ind w:left="334" w:hanging="167"/>
-              <w:jc w:val="right"/>
+              <w:ind w:hanging="167" w:start="334"/>
+              <w:jc w:val="end"/>
               <w:rPr/>
             </w:pPr>
             <w:r>
@@ -652,16 +650,15 @@
         </w:tc>
         <w:tc>
           <w:tcPr>
-            <w:tcW w:w="5670" w:type="dxa"/>
+            <w:tcW w:w="5671" w:type="dxa"/>
             <w:tcBorders/>
           </w:tcPr>
           <w:p>
             <w:pPr>
               <w:pStyle w:val="Normal"/>
               <w:widowControl w:val="false"/>
-              <w:jc w:val="right"/>
-              <w:rPr>
-                <w:b/>
+              <w:jc w:val="end"/>
+              <w:rPr>
                 <w:b/>
               </w:rPr>
             </w:pPr>
@@ -685,7 +682,7 @@
             <w:pPr>
               <w:pStyle w:val="Normal"/>
               <w:widowControl w:val="false"/>
-              <w:jc w:val="right"/>
+              <w:jc w:val="end"/>
               <w:rPr/>
             </w:pPr>
             <w:r>
@@ -696,14 +693,14 @@
         </w:tc>
         <w:tc>
           <w:tcPr>
-            <w:tcW w:w="5670" w:type="dxa"/>
+            <w:tcW w:w="5671" w:type="dxa"/>
             <w:tcBorders/>
           </w:tcPr>
           <w:p>
             <w:pPr>
               <w:pStyle w:val="Normal"/>
               <w:widowControl w:val="false"/>
-              <w:jc w:val="right"/>
+              <w:jc w:val="end"/>
               <w:rPr>
                 <w:bCs/>
               </w:rPr>
@@ -731,7 +728,7 @@
             <w:pPr>
               <w:pStyle w:val="Normal"/>
               <w:widowControl w:val="false"/>
-              <w:jc w:val="right"/>
+              <w:jc w:val="end"/>
               <w:rPr>
                 <w:szCs w:val="20"/>
               </w:rPr>
@@ -746,15 +743,15 @@
         </w:tc>
         <w:tc>
           <w:tcPr>
-            <w:tcW w:w="5670" w:type="dxa"/>
+            <w:tcW w:w="5671" w:type="dxa"/>
             <w:tcBorders/>
           </w:tcPr>
           <w:p>
             <w:pPr>
               <w:pStyle w:val="Normal"/>
               <w:widowControl w:val="false"/>
-              <w:ind w:right="-7" w:hanging="0"/>
-              <w:jc w:val="right"/>
+              <w:ind w:end="-7"/>
+              <w:jc w:val="end"/>
               <w:rPr>
                 <w:szCs w:val="20"/>
               </w:rPr>
@@ -782,7 +779,7 @@
             <w:pPr>
               <w:pStyle w:val="Normal"/>
               <w:widowControl w:val="false"/>
-              <w:jc w:val="right"/>
+              <w:jc w:val="end"/>
               <w:rPr/>
             </w:pPr>
             <w:r>
@@ -793,15 +790,15 @@
         </w:tc>
         <w:tc>
           <w:tcPr>
-            <w:tcW w:w="5670" w:type="dxa"/>
+            <w:tcW w:w="5671" w:type="dxa"/>
             <w:tcBorders/>
           </w:tcPr>
           <w:p>
             <w:pPr>
               <w:pStyle w:val="Normal"/>
               <w:widowControl w:val="false"/>
-              <w:ind w:right="-7" w:hanging="0"/>
-              <w:jc w:val="right"/>
+              <w:ind w:end="-7"/>
+              <w:jc w:val="end"/>
               <w:rPr>
                 <w:szCs w:val="20"/>
               </w:rPr>
@@ -892,34 +889,32 @@
     <w:p>
       <w:pPr>
         <w:pStyle w:val="Normal"/>
-        <w:rPr>
-          <w:b/>
-          <w:b/>
-          <w:bCs/>
-          <w:sz w:val="16"/>
-          <w:szCs w:val="16"/>
-        </w:rPr>
-      </w:pPr>
-      <w:r>
         <w:rPr>
           <w:b/>
           <w:bCs/>
           <w:sz w:val="16"/>
           <w:szCs w:val="16"/>
         </w:rPr>
-      </w:r>
-    </w:p>
-    <w:p>
-      <w:pPr>
-        <w:pStyle w:val="Style16"/>
-        <w:jc w:val="center"/>
+      </w:pPr>
+      <w:r>
         <w:rPr>
-          <w:b/>
           <w:b/>
           <w:bCs/>
           <w:sz w:val="16"/>
           <w:szCs w:val="16"/>
         </w:rPr>
+      </w:r>
+    </w:p>
+    <w:p>
+      <w:pPr>
+        <w:pStyle w:val="Footer"/>
+        <w:jc w:val="center"/>
+        <w:rPr>
+          <w:b/>
+          <w:bCs/>
+          <w:sz w:val="16"/>
+          <w:szCs w:val="16"/>
+        </w:rPr>
       </w:pPr>
       <w:r>
         <w:rPr>
@@ -927,7 +922,7 @@
           <w:sz w:val="16"/>
           <w:szCs w:val="16"/>
         </w:rPr>
-        <w:t>Ó</w:t>
+        <w:t></w:t>
       </w:r>
       <w:r>
         <w:rPr>
@@ -941,6 +936,11 @@
     </w:p>
     <w:p>
       <w:pPr>
+        <w:pStyle w:val="Footer"/>
+        <w:rPr>
+          <w:sz w:val="16"/>
+          <w:szCs w:val="16"/>
+        </w:rPr>
         <w:sectPr>
           <w:headerReference w:type="even" r:id="rId3"/>
           <w:headerReference w:type="default" r:id="rId4"/>
@@ -956,11 +956,6 @@
           <w:textDirection w:val="lrTb"/>
           <w:docGrid w:type="default" w:linePitch="100" w:charSpace="0"/>
         </w:sectPr>
-        <w:pStyle w:val="Style16"/>
-        <w:rPr>
-          <w:sz w:val="16"/>
-          <w:szCs w:val="16"/>
-        </w:rPr>
       </w:pPr>
       <w:r>
         <w:rPr>
@@ -984,11 +979,10 @@
       <w:pPr>
         <w:pStyle w:val="Normal"/>
         <w:spacing w:before="120" w:after="120"/>
-        <w:ind w:left="57" w:right="57" w:hanging="0"/>
+        <w:ind w:start="57" w:end="57"/>
         <w:jc w:val="center"/>
         <w:rPr>
           <w:rFonts w:ascii="Arial Narrow" w:hAnsi="Arial Narrow" w:cs="Arial Narrow"/>
-          <w:b/>
           <w:b/>
           <w:sz w:val="48"/>
           <w:szCs w:val="48"/>
@@ -1014,17 +1008,17 @@
         <w:tblLayout w:type="fixed"/>
         <w:tblCellMar>
           <w:top w:w="0" w:type="dxa"/>
-          <w:left w:w="108" w:type="dxa"/>
+          <w:start w:w="108" w:type="dxa"/>
           <w:bottom w:w="0" w:type="dxa"/>
-          <w:right w:w="108" w:type="dxa"/>
+          <w:end w:w="108" w:type="dxa"/>
         </w:tblCellMar>
         <w:tblLook w:val="0000" w:noHBand="0" w:noVBand="0" w:firstColumn="0" w:lastRow="0" w:lastColumn="0" w:firstRow="0"/>
       </w:tblPr>
       <w:tblGrid>
-        <w:gridCol w:w="1915"/>
-        <w:gridCol w:w="1417"/>
-        <w:gridCol w:w="1701"/>
-        <w:gridCol w:w="4180"/>
+        <w:gridCol w:w="1910"/>
+        <w:gridCol w:w="1419"/>
+        <w:gridCol w:w="1700"/>
+        <w:gridCol w:w="4185"/>
       </w:tblGrid>
       <w:tr>
         <w:trPr>
@@ -1032,12 +1026,12 @@
         </w:trPr>
         <w:tc>
           <w:tcPr>
-            <w:tcW w:w="1915" w:type="dxa"/>
+            <w:tcW w:w="1910" w:type="dxa"/>
             <w:tcBorders>
               <w:top w:val="single" w:sz="4" w:space="0" w:color="000000"/>
-              <w:left w:val="single" w:sz="4" w:space="0" w:color="000000"/>
+              <w:start w:val="single" w:sz="4" w:space="0" w:color="000000"/>
               <w:bottom w:val="single" w:sz="4" w:space="0" w:color="000000"/>
-              <w:right w:val="single" w:sz="4" w:space="0" w:color="000000"/>
+              <w:end w:val="single" w:sz="4" w:space="0" w:color="000000"/>
             </w:tcBorders>
             <w:shd w:color="auto" w:fill="FFFFFF" w:val="pct15"/>
             <w:vAlign w:val="center"/>
@@ -1047,10 +1041,9 @@
               <w:pStyle w:val="Normal"/>
               <w:widowControl w:val="false"/>
               <w:spacing w:before="120" w:after="120"/>
-              <w:ind w:left="57" w:right="57" w:hanging="0"/>
+              <w:ind w:start="57" w:end="57"/>
               <w:jc w:val="center"/>
               <w:rPr>
-                <w:b/>
                 <w:b/>
                 <w:bCs/>
                 <w:sz w:val="16"/>
@@ -1070,12 +1063,12 @@
         </w:tc>
         <w:tc>
           <w:tcPr>
-            <w:tcW w:w="1417" w:type="dxa"/>
+            <w:tcW w:w="1419" w:type="dxa"/>
             <w:tcBorders>
               <w:top w:val="single" w:sz="4" w:space="0" w:color="000000"/>
-              <w:left w:val="single" w:sz="4" w:space="0" w:color="000000"/>
+              <w:start w:val="single" w:sz="4" w:space="0" w:color="000000"/>
               <w:bottom w:val="single" w:sz="4" w:space="0" w:color="000000"/>
-              <w:right w:val="single" w:sz="4" w:space="0" w:color="000000"/>
+              <w:end w:val="single" w:sz="4" w:space="0" w:color="000000"/>
             </w:tcBorders>
             <w:shd w:color="auto" w:fill="FFFFFF" w:val="pct15"/>
             <w:vAlign w:val="center"/>
@@ -1085,10 +1078,9 @@
               <w:pStyle w:val="Normal"/>
               <w:widowControl w:val="false"/>
               <w:spacing w:before="120" w:after="120"/>
-              <w:ind w:left="57" w:right="57" w:hanging="0"/>
+              <w:ind w:start="57" w:end="57"/>
               <w:jc w:val="center"/>
               <w:rPr>
-                <w:b/>
                 <w:b/>
                 <w:bCs/>
                 <w:sz w:val="16"/>
@@ -1108,12 +1100,12 @@
         </w:tc>
         <w:tc>
           <w:tcPr>
-            <w:tcW w:w="1701" w:type="dxa"/>
+            <w:tcW w:w="1700" w:type="dxa"/>
             <w:tcBorders>
               <w:top w:val="single" w:sz="4" w:space="0" w:color="000000"/>
-              <w:left w:val="single" w:sz="4" w:space="0" w:color="000000"/>
+              <w:start w:val="single" w:sz="4" w:space="0" w:color="000000"/>
               <w:bottom w:val="single" w:sz="4" w:space="0" w:color="000000"/>
-              <w:right w:val="single" w:sz="4" w:space="0" w:color="000000"/>
+              <w:end w:val="single" w:sz="4" w:space="0" w:color="000000"/>
             </w:tcBorders>
             <w:shd w:color="auto" w:fill="FFFFFF" w:val="pct15"/>
             <w:vAlign w:val="center"/>
@@ -1123,10 +1115,9 @@
               <w:pStyle w:val="Normal"/>
               <w:widowControl w:val="false"/>
               <w:spacing w:before="120" w:after="120"/>
-              <w:ind w:left="57" w:right="57" w:hanging="0"/>
+              <w:ind w:start="57" w:end="57"/>
               <w:jc w:val="center"/>
               <w:rPr>
-                <w:b/>
                 <w:b/>
                 <w:bCs/>
                 <w:sz w:val="16"/>
@@ -1146,12 +1137,12 @@
         </w:tc>
         <w:tc>
           <w:tcPr>
-            <w:tcW w:w="4180" w:type="dxa"/>
+            <w:tcW w:w="4185" w:type="dxa"/>
             <w:tcBorders>
               <w:top w:val="single" w:sz="4" w:space="0" w:color="000000"/>
-              <w:left w:val="single" w:sz="4" w:space="0" w:color="000000"/>
+              <w:start w:val="single" w:sz="4" w:space="0" w:color="000000"/>
               <w:bottom w:val="single" w:sz="4" w:space="0" w:color="000000"/>
-              <w:right w:val="single" w:sz="4" w:space="0" w:color="000000"/>
+              <w:end w:val="single" w:sz="4" w:space="0" w:color="000000"/>
             </w:tcBorders>
             <w:shd w:color="auto" w:fill="FFFFFF" w:val="pct15"/>
             <w:vAlign w:val="center"/>
@@ -1161,10 +1152,9 @@
               <w:pStyle w:val="Normal"/>
               <w:widowControl w:val="false"/>
               <w:spacing w:before="120" w:after="120"/>
-              <w:ind w:left="57" w:right="57" w:hanging="0"/>
+              <w:ind w:start="57" w:end="57"/>
               <w:jc w:val="center"/>
               <w:rPr>
-                <w:b/>
                 <w:b/>
                 <w:bCs/>
                 <w:sz w:val="16"/>
@@ -1189,12 +1179,12 @@
         </w:trPr>
         <w:tc>
           <w:tcPr>
-            <w:tcW w:w="1915" w:type="dxa"/>
+            <w:tcW w:w="1910" w:type="dxa"/>
             <w:tcBorders>
               <w:top w:val="single" w:sz="4" w:space="0" w:color="000000"/>
-              <w:left w:val="single" w:sz="4" w:space="0" w:color="000000"/>
+              <w:start w:val="single" w:sz="4" w:space="0" w:color="000000"/>
               <w:bottom w:val="single" w:sz="4" w:space="0" w:color="000000"/>
-              <w:right w:val="single" w:sz="4" w:space="0" w:color="000000"/>
+              <w:end w:val="single" w:sz="4" w:space="0" w:color="000000"/>
             </w:tcBorders>
             <w:vAlign w:val="center"/>
           </w:tcPr>
@@ -1203,8 +1193,8 @@
               <w:pStyle w:val="Normal"/>
               <w:widowControl w:val="false"/>
               <w:spacing w:before="120" w:after="120"/>
-              <w:ind w:left="57" w:right="57" w:hanging="0"/>
-              <w:jc w:val="right"/>
+              <w:ind w:start="57" w:end="57"/>
+              <w:jc w:val="end"/>
               <w:rPr>
                 <w:bCs/>
               </w:rPr>
@@ -1225,12 +1215,12 @@
         </w:tc>
         <w:tc>
           <w:tcPr>
-            <w:tcW w:w="1417" w:type="dxa"/>
+            <w:tcW w:w="1419" w:type="dxa"/>
             <w:tcBorders>
               <w:top w:val="single" w:sz="4" w:space="0" w:color="000000"/>
-              <w:left w:val="single" w:sz="4" w:space="0" w:color="000000"/>
+              <w:start w:val="single" w:sz="4" w:space="0" w:color="000000"/>
               <w:bottom w:val="single" w:sz="4" w:space="0" w:color="000000"/>
-              <w:right w:val="single" w:sz="4" w:space="0" w:color="000000"/>
+              <w:end w:val="single" w:sz="4" w:space="0" w:color="000000"/>
             </w:tcBorders>
             <w:vAlign w:val="center"/>
           </w:tcPr>
@@ -1239,10 +1229,9 @@
               <w:pStyle w:val="Normal"/>
               <w:widowControl w:val="false"/>
               <w:spacing w:before="120" w:after="120"/>
-              <w:ind w:left="57" w:right="57" w:hanging="0"/>
+              <w:ind w:start="57" w:end="57"/>
               <w:jc w:val="center"/>
               <w:rPr>
-                <w:b/>
                 <w:b/>
                 <w:bCs/>
                 <w:sz w:val="16"/>
@@ -1262,12 +1251,12 @@
         </w:tc>
         <w:tc>
           <w:tcPr>
-            <w:tcW w:w="1701" w:type="dxa"/>
+            <w:tcW w:w="1700" w:type="dxa"/>
             <w:tcBorders>
               <w:top w:val="single" w:sz="4" w:space="0" w:color="000000"/>
-              <w:left w:val="single" w:sz="4" w:space="0" w:color="000000"/>
+              <w:start w:val="single" w:sz="4" w:space="0" w:color="000000"/>
               <w:bottom w:val="single" w:sz="4" w:space="0" w:color="000000"/>
-              <w:right w:val="single" w:sz="4" w:space="0" w:color="000000"/>
+              <w:end w:val="single" w:sz="4" w:space="0" w:color="000000"/>
             </w:tcBorders>
             <w:vAlign w:val="center"/>
           </w:tcPr>
@@ -1276,10 +1265,9 @@
               <w:pStyle w:val="Normal"/>
               <w:widowControl w:val="false"/>
               <w:spacing w:before="120" w:after="120"/>
-              <w:ind w:left="57" w:right="57" w:hanging="0"/>
+              <w:ind w:start="57" w:end="57"/>
               <w:jc w:val="center"/>
               <w:rPr>
-                <w:b/>
                 <w:b/>
                 <w:bCs/>
                 <w:sz w:val="16"/>
@@ -1299,12 +1287,12 @@
         </w:tc>
         <w:tc>
           <w:tcPr>
-            <w:tcW w:w="4180" w:type="dxa"/>
+            <w:tcW w:w="4185" w:type="dxa"/>
             <w:tcBorders>
               <w:top w:val="single" w:sz="4" w:space="0" w:color="000000"/>
-              <w:left w:val="single" w:sz="4" w:space="0" w:color="000000"/>
+              <w:start w:val="single" w:sz="4" w:space="0" w:color="000000"/>
               <w:bottom w:val="single" w:sz="4" w:space="0" w:color="000000"/>
-              <w:right w:val="single" w:sz="4" w:space="0" w:color="000000"/>
+              <w:end w:val="single" w:sz="4" w:space="0" w:color="000000"/>
             </w:tcBorders>
             <w:vAlign w:val="center"/>
           </w:tcPr>
@@ -1313,10 +1301,9 @@
               <w:pStyle w:val="Normal"/>
               <w:widowControl w:val="false"/>
               <w:spacing w:before="120" w:after="120"/>
-              <w:ind w:left="57" w:right="57" w:hanging="0"/>
+              <w:ind w:start="57" w:end="57"/>
               <w:jc w:val="center"/>
               <w:rPr>
-                <w:b/>
                 <w:b/>
                 <w:bCs/>
                 <w:sz w:val="16"/>
@@ -1341,12 +1328,12 @@
         </w:trPr>
         <w:tc>
           <w:tcPr>
-            <w:tcW w:w="1915" w:type="dxa"/>
+            <w:tcW w:w="1910" w:type="dxa"/>
             <w:tcBorders>
               <w:top w:val="single" w:sz="4" w:space="0" w:color="000000"/>
-              <w:left w:val="single" w:sz="4" w:space="0" w:color="000000"/>
+              <w:start w:val="single" w:sz="4" w:space="0" w:color="000000"/>
               <w:bottom w:val="single" w:sz="4" w:space="0" w:color="000000"/>
-              <w:right w:val="single" w:sz="4" w:space="0" w:color="000000"/>
+              <w:end w:val="single" w:sz="4" w:space="0" w:color="000000"/>
             </w:tcBorders>
             <w:vAlign w:val="center"/>
           </w:tcPr>
@@ -1355,8 +1342,8 @@
               <w:pStyle w:val="Normal"/>
               <w:widowControl w:val="false"/>
               <w:spacing w:before="120" w:after="120"/>
-              <w:ind w:left="57" w:right="57" w:hanging="0"/>
-              <w:jc w:val="right"/>
+              <w:ind w:start="57" w:end="57"/>
+              <w:jc w:val="end"/>
               <w:rPr>
                 <w:bCs/>
               </w:rPr>
@@ -1377,12 +1364,12 @@
         </w:tc>
         <w:tc>
           <w:tcPr>
-            <w:tcW w:w="1417" w:type="dxa"/>
+            <w:tcW w:w="1419" w:type="dxa"/>
             <w:tcBorders>
               <w:top w:val="single" w:sz="4" w:space="0" w:color="000000"/>
-              <w:left w:val="single" w:sz="4" w:space="0" w:color="000000"/>
+              <w:start w:val="single" w:sz="4" w:space="0" w:color="000000"/>
               <w:bottom w:val="single" w:sz="4" w:space="0" w:color="000000"/>
-              <w:right w:val="single" w:sz="4" w:space="0" w:color="000000"/>
+              <w:end w:val="single" w:sz="4" w:space="0" w:color="000000"/>
             </w:tcBorders>
             <w:vAlign w:val="center"/>
           </w:tcPr>
@@ -1391,10 +1378,9 @@
               <w:pStyle w:val="Normal"/>
               <w:widowControl w:val="false"/>
               <w:spacing w:before="120" w:after="120"/>
-              <w:ind w:left="57" w:right="57" w:hanging="0"/>
+              <w:ind w:start="57" w:end="57"/>
               <w:jc w:val="center"/>
               <w:rPr>
-                <w:b/>
                 <w:b/>
                 <w:bCs/>
                 <w:sz w:val="16"/>
@@ -1414,12 +1400,12 @@
         </w:tc>
         <w:tc>
           <w:tcPr>
-            <w:tcW w:w="1701" w:type="dxa"/>
+            <w:tcW w:w="1700" w:type="dxa"/>
             <w:tcBorders>
               <w:top w:val="single" w:sz="4" w:space="0" w:color="000000"/>
-              <w:left w:val="single" w:sz="4" w:space="0" w:color="000000"/>
+              <w:start w:val="single" w:sz="4" w:space="0" w:color="000000"/>
               <w:bottom w:val="single" w:sz="4" w:space="0" w:color="000000"/>
-              <w:right w:val="single" w:sz="4" w:space="0" w:color="000000"/>
+              <w:end w:val="single" w:sz="4" w:space="0" w:color="000000"/>
             </w:tcBorders>
             <w:vAlign w:val="center"/>
           </w:tcPr>
@@ -1428,8 +1414,8 @@
               <w:pStyle w:val="Normal"/>
               <w:widowControl w:val="false"/>
               <w:spacing w:before="120" w:after="120"/>
-              <w:ind w:right="-7" w:hanging="0"/>
-              <w:jc w:val="right"/>
+              <w:ind w:end="-7"/>
+              <w:jc w:val="center"/>
               <w:rPr>
                 <w:szCs w:val="20"/>
               </w:rPr>
@@ -1447,12 +1433,12 @@
         </w:tc>
         <w:tc>
           <w:tcPr>
-            <w:tcW w:w="4180" w:type="dxa"/>
+            <w:tcW w:w="4185" w:type="dxa"/>
             <w:tcBorders>
               <w:top w:val="single" w:sz="4" w:space="0" w:color="000000"/>
-              <w:left w:val="single" w:sz="4" w:space="0" w:color="000000"/>
+              <w:start w:val="single" w:sz="4" w:space="0" w:color="000000"/>
               <w:bottom w:val="single" w:sz="4" w:space="0" w:color="000000"/>
-              <w:right w:val="single" w:sz="4" w:space="0" w:color="000000"/>
+              <w:end w:val="single" w:sz="4" w:space="0" w:color="000000"/>
             </w:tcBorders>
             <w:vAlign w:val="center"/>
           </w:tcPr>
@@ -1461,10 +1447,9 @@
               <w:pStyle w:val="Normal"/>
               <w:widowControl w:val="false"/>
               <w:spacing w:before="120" w:after="120"/>
-              <w:ind w:left="57" w:right="57" w:hanging="0"/>
+              <w:ind w:start="57" w:end="57"/>
               <w:jc w:val="center"/>
               <w:rPr>
-                <w:b/>
                 <w:b/>
                 <w:bCs/>
                 <w:sz w:val="16"/>
@@ -1489,12 +1474,12 @@
         </w:trPr>
         <w:tc>
           <w:tcPr>
-            <w:tcW w:w="1915" w:type="dxa"/>
+            <w:tcW w:w="1910" w:type="dxa"/>
             <w:tcBorders>
               <w:top w:val="single" w:sz="4" w:space="0" w:color="000000"/>
-              <w:left w:val="single" w:sz="4" w:space="0" w:color="000000"/>
+              <w:start w:val="single" w:sz="4" w:space="0" w:color="000000"/>
               <w:bottom w:val="single" w:sz="4" w:space="0" w:color="000000"/>
-              <w:right w:val="single" w:sz="4" w:space="0" w:color="000000"/>
+              <w:end w:val="single" w:sz="4" w:space="0" w:color="000000"/>
             </w:tcBorders>
             <w:vAlign w:val="center"/>
           </w:tcPr>
@@ -1503,10 +1488,9 @@
               <w:pStyle w:val="Normal"/>
               <w:widowControl w:val="false"/>
               <w:spacing w:before="120" w:after="120"/>
-              <w:ind w:left="57" w:right="57" w:hanging="0"/>
+              <w:ind w:start="57" w:end="57"/>
               <w:jc w:val="center"/>
               <w:rPr>
-                <w:b/>
                 <w:b/>
                 <w:bCs/>
                 <w:sz w:val="16"/>
@@ -1528,12 +1512,12 @@
         </w:tc>
         <w:tc>
           <w:tcPr>
-            <w:tcW w:w="1417" w:type="dxa"/>
+            <w:tcW w:w="1419" w:type="dxa"/>
             <w:tcBorders>
               <w:top w:val="single" w:sz="4" w:space="0" w:color="000000"/>
-              <w:left w:val="single" w:sz="4" w:space="0" w:color="000000"/>
+              <w:start w:val="single" w:sz="4" w:space="0" w:color="000000"/>
               <w:bottom w:val="single" w:sz="4" w:space="0" w:color="000000"/>
-              <w:right w:val="single" w:sz="4" w:space="0" w:color="000000"/>
+              <w:end w:val="single" w:sz="4" w:space="0" w:color="000000"/>
             </w:tcBorders>
             <w:vAlign w:val="center"/>
           </w:tcPr>
@@ -1542,10 +1526,9 @@
               <w:pStyle w:val="Normal"/>
               <w:widowControl w:val="false"/>
               <w:spacing w:before="120" w:after="120"/>
-              <w:ind w:left="57" w:right="57" w:hanging="0"/>
+              <w:ind w:start="57" w:end="57"/>
               <w:jc w:val="center"/>
               <w:rPr>
-                <w:b/>
                 <w:b/>
                 <w:bCs/>
                 <w:sz w:val="16"/>
@@ -1567,12 +1550,12 @@
         </w:tc>
         <w:tc>
           <w:tcPr>
-            <w:tcW w:w="1701" w:type="dxa"/>
+            <w:tcW w:w="1700" w:type="dxa"/>
             <w:tcBorders>
               <w:top w:val="single" w:sz="4" w:space="0" w:color="000000"/>
-              <w:left w:val="single" w:sz="4" w:space="0" w:color="000000"/>
+              <w:start w:val="single" w:sz="4" w:space="0" w:color="000000"/>
               <w:bottom w:val="single" w:sz="4" w:space="0" w:color="000000"/>
-              <w:right w:val="single" w:sz="4" w:space="0" w:color="000000"/>
+              <w:end w:val="single" w:sz="4" w:space="0" w:color="000000"/>
             </w:tcBorders>
             <w:vAlign w:val="center"/>
           </w:tcPr>
@@ -1581,10 +1564,9 @@
               <w:pStyle w:val="Normal"/>
               <w:widowControl w:val="false"/>
               <w:spacing w:before="120" w:after="120"/>
-              <w:ind w:left="57" w:right="57" w:hanging="0"/>
+              <w:ind w:start="57" w:end="57"/>
               <w:jc w:val="center"/>
               <w:rPr>
-                <w:b/>
                 <w:b/>
                 <w:bCs/>
                 <w:sz w:val="16"/>
@@ -1606,12 +1588,12 @@
         </w:tc>
         <w:tc>
           <w:tcPr>
-            <w:tcW w:w="4180" w:type="dxa"/>
+            <w:tcW w:w="4185" w:type="dxa"/>
             <w:tcBorders>
               <w:top w:val="single" w:sz="4" w:space="0" w:color="000000"/>
-              <w:left w:val="single" w:sz="4" w:space="0" w:color="000000"/>
+              <w:start w:val="single" w:sz="4" w:space="0" w:color="000000"/>
               <w:bottom w:val="single" w:sz="4" w:space="0" w:color="000000"/>
-              <w:right w:val="single" w:sz="4" w:space="0" w:color="000000"/>
+              <w:end w:val="single" w:sz="4" w:space="0" w:color="000000"/>
             </w:tcBorders>
             <w:vAlign w:val="center"/>
           </w:tcPr>
@@ -1620,10 +1602,9 @@
               <w:pStyle w:val="Normal"/>
               <w:widowControl w:val="false"/>
               <w:spacing w:before="120" w:after="120"/>
-              <w:ind w:left="57" w:right="57" w:hanging="0"/>
+              <w:ind w:start="57" w:end="57"/>
               <w:jc w:val="center"/>
               <w:rPr>
-                <w:b/>
                 <w:b/>
                 <w:bCs/>
                 <w:sz w:val="16"/>
@@ -1650,12 +1631,12 @@
         </w:trPr>
         <w:tc>
           <w:tcPr>
-            <w:tcW w:w="1915" w:type="dxa"/>
+            <w:tcW w:w="1910" w:type="dxa"/>
             <w:tcBorders>
               <w:top w:val="single" w:sz="4" w:space="0" w:color="000000"/>
-              <w:left w:val="single" w:sz="4" w:space="0" w:color="000000"/>
+              <w:start w:val="single" w:sz="4" w:space="0" w:color="000000"/>
               <w:bottom w:val="single" w:sz="4" w:space="0" w:color="000000"/>
-              <w:right w:val="single" w:sz="4" w:space="0" w:color="000000"/>
+              <w:end w:val="single" w:sz="4" w:space="0" w:color="000000"/>
             </w:tcBorders>
             <w:vAlign w:val="center"/>
           </w:tcPr>
@@ -1664,10 +1645,9 @@
               <w:pStyle w:val="Normal"/>
               <w:widowControl w:val="false"/>
               <w:spacing w:before="120" w:after="120"/>
-              <w:ind w:left="57" w:right="57" w:hanging="0"/>
+              <w:ind w:start="57" w:end="57"/>
               <w:jc w:val="center"/>
               <w:rPr>
-                <w:b/>
                 <w:b/>
                 <w:bCs/>
                 <w:sz w:val="16"/>
@@ -1689,12 +1669,12 @@
         </w:tc>
         <w:tc>
           <w:tcPr>
-            <w:tcW w:w="1417" w:type="dxa"/>
+            <w:tcW w:w="1419" w:type="dxa"/>
             <w:tcBorders>
               <w:top w:val="single" w:sz="4" w:space="0" w:color="000000"/>
-              <w:left w:val="single" w:sz="4" w:space="0" w:color="000000"/>
+              <w:start w:val="single" w:sz="4" w:space="0" w:color="000000"/>
               <w:bottom w:val="single" w:sz="4" w:space="0" w:color="000000"/>
-              <w:right w:val="single" w:sz="4" w:space="0" w:color="000000"/>
+              <w:end w:val="single" w:sz="4" w:space="0" w:color="000000"/>
             </w:tcBorders>
             <w:vAlign w:val="center"/>
           </w:tcPr>
@@ -1703,10 +1683,9 @@
               <w:pStyle w:val="Normal"/>
               <w:widowControl w:val="false"/>
               <w:spacing w:before="120" w:after="120"/>
-              <w:ind w:left="57" w:right="57" w:hanging="0"/>
+              <w:ind w:start="57" w:end="57"/>
               <w:jc w:val="center"/>
               <w:rPr>
-                <w:b/>
                 <w:b/>
                 <w:bCs/>
                 <w:sz w:val="16"/>
@@ -1728,12 +1707,12 @@
         </w:tc>
         <w:tc>
           <w:tcPr>
-            <w:tcW w:w="1701" w:type="dxa"/>
+            <w:tcW w:w="1700" w:type="dxa"/>
             <w:tcBorders>
               <w:top w:val="single" w:sz="4" w:space="0" w:color="000000"/>
-              <w:left w:val="single" w:sz="4" w:space="0" w:color="000000"/>
+              <w:start w:val="single" w:sz="4" w:space="0" w:color="000000"/>
               <w:bottom w:val="single" w:sz="4" w:space="0" w:color="000000"/>
-              <w:right w:val="single" w:sz="4" w:space="0" w:color="000000"/>
+              <w:end w:val="single" w:sz="4" w:space="0" w:color="000000"/>
             </w:tcBorders>
             <w:vAlign w:val="center"/>
           </w:tcPr>
@@ -1742,10 +1721,9 @@
               <w:pStyle w:val="Normal"/>
               <w:widowControl w:val="false"/>
               <w:spacing w:before="120" w:after="120"/>
-              <w:ind w:left="57" w:right="57" w:hanging="0"/>
+              <w:ind w:start="57" w:end="57"/>
               <w:jc w:val="center"/>
               <w:rPr>
-                <w:b/>
                 <w:b/>
                 <w:bCs/>
                 <w:sz w:val="16"/>
@@ -1767,12 +1745,12 @@
         </w:tc>
         <w:tc>
           <w:tcPr>
-            <w:tcW w:w="4180" w:type="dxa"/>
+            <w:tcW w:w="4185" w:type="dxa"/>
             <w:tcBorders>
               <w:top w:val="single" w:sz="4" w:space="0" w:color="000000"/>
-              <w:left w:val="single" w:sz="4" w:space="0" w:color="000000"/>
+              <w:start w:val="single" w:sz="4" w:space="0" w:color="000000"/>
               <w:bottom w:val="single" w:sz="4" w:space="0" w:color="000000"/>
-              <w:right w:val="single" w:sz="4" w:space="0" w:color="000000"/>
+              <w:end w:val="single" w:sz="4" w:space="0" w:color="000000"/>
             </w:tcBorders>
             <w:vAlign w:val="center"/>
           </w:tcPr>
@@ -1781,10 +1759,9 @@
               <w:pStyle w:val="Normal"/>
               <w:widowControl w:val="false"/>
               <w:spacing w:before="120" w:after="120"/>
-              <w:ind w:left="57" w:right="57" w:hanging="0"/>
+              <w:ind w:start="57" w:end="57"/>
               <w:jc w:val="center"/>
               <w:rPr>
-                <w:b/>
                 <w:b/>
                 <w:bCs/>
                 <w:sz w:val="16"/>
@@ -1811,12 +1788,12 @@
         </w:trPr>
         <w:tc>
           <w:tcPr>
-            <w:tcW w:w="1915" w:type="dxa"/>
+            <w:tcW w:w="1910" w:type="dxa"/>
             <w:tcBorders>
               <w:top w:val="single" w:sz="4" w:space="0" w:color="000000"/>
-              <w:left w:val="single" w:sz="4" w:space="0" w:color="000000"/>
+              <w:start w:val="single" w:sz="4" w:space="0" w:color="000000"/>
               <w:bottom w:val="single" w:sz="4" w:space="0" w:color="000000"/>
-              <w:right w:val="single" w:sz="4" w:space="0" w:color="000000"/>
+              <w:end w:val="single" w:sz="4" w:space="0" w:color="000000"/>
             </w:tcBorders>
             <w:vAlign w:val="center"/>
           </w:tcPr>
@@ -1825,10 +1802,9 @@
               <w:pStyle w:val="Normal"/>
               <w:widowControl w:val="false"/>
               <w:spacing w:before="120" w:after="120"/>
-              <w:ind w:left="57" w:right="57" w:hanging="0"/>
+              <w:ind w:start="57" w:end="57"/>
               <w:jc w:val="center"/>
               <w:rPr>
-                <w:b/>
                 <w:b/>
                 <w:bCs/>
                 <w:sz w:val="16"/>
@@ -1850,12 +1826,12 @@
         </w:tc>
         <w:tc>
           <w:tcPr>
-            <w:tcW w:w="1417" w:type="dxa"/>
+            <w:tcW w:w="1419" w:type="dxa"/>
             <w:tcBorders>
               <w:top w:val="single" w:sz="4" w:space="0" w:color="000000"/>
-              <w:left w:val="single" w:sz="4" w:space="0" w:color="000000"/>
+              <w:start w:val="single" w:sz="4" w:space="0" w:color="000000"/>
               <w:bottom w:val="single" w:sz="4" w:space="0" w:color="000000"/>
-              <w:right w:val="single" w:sz="4" w:space="0" w:color="000000"/>
+              <w:end w:val="single" w:sz="4" w:space="0" w:color="000000"/>
             </w:tcBorders>
             <w:vAlign w:val="center"/>
           </w:tcPr>
@@ -1864,10 +1840,9 @@
               <w:pStyle w:val="Normal"/>
               <w:widowControl w:val="false"/>
               <w:spacing w:before="120" w:after="120"/>
-              <w:ind w:left="57" w:right="57" w:hanging="0"/>
+              <w:ind w:start="57" w:end="57"/>
               <w:jc w:val="center"/>
               <w:rPr>
-                <w:b/>
                 <w:b/>
                 <w:bCs/>
                 <w:sz w:val="16"/>
@@ -1889,12 +1864,12 @@
         </w:tc>
         <w:tc>
           <w:tcPr>
-            <w:tcW w:w="1701" w:type="dxa"/>
+            <w:tcW w:w="1700" w:type="dxa"/>
             <w:tcBorders>
               <w:top w:val="single" w:sz="4" w:space="0" w:color="000000"/>
-              <w:left w:val="single" w:sz="4" w:space="0" w:color="000000"/>
+              <w:start w:val="single" w:sz="4" w:space="0" w:color="000000"/>
               <w:bottom w:val="single" w:sz="4" w:space="0" w:color="000000"/>
-              <w:right w:val="single" w:sz="4" w:space="0" w:color="000000"/>
+              <w:end w:val="single" w:sz="4" w:space="0" w:color="000000"/>
             </w:tcBorders>
             <w:vAlign w:val="center"/>
           </w:tcPr>
@@ -1903,10 +1878,9 @@
               <w:pStyle w:val="Normal"/>
               <w:widowControl w:val="false"/>
               <w:spacing w:before="120" w:after="120"/>
-              <w:ind w:left="57" w:right="57" w:hanging="0"/>
+              <w:ind w:start="57" w:end="57"/>
               <w:jc w:val="center"/>
               <w:rPr>
-                <w:b/>
                 <w:b/>
                 <w:bCs/>
                 <w:sz w:val="16"/>
@@ -1928,12 +1902,12 @@
         </w:tc>
         <w:tc>
           <w:tcPr>
-            <w:tcW w:w="4180" w:type="dxa"/>
+            <w:tcW w:w="4185" w:type="dxa"/>
             <w:tcBorders>
               <w:top w:val="single" w:sz="4" w:space="0" w:color="000000"/>
-              <w:left w:val="single" w:sz="4" w:space="0" w:color="000000"/>
+              <w:start w:val="single" w:sz="4" w:space="0" w:color="000000"/>
               <w:bottom w:val="single" w:sz="4" w:space="0" w:color="000000"/>
-              <w:right w:val="single" w:sz="4" w:space="0" w:color="000000"/>
+              <w:end w:val="single" w:sz="4" w:space="0" w:color="000000"/>
             </w:tcBorders>
             <w:vAlign w:val="center"/>
           </w:tcPr>
@@ -1942,10 +1916,9 @@
               <w:pStyle w:val="Normal"/>
               <w:widowControl w:val="false"/>
               <w:spacing w:before="120" w:after="120"/>
-              <w:ind w:left="57" w:right="57" w:hanging="0"/>
+              <w:ind w:start="57" w:end="57"/>
               <w:jc w:val="center"/>
               <w:rPr>
-                <w:b/>
                 <w:b/>
                 <w:bCs/>
                 <w:sz w:val="16"/>
@@ -1972,12 +1945,12 @@
         </w:trPr>
         <w:tc>
           <w:tcPr>
-            <w:tcW w:w="1915" w:type="dxa"/>
+            <w:tcW w:w="1910" w:type="dxa"/>
             <w:tcBorders>
               <w:top w:val="single" w:sz="4" w:space="0" w:color="000000"/>
-              <w:left w:val="single" w:sz="4" w:space="0" w:color="000000"/>
+              <w:start w:val="single" w:sz="4" w:space="0" w:color="000000"/>
               <w:bottom w:val="single" w:sz="4" w:space="0" w:color="000000"/>
-              <w:right w:val="single" w:sz="4" w:space="0" w:color="000000"/>
+              <w:end w:val="single" w:sz="4" w:space="0" w:color="000000"/>
             </w:tcBorders>
             <w:vAlign w:val="center"/>
           </w:tcPr>
@@ -1986,10 +1959,9 @@
               <w:pStyle w:val="Normal"/>
               <w:widowControl w:val="false"/>
               <w:spacing w:before="120" w:after="120"/>
-              <w:ind w:left="57" w:right="57" w:hanging="0"/>
+              <w:ind w:start="57" w:end="57"/>
               <w:jc w:val="center"/>
               <w:rPr>
-                <w:b/>
                 <w:b/>
                 <w:bCs/>
                 <w:sz w:val="16"/>
@@ -2011,12 +1983,12 @@
         </w:tc>
         <w:tc>
           <w:tcPr>
-            <w:tcW w:w="1417" w:type="dxa"/>
+            <w:tcW w:w="1419" w:type="dxa"/>
             <w:tcBorders>
               <w:top w:val="single" w:sz="4" w:space="0" w:color="000000"/>
-              <w:left w:val="single" w:sz="4" w:space="0" w:color="000000"/>
+              <w:start w:val="single" w:sz="4" w:space="0" w:color="000000"/>
               <w:bottom w:val="single" w:sz="4" w:space="0" w:color="000000"/>
-              <w:right w:val="single" w:sz="4" w:space="0" w:color="000000"/>
+              <w:end w:val="single" w:sz="4" w:space="0" w:color="000000"/>
             </w:tcBorders>
             <w:vAlign w:val="center"/>
           </w:tcPr>
@@ -2025,10 +1997,9 @@
               <w:pStyle w:val="Normal"/>
               <w:widowControl w:val="false"/>
               <w:spacing w:before="120" w:after="120"/>
-              <w:ind w:left="57" w:right="57" w:hanging="0"/>
+              <w:ind w:start="57" w:end="57"/>
               <w:jc w:val="center"/>
               <w:rPr>
-                <w:b/>
                 <w:b/>
                 <w:bCs/>
                 <w:sz w:val="16"/>
@@ -2050,12 +2021,12 @@
         </w:tc>
         <w:tc>
           <w:tcPr>
-            <w:tcW w:w="1701" w:type="dxa"/>
+            <w:tcW w:w="1700" w:type="dxa"/>
             <w:tcBorders>
               <w:top w:val="single" w:sz="4" w:space="0" w:color="000000"/>
-              <w:left w:val="single" w:sz="4" w:space="0" w:color="000000"/>
+              <w:start w:val="single" w:sz="4" w:space="0" w:color="000000"/>
               <w:bottom w:val="single" w:sz="4" w:space="0" w:color="000000"/>
-              <w:right w:val="single" w:sz="4" w:space="0" w:color="000000"/>
+              <w:end w:val="single" w:sz="4" w:space="0" w:color="000000"/>
             </w:tcBorders>
             <w:vAlign w:val="center"/>
           </w:tcPr>
@@ -2064,10 +2035,9 @@
               <w:pStyle w:val="Normal"/>
               <w:widowControl w:val="false"/>
               <w:spacing w:before="120" w:after="120"/>
-              <w:ind w:left="57" w:right="57" w:hanging="0"/>
+              <w:ind w:start="57" w:end="57"/>
               <w:jc w:val="center"/>
               <w:rPr>
-                <w:b/>
                 <w:b/>
                 <w:bCs/>
                 <w:sz w:val="16"/>
@@ -2089,12 +2059,12 @@
         </w:tc>
         <w:tc>
           <w:tcPr>
-            <w:tcW w:w="4180" w:type="dxa"/>
+            <w:tcW w:w="4185" w:type="dxa"/>
             <w:tcBorders>
               <w:top w:val="single" w:sz="4" w:space="0" w:color="000000"/>
-              <w:left w:val="single" w:sz="4" w:space="0" w:color="000000"/>
+              <w:start w:val="single" w:sz="4" w:space="0" w:color="000000"/>
               <w:bottom w:val="single" w:sz="4" w:space="0" w:color="000000"/>
-              <w:right w:val="single" w:sz="4" w:space="0" w:color="000000"/>
+              <w:end w:val="single" w:sz="4" w:space="0" w:color="000000"/>
             </w:tcBorders>
             <w:vAlign w:val="center"/>
           </w:tcPr>
@@ -2103,10 +2073,9 @@
               <w:pStyle w:val="Normal"/>
               <w:widowControl w:val="false"/>
               <w:spacing w:before="120" w:after="120"/>
-              <w:ind w:left="57" w:right="57" w:hanging="0"/>
+              <w:ind w:start="57" w:end="57"/>
               <w:jc w:val="center"/>
               <w:rPr>
-                <w:b/>
                 <w:b/>
                 <w:bCs/>
                 <w:sz w:val="16"/>
@@ -2133,12 +2102,12 @@
         </w:trPr>
         <w:tc>
           <w:tcPr>
-            <w:tcW w:w="1915" w:type="dxa"/>
+            <w:tcW w:w="1910" w:type="dxa"/>
             <w:tcBorders>
               <w:top w:val="single" w:sz="4" w:space="0" w:color="000000"/>
-              <w:left w:val="single" w:sz="4" w:space="0" w:color="000000"/>
+              <w:start w:val="single" w:sz="4" w:space="0" w:color="000000"/>
               <w:bottom w:val="single" w:sz="4" w:space="0" w:color="000000"/>
-              <w:right w:val="single" w:sz="4" w:space="0" w:color="000000"/>
+              <w:end w:val="single" w:sz="4" w:space="0" w:color="000000"/>
             </w:tcBorders>
             <w:vAlign w:val="center"/>
           </w:tcPr>
@@ -2147,10 +2116,9 @@
               <w:pStyle w:val="Normal"/>
               <w:widowControl w:val="false"/>
               <w:spacing w:before="120" w:after="120"/>
-              <w:ind w:left="57" w:right="57" w:hanging="0"/>
+              <w:ind w:start="57" w:end="57"/>
               <w:jc w:val="center"/>
               <w:rPr>
-                <w:b/>
                 <w:b/>
                 <w:bCs/>
                 <w:sz w:val="16"/>
@@ -2172,12 +2140,12 @@
         </w:tc>
         <w:tc>
           <w:tcPr>
-            <w:tcW w:w="1417" w:type="dxa"/>
+            <w:tcW w:w="1419" w:type="dxa"/>
             <w:tcBorders>
               <w:top w:val="single" w:sz="4" w:space="0" w:color="000000"/>
-              <w:left w:val="single" w:sz="4" w:space="0" w:color="000000"/>
+              <w:start w:val="single" w:sz="4" w:space="0" w:color="000000"/>
               <w:bottom w:val="single" w:sz="4" w:space="0" w:color="000000"/>
-              <w:right w:val="single" w:sz="4" w:space="0" w:color="000000"/>
+              <w:end w:val="single" w:sz="4" w:space="0" w:color="000000"/>
             </w:tcBorders>
             <w:vAlign w:val="center"/>
           </w:tcPr>
@@ -2186,10 +2154,9 @@
               <w:pStyle w:val="Normal"/>
               <w:widowControl w:val="false"/>
               <w:spacing w:before="120" w:after="120"/>
-              <w:ind w:left="57" w:right="57" w:hanging="0"/>
+              <w:ind w:start="57" w:end="57"/>
               <w:jc w:val="center"/>
               <w:rPr>
-                <w:b/>
                 <w:b/>
                 <w:bCs/>
                 <w:sz w:val="16"/>
@@ -2211,12 +2178,12 @@
         </w:tc>
         <w:tc>
           <w:tcPr>
-            <w:tcW w:w="1701" w:type="dxa"/>
+            <w:tcW w:w="1700" w:type="dxa"/>
             <w:tcBorders>
               <w:top w:val="single" w:sz="4" w:space="0" w:color="000000"/>
-              <w:left w:val="single" w:sz="4" w:space="0" w:color="000000"/>
+              <w:start w:val="single" w:sz="4" w:space="0" w:color="000000"/>
               <w:bottom w:val="single" w:sz="4" w:space="0" w:color="000000"/>
-              <w:right w:val="single" w:sz="4" w:space="0" w:color="000000"/>
+              <w:end w:val="single" w:sz="4" w:space="0" w:color="000000"/>
             </w:tcBorders>
             <w:vAlign w:val="center"/>
           </w:tcPr>
@@ -2225,10 +2192,9 @@
               <w:pStyle w:val="Normal"/>
               <w:widowControl w:val="false"/>
               <w:spacing w:before="120" w:after="120"/>
-              <w:ind w:left="57" w:right="57" w:hanging="0"/>
+              <w:ind w:start="57" w:end="57"/>
               <w:jc w:val="center"/>
               <w:rPr>
-                <w:b/>
                 <w:b/>
                 <w:bCs/>
                 <w:sz w:val="16"/>
@@ -2250,12 +2216,12 @@
         </w:tc>
         <w:tc>
           <w:tcPr>
-            <w:tcW w:w="4180" w:type="dxa"/>
+            <w:tcW w:w="4185" w:type="dxa"/>
             <w:tcBorders>
               <w:top w:val="single" w:sz="4" w:space="0" w:color="000000"/>
-              <w:left w:val="single" w:sz="4" w:space="0" w:color="000000"/>
+              <w:start w:val="single" w:sz="4" w:space="0" w:color="000000"/>
               <w:bottom w:val="single" w:sz="4" w:space="0" w:color="000000"/>
-              <w:right w:val="single" w:sz="4" w:space="0" w:color="000000"/>
+              <w:end w:val="single" w:sz="4" w:space="0" w:color="000000"/>
             </w:tcBorders>
             <w:vAlign w:val="center"/>
           </w:tcPr>
@@ -2264,10 +2230,9 @@
               <w:pStyle w:val="Normal"/>
               <w:widowControl w:val="false"/>
               <w:spacing w:before="120" w:after="120"/>
-              <w:ind w:left="57" w:right="57" w:hanging="0"/>
+              <w:ind w:start="57" w:end="57"/>
               <w:jc w:val="center"/>
               <w:rPr>
-                <w:b/>
                 <w:b/>
                 <w:bCs/>
                 <w:sz w:val="16"/>
@@ -2291,12 +2256,12 @@
     </w:tbl>
     <w:p>
       <w:pPr>
-        <w:pStyle w:val="1"/>
+        <w:pStyle w:val="Heading1"/>
         <w:numPr>
           <w:ilvl w:val="0"/>
           <w:numId w:val="0"/>
         </w:numPr>
-        <w:ind w:left="0" w:hanging="0"/>
+        <w:ind w:hanging="0" w:start="0"/>
         <w:rPr/>
       </w:pPr>
       <w:r>
@@ -2346,7 +2311,7 @@
       <w:sdtContent>
         <w:p>
           <w:pPr>
-            <w:pStyle w:val="11"/>
+            <w:pStyle w:val="TOC1"/>
             <w:tabs>
               <w:tab w:val="clear" w:pos="720"/>
               <w:tab w:val="left" w:pos="480" w:leader="none"/>
@@ -2354,7 +2319,6 @@
             </w:tabs>
             <w:rPr>
               <w:rFonts w:ascii="Calibri" w:hAnsi="Calibri" w:eastAsia="" w:cs="" w:asciiTheme="minorHAnsi" w:cstheme="minorBidi" w:eastAsiaTheme="minorEastAsia" w:hAnsiTheme="minorHAnsi"/>
-              <w:b w:val="false"/>
               <w:b w:val="false"/>
               <w:bCs w:val="false"/>
               <w:caps w:val="false"/>
@@ -2371,15 +2335,17 @@
           </w:r>
           <w:r>
             <w:rPr>
+              <w:rStyle w:val="Style9"/>
+              <w:vanish w:val="false"/>
               <w:webHidden/>
-              <w:vanish w:val="false"/>
             </w:rPr>
             <w:instrText xml:space="preserve"> TOC \z \o "1-3" \u \h</w:instrText>
           </w:r>
           <w:r>
             <w:rPr>
+              <w:rStyle w:val="Style9"/>
+              <w:vanish w:val="false"/>
               <w:webHidden/>
-              <w:vanish w:val="false"/>
             </w:rPr>
             <w:fldChar w:fldCharType="separate"/>
           </w:r>
@@ -2390,13 +2356,15 @@
             <w:bookmarkEnd w:id="6"/>
             <w:r>
               <w:rPr>
+                <w:rStyle w:val="Style9"/>
+                <w:vanish w:val="false"/>
                 <w:webHidden/>
-                <w:vanish w:val="false"/>
               </w:rPr>
               <w:t>1</w:t>
             </w:r>
             <w:r>
               <w:rPr>
+                <w:rStyle w:val="Style9"/>
                 <w:rFonts w:eastAsia="" w:cs="" w:ascii="Calibri" w:hAnsi="Calibri" w:asciiTheme="minorHAnsi" w:cstheme="minorBidi" w:eastAsiaTheme="minorEastAsia" w:hAnsiTheme="minorHAnsi"/>
                 <w:b w:val="false"/>
                 <w:bCs w:val="false"/>
@@ -2411,11 +2379,20 @@
               <w:tab/>
             </w:r>
             <w:r>
-              <w:rPr/>
+              <w:rPr>
+                <w:rStyle w:val="Style9"/>
+              </w:rPr>
               <w:t>INTRODUCTION</w:t>
             </w:r>
             <w:r>
               <w:rPr>
+                <w:rStyle w:val="Style9"/>
+                <w:vanish w:val="false"/>
+              </w:rPr>
+              <w:tab/>
+            </w:r>
+            <w:r>
+              <w:rPr>
                 <w:webHidden/>
               </w:rPr>
               <w:fldChar w:fldCharType="begin"/>
@@ -2434,9 +2411,9 @@
             </w:r>
             <w:r>
               <w:rPr>
-                <w:vanish w:val="false"/>
-              </w:rPr>
-              <w:tab/>
+                <w:rStyle w:val="Style9"/>
+                <w:vanish/>
+              </w:rPr>
               <w:t>3</w:t>
             </w:r>
             <w:r>
@@ -2449,7 +2426,7 @@
         </w:p>
         <w:p>
           <w:pPr>
-            <w:pStyle w:val="21"/>
+            <w:pStyle w:val="TOC2"/>
             <w:tabs>
               <w:tab w:val="clear" w:pos="720"/>
               <w:tab w:val="left" w:pos="960" w:leader="none"/>
@@ -2469,13 +2446,15 @@
           <w:hyperlink w:anchor="_Toc203748220">
             <w:r>
               <w:rPr>
+                <w:rStyle w:val="Style9"/>
+                <w:vanish w:val="false"/>
                 <w:webHidden/>
-                <w:vanish w:val="false"/>
               </w:rPr>
               <w:t>1.1</w:t>
             </w:r>
             <w:r>
               <w:rPr>
+                <w:rStyle w:val="Style9"/>
                 <w:rFonts w:eastAsia="" w:cs="" w:ascii="Calibri" w:hAnsi="Calibri" w:asciiTheme="minorHAnsi" w:cstheme="minorBidi" w:eastAsiaTheme="minorEastAsia" w:hAnsiTheme="minorHAnsi"/>
                 <w:caps w:val="false"/>
                 <w:smallCaps w:val="false"/>
@@ -2488,11 +2467,20 @@
               <w:tab/>
             </w:r>
             <w:r>
-              <w:rPr/>
+              <w:rPr>
+                <w:rStyle w:val="Style9"/>
+              </w:rPr>
               <w:t>Contact Information</w:t>
             </w:r>
             <w:r>
               <w:rPr>
+                <w:rStyle w:val="Style9"/>
+                <w:vanish w:val="false"/>
+              </w:rPr>
+              <w:tab/>
+            </w:r>
+            <w:r>
+              <w:rPr>
                 <w:webHidden/>
               </w:rPr>
               <w:fldChar w:fldCharType="begin"/>
@@ -2511,9 +2499,9 @@
             </w:r>
             <w:r>
               <w:rPr>
-                <w:vanish w:val="false"/>
-              </w:rPr>
-              <w:tab/>
+                <w:rStyle w:val="Style9"/>
+                <w:vanish/>
+              </w:rPr>
               <w:t>3</w:t>
             </w:r>
             <w:r>
@@ -2526,7 +2514,7 @@
         </w:p>
         <w:p>
           <w:pPr>
-            <w:pStyle w:val="11"/>
+            <w:pStyle w:val="TOC1"/>
             <w:tabs>
               <w:tab w:val="clear" w:pos="720"/>
               <w:tab w:val="left" w:pos="480" w:leader="none"/>
@@ -2534,7 +2522,6 @@
             </w:tabs>
             <w:rPr>
               <w:rFonts w:ascii="Calibri" w:hAnsi="Calibri" w:eastAsia="" w:cs="" w:asciiTheme="minorHAnsi" w:cstheme="minorBidi" w:eastAsiaTheme="minorEastAsia" w:hAnsiTheme="minorHAnsi"/>
-              <w:b w:val="false"/>
               <w:b w:val="false"/>
               <w:bCs w:val="false"/>
               <w:caps w:val="false"/>
@@ -2549,13 +2536,15 @@
           <w:hyperlink w:anchor="_Toc203748221">
             <w:r>
               <w:rPr>
+                <w:rStyle w:val="Style9"/>
+                <w:vanish w:val="false"/>
                 <w:webHidden/>
-                <w:vanish w:val="false"/>
               </w:rPr>
               <w:t>2</w:t>
             </w:r>
             <w:r>
               <w:rPr>
+                <w:rStyle w:val="Style9"/>
                 <w:rFonts w:eastAsia="" w:cs="" w:ascii="Calibri" w:hAnsi="Calibri" w:asciiTheme="minorHAnsi" w:cstheme="minorBidi" w:eastAsiaTheme="minorEastAsia" w:hAnsiTheme="minorHAnsi"/>
                 <w:b w:val="false"/>
                 <w:bCs w:val="false"/>
@@ -2570,11 +2559,20 @@
               <w:tab/>
             </w:r>
             <w:r>
-              <w:rPr/>
+              <w:rPr>
+                <w:rStyle w:val="Style9"/>
+              </w:rPr>
               <w:t>HIGH LEVEL DIAGRAM</w:t>
             </w:r>
             <w:r>
               <w:rPr>
+                <w:rStyle w:val="Style9"/>
+                <w:vanish w:val="false"/>
+              </w:rPr>
+              <w:tab/>
+            </w:r>
+            <w:r>
+              <w:rPr>
                 <w:webHidden/>
               </w:rPr>
               <w:fldChar w:fldCharType="begin"/>
@@ -2593,9 +2591,9 @@
             </w:r>
             <w:r>
               <w:rPr>
-                <w:vanish w:val="false"/>
-              </w:rPr>
-              <w:tab/>
+                <w:rStyle w:val="Style9"/>
+                <w:vanish/>
+              </w:rPr>
               <w:t>3</w:t>
             </w:r>
             <w:r>
@@ -2608,7 +2606,7 @@
         </w:p>
         <w:p>
           <w:pPr>
-            <w:pStyle w:val="21"/>
+            <w:pStyle w:val="TOC2"/>
             <w:tabs>
               <w:tab w:val="clear" w:pos="720"/>
               <w:tab w:val="left" w:pos="960" w:leader="none"/>
@@ -2628,13 +2626,15 @@
           <w:hyperlink w:anchor="_Toc203748222">
             <w:r>
               <w:rPr>
+                <w:rStyle w:val="Style9"/>
+                <w:vanish w:val="false"/>
                 <w:webHidden/>
-                <w:vanish w:val="false"/>
               </w:rPr>
               <w:t>2.1</w:t>
             </w:r>
             <w:r>
               <w:rPr>
+                <w:rStyle w:val="Style9"/>
                 <w:rFonts w:eastAsia="" w:cs="" w:ascii="Calibri" w:hAnsi="Calibri" w:asciiTheme="minorHAnsi" w:cstheme="minorBidi" w:eastAsiaTheme="minorEastAsia" w:hAnsiTheme="minorHAnsi"/>
                 <w:caps w:val="false"/>
                 <w:smallCaps w:val="false"/>
@@ -2647,11 +2647,20 @@
               <w:tab/>
             </w:r>
             <w:r>
-              <w:rPr/>
+              <w:rPr>
+                <w:rStyle w:val="Style9"/>
+              </w:rPr>
               <w:t>Site Level Drawing</w:t>
             </w:r>
             <w:r>
               <w:rPr>
+                <w:rStyle w:val="Style9"/>
+                <w:vanish w:val="false"/>
+              </w:rPr>
+              <w:tab/>
+            </w:r>
+            <w:r>
+              <w:rPr>
                 <w:webHidden/>
               </w:rPr>
               <w:fldChar w:fldCharType="begin"/>
@@ -2670,9 +2679,9 @@
             </w:r>
             <w:r>
               <w:rPr>
-                <w:vanish w:val="false"/>
-              </w:rPr>
-              <w:tab/>
+                <w:rStyle w:val="Style9"/>
+                <w:vanish/>
+              </w:rPr>
               <w:t>3</w:t>
             </w:r>
             <w:r>
@@ -2685,7 +2694,7 @@
         </w:p>
         <w:p>
           <w:pPr>
-            <w:pStyle w:val="11"/>
+            <w:pStyle w:val="TOC1"/>
             <w:tabs>
               <w:tab w:val="clear" w:pos="720"/>
               <w:tab w:val="left" w:pos="480" w:leader="none"/>
@@ -2693,7 +2702,6 @@
             </w:tabs>
             <w:rPr>
               <w:rFonts w:ascii="Calibri" w:hAnsi="Calibri" w:eastAsia="" w:cs="" w:asciiTheme="minorHAnsi" w:cstheme="minorBidi" w:eastAsiaTheme="minorEastAsia" w:hAnsiTheme="minorHAnsi"/>
-              <w:b w:val="false"/>
               <w:b w:val="false"/>
               <w:bCs w:val="false"/>
               <w:caps w:val="false"/>
@@ -2708,13 +2716,15 @@
           <w:hyperlink w:anchor="_Toc203748223">
             <w:r>
               <w:rPr>
+                <w:rStyle w:val="Style9"/>
+                <w:vanish w:val="false"/>
                 <w:webHidden/>
-                <w:vanish w:val="false"/>
               </w:rPr>
               <w:t>3</w:t>
             </w:r>
             <w:r>
               <w:rPr>
+                <w:rStyle w:val="Style9"/>
                 <w:rFonts w:eastAsia="" w:cs="" w:ascii="Calibri" w:hAnsi="Calibri" w:asciiTheme="minorHAnsi" w:cstheme="minorBidi" w:eastAsiaTheme="minorEastAsia" w:hAnsiTheme="minorHAnsi"/>
                 <w:b w:val="false"/>
                 <w:bCs w:val="false"/>
@@ -2729,11 +2739,20 @@
               <w:tab/>
             </w:r>
             <w:r>
-              <w:rPr/>
+              <w:rPr>
+                <w:rStyle w:val="Style9"/>
+              </w:rPr>
               <w:t>MATERIALS</w:t>
             </w:r>
             <w:r>
               <w:rPr>
+                <w:rStyle w:val="Style9"/>
+                <w:vanish w:val="false"/>
+              </w:rPr>
+              <w:tab/>
+            </w:r>
+            <w:r>
+              <w:rPr>
                 <w:webHidden/>
               </w:rPr>
               <w:fldChar w:fldCharType="begin"/>
@@ -2752,9 +2771,9 @@
             </w:r>
             <w:r>
               <w:rPr>
-                <w:vanish w:val="false"/>
-              </w:rPr>
-              <w:tab/>
+                <w:rStyle w:val="Style9"/>
+                <w:vanish/>
+              </w:rPr>
               <w:t>4</w:t>
             </w:r>
             <w:r>
@@ -2767,7 +2786,7 @@
         </w:p>
         <w:p>
           <w:pPr>
-            <w:pStyle w:val="11"/>
+            <w:pStyle w:val="TOC1"/>
             <w:tabs>
               <w:tab w:val="clear" w:pos="720"/>
               <w:tab w:val="left" w:pos="480" w:leader="none"/>
@@ -2775,7 +2794,6 @@
             </w:tabs>
             <w:rPr>
               <w:rFonts w:ascii="Calibri" w:hAnsi="Calibri" w:eastAsia="" w:cs="" w:asciiTheme="minorHAnsi" w:cstheme="minorBidi" w:eastAsiaTheme="minorEastAsia" w:hAnsiTheme="minorHAnsi"/>
-              <w:b w:val="false"/>
               <w:b w:val="false"/>
               <w:bCs w:val="false"/>
               <w:caps w:val="false"/>
@@ -2790,13 +2808,15 @@
           <w:hyperlink w:anchor="_Toc203748224">
             <w:r>
               <w:rPr>
+                <w:rStyle w:val="Style9"/>
+                <w:vanish w:val="false"/>
                 <w:webHidden/>
-                <w:vanish w:val="false"/>
               </w:rPr>
               <w:t>4</w:t>
             </w:r>
             <w:r>
               <w:rPr>
+                <w:rStyle w:val="Style9"/>
                 <w:rFonts w:eastAsia="" w:cs="" w:ascii="Calibri" w:hAnsi="Calibri" w:asciiTheme="minorHAnsi" w:cstheme="minorBidi" w:eastAsiaTheme="minorEastAsia" w:hAnsiTheme="minorHAnsi"/>
                 <w:b w:val="false"/>
                 <w:bCs w:val="false"/>
@@ -2811,11 +2831,20 @@
               <w:tab/>
             </w:r>
             <w:r>
-              <w:rPr/>
+              <w:rPr>
+                <w:rStyle w:val="Style9"/>
+              </w:rPr>
               <w:t>SCOPE OF WORK</w:t>
             </w:r>
             <w:r>
               <w:rPr>
+                <w:rStyle w:val="Style9"/>
+                <w:vanish w:val="false"/>
+              </w:rPr>
+              <w:tab/>
+            </w:r>
+            <w:r>
+              <w:rPr>
                 <w:webHidden/>
               </w:rPr>
               <w:fldChar w:fldCharType="begin"/>
@@ -2834,9 +2863,9 @@
             </w:r>
             <w:r>
               <w:rPr>
-                <w:vanish w:val="false"/>
-              </w:rPr>
-              <w:tab/>
+                <w:rStyle w:val="Style9"/>
+                <w:vanish/>
+              </w:rPr>
               <w:t>4</w:t>
             </w:r>
             <w:r>
@@ -2849,7 +2878,7 @@
         </w:p>
         <w:p>
           <w:pPr>
-            <w:pStyle w:val="21"/>
+            <w:pStyle w:val="TOC2"/>
             <w:tabs>
               <w:tab w:val="clear" w:pos="720"/>
               <w:tab w:val="left" w:pos="960" w:leader="none"/>
@@ -2869,13 +2898,15 @@
           <w:hyperlink w:anchor="_Toc203748225">
             <w:r>
               <w:rPr>
+                <w:rStyle w:val="Style9"/>
+                <w:vanish w:val="false"/>
                 <w:webHidden/>
-                <w:vanish w:val="false"/>
               </w:rPr>
               <w:t>4.1</w:t>
             </w:r>
             <w:r>
               <w:rPr>
+                <w:rStyle w:val="Style9"/>
                 <w:rFonts w:eastAsia="" w:cs="" w:ascii="Calibri" w:hAnsi="Calibri" w:asciiTheme="minorHAnsi" w:cstheme="minorBidi" w:eastAsiaTheme="minorEastAsia" w:hAnsiTheme="minorHAnsi"/>
                 <w:caps w:val="false"/>
                 <w:smallCaps w:val="false"/>
@@ -2888,11 +2919,20 @@
               <w:tab/>
             </w:r>
             <w:r>
-              <w:rPr/>
+              <w:rPr>
+                <w:rStyle w:val="Style9"/>
+              </w:rPr>
               <w:t>Installation/Migration/Decommissioning</w:t>
             </w:r>
             <w:r>
               <w:rPr>
+                <w:rStyle w:val="Style9"/>
+                <w:vanish w:val="false"/>
+              </w:rPr>
+              <w:tab/>
+            </w:r>
+            <w:r>
+              <w:rPr>
                 <w:webHidden/>
               </w:rPr>
               <w:fldChar w:fldCharType="begin"/>
@@ -2911,9 +2951,9 @@
             </w:r>
             <w:r>
               <w:rPr>
-                <w:vanish w:val="false"/>
-              </w:rPr>
-              <w:tab/>
+                <w:rStyle w:val="Style9"/>
+                <w:vanish/>
+              </w:rPr>
               <w:t>4</w:t>
             </w:r>
             <w:r>
@@ -2926,7 +2966,7 @@
         </w:p>
         <w:p>
           <w:pPr>
-            <w:pStyle w:val="31"/>
+            <w:pStyle w:val="TOC3"/>
             <w:tabs>
               <w:tab w:val="clear" w:pos="720"/>
               <w:tab w:val="left" w:pos="1200" w:leader="none"/>
@@ -2934,7 +2974,6 @@
             </w:tabs>
             <w:rPr>
               <w:rFonts w:ascii="Calibri" w:hAnsi="Calibri" w:eastAsia="" w:cs="" w:asciiTheme="minorHAnsi" w:cstheme="minorBidi" w:eastAsiaTheme="minorEastAsia" w:hAnsiTheme="minorHAnsi"/>
-              <w:i w:val="false"/>
               <w:i w:val="false"/>
               <w:iCs w:val="false"/>
               <w:kern w:val="2"/>
@@ -2947,13 +2986,15 @@
           <w:hyperlink w:anchor="_Toc203748226">
             <w:r>
               <w:rPr>
+                <w:rStyle w:val="Style9"/>
+                <w:vanish w:val="false"/>
                 <w:webHidden/>
-                <w:vanish w:val="false"/>
               </w:rPr>
               <w:t>4.1.1</w:t>
             </w:r>
             <w:r>
               <w:rPr>
+                <w:rStyle w:val="Style9"/>
                 <w:rFonts w:eastAsia="" w:cs="" w:ascii="Calibri" w:hAnsi="Calibri" w:asciiTheme="minorHAnsi" w:cstheme="minorBidi" w:eastAsiaTheme="minorEastAsia" w:hAnsiTheme="minorHAnsi"/>
                 <w:i w:val="false"/>
                 <w:iCs w:val="false"/>
@@ -2966,11 +3007,20 @@
               <w:tab/>
             </w:r>
             <w:r>
-              <w:rPr/>
+              <w:rPr>
+                <w:rStyle w:val="Style9"/>
+              </w:rPr>
               <w:t>Work Description/Details</w:t>
             </w:r>
             <w:r>
               <w:rPr>
+                <w:rStyle w:val="Style9"/>
+                <w:vanish w:val="false"/>
+              </w:rPr>
+              <w:tab/>
+            </w:r>
+            <w:r>
+              <w:rPr>
                 <w:webHidden/>
               </w:rPr>
               <w:fldChar w:fldCharType="begin"/>
@@ -2989,9 +3039,9 @@
             </w:r>
             <w:r>
               <w:rPr>
-                <w:vanish w:val="false"/>
-              </w:rPr>
-              <w:tab/>
+                <w:rStyle w:val="Style9"/>
+                <w:vanish/>
+              </w:rPr>
               <w:t>4</w:t>
             </w:r>
             <w:r>
@@ -3004,7 +3054,7 @@
         </w:p>
         <w:p>
           <w:pPr>
-            <w:pStyle w:val="31"/>
+            <w:pStyle w:val="TOC3"/>
             <w:tabs>
               <w:tab w:val="clear" w:pos="720"/>
               <w:tab w:val="left" w:pos="1200" w:leader="none"/>
@@ -3012,7 +3062,6 @@
             </w:tabs>
             <w:rPr>
               <w:rFonts w:ascii="Calibri" w:hAnsi="Calibri" w:eastAsia="" w:cs="" w:asciiTheme="minorHAnsi" w:cstheme="minorBidi" w:eastAsiaTheme="minorEastAsia" w:hAnsiTheme="minorHAnsi"/>
-              <w:i w:val="false"/>
               <w:i w:val="false"/>
               <w:iCs w:val="false"/>
               <w:kern w:val="2"/>
@@ -3025,13 +3074,15 @@
           <w:hyperlink w:anchor="_Toc203748227">
             <w:r>
               <w:rPr>
+                <w:rStyle w:val="Style9"/>
+                <w:vanish w:val="false"/>
                 <w:webHidden/>
-                <w:vanish w:val="false"/>
               </w:rPr>
               <w:t>4.1.2</w:t>
             </w:r>
             <w:r>
               <w:rPr>
+                <w:rStyle w:val="Style9"/>
                 <w:rFonts w:eastAsia="" w:cs="" w:ascii="Calibri" w:hAnsi="Calibri" w:asciiTheme="minorHAnsi" w:cstheme="minorBidi" w:eastAsiaTheme="minorEastAsia" w:hAnsiTheme="minorHAnsi"/>
                 <w:i w:val="false"/>
                 <w:iCs w:val="false"/>
@@ -3044,11 +3095,20 @@
               <w:tab/>
             </w:r>
             <w:r>
-              <w:rPr/>
+              <w:rPr>
+                <w:rStyle w:val="Style9"/>
+              </w:rPr>
               <w:t>Cable Run List</w:t>
             </w:r>
             <w:r>
               <w:rPr>
+                <w:rStyle w:val="Style9"/>
+                <w:vanish w:val="false"/>
+              </w:rPr>
+              <w:tab/>
+            </w:r>
+            <w:r>
+              <w:rPr>
                 <w:webHidden/>
               </w:rPr>
               <w:fldChar w:fldCharType="begin"/>
@@ -3067,9 +3127,9 @@
             </w:r>
             <w:r>
               <w:rPr>
-                <w:vanish w:val="false"/>
-              </w:rPr>
-              <w:tab/>
+                <w:rStyle w:val="Style9"/>
+                <w:vanish/>
+              </w:rPr>
               <w:t>5</w:t>
             </w:r>
             <w:r>
@@ -3082,7 +3142,7 @@
         </w:p>
         <w:p>
           <w:pPr>
-            <w:pStyle w:val="31"/>
+            <w:pStyle w:val="TOC3"/>
             <w:tabs>
               <w:tab w:val="clear" w:pos="720"/>
               <w:tab w:val="left" w:pos="1200" w:leader="none"/>
@@ -3090,7 +3150,6 @@
             </w:tabs>
             <w:rPr>
               <w:rFonts w:ascii="Calibri" w:hAnsi="Calibri" w:eastAsia="" w:cs="" w:asciiTheme="minorHAnsi" w:cstheme="minorBidi" w:eastAsiaTheme="minorEastAsia" w:hAnsiTheme="minorHAnsi"/>
-              <w:i w:val="false"/>
               <w:i w:val="false"/>
               <w:iCs w:val="false"/>
               <w:kern w:val="2"/>
@@ -3103,13 +3162,15 @@
           <w:hyperlink w:anchor="_Toc203748228">
             <w:r>
               <w:rPr>
+                <w:rStyle w:val="Style9"/>
+                <w:vanish w:val="false"/>
                 <w:webHidden/>
-                <w:vanish w:val="false"/>
               </w:rPr>
               <w:t>4.1.3</w:t>
             </w:r>
             <w:r>
               <w:rPr>
+                <w:rStyle w:val="Style9"/>
                 <w:rFonts w:eastAsia="" w:cs="" w:ascii="Calibri" w:hAnsi="Calibri" w:asciiTheme="minorHAnsi" w:cstheme="minorBidi" w:eastAsiaTheme="minorEastAsia" w:hAnsiTheme="minorHAnsi"/>
                 <w:i w:val="false"/>
                 <w:iCs w:val="false"/>
@@ -3122,11 +3183,20 @@
               <w:tab/>
             </w:r>
             <w:r>
-              <w:rPr/>
+              <w:rPr>
+                <w:rStyle w:val="Style9"/>
+              </w:rPr>
               <w:t>Rack Layout</w:t>
             </w:r>
             <w:r>
               <w:rPr>
+                <w:rStyle w:val="Style9"/>
+                <w:vanish w:val="false"/>
+              </w:rPr>
+              <w:tab/>
+            </w:r>
+            <w:r>
+              <w:rPr>
                 <w:webHidden/>
               </w:rPr>
               <w:fldChar w:fldCharType="begin"/>
@@ -3145,9 +3215,9 @@
             </w:r>
             <w:r>
               <w:rPr>
-                <w:vanish w:val="false"/>
-              </w:rPr>
-              <w:tab/>
+                <w:rStyle w:val="Style9"/>
+                <w:vanish/>
+              </w:rPr>
               <w:t>6</w:t>
             </w:r>
             <w:r>
@@ -3160,7 +3230,7 @@
         </w:p>
         <w:p>
           <w:pPr>
-            <w:pStyle w:val="31"/>
+            <w:pStyle w:val="TOC3"/>
             <w:tabs>
               <w:tab w:val="clear" w:pos="720"/>
               <w:tab w:val="left" w:pos="1200" w:leader="none"/>
@@ -3168,7 +3238,6 @@
             </w:tabs>
             <w:rPr>
               <w:rFonts w:ascii="Calibri" w:hAnsi="Calibri" w:eastAsia="" w:cs="" w:asciiTheme="minorHAnsi" w:cstheme="minorBidi" w:eastAsiaTheme="minorEastAsia" w:hAnsiTheme="minorHAnsi"/>
-              <w:i w:val="false"/>
               <w:i w:val="false"/>
               <w:iCs w:val="false"/>
               <w:kern w:val="2"/>
@@ -3181,13 +3250,15 @@
           <w:hyperlink w:anchor="_Toc203748229">
             <w:r>
               <w:rPr>
+                <w:rStyle w:val="Style9"/>
+                <w:vanish w:val="false"/>
                 <w:webHidden/>
-                <w:vanish w:val="false"/>
               </w:rPr>
               <w:t>4.1.4</w:t>
             </w:r>
             <w:r>
               <w:rPr>
+                <w:rStyle w:val="Style9"/>
                 <w:rFonts w:eastAsia="" w:cs="" w:ascii="Calibri" w:hAnsi="Calibri" w:asciiTheme="minorHAnsi" w:cstheme="minorBidi" w:eastAsiaTheme="minorEastAsia" w:hAnsiTheme="minorHAnsi"/>
                 <w:i w:val="false"/>
                 <w:iCs w:val="false"/>
@@ -3200,11 +3271,20 @@
               <w:tab/>
             </w:r>
             <w:r>
-              <w:rPr/>
+              <w:rPr>
+                <w:rStyle w:val="Style9"/>
+              </w:rPr>
               <w:t>Floor Plan</w:t>
             </w:r>
             <w:r>
               <w:rPr>
+                <w:rStyle w:val="Style9"/>
+                <w:vanish w:val="false"/>
+              </w:rPr>
+              <w:tab/>
+            </w:r>
+            <w:r>
+              <w:rPr>
                 <w:webHidden/>
               </w:rPr>
               <w:fldChar w:fldCharType="begin"/>
@@ -3223,9 +3303,9 @@
             </w:r>
             <w:r>
               <w:rPr>
-                <w:vanish w:val="false"/>
-              </w:rPr>
-              <w:tab/>
+                <w:rStyle w:val="Style9"/>
+                <w:vanish/>
+              </w:rPr>
               <w:t>8</w:t>
             </w:r>
             <w:r>
@@ -3238,7 +3318,7 @@
         </w:p>
         <w:p>
           <w:pPr>
-            <w:pStyle w:val="31"/>
+            <w:pStyle w:val="TOC3"/>
             <w:tabs>
               <w:tab w:val="clear" w:pos="720"/>
               <w:tab w:val="left" w:pos="1200" w:leader="none"/>
@@ -3246,7 +3326,6 @@
             </w:tabs>
             <w:rPr>
               <w:rFonts w:ascii="Calibri" w:hAnsi="Calibri" w:eastAsia="" w:cs="" w:asciiTheme="minorHAnsi" w:cstheme="minorBidi" w:eastAsiaTheme="minorEastAsia" w:hAnsiTheme="minorHAnsi"/>
-              <w:i w:val="false"/>
               <w:i w:val="false"/>
               <w:iCs w:val="false"/>
               <w:kern w:val="2"/>
@@ -3259,13 +3338,15 @@
           <w:hyperlink w:anchor="_Toc203748230">
             <w:r>
               <w:rPr>
+                <w:rStyle w:val="Style9"/>
+                <w:vanish w:val="false"/>
                 <w:webHidden/>
-                <w:vanish w:val="false"/>
               </w:rPr>
               <w:t>4.1.5</w:t>
             </w:r>
             <w:r>
               <w:rPr>
+                <w:rStyle w:val="Style9"/>
                 <w:rFonts w:eastAsia="" w:cs="" w:ascii="Calibri" w:hAnsi="Calibri" w:asciiTheme="minorHAnsi" w:cstheme="minorBidi" w:eastAsiaTheme="minorEastAsia" w:hAnsiTheme="minorHAnsi"/>
                 <w:i w:val="false"/>
                 <w:iCs w:val="false"/>
@@ -3278,11 +3359,20 @@
               <w:tab/>
             </w:r>
             <w:r>
-              <w:rPr/>
+              <w:rPr>
+                <w:rStyle w:val="Style9"/>
+              </w:rPr>
               <w:t>Power Requirements</w:t>
             </w:r>
             <w:r>
               <w:rPr>
+                <w:rStyle w:val="Style9"/>
+                <w:vanish w:val="false"/>
+              </w:rPr>
+              <w:tab/>
+            </w:r>
+            <w:r>
+              <w:rPr>
                 <w:webHidden/>
               </w:rPr>
               <w:fldChar w:fldCharType="begin"/>
@@ -3301,9 +3391,9 @@
             </w:r>
             <w:r>
               <w:rPr>
-                <w:vanish w:val="false"/>
-              </w:rPr>
-              <w:tab/>
+                <w:rStyle w:val="Style9"/>
+                <w:vanish/>
+              </w:rPr>
               <w:t>8</w:t>
             </w:r>
             <w:r>
@@ -3316,7 +3406,7 @@
         </w:p>
         <w:p>
           <w:pPr>
-            <w:pStyle w:val="21"/>
+            <w:pStyle w:val="TOC2"/>
             <w:tabs>
               <w:tab w:val="clear" w:pos="720"/>
               <w:tab w:val="left" w:pos="960" w:leader="none"/>
@@ -3336,13 +3426,15 @@
           <w:hyperlink w:anchor="_Toc203748231">
             <w:r>
               <w:rPr>
+                <w:rStyle w:val="Style9"/>
+                <w:vanish w:val="false"/>
                 <w:webHidden/>
-                <w:vanish w:val="false"/>
               </w:rPr>
               <w:t>4.2</w:t>
             </w:r>
             <w:r>
               <w:rPr>
+                <w:rStyle w:val="Style9"/>
                 <w:rFonts w:eastAsia="" w:cs="" w:ascii="Calibri" w:hAnsi="Calibri" w:asciiTheme="minorHAnsi" w:cstheme="minorBidi" w:eastAsiaTheme="minorEastAsia" w:hAnsiTheme="minorHAnsi"/>
                 <w:caps w:val="false"/>
                 <w:smallCaps w:val="false"/>
@@ -3355,11 +3447,20 @@
               <w:tab/>
             </w:r>
             <w:r>
-              <w:rPr/>
+              <w:rPr>
+                <w:rStyle w:val="Style9"/>
+              </w:rPr>
               <w:t>activation</w:t>
             </w:r>
             <w:r>
               <w:rPr>
+                <w:rStyle w:val="Style9"/>
+                <w:vanish w:val="false"/>
+              </w:rPr>
+              <w:tab/>
+            </w:r>
+            <w:r>
+              <w:rPr>
                 <w:webHidden/>
               </w:rPr>
               <w:fldChar w:fldCharType="begin"/>
@@ -3378,9 +3479,9 @@
             </w:r>
             <w:r>
               <w:rPr>
-                <w:vanish w:val="false"/>
-              </w:rPr>
-              <w:tab/>
+                <w:rStyle w:val="Style9"/>
+                <w:vanish/>
+              </w:rPr>
               <w:t>8</w:t>
             </w:r>
             <w:r>
@@ -3393,7 +3494,7 @@
         </w:p>
         <w:p>
           <w:pPr>
-            <w:pStyle w:val="31"/>
+            <w:pStyle w:val="TOC3"/>
             <w:tabs>
               <w:tab w:val="clear" w:pos="720"/>
               <w:tab w:val="left" w:pos="1200" w:leader="none"/>
@@ -3401,7 +3502,6 @@
             </w:tabs>
             <w:rPr>
               <w:rFonts w:ascii="Calibri" w:hAnsi="Calibri" w:eastAsia="" w:cs="" w:asciiTheme="minorHAnsi" w:cstheme="minorBidi" w:eastAsiaTheme="minorEastAsia" w:hAnsiTheme="minorHAnsi"/>
-              <w:i w:val="false"/>
               <w:i w:val="false"/>
               <w:iCs w:val="false"/>
               <w:kern w:val="2"/>
@@ -3414,13 +3514,15 @@
           <w:hyperlink w:anchor="_Toc203748232">
             <w:r>
               <w:rPr>
+                <w:rStyle w:val="Style9"/>
+                <w:vanish w:val="false"/>
                 <w:webHidden/>
-                <w:vanish w:val="false"/>
               </w:rPr>
               <w:t>4.2.1</w:t>
             </w:r>
             <w:r>
               <w:rPr>
+                <w:rStyle w:val="Style9"/>
                 <w:rFonts w:eastAsia="" w:cs="" w:ascii="Calibri" w:hAnsi="Calibri" w:asciiTheme="minorHAnsi" w:cstheme="minorBidi" w:eastAsiaTheme="minorEastAsia" w:hAnsiTheme="minorHAnsi"/>
                 <w:i w:val="false"/>
                 <w:iCs w:val="false"/>
@@ -3433,11 +3535,20 @@
               <w:tab/>
             </w:r>
             <w:r>
-              <w:rPr/>
+              <w:rPr>
+                <w:rStyle w:val="Style9"/>
+              </w:rPr>
               <w:t>Power on/Turn up</w:t>
             </w:r>
             <w:r>
               <w:rPr>
+                <w:rStyle w:val="Style9"/>
+                <w:vanish w:val="false"/>
+              </w:rPr>
+              <w:tab/>
+            </w:r>
+            <w:r>
+              <w:rPr>
                 <w:webHidden/>
               </w:rPr>
               <w:fldChar w:fldCharType="begin"/>
@@ -3456,9 +3567,9 @@
             </w:r>
             <w:r>
               <w:rPr>
-                <w:vanish w:val="false"/>
-              </w:rPr>
-              <w:tab/>
+                <w:rStyle w:val="Style9"/>
+                <w:vanish/>
+              </w:rPr>
               <w:t>8</w:t>
             </w:r>
             <w:r>
@@ -3471,7 +3582,7 @@
         </w:p>
         <w:p>
           <w:pPr>
-            <w:pStyle w:val="31"/>
+            <w:pStyle w:val="TOC3"/>
             <w:tabs>
               <w:tab w:val="clear" w:pos="720"/>
               <w:tab w:val="left" w:pos="1200" w:leader="none"/>
@@ -3479,7 +3590,6 @@
             </w:tabs>
             <w:rPr>
               <w:rFonts w:ascii="Calibri" w:hAnsi="Calibri" w:eastAsia="" w:cs="" w:asciiTheme="minorHAnsi" w:cstheme="minorBidi" w:eastAsiaTheme="minorEastAsia" w:hAnsiTheme="minorHAnsi"/>
-              <w:i w:val="false"/>
               <w:i w:val="false"/>
               <w:iCs w:val="false"/>
               <w:kern w:val="2"/>
@@ -3492,13 +3602,15 @@
           <w:hyperlink w:anchor="_Toc203748233">
             <w:r>
               <w:rPr>
+                <w:rStyle w:val="Style9"/>
+                <w:vanish w:val="false"/>
                 <w:webHidden/>
-                <w:vanish w:val="false"/>
               </w:rPr>
               <w:t>4.2.2</w:t>
             </w:r>
             <w:r>
               <w:rPr>
+                <w:rStyle w:val="Style9"/>
                 <w:rFonts w:eastAsia="" w:cs="" w:ascii="Calibri" w:hAnsi="Calibri" w:asciiTheme="minorHAnsi" w:cstheme="minorBidi" w:eastAsiaTheme="minorEastAsia" w:hAnsiTheme="minorHAnsi"/>
                 <w:i w:val="false"/>
                 <w:iCs w:val="false"/>
@@ -3511,11 +3623,20 @@
               <w:tab/>
             </w:r>
             <w:r>
-              <w:rPr/>
+              <w:rPr>
+                <w:rStyle w:val="Style9"/>
+              </w:rPr>
               <w:t>Network Management</w:t>
             </w:r>
             <w:r>
               <w:rPr>
+                <w:rStyle w:val="Style9"/>
+                <w:vanish w:val="false"/>
+              </w:rPr>
+              <w:tab/>
+            </w:r>
+            <w:r>
+              <w:rPr>
                 <w:webHidden/>
               </w:rPr>
               <w:fldChar w:fldCharType="begin"/>
@@ -3534,9 +3655,9 @@
             </w:r>
             <w:r>
               <w:rPr>
-                <w:vanish w:val="false"/>
-              </w:rPr>
-              <w:tab/>
+                <w:rStyle w:val="Style9"/>
+                <w:vanish/>
+              </w:rPr>
               <w:t>9</w:t>
             </w:r>
             <w:r>
@@ -3549,7 +3670,7 @@
         </w:p>
         <w:p>
           <w:pPr>
-            <w:pStyle w:val="31"/>
+            <w:pStyle w:val="TOC3"/>
             <w:tabs>
               <w:tab w:val="clear" w:pos="720"/>
               <w:tab w:val="left" w:pos="1200" w:leader="none"/>
@@ -3557,7 +3678,6 @@
             </w:tabs>
             <w:rPr>
               <w:rFonts w:ascii="Calibri" w:hAnsi="Calibri" w:eastAsia="" w:cs="" w:asciiTheme="minorHAnsi" w:cstheme="minorBidi" w:eastAsiaTheme="minorEastAsia" w:hAnsiTheme="minorHAnsi"/>
-              <w:i w:val="false"/>
               <w:i w:val="false"/>
               <w:iCs w:val="false"/>
               <w:kern w:val="2"/>
@@ -3570,13 +3690,15 @@
           <w:hyperlink w:anchor="_Toc203748234">
             <w:r>
               <w:rPr>
+                <w:rStyle w:val="Style9"/>
+                <w:vanish w:val="false"/>
                 <w:webHidden/>
-                <w:vanish w:val="false"/>
               </w:rPr>
               <w:t>4.2.3</w:t>
             </w:r>
             <w:r>
               <w:rPr>
+                <w:rStyle w:val="Style9"/>
                 <w:rFonts w:eastAsia="" w:cs="" w:ascii="Calibri" w:hAnsi="Calibri" w:asciiTheme="minorHAnsi" w:cstheme="minorBidi" w:eastAsiaTheme="minorEastAsia" w:hAnsiTheme="minorHAnsi"/>
                 <w:i w:val="false"/>
                 <w:iCs w:val="false"/>
@@ -3589,11 +3711,20 @@
               <w:tab/>
             </w:r>
             <w:r>
-              <w:rPr/>
+              <w:rPr>
+                <w:rStyle w:val="Style9"/>
+              </w:rPr>
               <w:t>Test and Acceptance/Commissioning</w:t>
             </w:r>
             <w:r>
               <w:rPr>
+                <w:rStyle w:val="Style9"/>
+                <w:vanish w:val="false"/>
+              </w:rPr>
+              <w:tab/>
+            </w:r>
+            <w:r>
+              <w:rPr>
                 <w:webHidden/>
               </w:rPr>
               <w:fldChar w:fldCharType="begin"/>
@@ -3612,9 +3743,9 @@
             </w:r>
             <w:r>
               <w:rPr>
-                <w:vanish w:val="false"/>
-              </w:rPr>
-              <w:tab/>
+                <w:rStyle w:val="Style9"/>
+                <w:vanish/>
+              </w:rPr>
               <w:t>9</w:t>
             </w:r>
             <w:r>
@@ -3627,7 +3758,7 @@
         </w:p>
         <w:p>
           <w:pPr>
-            <w:pStyle w:val="31"/>
+            <w:pStyle w:val="TOC3"/>
             <w:tabs>
               <w:tab w:val="clear" w:pos="720"/>
               <w:tab w:val="left" w:pos="1200" w:leader="none"/>
@@ -3635,7 +3766,6 @@
             </w:tabs>
             <w:rPr>
               <w:rFonts w:ascii="Calibri" w:hAnsi="Calibri" w:eastAsia="" w:cs="" w:asciiTheme="minorHAnsi" w:cstheme="minorBidi" w:eastAsiaTheme="minorEastAsia" w:hAnsiTheme="minorHAnsi"/>
-              <w:i w:val="false"/>
               <w:i w:val="false"/>
               <w:iCs w:val="false"/>
               <w:kern w:val="2"/>
@@ -3648,13 +3778,15 @@
           <w:hyperlink w:anchor="_Toc203748235">
             <w:r>
               <w:rPr>
+                <w:rStyle w:val="Style9"/>
+                <w:vanish w:val="false"/>
                 <w:webHidden/>
-                <w:vanish w:val="false"/>
               </w:rPr>
               <w:t>4.2.4</w:t>
             </w:r>
             <w:r>
               <w:rPr>
+                <w:rStyle w:val="Style9"/>
                 <w:rFonts w:eastAsia="" w:cs="" w:ascii="Calibri" w:hAnsi="Calibri" w:asciiTheme="minorHAnsi" w:cstheme="minorBidi" w:eastAsiaTheme="minorEastAsia" w:hAnsiTheme="minorHAnsi"/>
                 <w:i w:val="false"/>
                 <w:iCs w:val="false"/>
@@ -3667,11 +3799,20 @@
               <w:tab/>
             </w:r>
             <w:r>
-              <w:rPr/>
+              <w:rPr>
+                <w:rStyle w:val="Style9"/>
+              </w:rPr>
               <w:t>Supporting Documentation</w:t>
             </w:r>
             <w:r>
               <w:rPr>
+                <w:rStyle w:val="Style9"/>
+                <w:vanish w:val="false"/>
+              </w:rPr>
+              <w:tab/>
+            </w:r>
+            <w:r>
+              <w:rPr>
                 <w:webHidden/>
               </w:rPr>
               <w:fldChar w:fldCharType="begin"/>
@@ -3690,9 +3831,9 @@
             </w:r>
             <w:r>
               <w:rPr>
-                <w:vanish w:val="false"/>
-              </w:rPr>
-              <w:tab/>
+                <w:rStyle w:val="Style9"/>
+                <w:vanish/>
+              </w:rPr>
               <w:t>9</w:t>
             </w:r>
             <w:r>
@@ -3705,7 +3846,7 @@
         </w:p>
         <w:p>
           <w:pPr>
-            <w:pStyle w:val="11"/>
+            <w:pStyle w:val="TOC1"/>
             <w:tabs>
               <w:tab w:val="clear" w:pos="720"/>
               <w:tab w:val="left" w:pos="480" w:leader="none"/>
@@ -3713,7 +3854,6 @@
             </w:tabs>
             <w:rPr>
               <w:rFonts w:ascii="Calibri" w:hAnsi="Calibri" w:eastAsia="" w:cs="" w:asciiTheme="minorHAnsi" w:cstheme="minorBidi" w:eastAsiaTheme="minorEastAsia" w:hAnsiTheme="minorHAnsi"/>
-              <w:b w:val="false"/>
               <w:b w:val="false"/>
               <w:bCs w:val="false"/>
               <w:caps w:val="false"/>
@@ -3728,13 +3868,15 @@
           <w:hyperlink w:anchor="_Toc203748236">
             <w:r>
               <w:rPr>
+                <w:rStyle w:val="Style9"/>
+                <w:vanish w:val="false"/>
                 <w:webHidden/>
-                <w:vanish w:val="false"/>
               </w:rPr>
               <w:t>5</w:t>
             </w:r>
             <w:r>
               <w:rPr>
+                <w:rStyle w:val="Style9"/>
                 <w:rFonts w:eastAsia="" w:cs="" w:ascii="Calibri" w:hAnsi="Calibri" w:asciiTheme="minorHAnsi" w:cstheme="minorBidi" w:eastAsiaTheme="minorEastAsia" w:hAnsiTheme="minorHAnsi"/>
                 <w:b w:val="false"/>
                 <w:bCs w:val="false"/>
@@ -3749,11 +3891,20 @@
               <w:tab/>
             </w:r>
             <w:r>
-              <w:rPr/>
+              <w:rPr>
+                <w:rStyle w:val="Style9"/>
+              </w:rPr>
               <w:t>TO BE RETURNED UPON PROJECT COMPLETION</w:t>
             </w:r>
             <w:r>
               <w:rPr>
+                <w:rStyle w:val="Style9"/>
+                <w:vanish w:val="false"/>
+              </w:rPr>
+              <w:tab/>
+            </w:r>
+            <w:r>
+              <w:rPr>
                 <w:webHidden/>
               </w:rPr>
               <w:fldChar w:fldCharType="begin"/>
@@ -3772,9 +3923,9 @@
             </w:r>
             <w:r>
               <w:rPr>
-                <w:vanish w:val="false"/>
-              </w:rPr>
-              <w:tab/>
+                <w:rStyle w:val="Style9"/>
+                <w:vanish/>
+              </w:rPr>
               <w:t>9</w:t>
             </w:r>
             <w:r>
@@ -3786,7 +3937,8 @@
           </w:hyperlink>
           <w:r>
             <w:rPr>
-              <w:vanish w:val="false"/>
+              <w:rStyle w:val="Style9"/>
+              <w:vanish/>
             </w:rPr>
             <w:fldChar w:fldCharType="end"/>
           </w:r>
@@ -3796,69 +3948,53 @@
     <w:p>
       <w:pPr>
         <w:pStyle w:val="Normal"/>
-        <w:widowControl/>
-        <w:bidi w:val="0"/>
-        <w:spacing w:lineRule="auto" w:line="240" w:before="0" w:after="0"/>
-        <w:jc w:val="left"/>
-        <w:rPr>
-          <w:rFonts w:ascii="Arial" w:hAnsi="Arial" w:eastAsia="Times New Roman" w:cs="Arial"/>
-          <w:kern w:val="0"/>
-          <w:sz w:val="24"/>
-          <w:szCs w:val="24"/>
-          <w14:ligatures w14:val="none"/>
-        </w:rPr>
-      </w:pPr>
-      <w:r>
-        <w:rPr>
-          <w:rFonts w:eastAsia="Times New Roman" w:cs="Arial"/>
-          <w:kern w:val="0"/>
-          <w:sz w:val="24"/>
-          <w:szCs w:val="24"/>
-          <w14:ligatures w14:val="none"/>
-        </w:rPr>
+        <w:rPr/>
+      </w:pPr>
+      <w:r>
+        <w:rPr/>
       </w:r>
       <w:bookmarkStart w:id="7" w:name="_Toc4158827961"/>
       <w:bookmarkStart w:id="8" w:name="_Ref3901461461"/>
-      <w:bookmarkStart w:id="9" w:name="_Toc4158827961"/>
-      <w:bookmarkStart w:id="10" w:name="_Ref3901461461"/>
+      <w:bookmarkEnd w:id="7"/>
+      <w:bookmarkEnd w:id="8"/>
+    </w:p>
+    <w:p>
+      <w:pPr>
+        <w:pStyle w:val="Normal"/>
+        <w:spacing w:lineRule="auto" w:line="259" w:before="0" w:after="160"/>
+        <w:rPr/>
+      </w:pPr>
+      <w:r>
+        <w:rPr/>
+      </w:r>
+      <w:r>
+        <w:br w:type="page"/>
+      </w:r>
+    </w:p>
+    <w:p>
+      <w:pPr>
+        <w:pStyle w:val="Heading1"/>
+        <w:spacing w:before="0" w:after="60"/>
+        <w:ind w:hanging="431" w:start="431"/>
+        <w:rPr/>
+      </w:pPr>
+      <w:bookmarkStart w:id="9" w:name="_Toc452786394"/>
+      <w:bookmarkStart w:id="10" w:name="_Toc203748219"/>
+      <w:bookmarkStart w:id="11" w:name="_Toc415882797"/>
+      <w:bookmarkStart w:id="12" w:name="_Toc438028050"/>
+      <w:bookmarkStart w:id="13" w:name="_Toc445549124"/>
+      <w:bookmarkStart w:id="14" w:name="_Toc445549286"/>
+      <w:bookmarkStart w:id="15" w:name="_Toc447963587"/>
+      <w:bookmarkStart w:id="16" w:name="_Toc447963653"/>
+      <w:bookmarkStart w:id="17" w:name="_Toc462720233"/>
+      <w:bookmarkStart w:id="18" w:name="_Toc274299543"/>
+      <w:bookmarkStart w:id="19" w:name="_Toc278895670"/>
+      <w:r>
+        <w:rPr/>
+        <w:t>INTRODUCTION</w:t>
+      </w:r>
       <w:bookmarkEnd w:id="9"/>
       <w:bookmarkEnd w:id="10"/>
-    </w:p>
-    <w:p>
-      <w:pPr>
-        <w:pStyle w:val="Normal"/>
-        <w:spacing w:lineRule="auto" w:line="259" w:before="0" w:after="160"/>
-        <w:rPr/>
-      </w:pPr>
-      <w:r>
-        <w:rPr/>
-      </w:r>
-      <w:r>
-        <w:br w:type="page"/>
-      </w:r>
-    </w:p>
-    <w:p>
-      <w:pPr>
-        <w:pStyle w:val="1"/>
-        <w:spacing w:before="480" w:after="60"/>
-        <w:ind w:left="431" w:hanging="431"/>
-        <w:rPr/>
-      </w:pPr>
-      <w:bookmarkStart w:id="11" w:name="_Toc452786394"/>
-      <w:bookmarkStart w:id="12" w:name="_Toc203748219"/>
-      <w:bookmarkStart w:id="13" w:name="_Toc415882797"/>
-      <w:bookmarkStart w:id="14" w:name="_Toc438028050"/>
-      <w:bookmarkStart w:id="15" w:name="_Toc445549124"/>
-      <w:bookmarkStart w:id="16" w:name="_Toc445549286"/>
-      <w:bookmarkStart w:id="17" w:name="_Toc447963587"/>
-      <w:bookmarkStart w:id="18" w:name="_Toc447963653"/>
-      <w:bookmarkStart w:id="19" w:name="_Toc462720233"/>
-      <w:bookmarkStart w:id="20" w:name="_Toc274299543"/>
-      <w:bookmarkStart w:id="21" w:name="_Toc278895670"/>
-      <w:r>
-        <w:rPr/>
-        <w:t>INTRODUCTION</w:t>
-      </w:r>
       <w:bookmarkEnd w:id="11"/>
       <w:bookmarkEnd w:id="12"/>
       <w:bookmarkEnd w:id="13"/>
@@ -3868,8 +4004,6 @@
       <w:bookmarkEnd w:id="17"/>
       <w:bookmarkEnd w:id="18"/>
       <w:bookmarkEnd w:id="19"/>
-      <w:bookmarkEnd w:id="20"/>
-      <w:bookmarkEnd w:id="21"/>
     </w:p>
     <w:p>
       <w:pPr>
@@ -3880,12 +4014,12 @@
         <w:jc w:val="both"/>
         <w:rPr/>
       </w:pPr>
-      <w:bookmarkStart w:id="22" w:name="_Hlk115275716"/>
+      <w:bookmarkStart w:id="20" w:name="_Hlk115275716"/>
       <w:r>
         <w:rPr/>
         <w:t xml:space="preserve">The purpose of the project </w:t>
       </w:r>
-      <w:bookmarkEnd w:id="22"/>
+      <w:bookmarkEnd w:id="20"/>
       <w:r>
         <w:rPr/>
         <w:t>is to support the 2025 dSDE BAU Capacity upgrade program by installing 1x MPC7E both DGW70.NFSJ and DGW71.NFSJ on slot # 5 of each router and Install 2 x 100G FR and 2 x e SR optics in each router to facilitate the utilization of newly added ports.</w:t>
@@ -3900,11 +4034,10 @@
         <w:jc w:val="both"/>
         <w:rPr>
           <w:b/>
-          <w:b/>
           <w:bCs/>
         </w:rPr>
       </w:pPr>
-      <w:bookmarkStart w:id="23" w:name="_Hlk115275737"/>
+      <w:bookmarkStart w:id="21" w:name="_Hlk115275737"/>
       <w:r>
         <w:rPr/>
         <w:t xml:space="preserve">The purpose of the DDP is to install </w:t>
@@ -3951,7 +4084,7 @@
         </w:rPr>
         <w:t>541 Kenmount Rd, St. John's, NL (STJHNFAS/ NFSJ/ S0222).</w:t>
       </w:r>
-      <w:bookmarkEnd w:id="23"/>
+      <w:bookmarkEnd w:id="21"/>
     </w:p>
     <w:p>
       <w:pPr>
@@ -3961,7 +4094,6 @@
         <w:spacing w:lineRule="auto" w:line="360" w:before="120" w:after="0"/>
         <w:jc w:val="center"/>
         <w:rPr>
-          <w:b/>
           <w:b/>
           <w:bCs/>
           <w:u w:val="single"/>
@@ -3984,15 +4116,15 @@
         <w:tblLayout w:type="fixed"/>
         <w:tblCellMar>
           <w:top w:w="0" w:type="dxa"/>
-          <w:left w:w="108" w:type="dxa"/>
+          <w:start w:w="108" w:type="dxa"/>
           <w:bottom w:w="0" w:type="dxa"/>
-          <w:right w:w="108" w:type="dxa"/>
+          <w:end w:w="108" w:type="dxa"/>
         </w:tblCellMar>
         <w:tblLook w:val="04a0" w:noHBand="0" w:noVBand="1" w:firstColumn="1" w:lastRow="0" w:lastColumn="0" w:firstRow="1"/>
       </w:tblPr>
       <w:tblGrid>
-        <w:gridCol w:w="2829"/>
-        <w:gridCol w:w="2694"/>
+        <w:gridCol w:w="2827"/>
+        <w:gridCol w:w="2697"/>
       </w:tblGrid>
       <w:tr>
         <w:trPr>
@@ -4000,12 +4132,12 @@
         </w:trPr>
         <w:tc>
           <w:tcPr>
-            <w:tcW w:w="2829" w:type="dxa"/>
+            <w:tcW w:w="2827" w:type="dxa"/>
             <w:tcBorders>
               <w:top w:val="single" w:sz="4" w:space="0" w:color="000000"/>
-              <w:left w:val="single" w:sz="4" w:space="0" w:color="000000"/>
+              <w:start w:val="single" w:sz="4" w:space="0" w:color="000000"/>
               <w:bottom w:val="single" w:sz="4" w:space="0" w:color="000000"/>
-              <w:right w:val="single" w:sz="4" w:space="0" w:color="000000"/>
+              <w:end w:val="single" w:sz="4" w:space="0" w:color="000000"/>
             </w:tcBorders>
             <w:vAlign w:val="center"/>
           </w:tcPr>
@@ -4019,7 +4151,6 @@
               <w:rPr>
                 <w:rFonts w:eastAsia="Calibri" w:eastAsiaTheme="minorHAnsi"/>
                 <w:b/>
-                <w:b/>
                 <w:bCs/>
               </w:rPr>
             </w:pPr>
@@ -4034,12 +4165,12 @@
         </w:tc>
         <w:tc>
           <w:tcPr>
-            <w:tcW w:w="2694" w:type="dxa"/>
+            <w:tcW w:w="2697" w:type="dxa"/>
             <w:tcBorders>
               <w:top w:val="single" w:sz="4" w:space="0" w:color="000000"/>
-              <w:left w:val="single" w:sz="4" w:space="0" w:color="000000"/>
+              <w:start w:val="single" w:sz="4" w:space="0" w:color="000000"/>
               <w:bottom w:val="single" w:sz="4" w:space="0" w:color="000000"/>
-              <w:right w:val="single" w:sz="4" w:space="0" w:color="000000"/>
+              <w:end w:val="single" w:sz="4" w:space="0" w:color="000000"/>
             </w:tcBorders>
             <w:vAlign w:val="center"/>
           </w:tcPr>
@@ -4052,7 +4183,6 @@
               <w:jc w:val="center"/>
               <w:rPr>
                 <w:rFonts w:eastAsia="Calibri" w:eastAsiaTheme="minorHAnsi"/>
-                <w:b/>
                 <w:b/>
                 <w:bCs/>
               </w:rPr>
@@ -4073,12 +4203,12 @@
         </w:trPr>
         <w:tc>
           <w:tcPr>
-            <w:tcW w:w="2829" w:type="dxa"/>
+            <w:tcW w:w="2827" w:type="dxa"/>
             <w:tcBorders>
               <w:top w:val="single" w:sz="4" w:space="0" w:color="000000"/>
-              <w:left w:val="single" w:sz="4" w:space="0" w:color="000000"/>
+              <w:start w:val="single" w:sz="4" w:space="0" w:color="000000"/>
               <w:bottom w:val="single" w:sz="4" w:space="0" w:color="000000"/>
-              <w:right w:val="single" w:sz="4" w:space="0" w:color="000000"/>
+              <w:end w:val="single" w:sz="4" w:space="0" w:color="000000"/>
             </w:tcBorders>
             <w:vAlign w:val="center"/>
           </w:tcPr>
@@ -4101,12 +4231,12 @@
         </w:tc>
         <w:tc>
           <w:tcPr>
-            <w:tcW w:w="2694" w:type="dxa"/>
+            <w:tcW w:w="2697" w:type="dxa"/>
             <w:tcBorders>
               <w:top w:val="single" w:sz="4" w:space="0" w:color="000000"/>
-              <w:left w:val="single" w:sz="4" w:space="0" w:color="000000"/>
+              <w:start w:val="single" w:sz="4" w:space="0" w:color="000000"/>
               <w:bottom w:val="single" w:sz="4" w:space="0" w:color="000000"/>
-              <w:right w:val="single" w:sz="4" w:space="0" w:color="000000"/>
+              <w:end w:val="single" w:sz="4" w:space="0" w:color="000000"/>
             </w:tcBorders>
             <w:vAlign w:val="center"/>
           </w:tcPr>
@@ -4139,12 +4269,12 @@
         </w:trPr>
         <w:tc>
           <w:tcPr>
-            <w:tcW w:w="2829" w:type="dxa"/>
+            <w:tcW w:w="2827" w:type="dxa"/>
             <w:tcBorders>
               <w:top w:val="single" w:sz="4" w:space="0" w:color="000000"/>
-              <w:left w:val="single" w:sz="4" w:space="0" w:color="000000"/>
+              <w:start w:val="single" w:sz="4" w:space="0" w:color="000000"/>
               <w:bottom w:val="single" w:sz="4" w:space="0" w:color="000000"/>
-              <w:right w:val="single" w:sz="4" w:space="0" w:color="000000"/>
+              <w:end w:val="single" w:sz="4" w:space="0" w:color="000000"/>
             </w:tcBorders>
             <w:vAlign w:val="center"/>
           </w:tcPr>
@@ -4167,12 +4297,12 @@
         </w:tc>
         <w:tc>
           <w:tcPr>
-            <w:tcW w:w="2694" w:type="dxa"/>
+            <w:tcW w:w="2697" w:type="dxa"/>
             <w:tcBorders>
               <w:top w:val="single" w:sz="4" w:space="0" w:color="000000"/>
-              <w:left w:val="single" w:sz="4" w:space="0" w:color="000000"/>
+              <w:start w:val="single" w:sz="4" w:space="0" w:color="000000"/>
               <w:bottom w:val="single" w:sz="4" w:space="0" w:color="000000"/>
-              <w:right w:val="single" w:sz="4" w:space="0" w:color="000000"/>
+              <w:end w:val="single" w:sz="4" w:space="0" w:color="000000"/>
             </w:tcBorders>
             <w:vAlign w:val="center"/>
           </w:tcPr>
@@ -4204,12 +4334,12 @@
         </w:trPr>
         <w:tc>
           <w:tcPr>
-            <w:tcW w:w="2829" w:type="dxa"/>
+            <w:tcW w:w="2827" w:type="dxa"/>
             <w:tcBorders>
               <w:top w:val="single" w:sz="4" w:space="0" w:color="000000"/>
-              <w:left w:val="single" w:sz="4" w:space="0" w:color="000000"/>
+              <w:start w:val="single" w:sz="4" w:space="0" w:color="000000"/>
               <w:bottom w:val="single" w:sz="4" w:space="0" w:color="000000"/>
-              <w:right w:val="single" w:sz="4" w:space="0" w:color="000000"/>
+              <w:end w:val="single" w:sz="4" w:space="0" w:color="000000"/>
             </w:tcBorders>
             <w:vAlign w:val="center"/>
           </w:tcPr>
@@ -4232,12 +4362,12 @@
         </w:tc>
         <w:tc>
           <w:tcPr>
-            <w:tcW w:w="2694" w:type="dxa"/>
+            <w:tcW w:w="2697" w:type="dxa"/>
             <w:tcBorders>
               <w:top w:val="single" w:sz="4" w:space="0" w:color="000000"/>
-              <w:left w:val="single" w:sz="4" w:space="0" w:color="000000"/>
+              <w:start w:val="single" w:sz="4" w:space="0" w:color="000000"/>
               <w:bottom w:val="single" w:sz="4" w:space="0" w:color="000000"/>
-              <w:right w:val="single" w:sz="4" w:space="0" w:color="000000"/>
+              <w:end w:val="single" w:sz="4" w:space="0" w:color="000000"/>
             </w:tcBorders>
             <w:vAlign w:val="center"/>
           </w:tcPr>
@@ -4269,12 +4399,12 @@
         </w:trPr>
         <w:tc>
           <w:tcPr>
-            <w:tcW w:w="2829" w:type="dxa"/>
+            <w:tcW w:w="2827" w:type="dxa"/>
             <w:tcBorders>
               <w:top w:val="single" w:sz="4" w:space="0" w:color="000000"/>
-              <w:left w:val="single" w:sz="4" w:space="0" w:color="000000"/>
+              <w:start w:val="single" w:sz="4" w:space="0" w:color="000000"/>
               <w:bottom w:val="single" w:sz="4" w:space="0" w:color="000000"/>
-              <w:right w:val="single" w:sz="4" w:space="0" w:color="000000"/>
+              <w:end w:val="single" w:sz="4" w:space="0" w:color="000000"/>
             </w:tcBorders>
             <w:vAlign w:val="center"/>
           </w:tcPr>
@@ -4299,12 +4429,12 @@
         </w:tc>
         <w:tc>
           <w:tcPr>
-            <w:tcW w:w="2694" w:type="dxa"/>
+            <w:tcW w:w="2697" w:type="dxa"/>
             <w:tcBorders>
               <w:top w:val="single" w:sz="4" w:space="0" w:color="000000"/>
-              <w:left w:val="single" w:sz="4" w:space="0" w:color="000000"/>
+              <w:start w:val="single" w:sz="4" w:space="0" w:color="000000"/>
               <w:bottom w:val="single" w:sz="4" w:space="0" w:color="000000"/>
-              <w:right w:val="single" w:sz="4" w:space="0" w:color="000000"/>
+              <w:end w:val="single" w:sz="4" w:space="0" w:color="000000"/>
             </w:tcBorders>
             <w:vAlign w:val="center"/>
           </w:tcPr>
@@ -4335,12 +4465,12 @@
         </w:trPr>
         <w:tc>
           <w:tcPr>
-            <w:tcW w:w="2829" w:type="dxa"/>
+            <w:tcW w:w="2827" w:type="dxa"/>
             <w:tcBorders>
               <w:top w:val="single" w:sz="4" w:space="0" w:color="000000"/>
-              <w:left w:val="single" w:sz="4" w:space="0" w:color="000000"/>
+              <w:start w:val="single" w:sz="4" w:space="0" w:color="000000"/>
               <w:bottom w:val="single" w:sz="4" w:space="0" w:color="000000"/>
-              <w:right w:val="single" w:sz="4" w:space="0" w:color="000000"/>
+              <w:end w:val="single" w:sz="4" w:space="0" w:color="000000"/>
             </w:tcBorders>
             <w:vAlign w:val="center"/>
           </w:tcPr>
@@ -4365,12 +4495,12 @@
         </w:tc>
         <w:tc>
           <w:tcPr>
-            <w:tcW w:w="2694" w:type="dxa"/>
+            <w:tcW w:w="2697" w:type="dxa"/>
             <w:tcBorders>
               <w:top w:val="single" w:sz="4" w:space="0" w:color="000000"/>
-              <w:left w:val="single" w:sz="4" w:space="0" w:color="000000"/>
+              <w:start w:val="single" w:sz="4" w:space="0" w:color="000000"/>
               <w:bottom w:val="single" w:sz="4" w:space="0" w:color="000000"/>
-              <w:right w:val="single" w:sz="4" w:space="0" w:color="000000"/>
+              <w:end w:val="single" w:sz="4" w:space="0" w:color="000000"/>
             </w:tcBorders>
             <w:vAlign w:val="center"/>
           </w:tcPr>
@@ -4401,12 +4531,12 @@
         </w:trPr>
         <w:tc>
           <w:tcPr>
-            <w:tcW w:w="2829" w:type="dxa"/>
+            <w:tcW w:w="2827" w:type="dxa"/>
             <w:tcBorders>
               <w:top w:val="single" w:sz="4" w:space="0" w:color="000000"/>
-              <w:left w:val="single" w:sz="4" w:space="0" w:color="000000"/>
+              <w:start w:val="single" w:sz="4" w:space="0" w:color="000000"/>
               <w:bottom w:val="single" w:sz="4" w:space="0" w:color="000000"/>
-              <w:right w:val="single" w:sz="4" w:space="0" w:color="000000"/>
+              <w:end w:val="single" w:sz="4" w:space="0" w:color="000000"/>
             </w:tcBorders>
             <w:vAlign w:val="center"/>
           </w:tcPr>
@@ -4431,12 +4561,12 @@
         </w:tc>
         <w:tc>
           <w:tcPr>
-            <w:tcW w:w="2694" w:type="dxa"/>
+            <w:tcW w:w="2697" w:type="dxa"/>
             <w:tcBorders>
               <w:top w:val="single" w:sz="4" w:space="0" w:color="000000"/>
-              <w:left w:val="single" w:sz="4" w:space="0" w:color="000000"/>
+              <w:start w:val="single" w:sz="4" w:space="0" w:color="000000"/>
               <w:bottom w:val="single" w:sz="4" w:space="0" w:color="000000"/>
-              <w:right w:val="single" w:sz="4" w:space="0" w:color="000000"/>
+              <w:end w:val="single" w:sz="4" w:space="0" w:color="000000"/>
             </w:tcBorders>
             <w:vAlign w:val="center"/>
           </w:tcPr>
@@ -4465,17 +4595,6 @@
         <w:pStyle w:val="Normal"/>
         <w:spacing w:lineRule="auto" w:line="360" w:before="120" w:after="120"/>
         <w:jc w:val="center"/>
-        <w:rPr>
-          <w:b/>
-          <w:b/>
-          <w:bCs/>
-          <w:color w:val="0000FF"/>
-          <w:sz w:val="18"/>
-          <w:szCs w:val="18"/>
-          <w:u w:val="single"/>
-        </w:rPr>
-      </w:pPr>
-      <w:r>
         <w:rPr>
           <w:b/>
           <w:bCs/>
@@ -4484,20 +4603,30 @@
           <w:szCs w:val="18"/>
           <w:u w:val="single"/>
         </w:rPr>
+      </w:pPr>
+      <w:r>
+        <w:rPr>
+          <w:b/>
+          <w:bCs/>
+          <w:color w:val="0000FF"/>
+          <w:sz w:val="18"/>
+          <w:szCs w:val="18"/>
+          <w:u w:val="single"/>
+        </w:rPr>
       </w:r>
     </w:p>
     <w:p>
       <w:pPr>
-        <w:pStyle w:val="2"/>
+        <w:pStyle w:val="Heading2"/>
         <w:spacing w:lineRule="auto" w:line="360"/>
         <w:rPr/>
       </w:pPr>
-      <w:bookmarkStart w:id="24" w:name="_Toc203748220"/>
+      <w:bookmarkStart w:id="22" w:name="_Toc203748220"/>
       <w:r>
         <w:rPr/>
         <w:t>Contact Information</w:t>
       </w:r>
-      <w:bookmarkEnd w:id="24"/>
+      <w:bookmarkEnd w:id="22"/>
     </w:p>
     <w:tbl>
       <w:tblPr>
@@ -4507,9 +4636,9 @@
         <w:tblLayout w:type="fixed"/>
         <w:tblCellMar>
           <w:top w:w="0" w:type="dxa"/>
-          <w:left w:w="108" w:type="dxa"/>
+          <w:start w:w="108" w:type="dxa"/>
           <w:bottom w:w="0" w:type="dxa"/>
-          <w:right w:w="108" w:type="dxa"/>
+          <w:end w:w="108" w:type="dxa"/>
         </w:tblCellMar>
         <w:tblLook w:val="04a0" w:noHBand="0" w:noVBand="1" w:firstColumn="1" w:lastRow="0" w:lastColumn="0" w:firstRow="1"/>
       </w:tblPr>
@@ -4527,9 +4656,9 @@
             <w:tcW w:w="1834" w:type="dxa"/>
             <w:tcBorders>
               <w:top w:val="single" w:sz="4" w:space="0" w:color="000000"/>
-              <w:left w:val="single" w:sz="4" w:space="0" w:color="000000"/>
+              <w:start w:val="single" w:sz="4" w:space="0" w:color="000000"/>
               <w:bottom w:val="single" w:sz="4" w:space="0" w:color="000000"/>
-              <w:right w:val="single" w:sz="4" w:space="0" w:color="000000"/>
+              <w:end w:val="single" w:sz="4" w:space="0" w:color="000000"/>
             </w:tcBorders>
             <w:shd w:color="auto" w:fill="F3F3F3" w:val="clear"/>
             <w:vAlign w:val="center"/>
@@ -4541,11 +4670,10 @@
               <w:keepLines/>
               <w:widowControl w:val="false"/>
               <w:spacing w:lineRule="auto" w:line="276"/>
-              <w:ind w:left="57" w:right="57" w:hanging="0"/>
+              <w:ind w:start="57" w:end="57"/>
               <w:jc w:val="center"/>
               <w:rPr>
                 <w:rFonts w:eastAsia="Calibri" w:eastAsiaTheme="minorHAnsi"/>
-                <w:b/>
                 <w:b/>
                 <w:bCs/>
                 <w:sz w:val="16"/>
@@ -4568,9 +4696,9 @@
             <w:tcW w:w="4192" w:type="dxa"/>
             <w:tcBorders>
               <w:top w:val="single" w:sz="4" w:space="0" w:color="000000"/>
-              <w:left w:val="single" w:sz="4" w:space="0" w:color="000000"/>
+              <w:start w:val="single" w:sz="4" w:space="0" w:color="000000"/>
               <w:bottom w:val="single" w:sz="4" w:space="0" w:color="000000"/>
-              <w:right w:val="single" w:sz="4" w:space="0" w:color="000000"/>
+              <w:end w:val="single" w:sz="4" w:space="0" w:color="000000"/>
             </w:tcBorders>
             <w:shd w:color="auto" w:fill="F3F3F3" w:val="clear"/>
             <w:vAlign w:val="center"/>
@@ -4582,11 +4710,10 @@
               <w:keepLines/>
               <w:widowControl w:val="false"/>
               <w:spacing w:lineRule="auto" w:line="276"/>
-              <w:ind w:left="57" w:right="57" w:hanging="0"/>
+              <w:ind w:start="57" w:end="57"/>
               <w:jc w:val="center"/>
               <w:rPr>
                 <w:rFonts w:eastAsia="Calibri" w:eastAsiaTheme="minorHAnsi"/>
-                <w:b/>
                 <w:b/>
                 <w:bCs/>
                 <w:sz w:val="16"/>
@@ -4609,9 +4736,9 @@
             <w:tcW w:w="3085" w:type="dxa"/>
             <w:tcBorders>
               <w:top w:val="single" w:sz="4" w:space="0" w:color="000000"/>
-              <w:left w:val="single" w:sz="4" w:space="0" w:color="000000"/>
+              <w:start w:val="single" w:sz="4" w:space="0" w:color="000000"/>
               <w:bottom w:val="single" w:sz="4" w:space="0" w:color="000000"/>
-              <w:right w:val="single" w:sz="4" w:space="0" w:color="000000"/>
+              <w:end w:val="single" w:sz="4" w:space="0" w:color="000000"/>
             </w:tcBorders>
             <w:shd w:color="auto" w:fill="F3F3F3" w:val="clear"/>
             <w:vAlign w:val="center"/>
@@ -4623,11 +4750,10 @@
               <w:keepLines/>
               <w:widowControl w:val="false"/>
               <w:spacing w:lineRule="auto" w:line="276"/>
-              <w:ind w:left="57" w:right="57" w:firstLine="161"/>
+              <w:ind w:firstLine="161" w:start="57" w:end="57"/>
               <w:jc w:val="center"/>
               <w:rPr>
                 <w:rFonts w:eastAsia="Calibri" w:eastAsiaTheme="minorHAnsi"/>
-                <w:b/>
                 <w:b/>
                 <w:bCs/>
                 <w:sz w:val="16"/>
@@ -4655,9 +4781,9 @@
             <w:tcW w:w="1834" w:type="dxa"/>
             <w:tcBorders>
               <w:top w:val="single" w:sz="4" w:space="0" w:color="000000"/>
-              <w:left w:val="single" w:sz="4" w:space="0" w:color="000000"/>
+              <w:start w:val="single" w:sz="4" w:space="0" w:color="000000"/>
               <w:bottom w:val="single" w:sz="4" w:space="0" w:color="000000"/>
-              <w:right w:val="single" w:sz="4" w:space="0" w:color="000000"/>
+              <w:end w:val="single" w:sz="4" w:space="0" w:color="000000"/>
             </w:tcBorders>
             <w:vAlign w:val="center"/>
           </w:tcPr>
@@ -4668,7 +4794,7 @@
               <w:keepLines/>
               <w:widowControl w:val="false"/>
               <w:spacing w:lineRule="auto" w:line="276"/>
-              <w:ind w:left="57" w:right="57" w:hanging="0"/>
+              <w:ind w:start="57" w:end="57"/>
               <w:jc w:val="center"/>
               <w:rPr>
                 <w:sz w:val="16"/>
@@ -4689,9 +4815,9 @@
             <w:tcW w:w="4192" w:type="dxa"/>
             <w:tcBorders>
               <w:top w:val="single" w:sz="4" w:space="0" w:color="000000"/>
-              <w:left w:val="single" w:sz="4" w:space="0" w:color="000000"/>
+              <w:start w:val="single" w:sz="4" w:space="0" w:color="000000"/>
               <w:bottom w:val="single" w:sz="4" w:space="0" w:color="000000"/>
-              <w:right w:val="single" w:sz="4" w:space="0" w:color="000000"/>
+              <w:end w:val="single" w:sz="4" w:space="0" w:color="000000"/>
             </w:tcBorders>
             <w:vAlign w:val="center"/>
           </w:tcPr>
@@ -4702,7 +4828,7 @@
               <w:keepLines/>
               <w:widowControl w:val="false"/>
               <w:spacing w:lineRule="auto" w:line="276"/>
-              <w:ind w:left="57" w:right="57" w:hanging="0"/>
+              <w:ind w:start="57" w:end="57"/>
               <w:jc w:val="center"/>
               <w:rPr>
                 <w:sz w:val="16"/>
@@ -4723,9 +4849,9 @@
             <w:tcW w:w="3085" w:type="dxa"/>
             <w:tcBorders>
               <w:top w:val="single" w:sz="4" w:space="0" w:color="000000"/>
-              <w:left w:val="single" w:sz="4" w:space="0" w:color="000000"/>
+              <w:start w:val="single" w:sz="4" w:space="0" w:color="000000"/>
               <w:bottom w:val="single" w:sz="4" w:space="0" w:color="000000"/>
-              <w:right w:val="single" w:sz="4" w:space="0" w:color="000000"/>
+              <w:end w:val="single" w:sz="4" w:space="0" w:color="000000"/>
             </w:tcBorders>
             <w:vAlign w:val="center"/>
           </w:tcPr>
@@ -4736,7 +4862,7 @@
               <w:keepLines/>
               <w:widowControl w:val="false"/>
               <w:spacing w:lineRule="auto" w:line="276"/>
-              <w:ind w:left="57" w:right="57" w:hanging="0"/>
+              <w:ind w:start="57" w:end="57"/>
               <w:jc w:val="center"/>
               <w:rPr>
                 <w:sz w:val="16"/>
@@ -4762,9 +4888,9 @@
             <w:tcW w:w="1834" w:type="dxa"/>
             <w:tcBorders>
               <w:top w:val="single" w:sz="4" w:space="0" w:color="000000"/>
-              <w:left w:val="single" w:sz="4" w:space="0" w:color="000000"/>
+              <w:start w:val="single" w:sz="4" w:space="0" w:color="000000"/>
               <w:bottom w:val="single" w:sz="4" w:space="0" w:color="000000"/>
-              <w:right w:val="single" w:sz="4" w:space="0" w:color="000000"/>
+              <w:end w:val="single" w:sz="4" w:space="0" w:color="000000"/>
             </w:tcBorders>
             <w:vAlign w:val="center"/>
           </w:tcPr>
@@ -4775,7 +4901,7 @@
               <w:keepLines/>
               <w:widowControl w:val="false"/>
               <w:spacing w:lineRule="auto" w:line="276"/>
-              <w:ind w:left="57" w:right="57" w:hanging="0"/>
+              <w:ind w:start="57" w:end="57"/>
               <w:jc w:val="center"/>
               <w:rPr>
                 <w:sz w:val="16"/>
@@ -4796,9 +4922,9 @@
             <w:tcW w:w="4192" w:type="dxa"/>
             <w:tcBorders>
               <w:top w:val="single" w:sz="4" w:space="0" w:color="000000"/>
-              <w:left w:val="single" w:sz="4" w:space="0" w:color="000000"/>
+              <w:start w:val="single" w:sz="4" w:space="0" w:color="000000"/>
               <w:bottom w:val="single" w:sz="4" w:space="0" w:color="000000"/>
-              <w:right w:val="single" w:sz="4" w:space="0" w:color="000000"/>
+              <w:end w:val="single" w:sz="4" w:space="0" w:color="000000"/>
             </w:tcBorders>
             <w:vAlign w:val="center"/>
           </w:tcPr>
@@ -4809,7 +4935,7 @@
               <w:keepLines/>
               <w:widowControl w:val="false"/>
               <w:spacing w:lineRule="auto" w:line="276"/>
-              <w:ind w:left="57" w:right="57" w:hanging="0"/>
+              <w:ind w:start="57" w:end="57"/>
               <w:jc w:val="center"/>
               <w:rPr>
                 <w:sz w:val="16"/>
@@ -4830,9 +4956,9 @@
             <w:tcW w:w="3085" w:type="dxa"/>
             <w:tcBorders>
               <w:top w:val="single" w:sz="4" w:space="0" w:color="000000"/>
-              <w:left w:val="single" w:sz="4" w:space="0" w:color="000000"/>
+              <w:start w:val="single" w:sz="4" w:space="0" w:color="000000"/>
               <w:bottom w:val="single" w:sz="4" w:space="0" w:color="000000"/>
-              <w:right w:val="single" w:sz="4" w:space="0" w:color="000000"/>
+              <w:end w:val="single" w:sz="4" w:space="0" w:color="000000"/>
             </w:tcBorders>
             <w:vAlign w:val="center"/>
           </w:tcPr>
@@ -4843,7 +4969,7 @@
               <w:keepLines/>
               <w:widowControl w:val="false"/>
               <w:spacing w:lineRule="auto" w:line="276"/>
-              <w:ind w:left="57" w:right="57" w:hanging="0"/>
+              <w:ind w:start="57" w:end="57"/>
               <w:jc w:val="center"/>
               <w:rPr>
                 <w:sz w:val="16"/>
@@ -4869,9 +4995,9 @@
             <w:tcW w:w="1834" w:type="dxa"/>
             <w:tcBorders>
               <w:top w:val="single" w:sz="4" w:space="0" w:color="000000"/>
-              <w:left w:val="single" w:sz="4" w:space="0" w:color="000000"/>
+              <w:start w:val="single" w:sz="4" w:space="0" w:color="000000"/>
               <w:bottom w:val="single" w:sz="4" w:space="0" w:color="000000"/>
-              <w:right w:val="single" w:sz="4" w:space="0" w:color="000000"/>
+              <w:end w:val="single" w:sz="4" w:space="0" w:color="000000"/>
             </w:tcBorders>
             <w:vAlign w:val="center"/>
           </w:tcPr>
@@ -4882,7 +5008,7 @@
               <w:keepLines/>
               <w:widowControl w:val="false"/>
               <w:spacing w:lineRule="auto" w:line="276"/>
-              <w:ind w:left="57" w:right="57" w:hanging="0"/>
+              <w:ind w:start="57" w:end="57"/>
               <w:jc w:val="center"/>
               <w:rPr>
                 <w:sz w:val="16"/>
@@ -4903,9 +5029,9 @@
             <w:tcW w:w="4192" w:type="dxa"/>
             <w:tcBorders>
               <w:top w:val="single" w:sz="4" w:space="0" w:color="000000"/>
-              <w:left w:val="single" w:sz="4" w:space="0" w:color="000000"/>
+              <w:start w:val="single" w:sz="4" w:space="0" w:color="000000"/>
               <w:bottom w:val="single" w:sz="4" w:space="0" w:color="000000"/>
-              <w:right w:val="single" w:sz="4" w:space="0" w:color="000000"/>
+              <w:end w:val="single" w:sz="4" w:space="0" w:color="000000"/>
             </w:tcBorders>
             <w:vAlign w:val="center"/>
           </w:tcPr>
@@ -4916,7 +5042,7 @@
               <w:keepLines/>
               <w:widowControl w:val="false"/>
               <w:spacing w:lineRule="auto" w:line="276"/>
-              <w:ind w:left="57" w:right="57" w:hanging="0"/>
+              <w:ind w:start="57" w:end="57"/>
               <w:jc w:val="center"/>
               <w:rPr>
                 <w:sz w:val="16"/>
@@ -4937,9 +5063,9 @@
             <w:tcW w:w="3085" w:type="dxa"/>
             <w:tcBorders>
               <w:top w:val="single" w:sz="4" w:space="0" w:color="000000"/>
-              <w:left w:val="single" w:sz="4" w:space="0" w:color="000000"/>
+              <w:start w:val="single" w:sz="4" w:space="0" w:color="000000"/>
               <w:bottom w:val="single" w:sz="4" w:space="0" w:color="000000"/>
-              <w:right w:val="single" w:sz="4" w:space="0" w:color="000000"/>
+              <w:end w:val="single" w:sz="4" w:space="0" w:color="000000"/>
             </w:tcBorders>
             <w:vAlign w:val="center"/>
           </w:tcPr>
@@ -4950,7 +5076,7 @@
               <w:keepLines/>
               <w:widowControl w:val="false"/>
               <w:spacing w:lineRule="auto" w:line="276"/>
-              <w:ind w:left="57" w:right="57" w:hanging="0"/>
+              <w:ind w:start="57" w:end="57"/>
               <w:jc w:val="center"/>
               <w:rPr>
                 <w:sz w:val="16"/>
@@ -4978,9 +5104,9 @@
             <w:tcW w:w="1834" w:type="dxa"/>
             <w:tcBorders>
               <w:top w:val="single" w:sz="4" w:space="0" w:color="000000"/>
-              <w:left w:val="single" w:sz="4" w:space="0" w:color="000000"/>
+              <w:start w:val="single" w:sz="4" w:space="0" w:color="000000"/>
               <w:bottom w:val="single" w:sz="4" w:space="0" w:color="000000"/>
-              <w:right w:val="single" w:sz="4" w:space="0" w:color="000000"/>
+              <w:end w:val="single" w:sz="4" w:space="0" w:color="000000"/>
             </w:tcBorders>
             <w:vAlign w:val="center"/>
           </w:tcPr>
@@ -4991,7 +5117,7 @@
               <w:keepLines/>
               <w:widowControl w:val="false"/>
               <w:spacing w:lineRule="auto" w:line="276"/>
-              <w:ind w:left="57" w:right="57" w:hanging="0"/>
+              <w:ind w:start="57" w:end="57"/>
               <w:jc w:val="center"/>
               <w:rPr>
                 <w:sz w:val="16"/>
@@ -5012,9 +5138,9 @@
             <w:tcW w:w="4192" w:type="dxa"/>
             <w:tcBorders>
               <w:top w:val="single" w:sz="4" w:space="0" w:color="000000"/>
-              <w:left w:val="single" w:sz="4" w:space="0" w:color="000000"/>
+              <w:start w:val="single" w:sz="4" w:space="0" w:color="000000"/>
               <w:bottom w:val="single" w:sz="4" w:space="0" w:color="000000"/>
-              <w:right w:val="single" w:sz="4" w:space="0" w:color="000000"/>
+              <w:end w:val="single" w:sz="4" w:space="0" w:color="000000"/>
             </w:tcBorders>
             <w:vAlign w:val="center"/>
           </w:tcPr>
@@ -5025,7 +5151,7 @@
               <w:keepLines/>
               <w:widowControl w:val="false"/>
               <w:spacing w:lineRule="auto" w:line="276"/>
-              <w:ind w:left="57" w:right="57" w:hanging="0"/>
+              <w:ind w:start="57" w:end="57"/>
               <w:jc w:val="center"/>
               <w:rPr>
                 <w:sz w:val="16"/>
@@ -5046,9 +5172,9 @@
             <w:tcW w:w="3085" w:type="dxa"/>
             <w:tcBorders>
               <w:top w:val="single" w:sz="4" w:space="0" w:color="000000"/>
-              <w:left w:val="single" w:sz="4" w:space="0" w:color="000000"/>
+              <w:start w:val="single" w:sz="4" w:space="0" w:color="000000"/>
               <w:bottom w:val="single" w:sz="4" w:space="0" w:color="000000"/>
-              <w:right w:val="single" w:sz="4" w:space="0" w:color="000000"/>
+              <w:end w:val="single" w:sz="4" w:space="0" w:color="000000"/>
             </w:tcBorders>
             <w:vAlign w:val="center"/>
           </w:tcPr>
@@ -5059,7 +5185,7 @@
               <w:keepLines/>
               <w:widowControl w:val="false"/>
               <w:spacing w:lineRule="auto" w:line="276"/>
-              <w:ind w:left="57" w:right="57" w:hanging="0"/>
+              <w:ind w:start="57" w:end="57"/>
               <w:jc w:val="center"/>
               <w:rPr>
                 <w:sz w:val="16"/>
@@ -5087,9 +5213,9 @@
             <w:tcW w:w="1834" w:type="dxa"/>
             <w:tcBorders>
               <w:top w:val="single" w:sz="4" w:space="0" w:color="000000"/>
-              <w:left w:val="single" w:sz="4" w:space="0" w:color="000000"/>
+              <w:start w:val="single" w:sz="4" w:space="0" w:color="000000"/>
               <w:bottom w:val="single" w:sz="4" w:space="0" w:color="000000"/>
-              <w:right w:val="single" w:sz="4" w:space="0" w:color="000000"/>
+              <w:end w:val="single" w:sz="4" w:space="0" w:color="000000"/>
             </w:tcBorders>
             <w:vAlign w:val="center"/>
           </w:tcPr>
@@ -5100,7 +5226,7 @@
               <w:keepLines/>
               <w:widowControl w:val="false"/>
               <w:spacing w:lineRule="auto" w:line="276"/>
-              <w:ind w:left="57" w:right="57" w:hanging="0"/>
+              <w:ind w:start="57" w:end="57"/>
               <w:jc w:val="center"/>
               <w:rPr>
                 <w:sz w:val="16"/>
@@ -5121,9 +5247,9 @@
             <w:tcW w:w="4192" w:type="dxa"/>
             <w:tcBorders>
               <w:top w:val="single" w:sz="4" w:space="0" w:color="000000"/>
-              <w:left w:val="single" w:sz="4" w:space="0" w:color="000000"/>
+              <w:start w:val="single" w:sz="4" w:space="0" w:color="000000"/>
               <w:bottom w:val="single" w:sz="4" w:space="0" w:color="000000"/>
-              <w:right w:val="single" w:sz="4" w:space="0" w:color="000000"/>
+              <w:end w:val="single" w:sz="4" w:space="0" w:color="000000"/>
             </w:tcBorders>
             <w:vAlign w:val="center"/>
           </w:tcPr>
@@ -5134,7 +5260,7 @@
               <w:keepLines/>
               <w:widowControl w:val="false"/>
               <w:spacing w:lineRule="auto" w:line="276"/>
-              <w:ind w:left="57" w:right="57" w:hanging="0"/>
+              <w:ind w:start="57" w:end="57"/>
               <w:jc w:val="center"/>
               <w:rPr>
                 <w:sz w:val="16"/>
@@ -5155,9 +5281,9 @@
             <w:tcW w:w="3085" w:type="dxa"/>
             <w:tcBorders>
               <w:top w:val="single" w:sz="4" w:space="0" w:color="000000"/>
-              <w:left w:val="single" w:sz="4" w:space="0" w:color="000000"/>
+              <w:start w:val="single" w:sz="4" w:space="0" w:color="000000"/>
               <w:bottom w:val="single" w:sz="4" w:space="0" w:color="000000"/>
-              <w:right w:val="single" w:sz="4" w:space="0" w:color="000000"/>
+              <w:end w:val="single" w:sz="4" w:space="0" w:color="000000"/>
             </w:tcBorders>
             <w:vAlign w:val="center"/>
           </w:tcPr>
@@ -5168,7 +5294,7 @@
               <w:keepLines/>
               <w:widowControl w:val="false"/>
               <w:spacing w:lineRule="auto" w:line="276"/>
-              <w:ind w:left="57" w:right="57" w:hanging="0"/>
+              <w:ind w:start="57" w:end="57"/>
               <w:jc w:val="center"/>
               <w:rPr>
                 <w:sz w:val="16"/>
@@ -5190,7 +5316,7 @@
               <w:keepLines/>
               <w:widowControl w:val="false"/>
               <w:spacing w:lineRule="auto" w:line="276"/>
-              <w:ind w:left="57" w:right="57" w:hanging="0"/>
+              <w:ind w:start="57" w:end="57"/>
               <w:jc w:val="center"/>
               <w:rPr>
                 <w:sz w:val="16"/>
@@ -5216,9 +5342,9 @@
             <w:tcW w:w="1834" w:type="dxa"/>
             <w:tcBorders>
               <w:top w:val="single" w:sz="4" w:space="0" w:color="000000"/>
-              <w:left w:val="single" w:sz="4" w:space="0" w:color="000000"/>
+              <w:start w:val="single" w:sz="4" w:space="0" w:color="000000"/>
               <w:bottom w:val="single" w:sz="4" w:space="0" w:color="000000"/>
-              <w:right w:val="single" w:sz="4" w:space="0" w:color="000000"/>
+              <w:end w:val="single" w:sz="4" w:space="0" w:color="000000"/>
             </w:tcBorders>
             <w:vAlign w:val="center"/>
           </w:tcPr>
@@ -5229,7 +5355,7 @@
               <w:keepLines/>
               <w:widowControl w:val="false"/>
               <w:spacing w:lineRule="auto" w:line="276"/>
-              <w:ind w:left="57" w:right="57" w:hanging="0"/>
+              <w:ind w:start="57" w:end="57"/>
               <w:jc w:val="center"/>
               <w:rPr>
                 <w:sz w:val="16"/>
@@ -5250,9 +5376,9 @@
             <w:tcW w:w="4192" w:type="dxa"/>
             <w:tcBorders>
               <w:top w:val="single" w:sz="4" w:space="0" w:color="000000"/>
-              <w:left w:val="single" w:sz="4" w:space="0" w:color="000000"/>
+              <w:start w:val="single" w:sz="4" w:space="0" w:color="000000"/>
               <w:bottom w:val="single" w:sz="4" w:space="0" w:color="000000"/>
-              <w:right w:val="single" w:sz="4" w:space="0" w:color="000000"/>
+              <w:end w:val="single" w:sz="4" w:space="0" w:color="000000"/>
             </w:tcBorders>
             <w:vAlign w:val="center"/>
           </w:tcPr>
@@ -5263,7 +5389,7 @@
               <w:keepLines/>
               <w:widowControl w:val="false"/>
               <w:spacing w:lineRule="auto" w:line="276"/>
-              <w:ind w:left="57" w:right="57" w:hanging="0"/>
+              <w:ind w:start="57" w:end="57"/>
               <w:jc w:val="center"/>
               <w:rPr>
                 <w:sz w:val="16"/>
@@ -5284,9 +5410,9 @@
             <w:tcW w:w="3085" w:type="dxa"/>
             <w:tcBorders>
               <w:top w:val="single" w:sz="4" w:space="0" w:color="000000"/>
-              <w:left w:val="single" w:sz="4" w:space="0" w:color="000000"/>
+              <w:start w:val="single" w:sz="4" w:space="0" w:color="000000"/>
               <w:bottom w:val="single" w:sz="4" w:space="0" w:color="000000"/>
-              <w:right w:val="single" w:sz="4" w:space="0" w:color="000000"/>
+              <w:end w:val="single" w:sz="4" w:space="0" w:color="000000"/>
             </w:tcBorders>
             <w:vAlign w:val="center"/>
           </w:tcPr>
@@ -5297,7 +5423,7 @@
               <w:keepLines/>
               <w:widowControl w:val="false"/>
               <w:spacing w:lineRule="auto" w:line="276"/>
-              <w:ind w:left="57" w:right="57" w:hanging="0"/>
+              <w:ind w:start="57" w:end="57"/>
               <w:jc w:val="center"/>
               <w:rPr>
                 <w:sz w:val="16"/>
@@ -5319,7 +5445,7 @@
               <w:keepLines/>
               <w:widowControl w:val="false"/>
               <w:spacing w:lineRule="auto" w:line="276"/>
-              <w:ind w:left="57" w:right="57" w:hanging="0"/>
+              <w:ind w:start="57" w:end="57"/>
               <w:jc w:val="center"/>
               <w:rPr>
                 <w:sz w:val="16"/>
@@ -5348,16 +5474,16 @@
     </w:p>
     <w:p>
       <w:pPr>
-        <w:pStyle w:val="1"/>
+        <w:pStyle w:val="Heading1"/>
         <w:keepLines/>
         <w:spacing w:lineRule="auto" w:line="360" w:before="0" w:after="0"/>
-        <w:ind w:left="431" w:hanging="431"/>
+        <w:ind w:hanging="431" w:start="431"/>
         <w:rPr>
           <w:caps w:val="false"/>
           <w:smallCaps w:val="false"/>
         </w:rPr>
       </w:pPr>
-      <w:bookmarkStart w:id="25" w:name="_Toc203748221"/>
+      <w:bookmarkStart w:id="23" w:name="_Toc203748221"/>
       <w:r>
         <w:rPr>
           <w:caps w:val="false"/>
@@ -5365,13 +5491,13 @@
         </w:rPr>
         <w:t>HIGH LEVEL DIAGRAM</w:t>
       </w:r>
-      <w:bookmarkEnd w:id="25"/>
+      <w:bookmarkEnd w:id="23"/>
     </w:p>
     <w:p>
       <w:pPr>
         <w:pStyle w:val="Normal"/>
         <w:spacing w:lineRule="auto" w:line="360"/>
-        <w:ind w:left="431" w:hanging="0"/>
+        <w:ind w:start="431"/>
         <w:rPr>
           <w:lang w:val="en-US"/>
         </w:rPr>
@@ -5385,25 +5511,35 @@
     </w:p>
     <w:p>
       <w:pPr>
-        <w:pStyle w:val="2"/>
+        <w:pStyle w:val="Heading2"/>
         <w:spacing w:before="120" w:after="60"/>
-        <w:ind w:left="578" w:hanging="578"/>
-        <w:rPr/>
-      </w:pPr>
-      <w:bookmarkStart w:id="26" w:name="_Toc203748222"/>
-      <w:bookmarkStart w:id="27" w:name="_Toc161407391"/>
+        <w:ind w:hanging="578" w:start="578"/>
+        <w:rPr/>
+      </w:pPr>
+      <w:bookmarkStart w:id="24" w:name="_Toc203748222"/>
+      <w:bookmarkStart w:id="25" w:name="_Toc161407391"/>
       <w:r>
         <w:rPr/>
         <w:t>Site Level Drawing</w:t>
       </w:r>
-      <w:bookmarkEnd w:id="26"/>
-      <w:bookmarkEnd w:id="27"/>
+      <w:bookmarkEnd w:id="24"/>
+      <w:bookmarkEnd w:id="25"/>
     </w:p>
     <w:p>
       <w:pPr>
+        <w:pStyle w:val="Normal"/>
+        <w:spacing w:lineRule="auto" w:line="360"/>
+        <w:ind w:start="431"/>
+        <w:rPr>
+          <w:lang w:val="en-US"/>
+        </w:rPr>
         <w:sectPr>
-          <w:headerReference w:type="default" r:id="rId9"/>
-          <w:footerReference w:type="default" r:id="rId10"/>
+          <w:headerReference w:type="even" r:id="rId9"/>
+          <w:headerReference w:type="default" r:id="rId10"/>
+          <w:headerReference w:type="first" r:id="rId11"/>
+          <w:footerReference w:type="even" r:id="rId12"/>
+          <w:footerReference w:type="default" r:id="rId13"/>
+          <w:footerReference w:type="first" r:id="rId14"/>
           <w:type w:val="nextPage"/>
           <w:pgSz w:w="12240" w:h="15840"/>
           <w:pgMar w:left="993" w:right="902" w:gutter="0" w:header="567" w:top="1185" w:footer="720" w:bottom="1276"/>
@@ -5412,12 +5548,6 @@
           <w:textDirection w:val="lrTb"/>
           <w:docGrid w:type="default" w:linePitch="326" w:charSpace="0"/>
         </w:sectPr>
-        <w:pStyle w:val="Normal"/>
-        <w:spacing w:lineRule="auto" w:line="360"/>
-        <w:ind w:left="431" w:hanging="0"/>
-        <w:rPr>
-          <w:lang w:val="en-US"/>
-        </w:rPr>
       </w:pPr>
       <w:r>
         <w:rPr>
@@ -5428,16 +5558,16 @@
     </w:p>
     <w:p>
       <w:pPr>
-        <w:pStyle w:val="1"/>
+        <w:pStyle w:val="Heading1"/>
         <w:keepLines/>
         <w:spacing w:lineRule="auto" w:line="360" w:before="0" w:after="0"/>
-        <w:ind w:left="431" w:hanging="431"/>
+        <w:ind w:hanging="431" w:start="431"/>
         <w:rPr>
           <w:caps w:val="false"/>
           <w:smallCaps w:val="false"/>
         </w:rPr>
       </w:pPr>
-      <w:bookmarkStart w:id="28" w:name="_Toc203748223"/>
+      <w:bookmarkStart w:id="26" w:name="_Toc203748223"/>
       <w:r>
         <w:rPr>
           <w:caps w:val="false"/>
@@ -5445,13 +5575,13 @@
         </w:rPr>
         <w:t>MATERIALS</w:t>
       </w:r>
-      <w:bookmarkEnd w:id="28"/>
+      <w:bookmarkEnd w:id="26"/>
     </w:p>
     <w:p>
       <w:pPr>
         <w:pStyle w:val="Normal"/>
         <w:spacing w:lineRule="auto" w:line="360"/>
-        <w:ind w:left="360" w:hanging="0"/>
+        <w:ind w:start="360"/>
         <w:rPr>
           <w:color w:val="FF0000"/>
         </w:rPr>
@@ -5553,17 +5683,17 @@
         <w:tblLayout w:type="fixed"/>
         <w:tblCellMar>
           <w:top w:w="0" w:type="dxa"/>
-          <w:left w:w="108" w:type="dxa"/>
+          <w:start w:w="108" w:type="dxa"/>
           <w:bottom w:w="0" w:type="dxa"/>
-          <w:right w:w="108" w:type="dxa"/>
+          <w:end w:w="108" w:type="dxa"/>
         </w:tblCellMar>
         <w:tblLook w:val="04a0" w:noHBand="0" w:noVBand="1" w:firstColumn="1" w:lastRow="0" w:lastColumn="0" w:firstRow="1"/>
       </w:tblPr>
       <w:tblGrid>
         <w:gridCol w:w="1783"/>
         <w:gridCol w:w="1335"/>
-        <w:gridCol w:w="2385"/>
-        <w:gridCol w:w="4335"/>
+        <w:gridCol w:w="2382"/>
+        <w:gridCol w:w="4338"/>
         <w:gridCol w:w="744"/>
       </w:tblGrid>
       <w:tr>
@@ -5575,9 +5705,9 @@
             <w:tcW w:w="1783" w:type="dxa"/>
             <w:tcBorders>
               <w:top w:val="single" w:sz="4" w:space="0" w:color="000000"/>
-              <w:left w:val="single" w:sz="4" w:space="0" w:color="000000"/>
+              <w:start w:val="single" w:sz="4" w:space="0" w:color="000000"/>
               <w:bottom w:val="single" w:sz="4" w:space="0" w:color="000000"/>
-              <w:right w:val="single" w:sz="4" w:space="0" w:color="000000"/>
+              <w:end w:val="single" w:sz="4" w:space="0" w:color="000000"/>
             </w:tcBorders>
             <w:vAlign w:val="center"/>
           </w:tcPr>
@@ -5588,7 +5718,6 @@
               <w:spacing w:lineRule="auto" w:line="360"/>
               <w:jc w:val="center"/>
               <w:rPr>
-                <w:b/>
                 <w:b/>
                 <w:bCs/>
                 <w:color w:val="000000"/>
@@ -5613,9 +5742,9 @@
             <w:tcW w:w="1335" w:type="dxa"/>
             <w:tcBorders>
               <w:top w:val="single" w:sz="4" w:space="0" w:color="000000"/>
-              <w:left w:val="single" w:sz="4" w:space="0" w:color="000000"/>
+              <w:start w:val="single" w:sz="4" w:space="0" w:color="000000"/>
               <w:bottom w:val="single" w:sz="4" w:space="0" w:color="000000"/>
-              <w:right w:val="single" w:sz="4" w:space="0" w:color="000000"/>
+              <w:end w:val="single" w:sz="4" w:space="0" w:color="000000"/>
             </w:tcBorders>
             <w:vAlign w:val="center"/>
           </w:tcPr>
@@ -5626,7 +5755,6 @@
               <w:spacing w:lineRule="auto" w:line="360"/>
               <w:jc w:val="center"/>
               <w:rPr>
-                <w:b/>
                 <w:b/>
                 <w:bCs/>
                 <w:color w:val="000000"/>
@@ -5648,12 +5776,12 @@
         </w:tc>
         <w:tc>
           <w:tcPr>
-            <w:tcW w:w="2385" w:type="dxa"/>
+            <w:tcW w:w="2382" w:type="dxa"/>
             <w:tcBorders>
               <w:top w:val="single" w:sz="4" w:space="0" w:color="000000"/>
-              <w:left w:val="single" w:sz="4" w:space="0" w:color="000000"/>
+              <w:start w:val="single" w:sz="4" w:space="0" w:color="000000"/>
               <w:bottom w:val="single" w:sz="4" w:space="0" w:color="000000"/>
-              <w:right w:val="single" w:sz="4" w:space="0" w:color="000000"/>
+              <w:end w:val="single" w:sz="4" w:space="0" w:color="000000"/>
             </w:tcBorders>
             <w:vAlign w:val="center"/>
           </w:tcPr>
@@ -5664,7 +5792,6 @@
               <w:spacing w:lineRule="auto" w:line="360"/>
               <w:jc w:val="center"/>
               <w:rPr>
-                <w:b/>
                 <w:b/>
                 <w:bCs/>
                 <w:color w:val="000000"/>
@@ -5686,12 +5813,12 @@
         </w:tc>
         <w:tc>
           <w:tcPr>
-            <w:tcW w:w="4335" w:type="dxa"/>
+            <w:tcW w:w="4338" w:type="dxa"/>
             <w:tcBorders>
               <w:top w:val="single" w:sz="4" w:space="0" w:color="000000"/>
-              <w:left w:val="single" w:sz="4" w:space="0" w:color="000000"/>
+              <w:start w:val="single" w:sz="4" w:space="0" w:color="000000"/>
               <w:bottom w:val="single" w:sz="4" w:space="0" w:color="000000"/>
-              <w:right w:val="single" w:sz="4" w:space="0" w:color="000000"/>
+              <w:end w:val="single" w:sz="4" w:space="0" w:color="000000"/>
             </w:tcBorders>
             <w:vAlign w:val="center"/>
           </w:tcPr>
@@ -5702,7 +5829,6 @@
               <w:spacing w:lineRule="auto" w:line="360"/>
               <w:jc w:val="center"/>
               <w:rPr>
-                <w:b/>
                 <w:b/>
                 <w:bCs/>
                 <w:color w:val="000000"/>
@@ -5727,9 +5853,9 @@
             <w:tcW w:w="744" w:type="dxa"/>
             <w:tcBorders>
               <w:top w:val="single" w:sz="4" w:space="0" w:color="000000"/>
-              <w:left w:val="single" w:sz="4" w:space="0" w:color="000000"/>
+              <w:start w:val="single" w:sz="4" w:space="0" w:color="000000"/>
               <w:bottom w:val="single" w:sz="4" w:space="0" w:color="000000"/>
-              <w:right w:val="single" w:sz="4" w:space="0" w:color="000000"/>
+              <w:end w:val="single" w:sz="4" w:space="0" w:color="000000"/>
             </w:tcBorders>
             <w:vAlign w:val="center"/>
           </w:tcPr>
@@ -5740,7 +5866,6 @@
               <w:spacing w:lineRule="auto" w:line="360"/>
               <w:jc w:val="center"/>
               <w:rPr>
-                <w:b/>
                 <w:b/>
                 <w:bCs/>
                 <w:color w:val="000000"/>
@@ -5770,9 +5895,9 @@
             <w:tcW w:w="1783" w:type="dxa"/>
             <w:tcBorders>
               <w:top w:val="single" w:sz="4" w:space="0" w:color="000000"/>
-              <w:left w:val="single" w:sz="4" w:space="0" w:color="000000"/>
+              <w:start w:val="single" w:sz="4" w:space="0" w:color="000000"/>
               <w:bottom w:val="single" w:sz="4" w:space="0" w:color="000000"/>
-              <w:right w:val="single" w:sz="4" w:space="0" w:color="000000"/>
+              <w:end w:val="single" w:sz="4" w:space="0" w:color="000000"/>
             </w:tcBorders>
             <w:vAlign w:val="center"/>
           </w:tcPr>
@@ -5803,9 +5928,9 @@
             <w:tcW w:w="1335" w:type="dxa"/>
             <w:tcBorders>
               <w:top w:val="single" w:sz="4" w:space="0" w:color="000000"/>
-              <w:left w:val="single" w:sz="4" w:space="0" w:color="000000"/>
+              <w:start w:val="single" w:sz="4" w:space="0" w:color="000000"/>
               <w:bottom w:val="single" w:sz="4" w:space="0" w:color="000000"/>
-              <w:right w:val="single" w:sz="4" w:space="0" w:color="000000"/>
+              <w:end w:val="single" w:sz="4" w:space="0" w:color="000000"/>
             </w:tcBorders>
             <w:vAlign w:val="center"/>
           </w:tcPr>
@@ -5833,12 +5958,12 @@
         </w:tc>
         <w:tc>
           <w:tcPr>
-            <w:tcW w:w="2385" w:type="dxa"/>
+            <w:tcW w:w="2382" w:type="dxa"/>
             <w:tcBorders>
               <w:top w:val="single" w:sz="4" w:space="0" w:color="000000"/>
-              <w:left w:val="single" w:sz="4" w:space="0" w:color="000000"/>
+              <w:start w:val="single" w:sz="4" w:space="0" w:color="000000"/>
               <w:bottom w:val="single" w:sz="4" w:space="0" w:color="000000"/>
-              <w:right w:val="single" w:sz="4" w:space="0" w:color="000000"/>
+              <w:end w:val="single" w:sz="4" w:space="0" w:color="000000"/>
             </w:tcBorders>
             <w:vAlign w:val="center"/>
           </w:tcPr>
@@ -5866,12 +5991,12 @@
         </w:tc>
         <w:tc>
           <w:tcPr>
-            <w:tcW w:w="4335" w:type="dxa"/>
+            <w:tcW w:w="4338" w:type="dxa"/>
             <w:tcBorders>
               <w:top w:val="single" w:sz="4" w:space="0" w:color="000000"/>
-              <w:left w:val="single" w:sz="4" w:space="0" w:color="000000"/>
+              <w:start w:val="single" w:sz="4" w:space="0" w:color="000000"/>
               <w:bottom w:val="single" w:sz="4" w:space="0" w:color="000000"/>
-              <w:right w:val="single" w:sz="4" w:space="0" w:color="000000"/>
+              <w:end w:val="single" w:sz="4" w:space="0" w:color="000000"/>
             </w:tcBorders>
             <w:vAlign w:val="center"/>
           </w:tcPr>
@@ -5902,9 +6027,9 @@
             <w:tcW w:w="744" w:type="dxa"/>
             <w:tcBorders>
               <w:top w:val="single" w:sz="4" w:space="0" w:color="000000"/>
-              <w:left w:val="single" w:sz="4" w:space="0" w:color="000000"/>
+              <w:start w:val="single" w:sz="4" w:space="0" w:color="000000"/>
               <w:bottom w:val="single" w:sz="4" w:space="0" w:color="000000"/>
-              <w:right w:val="single" w:sz="4" w:space="0" w:color="000000"/>
+              <w:end w:val="single" w:sz="4" w:space="0" w:color="000000"/>
             </w:tcBorders>
             <w:vAlign w:val="center"/>
           </w:tcPr>
@@ -5936,30 +6061,29 @@
       <w:pPr>
         <w:pStyle w:val="ListParagraph"/>
         <w:spacing w:lineRule="auto" w:line="360"/>
-        <w:ind w:left="360" w:hanging="0"/>
+        <w:ind w:start="360"/>
         <w:jc w:val="center"/>
         <w:rPr/>
       </w:pPr>
       <w:r>
         <w:rPr/>
       </w:r>
-      <w:bookmarkStart w:id="29" w:name="_MON_1814361177"/>
-      <w:bookmarkStart w:id="30" w:name="_MON_1814361177"/>
-      <w:bookmarkEnd w:id="30"/>
+      <w:bookmarkStart w:id="27" w:name="_MON_1814361177"/>
+      <w:bookmarkEnd w:id="27"/>
     </w:p>
     <w:p>
       <w:pPr>
-        <w:pStyle w:val="1"/>
+        <w:pStyle w:val="Heading1"/>
         <w:spacing w:lineRule="auto" w:line="360"/>
-        <w:ind w:left="431" w:hanging="431"/>
-        <w:rPr/>
-      </w:pPr>
-      <w:bookmarkStart w:id="31" w:name="_Toc203748224"/>
+        <w:ind w:hanging="431" w:start="431"/>
+        <w:rPr/>
+      </w:pPr>
+      <w:bookmarkStart w:id="28" w:name="_Toc203748224"/>
       <w:r>
         <w:rPr/>
         <w:t>SCOPE OF WORK</w:t>
       </w:r>
-      <w:bookmarkEnd w:id="31"/>
+      <w:bookmarkEnd w:id="28"/>
       <w:r>
         <w:rPr/>
         <w:t xml:space="preserve"> </w:t>
@@ -5967,36 +6091,36 @@
     </w:p>
     <w:p>
       <w:pPr>
-        <w:pStyle w:val="2"/>
+        <w:pStyle w:val="Heading2"/>
         <w:spacing w:lineRule="auto" w:line="360" w:before="0" w:after="60"/>
-        <w:ind w:left="578" w:hanging="578"/>
+        <w:ind w:hanging="578" w:start="578"/>
         <w:rPr>
           <w:iCs w:val="false"/>
         </w:rPr>
       </w:pPr>
-      <w:bookmarkStart w:id="32" w:name="_Toc203748225"/>
-      <w:bookmarkStart w:id="33" w:name="_Toc112403418"/>
+      <w:bookmarkStart w:id="29" w:name="_Toc203748225"/>
+      <w:bookmarkStart w:id="30" w:name="_Toc112403418"/>
       <w:r>
         <w:rPr>
           <w:iCs w:val="false"/>
         </w:rPr>
         <w:t>Installation/Migration/Decommissioning</w:t>
       </w:r>
-      <w:bookmarkEnd w:id="32"/>
-      <w:bookmarkEnd w:id="33"/>
+      <w:bookmarkEnd w:id="29"/>
+      <w:bookmarkEnd w:id="30"/>
     </w:p>
     <w:p>
       <w:pPr>
-        <w:pStyle w:val="3"/>
+        <w:pStyle w:val="Heading3"/>
         <w:spacing w:lineRule="auto" w:line="360" w:before="0" w:after="60"/>
         <w:rPr/>
       </w:pPr>
-      <w:bookmarkStart w:id="34" w:name="_Toc203748226"/>
+      <w:bookmarkStart w:id="31" w:name="_Toc203748226"/>
       <w:r>
         <w:rPr/>
         <w:t>Work Description/Details</w:t>
       </w:r>
-      <w:bookmarkEnd w:id="34"/>
+      <w:bookmarkEnd w:id="31"/>
     </w:p>
     <w:p>
       <w:pPr>
@@ -6006,7 +6130,7 @@
           <w:numId w:val="3"/>
         </w:numPr>
         <w:spacing w:lineRule="auto" w:line="360" w:before="0" w:after="0"/>
-        <w:ind w:left="851" w:hanging="284"/>
+        <w:ind w:hanging="284" w:start="851"/>
         <w:contextualSpacing w:val="false"/>
         <w:rPr/>
       </w:pPr>
@@ -6023,7 +6147,7 @@
           <w:numId w:val="3"/>
         </w:numPr>
         <w:spacing w:lineRule="auto" w:line="360" w:before="0" w:after="0"/>
-        <w:ind w:left="851" w:hanging="284"/>
+        <w:ind w:hanging="284" w:start="851"/>
         <w:contextualSpacing w:val="false"/>
         <w:rPr/>
       </w:pPr>
@@ -6040,9 +6164,8 @@
           <w:numId w:val="3"/>
         </w:numPr>
         <w:spacing w:lineRule="auto" w:line="360"/>
-        <w:ind w:left="851" w:hanging="284"/>
+        <w:ind w:hanging="284" w:start="851"/>
         <w:rPr>
-          <w:b/>
           <w:b/>
           <w:u w:val="single"/>
         </w:rPr>
@@ -6051,76 +6174,37 @@
         <w:rPr/>
         <w:t>Use electrostatic discharge (ESD) grounding strap when working with electronic equipment.</w:t>
       </w:r>
-      <w:bookmarkStart w:id="35" w:name="_Toc2037482261"/>
-      <w:bookmarkEnd w:id="35"/>
+      <w:bookmarkStart w:id="32" w:name="_Toc2037482261"/>
+      <w:bookmarkEnd w:id="32"/>
     </w:p>
     <w:p>
       <w:pPr>
         <w:pStyle w:val="ListParagraph"/>
         <w:spacing w:lineRule="auto" w:line="360"/>
-        <w:ind w:left="567" w:hanging="0"/>
-        <w:rPr>
-          <w:b w:val="false"/>
-          <w:b w:val="false"/>
-          <w:bCs w:val="false"/>
-          <w:u w:val="none"/>
-        </w:rPr>
-      </w:pPr>
-      <w:r>
-        <w:rPr>
-          <w:b w:val="false"/>
-          <w:bCs w:val="false"/>
-          <w:u w:val="none"/>
-        </w:rPr>
-        <w:t>$</w:t>
-      </w:r>
-      <w:r>
-        <w:rPr>
-          <w:b w:val="false"/>
-          <w:bCs w:val="false"/>
-          <w:u w:val="none"/>
-        </w:rPr>
-        <w:t>{</w:t>
-      </w:r>
-      <w:r>
-        <w:rPr>
-          <w:b w:val="false"/>
-          <w:bCs w:val="false"/>
-          <w:u w:val="none"/>
-        </w:rPr>
-        <w:t>workDescri</w:t>
-      </w:r>
-      <w:r>
-        <w:rPr>
-          <w:b w:val="false"/>
-          <w:bCs w:val="false"/>
-          <w:u w:val="none"/>
-        </w:rPr>
-        <w:t>p</w:t>
-      </w:r>
-      <w:r>
-        <w:rPr>
-          <w:b w:val="false"/>
-          <w:bCs w:val="false"/>
-          <w:u w:val="none"/>
-        </w:rPr>
-        <w:t>tion}</w:t>
+        <w:ind w:start="567"/>
+        <w:rPr/>
+      </w:pPr>
+      <w:r>
+        <w:rPr/>
+        <w:t>${workDescription}</w:t>
       </w:r>
     </w:p>
     <w:p>
       <w:pPr>
         <w:pStyle w:val="ListParagraph"/>
         <w:spacing w:lineRule="auto" w:line="360"/>
-        <w:ind w:left="0" w:hanging="0"/>
+        <w:ind w:start="0"/>
         <w:jc w:val="center"/>
         <w:rPr>
           <w:b/>
+          <w:u w:val="single"/>
+        </w:rPr>
+      </w:pPr>
+      <w:r>
+        <w:rPr>
           <w:b/>
           <w:u w:val="single"/>
         </w:rPr>
-      </w:pPr>
-      <w:r>
-        <w:rPr/>
       </w:r>
     </w:p>
     <w:p>
@@ -6146,7 +6230,6 @@
         <w:jc w:val="both"/>
         <w:rPr>
           <w:b/>
-          <w:b/>
           <w:bCs/>
           <w:u w:val="single"/>
         </w:rPr>
@@ -6166,7 +6249,7 @@
         <w:keepNext w:val="true"/>
         <w:keepLines/>
         <w:spacing w:lineRule="auto" w:line="360"/>
-        <w:ind w:left="431" w:hanging="0"/>
+        <w:ind w:start="431"/>
         <w:jc w:val="center"/>
         <w:rPr>
           <w:lang w:val="en-US"/>
@@ -6176,168 +6259,120 @@
         <w:rPr>
           <w:lang w:val="en-US"/>
         </w:rPr>
+        <w:t>${diagram_hw}</w:t>
+      </w:r>
+    </w:p>
+    <w:p>
+      <w:pPr>
+        <w:pStyle w:val="Caption"/>
+        <w:jc w:val="center"/>
+        <w:rPr/>
+      </w:pPr>
+      <w:r>
+        <w:rPr/>
+        <w:t xml:space="preserve">Figure </w:t>
+      </w:r>
+      <w:r>
+        <w:rPr/>
+        <w:fldChar w:fldCharType="begin"/>
+      </w:r>
+      <w:r>
+        <w:rPr/>
+        <w:instrText xml:space="preserve"> SEQ Фигура \* ARABIC </w:instrText>
+      </w:r>
+      <w:r>
+        <w:rPr/>
+        <w:fldChar w:fldCharType="separate"/>
+      </w:r>
+      <w:r>
+        <w:rPr/>
+        <w:t>1</w:t>
+      </w:r>
+      <w:r>
+        <w:rPr/>
+        <w:fldChar w:fldCharType="end"/>
+      </w:r>
+      <w:r>
+        <w:rPr/>
+        <w:t>: ${hardwareCaption}</w:t>
+      </w:r>
+    </w:p>
+    <w:p>
+      <w:pPr>
+        <w:pStyle w:val="Heading3"/>
+        <w:spacing w:lineRule="auto" w:line="360" w:before="0" w:after="60"/>
+        <w:rPr/>
+      </w:pPr>
+      <w:bookmarkStart w:id="33" w:name="_Toc203748227"/>
+      <w:r>
+        <w:rPr/>
+        <w:t>Cable Run List</w:t>
+      </w:r>
+      <w:bookmarkEnd w:id="33"/>
+    </w:p>
+    <w:p>
+      <w:pPr>
+        <w:pStyle w:val="ListParagraph"/>
+        <w:spacing w:lineRule="auto" w:line="360"/>
+        <w:ind w:start="567"/>
+        <w:rPr/>
+      </w:pPr>
+      <w:r>
+        <w:rPr>
+          <w:bCs/>
+        </w:rPr>
         <w:t>${</w:t>
       </w:r>
       <w:r>
         <w:rPr>
-          <w:lang w:val="en-US"/>
+          <w:bCs/>
         </w:rPr>
-        <w:t>diagram_hw</w:t>
+        <w:t>cableRunList</w:t>
       </w:r>
       <w:r>
         <w:rPr>
-          <w:lang w:val="en-US"/>
+          <w:bCs/>
         </w:rPr>
         <w:t>}</w:t>
       </w:r>
     </w:p>
     <w:p>
       <w:pPr>
-        <w:pStyle w:val="Caption"/>
-        <w:jc w:val="center"/>
-        <w:rPr/>
-      </w:pPr>
-      <w:r>
-        <w:rPr/>
-        <w:t xml:space="preserve">Figure </w:t>
-      </w:r>
-      <w:r>
-        <w:rPr/>
-        <w:fldChar w:fldCharType="begin"/>
-      </w:r>
-      <w:r>
-        <w:rPr/>
-        <w:instrText xml:space="preserve"> SEQ Фигура \* ARABIC </w:instrText>
-      </w:r>
-      <w:r>
-        <w:rPr/>
-        <w:fldChar w:fldCharType="separate"/>
-      </w:r>
-      <w:r>
-        <w:rPr/>
-        <w:t>1</w:t>
-      </w:r>
-      <w:r>
-        <w:rPr/>
-        <w:fldChar w:fldCharType="end"/>
-      </w:r>
-      <w:r>
-        <w:rPr/>
-        <w:t xml:space="preserve">: </w:t>
-      </w:r>
-      <w:r>
-        <w:rPr/>
-        <w:t>${hardwareCaption}</w:t>
-      </w:r>
+        <w:pStyle w:val="Heading3"/>
+        <w:spacing w:lineRule="auto" w:line="360" w:before="0" w:after="60"/>
+        <w:rPr/>
+      </w:pPr>
+      <w:bookmarkStart w:id="34" w:name="_Toc203748228"/>
+      <w:r>
+        <w:rPr/>
+        <w:t>Rack Layout</w:t>
+      </w:r>
+      <w:bookmarkEnd w:id="34"/>
     </w:p>
     <w:p>
       <w:pPr>
-        <w:pStyle w:val="3"/>
+        <w:pStyle w:val="Normal"/>
         <w:spacing w:lineRule="auto" w:line="360" w:before="0" w:after="60"/>
         <w:rPr/>
       </w:pPr>
-      <w:bookmarkStart w:id="36" w:name="_Toc203748227"/>
-      <w:r>
-        <w:rPr/>
-        <w:t>Cable Run List</w:t>
-      </w:r>
+      <w:r>
+        <w:rPr/>
+      </w:r>
+      <w:bookmarkStart w:id="35" w:name="_GoBack"/>
+      <w:bookmarkStart w:id="36" w:name="RACK_LAYOUT_PREVIEW"/>
+      <w:bookmarkEnd w:id="35"/>
       <w:bookmarkEnd w:id="36"/>
     </w:p>
     <w:p>
       <w:pPr>
-        <w:pStyle w:val="Normal"/>
-        <w:spacing w:lineRule="auto" w:line="360"/>
-        <w:ind w:left="720" w:hanging="0"/>
-        <w:rPr>
-          <w:bCs/>
-        </w:rPr>
-      </w:pPr>
-      <w:r>
-        <w:rPr>
-          <w:bCs/>
-        </w:rPr>
-        <w:t>N/A</w:t>
-      </w:r>
-    </w:p>
-    <w:p>
-      <w:pPr>
-        <w:sectPr>
-          <w:headerReference w:type="default" r:id="rId11"/>
-          <w:footerReference w:type="default" r:id="rId12"/>
-          <w:type w:val="nextPage"/>
-          <w:pgSz w:w="12240" w:h="15840"/>
-          <w:pgMar w:left="992" w:right="902" w:gutter="0" w:header="720" w:top="1185" w:footer="720" w:bottom="1440"/>
-          <w:pgNumType w:fmt="decimal"/>
-          <w:formProt w:val="false"/>
-          <w:textDirection w:val="lrTb"/>
-          <w:docGrid w:type="default" w:linePitch="326" w:charSpace="0"/>
-        </w:sectPr>
-      </w:pPr>
-    </w:p>
-    <w:p>
-      <w:pPr>
-        <w:pStyle w:val="3"/>
-        <w:numPr>
-          <w:ilvl w:val="0"/>
-          <w:numId w:val="0"/>
-        </w:numPr>
+        <w:pStyle w:val="Heading3"/>
         <w:spacing w:lineRule="auto" w:line="360" w:before="0" w:after="60"/>
-        <w:ind w:left="0" w:hanging="0"/>
-        <w:rPr/>
-      </w:pPr>
-      <w:r>
-        <w:rPr/>
-      </w:r>
-    </w:p>
-    <w:p>
-      <w:pPr>
-        <w:sectPr>
-          <w:type w:val="continuous"/>
-          <w:pgSz w:w="12240" w:h="15840"/>
-          <w:pgMar w:left="992" w:right="902" w:gutter="0" w:header="720" w:top="1185" w:footer="720" w:bottom="1440"/>
-          <w:formProt w:val="false"/>
-          <w:textDirection w:val="lrTb"/>
-          <w:docGrid w:type="default" w:linePitch="326" w:charSpace="0"/>
-        </w:sectPr>
-      </w:pPr>
-    </w:p>
-    <w:p>
-      <w:pPr>
-        <w:pStyle w:val="3"/>
-        <w:numPr>
-          <w:ilvl w:val="0"/>
-          <w:numId w:val="0"/>
-        </w:numPr>
-        <w:spacing w:lineRule="auto" w:line="360" w:before="0" w:after="60"/>
-        <w:ind w:left="0" w:hanging="0"/>
-        <w:rPr/>
-      </w:pPr>
-      <w:r>
-        <w:rPr/>
-      </w:r>
-    </w:p>
-    <w:p>
-      <w:pPr>
-        <w:sectPr>
-          <w:type w:val="continuous"/>
-          <w:pgSz w:w="12240" w:h="15840"/>
-          <w:pgMar w:left="992" w:right="902" w:gutter="0" w:header="720" w:top="1185" w:footer="720" w:bottom="1440"/>
-          <w:formProt w:val="false"/>
-          <w:textDirection w:val="lrTb"/>
-          <w:docGrid w:type="default" w:linePitch="326" w:charSpace="0"/>
-        </w:sectPr>
-      </w:pPr>
-    </w:p>
-    <w:p>
-      <w:pPr>
-        <w:pStyle w:val="3"/>
-        <w:spacing w:lineRule="auto" w:line="360" w:before="0" w:after="60"/>
-        <w:rPr/>
-      </w:pPr>
-      <w:bookmarkStart w:id="37" w:name="_Toc203748228"/>
-      <w:r>
-        <w:rPr/>
-        <w:t>Rack Layout</w:t>
+        <w:rPr/>
+      </w:pPr>
+      <w:bookmarkStart w:id="37" w:name="_Toc203748229"/>
+      <w:r>
+        <w:rPr/>
+        <w:t>Floor Plan</w:t>
       </w:r>
       <w:bookmarkEnd w:id="37"/>
     </w:p>
@@ -6351,173 +6386,70 @@
       </w:pPr>
       <w:r>
         <w:rPr>
-          <w:b/>
           <w:color w:val="FF0000"/>
         </w:rPr>
-        <w:t>Note:</w:t>
-      </w:r>
-      <w:r>
-        <w:rPr>
-          <w:color w:val="FF0000"/>
-        </w:rPr>
-        <w:t xml:space="preserve"> Right-click/ Double-click to open the files as a PDF Object.</w:t>
-      </w:r>
-    </w:p>
-    <w:p>
-      <w:pPr>
-        <w:pStyle w:val="Normal"/>
-        <w:spacing w:lineRule="auto" w:line="360"/>
-        <w:jc w:val="center"/>
-        <w:rPr/>
-      </w:pPr>
-      <w:r>
-        <w:rPr/>
-        <w:object>
-          <v:shapetype id="_x0000_tole_rId13" coordsize="21600,21600" o:spt="ole_rId13" o:preferrelative="t" path="m@4@5l@4@11@9@11@9@5xe" filled="f" stroked="f">
-            <v:stroke joinstyle="miter"/>
-            <v:formulas>
-              <v:f eqn="if lineDrawn pixelLineWidth 0"/>
-              <v:f eqn="sum @0 1 0"/>
-              <v:f eqn="sum 0 0 @1"/>
-              <v:f eqn="prod @2 1 2"/>
-              <v:f eqn="prod @3 21600 pixelWidth"/>
-              <v:f eqn="prod @3 21600 pixelHeight"/>
-              <v:f eqn="sum @0 0 1"/>
-              <v:f eqn="prod @6 1 2"/>
-              <v:f eqn="prod @7 21600 pixelWidth"/>
-              <v:f eqn="sum @8 21600 0"/>
-              <v:f eqn="prod @7 21600 pixelHeight"/>
-              <v:f eqn="sum @10 21600 0"/>
-            </v:formulas>
-            <v:path o:extrusionok="f" gradientshapeok="t" o:connecttype="rect"/>
-            <o:lock v:ext="edit" aspectratio="t"/>
-          </v:shapetype>
-          <v:shape id="ole_rId13" type="_x0000_tole_rId13" style="width:392.75pt;height:608.75pt;mso-wrap-distance-right:0pt" filled="f" o:ole="">
-            <v:imagedata r:id="rId14" o:title=""/>
-          </v:shape>
-          <o:OLEObject Type="Embed" ProgID="Acrobat.Document.DC" ShapeID="ole_rId13" DrawAspect="Content" ObjectID="_714599374" r:id="rId13"/>
-        </w:object>
-      </w:r>
-    </w:p>
-    <w:p>
-      <w:pPr>
-        <w:pStyle w:val="Normal"/>
-        <w:spacing w:lineRule="auto" w:line="360"/>
-        <w:jc w:val="center"/>
-        <w:rPr/>
-      </w:pPr>
-      <w:r>
-        <w:rPr/>
-        <w:object>
-          <v:shapetype id="_x0000_tole_rId15" coordsize="21600,21600" o:spt="ole_rId15" o:preferrelative="t" path="m@4@5l@4@11@9@11@9@5xe" filled="f" stroked="f">
-            <v:stroke joinstyle="miter"/>
-            <v:formulas>
-              <v:f eqn="if lineDrawn pixelLineWidth 0"/>
-              <v:f eqn="sum @0 1 0"/>
-              <v:f eqn="sum 0 0 @1"/>
-              <v:f eqn="prod @2 1 2"/>
-              <v:f eqn="prod @3 21600 pixelWidth"/>
-              <v:f eqn="prod @3 21600 pixelHeight"/>
-              <v:f eqn="sum @0 0 1"/>
-              <v:f eqn="prod @6 1 2"/>
-              <v:f eqn="prod @7 21600 pixelWidth"/>
-              <v:f eqn="sum @8 21600 0"/>
-              <v:f eqn="prod @7 21600 pixelHeight"/>
-              <v:f eqn="sum @10 21600 0"/>
-            </v:formulas>
-            <v:path o:extrusionok="f" gradientshapeok="t" o:connecttype="rect"/>
-            <o:lock v:ext="edit" aspectratio="t"/>
-          </v:shapetype>
-          <v:shape id="ole_rId15" type="_x0000_tole_rId15" style="width:425.45pt;height:654.55pt;mso-wrap-distance-right:0pt" filled="f" o:ole="">
-            <v:imagedata r:id="rId16" o:title=""/>
-          </v:shape>
-          <o:OLEObject Type="Embed" ProgID="Acrobat.Document.DC" ShapeID="ole_rId15" DrawAspect="Content" ObjectID="_1722326146" r:id="rId15"/>
-        </w:object>
-      </w:r>
-    </w:p>
-    <w:p>
-      <w:pPr>
-        <w:pStyle w:val="Normal"/>
-        <w:ind w:left="720" w:hanging="0"/>
-        <w:jc w:val="center"/>
-        <w:rPr/>
-      </w:pPr>
-      <w:r>
-        <w:rPr/>
-      </w:r>
-    </w:p>
-    <w:p>
-      <w:pPr>
-        <w:pStyle w:val="3"/>
-        <w:spacing w:lineRule="auto" w:line="360" w:before="0" w:after="60"/>
-        <w:rPr/>
-      </w:pPr>
-      <w:bookmarkStart w:id="38" w:name="_Toc203748229"/>
-      <w:r>
-        <w:rPr/>
-        <w:t>Floor Plan</w:t>
-      </w:r>
+        <mc:AlternateContent>
+          <mc:Choice Requires="wps">
+            <w:drawing>
+              <wp:anchor distT="0" distB="0" distL="635" distR="0" simplePos="0" relativeHeight="5" behindDoc="0" locked="0" layoutInCell="1" allowOverlap="1">
+                <wp:simplePos x="0" y="0"/>
+                <wp:positionH relativeFrom="column">
+                  <wp:posOffset>635</wp:posOffset>
+                </wp:positionH>
+                <wp:positionV relativeFrom="paragraph">
+                  <wp:posOffset>635</wp:posOffset>
+                </wp:positionV>
+                <wp:extent cx="635000" cy="635000"/>
+                <wp:effectExtent l="635" t="0" r="0" b="0"/>
+                <wp:wrapNone/>
+                <wp:docPr id="4" name="_x0000_tole_rId21" hidden="1"/>
+                <a:graphic xmlns:a="http://schemas.openxmlformats.org/drawingml/2006/main">
+                  <a:graphicData uri="http://schemas.microsoft.com/office/word/2010/wordprocessingShape">
+                    <wps:wsp>
+                      <wps:cNvSpPr/>
+                      <wps:spPr>
+                        <a:xfrm>
+                          <a:off x="0" y="0"/>
+                          <a:ext cx="635040" cy="635040"/>
+                        </a:xfrm>
+                        <a:prstGeom prst="rect">
+                          <a:avLst/>
+                        </a:prstGeom>
+                        <a:noFill/>
+                        <a:ln w="0">
+                          <a:noFill/>
+                        </a:ln>
+                      </wps:spPr>
+                      <wps:style>
+                        <a:lnRef idx="0"/>
+                        <a:fillRef idx="0"/>
+                        <a:effectRef idx="0"/>
+                        <a:fontRef idx="minor"/>
+                      </wps:style>
+                      <wps:bodyPr/>
+                    </wps:wsp>
+                  </a:graphicData>
+                </a:graphic>
+              </wp:anchor>
+            </w:drawing>
+          </mc:Choice>
+          <mc:Fallback>
+            <w:pict>
+              <v:rect id="shape_0" stroked="f" o:allowincell="f" style="position:absolute;margin-left:0.05pt;margin-top:0.05pt;width:49.95pt;height:49.95pt;mso-wrap-style:none;v-text-anchor:middle">
+                <v:fill o:detectmouseclick="t" on="false"/>
+                <v:stroke color="#3465a4" joinstyle="round" endcap="flat"/>
+                <w10:wrap type="none"/>
+              </v:rect>
+            </w:pict>
+          </mc:Fallback>
+        </mc:AlternateContent>
+      </w:r>
+      <w:bookmarkStart w:id="38" w:name="FLOOR_PLAN"/>
       <w:bookmarkEnd w:id="38"/>
     </w:p>
     <w:p>
       <w:pPr>
-        <w:pStyle w:val="Normal"/>
-        <w:spacing w:lineRule="auto" w:line="360"/>
-        <w:rPr/>
-      </w:pPr>
-      <w:r>
-        <w:rPr>
-          <w:b/>
-          <w:color w:val="FF0000"/>
-        </w:rPr>
-        <w:t>Note:</w:t>
-      </w:r>
-      <w:r>
-        <w:rPr>
-          <w:color w:val="FF0000"/>
-        </w:rPr>
-        <w:t xml:space="preserve"> Right-click/ Double-click to open the files as a PDF Object.</w:t>
-      </w:r>
-    </w:p>
-    <w:p>
-      <w:pPr>
-        <w:pStyle w:val="Normal"/>
-        <w:spacing w:lineRule="auto" w:line="360"/>
-        <w:jc w:val="center"/>
-        <w:rPr/>
-      </w:pPr>
-      <w:r>
-        <w:rPr/>
-        <w:object>
-          <v:shapetype id="_x0000_tole_rId17" coordsize="21600,21600" o:spt="ole_rId17" o:preferrelative="t" path="m@4@5l@4@11@9@11@9@5xe" filled="f" stroked="f">
-            <v:stroke joinstyle="miter"/>
-            <v:formulas>
-              <v:f eqn="if lineDrawn pixelLineWidth 0"/>
-              <v:f eqn="sum @0 1 0"/>
-              <v:f eqn="sum 0 0 @1"/>
-              <v:f eqn="prod @2 1 2"/>
-              <v:f eqn="prod @3 21600 pixelWidth"/>
-              <v:f eqn="prod @3 21600 pixelHeight"/>
-              <v:f eqn="sum @0 0 1"/>
-              <v:f eqn="prod @6 1 2"/>
-              <v:f eqn="prod @7 21600 pixelWidth"/>
-              <v:f eqn="sum @8 21600 0"/>
-              <v:f eqn="prod @7 21600 pixelHeight"/>
-              <v:f eqn="sum @10 21600 0"/>
-            </v:formulas>
-            <v:path o:extrusionok="f" gradientshapeok="t" o:connecttype="rect"/>
-            <o:lock v:ext="edit" aspectratio="t"/>
-          </v:shapetype>
-          <v:shape id="ole_rId17" type="_x0000_tole_rId17" style="width:477.8pt;height:399.25pt;mso-wrap-distance-right:0pt" filled="f" o:ole="">
-            <v:imagedata r:id="rId18" o:title=""/>
-          </v:shape>
-          <o:OLEObject Type="Embed" ProgID="Acrobat.Document.DC" ShapeID="ole_rId17" DrawAspect="Content" ObjectID="_142014399" r:id="rId17"/>
-        </w:object>
-      </w:r>
-    </w:p>
-    <w:p>
-      <w:pPr>
-        <w:pStyle w:val="3"/>
+        <w:pStyle w:val="Heading3"/>
         <w:spacing w:lineRule="auto" w:line="360"/>
         <w:rPr/>
       </w:pPr>
@@ -6532,19 +6464,21 @@
     </w:p>
     <w:p>
       <w:pPr>
-        <w:pStyle w:val="Normal"/>
+        <w:pStyle w:val="ListParagraph"/>
         <w:spacing w:lineRule="auto" w:line="360"/>
-        <w:ind w:left="720" w:hanging="0"/>
-        <w:rPr/>
-      </w:pPr>
-      <w:r>
-        <w:rPr/>
-        <w:t>N/A</w:t>
+        <w:ind w:start="567"/>
+        <w:rPr/>
+      </w:pPr>
+      <w:r>
+        <w:rPr>
+          <w:bCs/>
+        </w:rPr>
+        <w:t>${powerReq}</w:t>
       </w:r>
     </w:p>
     <w:p>
       <w:pPr>
-        <w:pStyle w:val="2"/>
+        <w:pStyle w:val="Heading2"/>
         <w:rPr/>
       </w:pPr>
       <w:bookmarkStart w:id="41" w:name="_Toc203748231"/>
@@ -6558,7 +6492,7 @@
     </w:p>
     <w:p>
       <w:pPr>
-        <w:pStyle w:val="3"/>
+        <w:pStyle w:val="Heading3"/>
         <w:rPr/>
       </w:pPr>
       <w:bookmarkStart w:id="43" w:name="_Toc203748232"/>
@@ -6574,7 +6508,7 @@
       <w:pPr>
         <w:pStyle w:val="Normal"/>
         <w:spacing w:lineRule="auto" w:line="360"/>
-        <w:ind w:left="720" w:hanging="0"/>
+        <w:ind w:start="720"/>
         <w:jc w:val="both"/>
         <w:rPr>
           <w:szCs w:val="20"/>
@@ -6584,17 +6518,17 @@
         <w:rPr>
           <w:szCs w:val="20"/>
         </w:rPr>
-        <w:t>[Check power draw from the fuse panel/BDFB/AC source before and after equipment install and provide information to EE specialist, if existing load is over 80% of capacity do not proceed and return to EE for direction]</w:t>
+        <w:t>${powerOnReq}</w:t>
       </w:r>
     </w:p>
     <w:p>
       <w:pPr>
-        <w:pStyle w:val="3"/>
+        <w:pStyle w:val="Heading3"/>
         <w:spacing w:lineRule="auto" w:line="360"/>
         <w:rPr/>
       </w:pPr>
-      <w:bookmarkStart w:id="45" w:name="_Toc203748233"/>
-      <w:bookmarkStart w:id="46" w:name="_Toc171927070"/>
+      <w:bookmarkStart w:id="45" w:name="_Toc171927070"/>
+      <w:bookmarkStart w:id="46" w:name="_Toc203748233"/>
       <w:r>
         <w:rPr/>
         <w:t>Network Management</w:t>
@@ -6606,17 +6540,22 @@
       <w:pPr>
         <w:pStyle w:val="Normal"/>
         <w:spacing w:lineRule="auto" w:line="360"/>
-        <w:ind w:left="720" w:hanging="0"/>
-        <w:rPr/>
-      </w:pPr>
-      <w:r>
-        <w:rPr/>
-        <w:t>N/A</w:t>
+        <w:ind w:start="720"/>
+        <w:jc w:val="both"/>
+        <w:rPr>
+          <w:szCs w:val="20"/>
+        </w:rPr>
+      </w:pPr>
+      <w:r>
+        <w:rPr>
+          <w:szCs w:val="20"/>
+        </w:rPr>
+        <w:t>${networkManagement}</w:t>
       </w:r>
     </w:p>
     <w:p>
       <w:pPr>
-        <w:pStyle w:val="3"/>
+        <w:pStyle w:val="Heading3"/>
         <w:spacing w:lineRule="auto" w:line="360"/>
         <w:rPr/>
       </w:pPr>
@@ -6633,17 +6572,22 @@
       <w:pPr>
         <w:pStyle w:val="Normal"/>
         <w:spacing w:lineRule="auto" w:line="360"/>
-        <w:ind w:left="720" w:hanging="0"/>
-        <w:rPr/>
-      </w:pPr>
-      <w:r>
-        <w:rPr/>
-        <w:t>N/A</w:t>
+        <w:ind w:start="720"/>
+        <w:jc w:val="both"/>
+        <w:rPr>
+          <w:szCs w:val="20"/>
+        </w:rPr>
+      </w:pPr>
+      <w:r>
+        <w:rPr>
+          <w:szCs w:val="20"/>
+        </w:rPr>
+        <w:t>${testAcceptance}</w:t>
       </w:r>
     </w:p>
     <w:p>
       <w:pPr>
-        <w:pStyle w:val="3"/>
+        <w:pStyle w:val="Heading3"/>
         <w:spacing w:lineRule="auto" w:line="360"/>
         <w:jc w:val="both"/>
         <w:rPr/>
@@ -6659,9 +6603,8 @@
       <w:pPr>
         <w:pStyle w:val="Normal"/>
         <w:spacing w:lineRule="auto" w:line="360"/>
-        <w:ind w:left="868" w:hanging="148"/>
+        <w:ind w:hanging="148" w:start="868"/>
         <w:rPr>
-          <w:b/>
           <w:b/>
           <w:bCs/>
         </w:rPr>
@@ -6675,15 +6618,34 @@
       </w:r>
       <w:r>
         <w:rPr/>
-        <w:t xml:space="preserve"> attachment</w:t>
+        <w:t xml:space="preserve"> </w:t>
       </w:r>
     </w:p>
     <w:p>
       <w:pPr>
         <w:pStyle w:val="Normal"/>
         <w:spacing w:lineRule="auto" w:line="360"/>
-        <w:ind w:left="868" w:hanging="148"/>
-        <w:rPr/>
+        <w:ind w:hanging="148" w:start="868"/>
+        <w:rPr>
+          <w:b/>
+          <w:bCs/>
+        </w:rPr>
+      </w:pPr>
+      <w:r>
+        <w:rPr/>
+      </w:r>
+      <w:bookmarkStart w:id="50" w:name="EDS_FILE"/>
+      <w:bookmarkEnd w:id="50"/>
+    </w:p>
+    <w:p>
+      <w:pPr>
+        <w:pStyle w:val="Normal"/>
+        <w:spacing w:lineRule="auto" w:line="360"/>
+        <w:ind w:hanging="148" w:start="868"/>
+        <w:rPr>
+          <w:b/>
+          <w:bCs/>
+        </w:rPr>
       </w:pPr>
       <w:r>
         <w:rPr>
@@ -6692,30 +6654,34 @@
         </w:rPr>
         <w:t>Basic MOP:</w:t>
       </w:r>
-      <w:r>
-        <w:rPr/>
-        <w:t xml:space="preserve"> attachment </w:t>
-      </w:r>
     </w:p>
     <w:p>
       <w:pPr>
         <w:pStyle w:val="Normal"/>
         <w:spacing w:lineRule="auto" w:line="360"/>
-        <w:ind w:left="868" w:hanging="148"/>
-        <w:rPr/>
-      </w:pPr>
-      <w:r>
-        <w:rPr/>
-      </w:r>
+        <w:ind w:hanging="148" w:start="868"/>
+        <w:rPr>
+          <w:b/>
+          <w:bCs/>
+        </w:rPr>
+      </w:pPr>
+      <w:r>
+        <w:rPr>
+          <w:b/>
+          <w:bCs/>
+        </w:rPr>
+      </w:r>
+      <w:bookmarkStart w:id="51" w:name="BASIC_MOP_FILE"/>
+      <w:bookmarkEnd w:id="51"/>
     </w:p>
     <w:p>
       <w:pPr>
-        <w:pStyle w:val="1"/>
+        <w:pStyle w:val="Heading1"/>
         <w:keepNext w:val="false"/>
         <w:spacing w:lineRule="auto" w:line="360"/>
         <w:rPr/>
       </w:pPr>
-      <w:bookmarkStart w:id="50" w:name="_Toc203748236"/>
+      <w:bookmarkStart w:id="52" w:name="_Toc203748236"/>
       <w:r>
         <w:rPr>
           <w:caps w:val="false"/>
@@ -6723,7 +6689,7 @@
         </w:rPr>
         <w:t>TO BE RETURNED UPON PROJECT COMPLETION</w:t>
       </w:r>
-      <w:bookmarkEnd w:id="50"/>
+      <w:bookmarkEnd w:id="52"/>
     </w:p>
     <w:p>
       <w:pPr>
@@ -6735,17 +6701,15 @@
         <w:spacing w:lineRule="auto" w:line="360"/>
         <w:rPr/>
       </w:pPr>
-      <w:bookmarkStart w:id="51" w:name="_Toc293494423"/>
-      <w:bookmarkStart w:id="52" w:name="_Toc293494360"/>
       <w:bookmarkStart w:id="53" w:name="_Toc293499182"/>
-      <w:bookmarkStart w:id="54" w:name="_Toc293581785"/>
-      <w:bookmarkStart w:id="55" w:name="_Toc295727309"/>
-      <w:bookmarkStart w:id="56" w:name="_Toc296506347"/>
-      <w:bookmarkStart w:id="57" w:name="_Toc298238844"/>
-      <w:bookmarkStart w:id="58" w:name="_Toc298246997"/>
+      <w:bookmarkStart w:id="54" w:name="_Toc298246997"/>
+      <w:bookmarkStart w:id="55" w:name="_Toc293494360"/>
+      <w:bookmarkStart w:id="56" w:name="_Toc293581785"/>
+      <w:bookmarkStart w:id="57" w:name="_Toc295727309"/>
+      <w:bookmarkStart w:id="58" w:name="_Toc298238844"/>
       <w:bookmarkStart w:id="59" w:name="_Toc295220445"/>
-      <w:bookmarkEnd w:id="51"/>
-      <w:bookmarkEnd w:id="52"/>
+      <w:bookmarkStart w:id="60" w:name="_Toc293494423"/>
+      <w:bookmarkStart w:id="61" w:name="_Toc296506347"/>
       <w:bookmarkEnd w:id="53"/>
       <w:bookmarkEnd w:id="54"/>
       <w:bookmarkEnd w:id="55"/>
@@ -6753,6 +6717,8 @@
       <w:bookmarkEnd w:id="57"/>
       <w:bookmarkEnd w:id="58"/>
       <w:bookmarkEnd w:id="59"/>
+      <w:bookmarkEnd w:id="60"/>
+      <w:bookmarkEnd w:id="61"/>
       <w:r>
         <w:rPr/>
         <w:t>As built – All changes must be identified in red ink in cable run list, rack elevation, network drawing as appropriate.</w:t>
@@ -6782,7 +6748,7 @@
       <w:r>
         <w:fldChar w:fldCharType="begin">
           <w:ffData>
-            <w:name w:val=""/>
+            <w:name w:val="Bookmark"/>
             <w:enabled/>
             <w:calcOnExit w:val="0"/>
             <w:checkBox>
@@ -6799,9 +6765,9 @@
         <w:rPr/>
         <w:fldChar w:fldCharType="separate"/>
       </w:r>
-      <w:bookmarkStart w:id="60" w:name="__Fieldmark__837_139913342"/>
-      <w:bookmarkStart w:id="61" w:name="__Fieldmark__837_139913342"/>
-      <w:bookmarkEnd w:id="61"/>
+      <w:bookmarkStart w:id="62" w:name="Bookmark"/>
+      <w:bookmarkStart w:id="63" w:name="Bookmark"/>
+      <w:bookmarkEnd w:id="63"/>
       <w:r>
         <w:rPr/>
       </w:r>
@@ -6809,14 +6775,28 @@
         <w:rPr/>
         <w:fldChar w:fldCharType="end"/>
       </w:r>
-      <w:bookmarkStart w:id="62" w:name="__Fieldmark__862_2598550597"/>
-      <w:bookmarkStart w:id="63" w:name="__Fieldmark__981_678483572"/>
-      <w:bookmarkStart w:id="64" w:name="__Fieldmark__13981_678483572"/>
-      <w:bookmarkStart w:id="65" w:name="__Fieldmark__28362_2598550597"/>
-      <w:bookmarkEnd w:id="62"/>
-      <w:bookmarkEnd w:id="63"/>
+      <w:bookmarkStart w:id="64" w:name="__Fieldmark__981_678483572"/>
+      <w:bookmarkStart w:id="65" w:name="__Fieldmark__837_139913342"/>
+      <w:bookmarkStart w:id="66" w:name="Bookmark_Копия_1_Копия_1"/>
+      <w:bookmarkStart w:id="67" w:name="Bookmark_Копия_1_Копия_1_Копия_1_Копия_1"/>
+      <w:bookmarkStart w:id="68" w:name="Bookmark_Копия_1_Копия_1_Копия_1_Копия_2"/>
+      <w:bookmarkStart w:id="69" w:name="__Fieldmark__862_2598550597"/>
+      <w:bookmarkStart w:id="70" w:name="__Fieldmark__13981_678483572"/>
+      <w:bookmarkStart w:id="71" w:name="__Fieldmark__28362_2598550597"/>
+      <w:bookmarkStart w:id="72" w:name="Bookmark_Копия_1"/>
+      <w:bookmarkStart w:id="73" w:name="Bookmark_Копия_1"/>
+      <w:bookmarkStart w:id="74" w:name="Bookmark_Копия_1_Копия_1_Копия_1"/>
       <w:bookmarkEnd w:id="64"/>
       <w:bookmarkEnd w:id="65"/>
+      <w:bookmarkEnd w:id="66"/>
+      <w:bookmarkEnd w:id="67"/>
+      <w:bookmarkEnd w:id="68"/>
+      <w:bookmarkEnd w:id="69"/>
+      <w:bookmarkEnd w:id="70"/>
+      <w:bookmarkEnd w:id="71"/>
+      <w:bookmarkEnd w:id="72"/>
+      <w:bookmarkEnd w:id="73"/>
+      <w:bookmarkEnd w:id="74"/>
       <w:r>
         <w:rPr/>
         <w:t xml:space="preserve"> POWER READING [Before and after]</w:t>
@@ -6831,7 +6811,7 @@
       <w:r>
         <w:fldChar w:fldCharType="begin">
           <w:ffData>
-            <w:name w:val=""/>
+            <w:name w:val="Bookmark Копия 1 Коп"/>
             <w:enabled/>
             <w:calcOnExit w:val="0"/>
             <w:checkBox>
@@ -6849,9 +6829,9 @@
         <w:rPr/>
         <w:fldChar w:fldCharType="separate"/>
       </w:r>
-      <w:bookmarkStart w:id="66" w:name="__Fieldmark__853_139913342"/>
-      <w:bookmarkStart w:id="67" w:name="__Fieldmark__853_139913342"/>
-      <w:bookmarkEnd w:id="67"/>
+      <w:bookmarkStart w:id="75" w:name="Bookmark_Копия_1_Коп"/>
+      <w:bookmarkStart w:id="76" w:name="Bookmark_Копия_1_Коп"/>
+      <w:bookmarkEnd w:id="76"/>
       <w:r>
         <w:rPr/>
       </w:r>
@@ -6859,14 +6839,32 @@
         <w:rPr/>
         <w:fldChar w:fldCharType="end"/>
       </w:r>
-      <w:bookmarkStart w:id="68" w:name="__Fieldmark__872_2598550597"/>
-      <w:bookmarkStart w:id="69" w:name="__Fieldmark__28375_2598550597"/>
-      <w:bookmarkStart w:id="70" w:name="__Fieldmark__13988_678483572"/>
-      <w:bookmarkStart w:id="71" w:name="__Fieldmark__985_678483572"/>
-      <w:bookmarkEnd w:id="68"/>
-      <w:bookmarkEnd w:id="69"/>
-      <w:bookmarkEnd w:id="70"/>
-      <w:bookmarkEnd w:id="71"/>
+      <w:bookmarkStart w:id="77" w:name="Bookmark_Копия_1_Коп"/>
+      <w:bookmarkStart w:id="78" w:name="__Fieldmark__872_2598550597"/>
+      <w:bookmarkStart w:id="79" w:name="Bookmark_Копия_1_Копия_1_Копия_2"/>
+      <w:bookmarkStart w:id="80" w:name="Bookmark_Копия_1_Копия_1_Копия_2_Копия_1"/>
+      <w:bookmarkStart w:id="81" w:name="Bookmark_Копия_1_Копия_1_Копия_2_Копия_2"/>
+      <w:bookmarkStart w:id="82" w:name="Bookmark_Копия_1_Копия_1_Копия_1_Копия_3"/>
+      <w:bookmarkStart w:id="83" w:name="Bookmark_Копия_1_Копия_1_Копия_2_Копия_3"/>
+      <w:bookmarkStart w:id="84" w:name="__Fieldmark__985_678483572"/>
+      <w:bookmarkStart w:id="85" w:name="Bookmark_Копия_1_Копия_1_Копия_2_Копия_4"/>
+      <w:bookmarkStart w:id="86" w:name="Bookmark_Копия_1_Копия_1"/>
+      <w:bookmarkStart w:id="87" w:name="__Fieldmark__28375_2598550597"/>
+      <w:bookmarkStart w:id="88" w:name="__Fieldmark__853_139913342"/>
+      <w:bookmarkStart w:id="89" w:name="__Fieldmark__13988_678483572"/>
+      <w:bookmarkEnd w:id="77"/>
+      <w:bookmarkEnd w:id="78"/>
+      <w:bookmarkEnd w:id="79"/>
+      <w:bookmarkEnd w:id="80"/>
+      <w:bookmarkEnd w:id="81"/>
+      <w:bookmarkEnd w:id="82"/>
+      <w:bookmarkEnd w:id="83"/>
+      <w:bookmarkEnd w:id="84"/>
+      <w:bookmarkEnd w:id="85"/>
+      <w:bookmarkEnd w:id="86"/>
+      <w:bookmarkEnd w:id="87"/>
+      <w:bookmarkEnd w:id="88"/>
+      <w:bookmarkEnd w:id="89"/>
       <w:r>
         <w:rPr/>
         <w:t xml:space="preserve"> RETURN OPTICAL POWER LEVELS</w:t>
@@ -6881,7 +6879,7 @@
       <w:r>
         <w:fldChar w:fldCharType="begin">
           <w:ffData>
-            <w:name w:val=""/>
+            <w:name w:val="Bookmark Копия 2"/>
             <w:enabled/>
             <w:calcOnExit w:val="0"/>
             <w:checkBox>
@@ -6899,9 +6897,9 @@
         <w:rPr/>
         <w:fldChar w:fldCharType="separate"/>
       </w:r>
-      <w:bookmarkStart w:id="72" w:name="__Fieldmark__869_139913342"/>
-      <w:bookmarkStart w:id="73" w:name="__Fieldmark__869_139913342"/>
-      <w:bookmarkEnd w:id="73"/>
+      <w:bookmarkStart w:id="90" w:name="Bookmark_Копия_2"/>
+      <w:bookmarkStart w:id="91" w:name="Bookmark_Копия_2"/>
+      <w:bookmarkEnd w:id="91"/>
       <w:r>
         <w:rPr/>
       </w:r>
@@ -6909,14 +6907,30 @@
         <w:rPr/>
         <w:fldChar w:fldCharType="end"/>
       </w:r>
-      <w:bookmarkStart w:id="74" w:name="__Fieldmark__882_2598550597"/>
-      <w:bookmarkStart w:id="75" w:name="__Fieldmark__988_678483572"/>
-      <w:bookmarkStart w:id="76" w:name="__Fieldmark__13995_678483572"/>
-      <w:bookmarkStart w:id="77" w:name="__Fieldmark__28388_2598550597"/>
-      <w:bookmarkEnd w:id="74"/>
-      <w:bookmarkEnd w:id="75"/>
-      <w:bookmarkEnd w:id="76"/>
-      <w:bookmarkEnd w:id="77"/>
+      <w:bookmarkStart w:id="92" w:name="Bookmark_Копия_2_Копия_1_Копия_1_Копия_3"/>
+      <w:bookmarkStart w:id="93" w:name="Bookmark_Копия_2_Копия_1"/>
+      <w:bookmarkStart w:id="94" w:name="Bookmark_Копия_2_Копия_1"/>
+      <w:bookmarkStart w:id="95" w:name="Bookmark_Копия_2_Копия_1_Копия_1"/>
+      <w:bookmarkStart w:id="96" w:name="Bookmark_Копия_2_Копия_1_Копия_1_Копия_2"/>
+      <w:bookmarkStart w:id="97" w:name="__Fieldmark__869_139913342"/>
+      <w:bookmarkStart w:id="98" w:name="__Fieldmark__882_2598550597"/>
+      <w:bookmarkStart w:id="99" w:name="__Fieldmark__988_678483572"/>
+      <w:bookmarkStart w:id="100" w:name="__Fieldmark__13995_678483572"/>
+      <w:bookmarkStart w:id="101" w:name="__Fieldmark__28388_2598550597"/>
+      <w:bookmarkStart w:id="102" w:name="Bookmark_Копия_2"/>
+      <w:bookmarkStart w:id="103" w:name="Bookmark_Копия_2_Копия_1_Копия_1_Копия_1"/>
+      <w:bookmarkEnd w:id="92"/>
+      <w:bookmarkEnd w:id="93"/>
+      <w:bookmarkEnd w:id="94"/>
+      <w:bookmarkEnd w:id="95"/>
+      <w:bookmarkEnd w:id="96"/>
+      <w:bookmarkEnd w:id="97"/>
+      <w:bookmarkEnd w:id="98"/>
+      <w:bookmarkEnd w:id="99"/>
+      <w:bookmarkEnd w:id="100"/>
+      <w:bookmarkEnd w:id="101"/>
+      <w:bookmarkEnd w:id="102"/>
+      <w:bookmarkEnd w:id="103"/>
       <w:r>
         <w:rPr/>
         <w:t xml:space="preserve"> DEFICIENCY LIST</w:t>
@@ -6929,8 +6943,6 @@
         <w:jc w:val="center"/>
         <w:rPr>
           <w:b/>
-          <w:b/>
-          <w:i/>
           <w:i/>
           <w:u w:val="single"/>
         </w:rPr>
@@ -6950,8 +6962,8 @@
         <w:jc w:val="center"/>
         <w:rPr/>
       </w:pPr>
-      <w:bookmarkStart w:id="78" w:name="_Toc274299552"/>
-      <w:bookmarkStart w:id="79" w:name="_Toc278895679"/>
+      <w:bookmarkStart w:id="104" w:name="_Toc274299552"/>
+      <w:bookmarkStart w:id="105" w:name="_Toc278895679"/>
       <w:r>
         <w:rPr>
           <w:b/>
@@ -6960,15 +6972,19 @@
         </w:rPr>
         <w:t>END OF FILE</w:t>
       </w:r>
-      <w:bookmarkEnd w:id="78"/>
-      <w:bookmarkEnd w:id="79"/>
+      <w:bookmarkEnd w:id="104"/>
+      <w:bookmarkEnd w:id="105"/>
     </w:p>
     <w:sectPr>
-      <w:headerReference w:type="default" r:id="rId19"/>
-      <w:footerReference w:type="default" r:id="rId20"/>
+      <w:headerReference w:type="even" r:id="rId15"/>
+      <w:headerReference w:type="default" r:id="rId16"/>
+      <w:headerReference w:type="first" r:id="rId17"/>
+      <w:footerReference w:type="even" r:id="rId18"/>
+      <w:footerReference w:type="default" r:id="rId19"/>
+      <w:footerReference w:type="first" r:id="rId20"/>
       <w:type w:val="nextPage"/>
       <w:pgSz w:w="12240" w:h="15840"/>
-      <w:pgMar w:left="1080" w:right="758" w:gutter="0" w:header="720" w:top="777" w:footer="720" w:bottom="1276"/>
+      <w:pgMar w:left="992" w:right="902" w:gutter="0" w:header="720" w:top="1185" w:footer="720" w:bottom="1440"/>
       <w:pgNumType w:fmt="decimal"/>
       <w:formProt w:val="false"/>
       <w:textDirection w:val="lrTb"/>
@@ -6979,10 +6995,10 @@
 </file>
 
 <file path=word/footer1.xml><?xml version="1.0" encoding="utf-8"?>
-<w:ftr xmlns:o="urn:schemas-microsoft-com:office:office" xmlns:r="http://schemas.openxmlformats.org/officeDocument/2006/relationships" xmlns:v="urn:schemas-microsoft-com:vml" xmlns:w="http://schemas.openxmlformats.org/wordprocessingml/2006/main" xmlns:w10="urn:schemas-microsoft-com:office:word" xmlns:wp="http://schemas.openxmlformats.org/drawingml/2006/wordprocessingDrawing" xmlns:wps="http://schemas.microsoft.com/office/word/2010/wordprocessingShape" xmlns:wpg="http://schemas.microsoft.com/office/word/2010/wordprocessingGroup" xmlns:mc="http://schemas.openxmlformats.org/markup-compatibility/2006" xmlns:wp14="http://schemas.microsoft.com/office/word/2010/wordprocessingDrawing" xmlns:w14="http://schemas.microsoft.com/office/word/2010/wordml" xmlns:w15="http://schemas.microsoft.com/office/word/2012/wordml" mc:Ignorable="w14 wp14 w15">
+<w:ftr xmlns:o="urn:schemas-microsoft-com:office:office" xmlns:r="http://schemas.openxmlformats.org/officeDocument/2006/relationships" xmlns:v="urn:schemas-microsoft-com:vml" xmlns:w="http://schemas.openxmlformats.org/wordprocessingml/2006/main" xmlns:w10="urn:schemas-microsoft-com:office:word" xmlns:wp="http://schemas.openxmlformats.org/drawingml/2006/wordprocessingDrawing" xmlns:pic="http://schemas.openxmlformats.org/drawingml/2006/picture" xmlns:wps="http://schemas.microsoft.com/office/word/2010/wordprocessingShape" xmlns:wpg="http://schemas.microsoft.com/office/word/2010/wordprocessingGroup" xmlns:mc="http://schemas.openxmlformats.org/markup-compatibility/2006" xmlns:wp14="http://schemas.microsoft.com/office/word/2010/wordprocessingDrawing" xmlns:w14="http://schemas.microsoft.com/office/word/2010/wordml" xmlns:w15="http://schemas.microsoft.com/office/word/2012/wordml" mc:Ignorable="w14 wp14 w15">
   <w:p>
     <w:pPr>
-      <w:pStyle w:val="Style16"/>
+      <w:pStyle w:val="Footer"/>
       <w:rPr/>
     </w:pPr>
     <w:r>
@@ -6990,7 +7006,7 @@
       <mc:AlternateContent>
         <mc:Choice Requires="wps">
           <w:drawing>
-            <wp:anchor behindDoc="0" distT="0" distB="0" distL="0" distR="0" simplePos="0" locked="0" layoutInCell="0" allowOverlap="1" relativeHeight="2">
+            <wp:anchor distT="0" distB="0" distL="0" distR="0" simplePos="0" relativeHeight="3" behindDoc="1" locked="0" layoutInCell="0" allowOverlap="1">
               <wp:simplePos x="0" y="0"/>
               <wp:positionH relativeFrom="margin">
                 <wp:align>center</wp:align>
@@ -7001,7 +7017,7 @@
               <wp:extent cx="14605" cy="14605"/>
               <wp:effectExtent l="0" t="0" r="0" b="0"/>
               <wp:wrapSquare wrapText="bothSides"/>
-              <wp:docPr id="4" name="Врезка2"/>
+              <wp:docPr id="3" name="Врезка2"/>
               <a:graphic xmlns:a="http://schemas.openxmlformats.org/drawingml/2006/main">
                 <a:graphicData uri="http://schemas.microsoft.com/office/word/2010/wordprocessingShape">
                   <wps:wsp>
@@ -7029,42 +7045,42 @@
                       <w:txbxContent>
                         <w:p>
                           <w:pPr>
-                            <w:pStyle w:val="Style16"/>
+                            <w:pStyle w:val="Footer"/>
                             <w:rPr>
-                              <w:rStyle w:val="Pagenumber"/>
+                              <w:rStyle w:val="PageNumber"/>
                             </w:rPr>
                           </w:pPr>
                           <w:r>
                             <w:rPr>
-                              <w:rStyle w:val="Pagenumber"/>
+                              <w:rStyle w:val="PageNumber"/>
                               <w:color w:val="000000"/>
                             </w:rPr>
                             <w:fldChar w:fldCharType="begin"/>
                           </w:r>
                           <w:r>
                             <w:rPr>
-                              <w:rStyle w:val="Pagenumber"/>
+                              <w:rStyle w:val="PageNumber"/>
                               <w:color w:val="000000"/>
                             </w:rPr>
                             <w:instrText xml:space="preserve"> PAGE </w:instrText>
                           </w:r>
                           <w:r>
                             <w:rPr>
-                              <w:rStyle w:val="Pagenumber"/>
+                              <w:rStyle w:val="PageNumber"/>
                               <w:color w:val="000000"/>
                             </w:rPr>
                             <w:fldChar w:fldCharType="separate"/>
                           </w:r>
                           <w:r>
                             <w:rPr>
-                              <w:rStyle w:val="Pagenumber"/>
+                              <w:rStyle w:val="PageNumber"/>
                               <w:color w:val="000000"/>
                             </w:rPr>
                             <w:t>0</w:t>
                           </w:r>
                           <w:r>
                             <w:rPr>
-                              <w:rStyle w:val="Pagenumber"/>
+                              <w:rStyle w:val="PageNumber"/>
                               <w:color w:val="000000"/>
                             </w:rPr>
                             <w:fldChar w:fldCharType="end"/>
@@ -7072,7 +7088,7 @@
                         </w:p>
                       </w:txbxContent>
                     </wps:txbx>
-                    <wps:bodyPr lIns="0" rIns="0" tIns="0" bIns="0" anchor="t">
+                    <wps:bodyPr lIns="0" tIns="0" rIns="0" bIns="0" anchor="t">
                       <a:spAutoFit/>
                     </wps:bodyPr>
                   </wps:wsp>
@@ -7083,49 +7099,49 @@
         </mc:Choice>
         <mc:Fallback>
           <w:pict>
-            <v:rect id="shape_0" ID="Врезка2" path="m0,0l-2147483645,0l-2147483645,-2147483646l0,-2147483646xe" stroked="f" o:allowincell="f" style="position:absolute;margin-left:0pt;margin-top:0.05pt;width:1.1pt;height:1.1pt;mso-wrap-style:square;v-text-anchor:top;mso-position-horizontal:center;mso-position-horizontal-relative:margin">
+            <v:rect id="shape_0" stroked="f" o:allowincell="f" style="position:absolute;margin-left:0pt;margin-top:0.05pt;width:1.1pt;height:1.1pt;mso-wrap-style:square;v-text-anchor:top;mso-position-horizontal:center;mso-position-horizontal-relative:margin">
               <v:fill o:detectmouseclick="t" on="false"/>
               <v:stroke color="#3465a4" joinstyle="round" endcap="flat"/>
               <v:textbox>
                 <w:txbxContent>
                   <w:p>
                     <w:pPr>
-                      <w:pStyle w:val="Style16"/>
+                      <w:pStyle w:val="Footer"/>
                       <w:rPr>
-                        <w:rStyle w:val="Pagenumber"/>
+                        <w:rStyle w:val="PageNumber"/>
                       </w:rPr>
                     </w:pPr>
                     <w:r>
                       <w:rPr>
-                        <w:rStyle w:val="Pagenumber"/>
+                        <w:rStyle w:val="PageNumber"/>
                         <w:color w:val="000000"/>
                       </w:rPr>
                       <w:fldChar w:fldCharType="begin"/>
                     </w:r>
                     <w:r>
                       <w:rPr>
-                        <w:rStyle w:val="Pagenumber"/>
+                        <w:rStyle w:val="PageNumber"/>
                         <w:color w:val="000000"/>
                       </w:rPr>
                       <w:instrText xml:space="preserve"> PAGE </w:instrText>
                     </w:r>
                     <w:r>
                       <w:rPr>
-                        <w:rStyle w:val="Pagenumber"/>
+                        <w:rStyle w:val="PageNumber"/>
                         <w:color w:val="000000"/>
                       </w:rPr>
                       <w:fldChar w:fldCharType="separate"/>
                     </w:r>
                     <w:r>
                       <w:rPr>
-                        <w:rStyle w:val="Pagenumber"/>
+                        <w:rStyle w:val="PageNumber"/>
                         <w:color w:val="000000"/>
                       </w:rPr>
                       <w:t>0</w:t>
                     </w:r>
                     <w:r>
                       <w:rPr>
-                        <w:rStyle w:val="Pagenumber"/>
+                        <w:rStyle w:val="PageNumber"/>
                         <w:color w:val="000000"/>
                       </w:rPr>
                       <w:fldChar w:fldCharType="end"/>
@@ -7144,10 +7160,10 @@
 </file>
 
 <file path=word/footer2.xml><?xml version="1.0" encoding="utf-8"?>
-<w:ftr xmlns:o="urn:schemas-microsoft-com:office:office" xmlns:r="http://schemas.openxmlformats.org/officeDocument/2006/relationships" xmlns:v="urn:schemas-microsoft-com:vml" xmlns:w="http://schemas.openxmlformats.org/wordprocessingml/2006/main" xmlns:w10="urn:schemas-microsoft-com:office:word" xmlns:wp="http://schemas.openxmlformats.org/drawingml/2006/wordprocessingDrawing" xmlns:wps="http://schemas.microsoft.com/office/word/2010/wordprocessingShape" xmlns:wpg="http://schemas.microsoft.com/office/word/2010/wordprocessingGroup" xmlns:mc="http://schemas.openxmlformats.org/markup-compatibility/2006" xmlns:wp14="http://schemas.microsoft.com/office/word/2010/wordprocessingDrawing" xmlns:w14="http://schemas.microsoft.com/office/word/2010/wordml" xmlns:w15="http://schemas.microsoft.com/office/word/2012/wordml" mc:Ignorable="w14 wp14 w15">
+<w:ftr xmlns:o="urn:schemas-microsoft-com:office:office" xmlns:r="http://schemas.openxmlformats.org/officeDocument/2006/relationships" xmlns:v="urn:schemas-microsoft-com:vml" xmlns:w="http://schemas.openxmlformats.org/wordprocessingml/2006/main" xmlns:w10="urn:schemas-microsoft-com:office:word" xmlns:wp="http://schemas.openxmlformats.org/drawingml/2006/wordprocessingDrawing" xmlns:pic="http://schemas.openxmlformats.org/drawingml/2006/picture" xmlns:wps="http://schemas.microsoft.com/office/word/2010/wordprocessingShape" xmlns:wpg="http://schemas.microsoft.com/office/word/2010/wordprocessingGroup" xmlns:mc="http://schemas.openxmlformats.org/markup-compatibility/2006" xmlns:wp14="http://schemas.microsoft.com/office/word/2010/wordprocessingDrawing" xmlns:w14="http://schemas.microsoft.com/office/word/2010/wordml" xmlns:w15="http://schemas.microsoft.com/office/word/2012/wordml" mc:Ignorable="w14 wp14 w15">
   <w:p>
     <w:pPr>
-      <w:pStyle w:val="Style16"/>
+      <w:pStyle w:val="Footer"/>
       <w:rPr/>
     </w:pPr>
     <w:r>
@@ -7158,10 +7174,10 @@
 </file>
 
 <file path=word/footer3.xml><?xml version="1.0" encoding="utf-8"?>
-<w:ftr xmlns:o="urn:schemas-microsoft-com:office:office" xmlns:r="http://schemas.openxmlformats.org/officeDocument/2006/relationships" xmlns:v="urn:schemas-microsoft-com:vml" xmlns:w="http://schemas.openxmlformats.org/wordprocessingml/2006/main" xmlns:w10="urn:schemas-microsoft-com:office:word" xmlns:wp="http://schemas.openxmlformats.org/drawingml/2006/wordprocessingDrawing" xmlns:wps="http://schemas.microsoft.com/office/word/2010/wordprocessingShape" xmlns:wpg="http://schemas.microsoft.com/office/word/2010/wordprocessingGroup" xmlns:mc="http://schemas.openxmlformats.org/markup-compatibility/2006" xmlns:wp14="http://schemas.microsoft.com/office/word/2010/wordprocessingDrawing" xmlns:w14="http://schemas.microsoft.com/office/word/2010/wordml" xmlns:w15="http://schemas.microsoft.com/office/word/2012/wordml" mc:Ignorable="w14 wp14 w15">
+<w:ftr xmlns:o="urn:schemas-microsoft-com:office:office" xmlns:r="http://schemas.openxmlformats.org/officeDocument/2006/relationships" xmlns:v="urn:schemas-microsoft-com:vml" xmlns:w="http://schemas.openxmlformats.org/wordprocessingml/2006/main" xmlns:w10="urn:schemas-microsoft-com:office:word" xmlns:wp="http://schemas.openxmlformats.org/drawingml/2006/wordprocessingDrawing" xmlns:pic="http://schemas.openxmlformats.org/drawingml/2006/picture" xmlns:wps="http://schemas.microsoft.com/office/word/2010/wordprocessingShape" xmlns:wpg="http://schemas.microsoft.com/office/word/2010/wordprocessingGroup" xmlns:mc="http://schemas.openxmlformats.org/markup-compatibility/2006" xmlns:wp14="http://schemas.microsoft.com/office/word/2010/wordprocessingDrawing" xmlns:w14="http://schemas.microsoft.com/office/word/2010/wordml" xmlns:w15="http://schemas.microsoft.com/office/word/2012/wordml" mc:Ignorable="w14 wp14 w15">
   <w:p>
     <w:pPr>
-      <w:pStyle w:val="Style16"/>
+      <w:pStyle w:val="Footer"/>
       <w:rPr/>
     </w:pPr>
     <w:r>
@@ -7172,15 +7188,29 @@
 </file>
 
 <file path=word/footer4.xml><?xml version="1.0" encoding="utf-8"?>
-<w:ftr xmlns:o="urn:schemas-microsoft-com:office:office" xmlns:r="http://schemas.openxmlformats.org/officeDocument/2006/relationships" xmlns:v="urn:schemas-microsoft-com:vml" xmlns:w="http://schemas.openxmlformats.org/wordprocessingml/2006/main" xmlns:w10="urn:schemas-microsoft-com:office:word" xmlns:wp="http://schemas.openxmlformats.org/drawingml/2006/wordprocessingDrawing" xmlns:wps="http://schemas.microsoft.com/office/word/2010/wordprocessingShape" xmlns:wpg="http://schemas.microsoft.com/office/word/2010/wordprocessingGroup" xmlns:mc="http://schemas.openxmlformats.org/markup-compatibility/2006" xmlns:wp14="http://schemas.microsoft.com/office/word/2010/wordprocessingDrawing" xmlns:w14="http://schemas.microsoft.com/office/word/2010/wordml" xmlns:w15="http://schemas.microsoft.com/office/word/2012/wordml" mc:Ignorable="w14 wp14 w15">
+<w:ftr xmlns:o="urn:schemas-microsoft-com:office:office" xmlns:r="http://schemas.openxmlformats.org/officeDocument/2006/relationships" xmlns:v="urn:schemas-microsoft-com:vml" xmlns:w="http://schemas.openxmlformats.org/wordprocessingml/2006/main" xmlns:w10="urn:schemas-microsoft-com:office:word" xmlns:wp="http://schemas.openxmlformats.org/drawingml/2006/wordprocessingDrawing" xmlns:pic="http://schemas.openxmlformats.org/drawingml/2006/picture" xmlns:wps="http://schemas.microsoft.com/office/word/2010/wordprocessingShape" xmlns:wpg="http://schemas.microsoft.com/office/word/2010/wordprocessingGroup" xmlns:mc="http://schemas.openxmlformats.org/markup-compatibility/2006" xmlns:wp14="http://schemas.microsoft.com/office/word/2010/wordprocessingDrawing" xmlns:w14="http://schemas.microsoft.com/office/word/2010/wordml" xmlns:w15="http://schemas.microsoft.com/office/word/2012/wordml" mc:Ignorable="w14 wp14 w15">
   <w:p>
     <w:pPr>
-      <w:pStyle w:val="Style16"/>
+      <w:pStyle w:val="Footer"/>
+      <w:rPr/>
+    </w:pPr>
+    <w:r>
+      <w:rPr/>
+    </w:r>
+  </w:p>
+</w:ftr>
+</file>
+
+<file path=word/footer5.xml><?xml version="1.0" encoding="utf-8"?>
+<w:ftr xmlns:o="urn:schemas-microsoft-com:office:office" xmlns:r="http://schemas.openxmlformats.org/officeDocument/2006/relationships" xmlns:v="urn:schemas-microsoft-com:vml" xmlns:w="http://schemas.openxmlformats.org/wordprocessingml/2006/main" xmlns:w10="urn:schemas-microsoft-com:office:word" xmlns:wp="http://schemas.openxmlformats.org/drawingml/2006/wordprocessingDrawing" xmlns:pic="http://schemas.openxmlformats.org/drawingml/2006/picture" xmlns:wps="http://schemas.microsoft.com/office/word/2010/wordprocessingShape" xmlns:wpg="http://schemas.microsoft.com/office/word/2010/wordprocessingGroup" xmlns:mc="http://schemas.openxmlformats.org/markup-compatibility/2006" xmlns:wp14="http://schemas.microsoft.com/office/word/2010/wordprocessingDrawing" xmlns:w14="http://schemas.microsoft.com/office/word/2010/wordml" xmlns:w15="http://schemas.microsoft.com/office/word/2012/wordml" mc:Ignorable="w14 wp14 w15">
+  <w:p>
+    <w:pPr>
+      <w:pStyle w:val="Footer"/>
       <w:pBdr>
         <w:top w:val="single" w:sz="12" w:space="1" w:color="000000"/>
       </w:pBdr>
-      <w:ind w:right="360" w:hanging="0"/>
-      <w:jc w:val="right"/>
+      <w:ind w:end="360"/>
+      <w:jc w:val="end"/>
       <w:rPr>
         <w:sz w:val="16"/>
         <w:szCs w:val="16"/>
@@ -7188,50 +7218,50 @@
     </w:pPr>
     <w:r>
       <w:rPr>
-        <w:rStyle w:val="Pagenumber"/>
+        <w:rStyle w:val="PageNumber"/>
       </w:rPr>
       <w:tab/>
       <w:tab/>
     </w:r>
     <w:r>
       <w:rPr>
-        <w:rStyle w:val="Pagenumber"/>
+        <w:rStyle w:val="PageNumber"/>
       </w:rPr>
       <w:fldChar w:fldCharType="begin"/>
     </w:r>
     <w:r>
       <w:rPr>
-        <w:rStyle w:val="Pagenumber"/>
+        <w:rStyle w:val="PageNumber"/>
       </w:rPr>
       <w:instrText xml:space="preserve"> PAGE </w:instrText>
     </w:r>
     <w:r>
       <w:rPr>
-        <w:rStyle w:val="Pagenumber"/>
+        <w:rStyle w:val="PageNumber"/>
       </w:rPr>
       <w:fldChar w:fldCharType="separate"/>
     </w:r>
     <w:r>
       <w:rPr>
-        <w:rStyle w:val="Pagenumber"/>
+        <w:rStyle w:val="PageNumber"/>
       </w:rPr>
-      <w:t>4</w:t>
+      <w:t>3</w:t>
     </w:r>
     <w:r>
       <w:rPr>
-        <w:rStyle w:val="Pagenumber"/>
+        <w:rStyle w:val="PageNumber"/>
       </w:rPr>
       <w:fldChar w:fldCharType="end"/>
     </w:r>
   </w:p>
   <w:p>
     <w:pPr>
-      <w:pStyle w:val="Style16"/>
+      <w:pStyle w:val="Footer"/>
       <w:pBdr>
         <w:top w:val="single" w:sz="12" w:space="1" w:color="000000"/>
       </w:pBdr>
-      <w:ind w:right="360" w:hanging="0"/>
-      <w:jc w:val="right"/>
+      <w:ind w:end="360"/>
+      <w:jc w:val="end"/>
       <w:rPr>
         <w:sz w:val="16"/>
         <w:szCs w:val="16"/>
@@ -7246,11 +7276,11 @@
   </w:p>
   <w:p>
     <w:pPr>
-      <w:pStyle w:val="Style16"/>
+      <w:pStyle w:val="Footer"/>
       <w:pBdr>
         <w:top w:val="single" w:sz="12" w:space="1" w:color="000000"/>
       </w:pBdr>
-      <w:ind w:right="360" w:hanging="0"/>
+      <w:ind w:end="360"/>
       <w:rPr>
         <w:sz w:val="16"/>
         <w:szCs w:val="16"/>
@@ -7266,11 +7296,11 @@
   </w:p>
   <w:p>
     <w:pPr>
-      <w:pStyle w:val="Style16"/>
+      <w:pStyle w:val="Footer"/>
       <w:pBdr>
         <w:top w:val="single" w:sz="12" w:space="1" w:color="000000"/>
       </w:pBdr>
-      <w:ind w:right="360" w:hanging="0"/>
+      <w:ind w:end="360"/>
       <w:rPr/>
     </w:pPr>
     <w:r>
@@ -7286,7 +7316,7 @@
         <w:sz w:val="16"/>
         <w:szCs w:val="16"/>
       </w:rPr>
-      <w:t>Ó</w:t>
+      <w:t></w:t>
     </w:r>
     <w:r>
       <w:rPr>
@@ -7299,16 +7329,16 @@
 </w:ftr>
 </file>
 
-<file path=word/footer5.xml><?xml version="1.0" encoding="utf-8"?>
-<w:ftr xmlns:o="urn:schemas-microsoft-com:office:office" xmlns:r="http://schemas.openxmlformats.org/officeDocument/2006/relationships" xmlns:v="urn:schemas-microsoft-com:vml" xmlns:w="http://schemas.openxmlformats.org/wordprocessingml/2006/main" xmlns:w10="urn:schemas-microsoft-com:office:word" xmlns:wp="http://schemas.openxmlformats.org/drawingml/2006/wordprocessingDrawing" xmlns:wps="http://schemas.microsoft.com/office/word/2010/wordprocessingShape" xmlns:wpg="http://schemas.microsoft.com/office/word/2010/wordprocessingGroup" xmlns:mc="http://schemas.openxmlformats.org/markup-compatibility/2006" xmlns:wp14="http://schemas.microsoft.com/office/word/2010/wordprocessingDrawing" xmlns:w14="http://schemas.microsoft.com/office/word/2010/wordml" xmlns:w15="http://schemas.microsoft.com/office/word/2012/wordml" mc:Ignorable="w14 wp14 w15">
+<file path=word/footer6.xml><?xml version="1.0" encoding="utf-8"?>
+<w:ftr xmlns:o="urn:schemas-microsoft-com:office:office" xmlns:r="http://schemas.openxmlformats.org/officeDocument/2006/relationships" xmlns:v="urn:schemas-microsoft-com:vml" xmlns:w="http://schemas.openxmlformats.org/wordprocessingml/2006/main" xmlns:w10="urn:schemas-microsoft-com:office:word" xmlns:wp="http://schemas.openxmlformats.org/drawingml/2006/wordprocessingDrawing" xmlns:pic="http://schemas.openxmlformats.org/drawingml/2006/picture" xmlns:wps="http://schemas.microsoft.com/office/word/2010/wordprocessingShape" xmlns:wpg="http://schemas.microsoft.com/office/word/2010/wordprocessingGroup" xmlns:mc="http://schemas.openxmlformats.org/markup-compatibility/2006" xmlns:wp14="http://schemas.microsoft.com/office/word/2010/wordprocessingDrawing" xmlns:w14="http://schemas.microsoft.com/office/word/2010/wordml" xmlns:w15="http://schemas.microsoft.com/office/word/2012/wordml" mc:Ignorable="w14 wp14 w15">
   <w:p>
     <w:pPr>
-      <w:pStyle w:val="Style16"/>
+      <w:pStyle w:val="Footer"/>
       <w:pBdr>
         <w:top w:val="single" w:sz="12" w:space="1" w:color="000000"/>
       </w:pBdr>
-      <w:ind w:right="360" w:hanging="0"/>
-      <w:jc w:val="right"/>
+      <w:ind w:end="360"/>
+      <w:jc w:val="end"/>
       <w:rPr>
         <w:sz w:val="16"/>
         <w:szCs w:val="16"/>
@@ -7316,50 +7346,50 @@
     </w:pPr>
     <w:r>
       <w:rPr>
-        <w:rStyle w:val="Pagenumber"/>
+        <w:rStyle w:val="PageNumber"/>
       </w:rPr>
       <w:tab/>
       <w:tab/>
     </w:r>
     <w:r>
       <w:rPr>
-        <w:rStyle w:val="Pagenumber"/>
+        <w:rStyle w:val="PageNumber"/>
       </w:rPr>
       <w:fldChar w:fldCharType="begin"/>
     </w:r>
     <w:r>
       <w:rPr>
-        <w:rStyle w:val="Pagenumber"/>
+        <w:rStyle w:val="PageNumber"/>
       </w:rPr>
       <w:instrText xml:space="preserve"> PAGE </w:instrText>
     </w:r>
     <w:r>
       <w:rPr>
-        <w:rStyle w:val="Pagenumber"/>
+        <w:rStyle w:val="PageNumber"/>
       </w:rPr>
       <w:fldChar w:fldCharType="separate"/>
     </w:r>
     <w:r>
       <w:rPr>
-        <w:rStyle w:val="Pagenumber"/>
+        <w:rStyle w:val="PageNumber"/>
       </w:rPr>
-      <w:t>5</w:t>
+      <w:t>3</w:t>
     </w:r>
     <w:r>
       <w:rPr>
-        <w:rStyle w:val="Pagenumber"/>
+        <w:rStyle w:val="PageNumber"/>
       </w:rPr>
       <w:fldChar w:fldCharType="end"/>
     </w:r>
   </w:p>
   <w:p>
     <w:pPr>
-      <w:pStyle w:val="Style16"/>
+      <w:pStyle w:val="Footer"/>
       <w:pBdr>
         <w:top w:val="single" w:sz="12" w:space="1" w:color="000000"/>
       </w:pBdr>
-      <w:ind w:right="360" w:hanging="0"/>
-      <w:jc w:val="right"/>
+      <w:ind w:end="360"/>
+      <w:jc w:val="end"/>
       <w:rPr>
         <w:sz w:val="16"/>
         <w:szCs w:val="16"/>
@@ -7374,11 +7404,11 @@
   </w:p>
   <w:p>
     <w:pPr>
-      <w:pStyle w:val="Style16"/>
+      <w:pStyle w:val="Footer"/>
       <w:pBdr>
         <w:top w:val="single" w:sz="12" w:space="1" w:color="000000"/>
       </w:pBdr>
-      <w:ind w:right="360" w:hanging="0"/>
+      <w:ind w:end="360"/>
       <w:rPr>
         <w:sz w:val="16"/>
         <w:szCs w:val="16"/>
@@ -7394,11 +7424,11 @@
   </w:p>
   <w:p>
     <w:pPr>
-      <w:pStyle w:val="Style16"/>
+      <w:pStyle w:val="Footer"/>
       <w:pBdr>
         <w:top w:val="single" w:sz="12" w:space="1" w:color="000000"/>
       </w:pBdr>
-      <w:ind w:right="360" w:hanging="0"/>
+      <w:ind w:end="360"/>
       <w:rPr/>
     </w:pPr>
     <w:r>
@@ -7414,7 +7444,7 @@
         <w:sz w:val="16"/>
         <w:szCs w:val="16"/>
       </w:rPr>
-      <w:t>Ó</w:t>
+      <w:t></w:t>
     </w:r>
     <w:r>
       <w:rPr>
@@ -7427,16 +7457,30 @@
 </w:ftr>
 </file>
 
-<file path=word/footer6.xml><?xml version="1.0" encoding="utf-8"?>
-<w:ftr xmlns:o="urn:schemas-microsoft-com:office:office" xmlns:r="http://schemas.openxmlformats.org/officeDocument/2006/relationships" xmlns:v="urn:schemas-microsoft-com:vml" xmlns:w="http://schemas.openxmlformats.org/wordprocessingml/2006/main" xmlns:w10="urn:schemas-microsoft-com:office:word" xmlns:wp="http://schemas.openxmlformats.org/drawingml/2006/wordprocessingDrawing" xmlns:wps="http://schemas.microsoft.com/office/word/2010/wordprocessingShape" xmlns:wpg="http://schemas.microsoft.com/office/word/2010/wordprocessingGroup" xmlns:mc="http://schemas.openxmlformats.org/markup-compatibility/2006" xmlns:wp14="http://schemas.microsoft.com/office/word/2010/wordprocessingDrawing" xmlns:w14="http://schemas.microsoft.com/office/word/2010/wordml" xmlns:w15="http://schemas.microsoft.com/office/word/2012/wordml" mc:Ignorable="w14 wp14 w15">
+<file path=word/footer7.xml><?xml version="1.0" encoding="utf-8"?>
+<w:ftr xmlns:o="urn:schemas-microsoft-com:office:office" xmlns:r="http://schemas.openxmlformats.org/officeDocument/2006/relationships" xmlns:v="urn:schemas-microsoft-com:vml" xmlns:w="http://schemas.openxmlformats.org/wordprocessingml/2006/main" xmlns:w10="urn:schemas-microsoft-com:office:word" xmlns:wp="http://schemas.openxmlformats.org/drawingml/2006/wordprocessingDrawing" xmlns:pic="http://schemas.openxmlformats.org/drawingml/2006/picture" xmlns:wps="http://schemas.microsoft.com/office/word/2010/wordprocessingShape" xmlns:wpg="http://schemas.microsoft.com/office/word/2010/wordprocessingGroup" xmlns:mc="http://schemas.openxmlformats.org/markup-compatibility/2006" xmlns:wp14="http://schemas.microsoft.com/office/word/2010/wordprocessingDrawing" xmlns:w14="http://schemas.microsoft.com/office/word/2010/wordml" xmlns:w15="http://schemas.microsoft.com/office/word/2012/wordml" mc:Ignorable="w14 wp14 w15">
   <w:p>
     <w:pPr>
-      <w:pStyle w:val="Style16"/>
+      <w:pStyle w:val="Footer"/>
+      <w:rPr/>
+    </w:pPr>
+    <w:r>
+      <w:rPr/>
+    </w:r>
+  </w:p>
+</w:ftr>
+</file>
+
+<file path=word/footer8.xml><?xml version="1.0" encoding="utf-8"?>
+<w:ftr xmlns:o="urn:schemas-microsoft-com:office:office" xmlns:r="http://schemas.openxmlformats.org/officeDocument/2006/relationships" xmlns:v="urn:schemas-microsoft-com:vml" xmlns:w="http://schemas.openxmlformats.org/wordprocessingml/2006/main" xmlns:w10="urn:schemas-microsoft-com:office:word" xmlns:wp="http://schemas.openxmlformats.org/drawingml/2006/wordprocessingDrawing" xmlns:pic="http://schemas.openxmlformats.org/drawingml/2006/picture" xmlns:wps="http://schemas.microsoft.com/office/word/2010/wordprocessingShape" xmlns:wpg="http://schemas.microsoft.com/office/word/2010/wordprocessingGroup" xmlns:mc="http://schemas.openxmlformats.org/markup-compatibility/2006" xmlns:wp14="http://schemas.microsoft.com/office/word/2010/wordprocessingDrawing" xmlns:w14="http://schemas.microsoft.com/office/word/2010/wordml" xmlns:w15="http://schemas.microsoft.com/office/word/2012/wordml" mc:Ignorable="w14 wp14 w15">
+  <w:p>
+    <w:pPr>
+      <w:pStyle w:val="Footer"/>
       <w:pBdr>
         <w:top w:val="single" w:sz="12" w:space="1" w:color="000000"/>
       </w:pBdr>
-      <w:ind w:right="360" w:hanging="0"/>
-      <w:jc w:val="right"/>
+      <w:ind w:end="360"/>
+      <w:jc w:val="end"/>
       <w:rPr>
         <w:sz w:val="16"/>
         <w:szCs w:val="16"/>
@@ -7444,50 +7488,50 @@
     </w:pPr>
     <w:r>
       <w:rPr>
-        <w:rStyle w:val="Pagenumber"/>
+        <w:rStyle w:val="PageNumber"/>
       </w:rPr>
       <w:tab/>
       <w:tab/>
     </w:r>
     <w:r>
       <w:rPr>
-        <w:rStyle w:val="Pagenumber"/>
+        <w:rStyle w:val="PageNumber"/>
       </w:rPr>
       <w:fldChar w:fldCharType="begin"/>
     </w:r>
     <w:r>
       <w:rPr>
-        <w:rStyle w:val="Pagenumber"/>
+        <w:rStyle w:val="PageNumber"/>
       </w:rPr>
       <w:instrText xml:space="preserve"> PAGE </w:instrText>
     </w:r>
     <w:r>
       <w:rPr>
-        <w:rStyle w:val="Pagenumber"/>
+        <w:rStyle w:val="PageNumber"/>
       </w:rPr>
       <w:fldChar w:fldCharType="separate"/>
     </w:r>
     <w:r>
       <w:rPr>
-        <w:rStyle w:val="Pagenumber"/>
+        <w:rStyle w:val="PageNumber"/>
       </w:rPr>
-      <w:t>9</w:t>
+      <w:t>4</w:t>
     </w:r>
     <w:r>
       <w:rPr>
-        <w:rStyle w:val="Pagenumber"/>
+        <w:rStyle w:val="PageNumber"/>
       </w:rPr>
       <w:fldChar w:fldCharType="end"/>
     </w:r>
   </w:p>
   <w:p>
     <w:pPr>
-      <w:pStyle w:val="Style16"/>
+      <w:pStyle w:val="Footer"/>
       <w:pBdr>
         <w:top w:val="single" w:sz="12" w:space="1" w:color="000000"/>
       </w:pBdr>
-      <w:ind w:right="360" w:hanging="0"/>
-      <w:jc w:val="right"/>
+      <w:ind w:end="360"/>
+      <w:jc w:val="end"/>
       <w:rPr>
         <w:sz w:val="16"/>
         <w:szCs w:val="16"/>
@@ -7502,11 +7546,11 @@
   </w:p>
   <w:p>
     <w:pPr>
-      <w:pStyle w:val="Style16"/>
+      <w:pStyle w:val="Footer"/>
       <w:pBdr>
         <w:top w:val="single" w:sz="12" w:space="1" w:color="000000"/>
       </w:pBdr>
-      <w:ind w:right="360" w:hanging="0"/>
+      <w:ind w:end="360"/>
       <w:rPr>
         <w:sz w:val="16"/>
         <w:szCs w:val="16"/>
@@ -7522,11 +7566,11 @@
   </w:p>
   <w:p>
     <w:pPr>
-      <w:pStyle w:val="Style16"/>
+      <w:pStyle w:val="Footer"/>
       <w:pBdr>
         <w:top w:val="single" w:sz="12" w:space="1" w:color="000000"/>
       </w:pBdr>
-      <w:ind w:right="360" w:hanging="0"/>
+      <w:ind w:end="360"/>
       <w:rPr/>
     </w:pPr>
     <w:r>
@@ -7542,7 +7586,135 @@
         <w:sz w:val="16"/>
         <w:szCs w:val="16"/>
       </w:rPr>
-      <w:t>Ó</w:t>
+      <w:t></w:t>
+    </w:r>
+    <w:r>
+      <w:rPr>
+        <w:sz w:val="16"/>
+        <w:szCs w:val="16"/>
+      </w:rPr>
+      <w:t xml:space="preserve">Ó Rogers Communications - All rights reserved.                                                    </w:t>
+    </w:r>
+  </w:p>
+</w:ftr>
+</file>
+
+<file path=word/footer9.xml><?xml version="1.0" encoding="utf-8"?>
+<w:ftr xmlns:o="urn:schemas-microsoft-com:office:office" xmlns:r="http://schemas.openxmlformats.org/officeDocument/2006/relationships" xmlns:v="urn:schemas-microsoft-com:vml" xmlns:w="http://schemas.openxmlformats.org/wordprocessingml/2006/main" xmlns:w10="urn:schemas-microsoft-com:office:word" xmlns:wp="http://schemas.openxmlformats.org/drawingml/2006/wordprocessingDrawing" xmlns:pic="http://schemas.openxmlformats.org/drawingml/2006/picture" xmlns:wps="http://schemas.microsoft.com/office/word/2010/wordprocessingShape" xmlns:wpg="http://schemas.microsoft.com/office/word/2010/wordprocessingGroup" xmlns:mc="http://schemas.openxmlformats.org/markup-compatibility/2006" xmlns:wp14="http://schemas.microsoft.com/office/word/2010/wordprocessingDrawing" xmlns:w14="http://schemas.microsoft.com/office/word/2010/wordml" xmlns:w15="http://schemas.microsoft.com/office/word/2012/wordml" mc:Ignorable="w14 wp14 w15">
+  <w:p>
+    <w:pPr>
+      <w:pStyle w:val="Footer"/>
+      <w:pBdr>
+        <w:top w:val="single" w:sz="12" w:space="1" w:color="000000"/>
+      </w:pBdr>
+      <w:ind w:end="360"/>
+      <w:jc w:val="end"/>
+      <w:rPr>
+        <w:sz w:val="16"/>
+        <w:szCs w:val="16"/>
+      </w:rPr>
+    </w:pPr>
+    <w:r>
+      <w:rPr>
+        <w:rStyle w:val="PageNumber"/>
+      </w:rPr>
+      <w:tab/>
+      <w:tab/>
+    </w:r>
+    <w:r>
+      <w:rPr>
+        <w:rStyle w:val="PageNumber"/>
+      </w:rPr>
+      <w:fldChar w:fldCharType="begin"/>
+    </w:r>
+    <w:r>
+      <w:rPr>
+        <w:rStyle w:val="PageNumber"/>
+      </w:rPr>
+      <w:instrText xml:space="preserve"> PAGE </w:instrText>
+    </w:r>
+    <w:r>
+      <w:rPr>
+        <w:rStyle w:val="PageNumber"/>
+      </w:rPr>
+      <w:fldChar w:fldCharType="separate"/>
+    </w:r>
+    <w:r>
+      <w:rPr>
+        <w:rStyle w:val="PageNumber"/>
+      </w:rPr>
+      <w:t>4</w:t>
+    </w:r>
+    <w:r>
+      <w:rPr>
+        <w:rStyle w:val="PageNumber"/>
+      </w:rPr>
+      <w:fldChar w:fldCharType="end"/>
+    </w:r>
+  </w:p>
+  <w:p>
+    <w:pPr>
+      <w:pStyle w:val="Footer"/>
+      <w:pBdr>
+        <w:top w:val="single" w:sz="12" w:space="1" w:color="000000"/>
+      </w:pBdr>
+      <w:ind w:end="360"/>
+      <w:jc w:val="end"/>
+      <w:rPr>
+        <w:sz w:val="16"/>
+        <w:szCs w:val="16"/>
+      </w:rPr>
+    </w:pPr>
+    <w:r>
+      <w:rPr>
+        <w:sz w:val="16"/>
+        <w:szCs w:val="16"/>
+      </w:rPr>
+    </w:r>
+  </w:p>
+  <w:p>
+    <w:pPr>
+      <w:pStyle w:val="Footer"/>
+      <w:pBdr>
+        <w:top w:val="single" w:sz="12" w:space="1" w:color="000000"/>
+      </w:pBdr>
+      <w:ind w:end="360"/>
+      <w:rPr>
+        <w:sz w:val="16"/>
+        <w:szCs w:val="16"/>
+      </w:rPr>
+    </w:pPr>
+    <w:r>
+      <w:rPr>
+        <w:sz w:val="16"/>
+        <w:szCs w:val="16"/>
+      </w:rPr>
+      <w:t xml:space="preserve">Equipment Engineering - Wireline                                                                                                                                  </w:t>
+    </w:r>
+  </w:p>
+  <w:p>
+    <w:pPr>
+      <w:pStyle w:val="Footer"/>
+      <w:pBdr>
+        <w:top w:val="single" w:sz="12" w:space="1" w:color="000000"/>
+      </w:pBdr>
+      <w:ind w:end="360"/>
+      <w:rPr/>
+    </w:pPr>
+    <w:r>
+      <w:rPr>
+        <w:sz w:val="16"/>
+        <w:szCs w:val="16"/>
+      </w:rPr>
+      <w:t xml:space="preserve">Proprietary and Confidential - </w:t>
+    </w:r>
+    <w:r>
+      <w:rPr>
+        <w:rFonts w:eastAsia="Symbol" w:cs="Symbol" w:ascii="Symbol" w:hAnsi="Symbol"/>
+        <w:sz w:val="16"/>
+        <w:szCs w:val="16"/>
+      </w:rPr>
+      <w:t></w:t>
     </w:r>
     <w:r>
       <w:rPr>
@@ -7556,11 +7728,11 @@
 </file>
 
 <file path=word/header1.xml><?xml version="1.0" encoding="utf-8"?>
-<w:hdr xmlns:o="urn:schemas-microsoft-com:office:office" xmlns:r="http://schemas.openxmlformats.org/officeDocument/2006/relationships" xmlns:v="urn:schemas-microsoft-com:vml" xmlns:w="http://schemas.openxmlformats.org/wordprocessingml/2006/main" xmlns:w10="urn:schemas-microsoft-com:office:word" xmlns:wp="http://schemas.openxmlformats.org/drawingml/2006/wordprocessingDrawing" xmlns:wps="http://schemas.microsoft.com/office/word/2010/wordprocessingShape" xmlns:wpg="http://schemas.microsoft.com/office/word/2010/wordprocessingGroup" xmlns:mc="http://schemas.openxmlformats.org/markup-compatibility/2006" xmlns:wp14="http://schemas.microsoft.com/office/word/2010/wordprocessingDrawing" xmlns:w14="http://schemas.microsoft.com/office/word/2010/wordml" xmlns:w15="http://schemas.microsoft.com/office/word/2012/wordml" mc:Ignorable="w14 wp14 w15">
+<w:hdr xmlns:o="urn:schemas-microsoft-com:office:office" xmlns:r="http://schemas.openxmlformats.org/officeDocument/2006/relationships" xmlns:v="urn:schemas-microsoft-com:vml" xmlns:w="http://schemas.openxmlformats.org/wordprocessingml/2006/main" xmlns:w10="urn:schemas-microsoft-com:office:word" xmlns:wp="http://schemas.openxmlformats.org/drawingml/2006/wordprocessingDrawing" xmlns:pic="http://schemas.openxmlformats.org/drawingml/2006/picture" xmlns:wps="http://schemas.microsoft.com/office/word/2010/wordprocessingShape" xmlns:wpg="http://schemas.microsoft.com/office/word/2010/wordprocessingGroup" xmlns:mc="http://schemas.openxmlformats.org/markup-compatibility/2006" xmlns:wp14="http://schemas.microsoft.com/office/word/2010/wordprocessingDrawing" xmlns:w14="http://schemas.microsoft.com/office/word/2010/wordml" xmlns:w15="http://schemas.microsoft.com/office/word/2012/wordml" mc:Ignorable="w14 wp14 w15">
   <w:p>
     <w:pPr>
-      <w:pStyle w:val="Style15"/>
-      <w:ind w:right="360" w:hanging="0"/>
+      <w:pStyle w:val="Header"/>
+      <w:ind w:end="360"/>
       <w:rPr/>
     </w:pPr>
     <w:r>
@@ -7568,7 +7740,7 @@
       <mc:AlternateContent>
         <mc:Choice Requires="wps">
           <w:drawing>
-            <wp:anchor behindDoc="0" distT="0" distB="0" distL="0" distR="0" simplePos="0" locked="0" layoutInCell="0" allowOverlap="1" relativeHeight="3">
+            <wp:anchor distT="0" distB="0" distL="0" distR="0" simplePos="0" relativeHeight="4" behindDoc="1" locked="0" layoutInCell="0" allowOverlap="1">
               <wp:simplePos x="0" y="0"/>
               <wp:positionH relativeFrom="margin">
                 <wp:align>right</wp:align>
@@ -7607,42 +7779,42 @@
                       <w:txbxContent>
                         <w:p>
                           <w:pPr>
-                            <w:pStyle w:val="Style15"/>
+                            <w:pStyle w:val="Header"/>
                             <w:rPr>
-                              <w:rStyle w:val="Pagenumber"/>
+                              <w:rStyle w:val="PageNumber"/>
                             </w:rPr>
                           </w:pPr>
                           <w:r>
                             <w:rPr>
-                              <w:rStyle w:val="Pagenumber"/>
+                              <w:rStyle w:val="PageNumber"/>
                               <w:color w:val="000000"/>
                             </w:rPr>
                             <w:fldChar w:fldCharType="begin"/>
                           </w:r>
                           <w:r>
                             <w:rPr>
-                              <w:rStyle w:val="Pagenumber"/>
+                              <w:rStyle w:val="PageNumber"/>
                               <w:color w:val="000000"/>
                             </w:rPr>
                             <w:instrText xml:space="preserve"> PAGE </w:instrText>
                           </w:r>
                           <w:r>
                             <w:rPr>
-                              <w:rStyle w:val="Pagenumber"/>
+                              <w:rStyle w:val="PageNumber"/>
                               <w:color w:val="000000"/>
                             </w:rPr>
                             <w:fldChar w:fldCharType="separate"/>
                           </w:r>
                           <w:r>
                             <w:rPr>
-                              <w:rStyle w:val="Pagenumber"/>
+                              <w:rStyle w:val="PageNumber"/>
                               <w:color w:val="000000"/>
                             </w:rPr>
                             <w:t>0</w:t>
                           </w:r>
                           <w:r>
                             <w:rPr>
-                              <w:rStyle w:val="Pagenumber"/>
+                              <w:rStyle w:val="PageNumber"/>
                               <w:color w:val="000000"/>
                             </w:rPr>
                             <w:fldChar w:fldCharType="end"/>
@@ -7650,7 +7822,7 @@
                         </w:p>
                       </w:txbxContent>
                     </wps:txbx>
-                    <wps:bodyPr lIns="0" rIns="0" tIns="0" bIns="0" anchor="t">
+                    <wps:bodyPr lIns="0" tIns="0" rIns="0" bIns="0" anchor="t">
                       <a:spAutoFit/>
                     </wps:bodyPr>
                   </wps:wsp>
@@ -7661,49 +7833,49 @@
         </mc:Choice>
         <mc:Fallback>
           <w:pict>
-            <v:rect id="shape_0" ID="Врезка1" path="m0,0l-2147483645,0l-2147483645,-2147483646l0,-2147483646xe" stroked="f" o:allowincell="f" style="position:absolute;margin-left:0pt;margin-top:0.05pt;width:1.1pt;height:1.1pt;mso-wrap-style:square;v-text-anchor:top;mso-position-horizontal:right;mso-position-horizontal-relative:margin">
+            <v:rect id="shape_0" stroked="f" o:allowincell="f" style="position:absolute;margin-left:0pt;margin-top:0.05pt;width:1.1pt;height:1.1pt;mso-wrap-style:square;v-text-anchor:top;mso-position-horizontal:right;mso-position-horizontal-relative:margin">
               <v:fill o:detectmouseclick="t" on="false"/>
               <v:stroke color="#3465a4" joinstyle="round" endcap="flat"/>
               <v:textbox>
                 <w:txbxContent>
                   <w:p>
                     <w:pPr>
-                      <w:pStyle w:val="Style15"/>
+                      <w:pStyle w:val="Header"/>
                       <w:rPr>
-                        <w:rStyle w:val="Pagenumber"/>
+                        <w:rStyle w:val="PageNumber"/>
                       </w:rPr>
                     </w:pPr>
                     <w:r>
                       <w:rPr>
-                        <w:rStyle w:val="Pagenumber"/>
+                        <w:rStyle w:val="PageNumber"/>
                         <w:color w:val="000000"/>
                       </w:rPr>
                       <w:fldChar w:fldCharType="begin"/>
                     </w:r>
                     <w:r>
                       <w:rPr>
-                        <w:rStyle w:val="Pagenumber"/>
+                        <w:rStyle w:val="PageNumber"/>
                         <w:color w:val="000000"/>
                       </w:rPr>
                       <w:instrText xml:space="preserve"> PAGE </w:instrText>
                     </w:r>
                     <w:r>
                       <w:rPr>
-                        <w:rStyle w:val="Pagenumber"/>
+                        <w:rStyle w:val="PageNumber"/>
                         <w:color w:val="000000"/>
                       </w:rPr>
                       <w:fldChar w:fldCharType="separate"/>
                     </w:r>
                     <w:r>
                       <w:rPr>
-                        <w:rStyle w:val="Pagenumber"/>
+                        <w:rStyle w:val="PageNumber"/>
                         <w:color w:val="000000"/>
                       </w:rPr>
                       <w:t>0</w:t>
                     </w:r>
                     <w:r>
                       <w:rPr>
-                        <w:rStyle w:val="Pagenumber"/>
+                        <w:rStyle w:val="PageNumber"/>
                         <w:color w:val="000000"/>
                       </w:rPr>
                       <w:fldChar w:fldCharType="end"/>
@@ -7722,10 +7894,10 @@
 </file>
 
 <file path=word/header2.xml><?xml version="1.0" encoding="utf-8"?>
-<w:hdr xmlns:o="urn:schemas-microsoft-com:office:office" xmlns:r="http://schemas.openxmlformats.org/officeDocument/2006/relationships" xmlns:v="urn:schemas-microsoft-com:vml" xmlns:w="http://schemas.openxmlformats.org/wordprocessingml/2006/main" xmlns:w10="urn:schemas-microsoft-com:office:word" xmlns:wp="http://schemas.openxmlformats.org/drawingml/2006/wordprocessingDrawing" xmlns:wps="http://schemas.microsoft.com/office/word/2010/wordprocessingShape" xmlns:wpg="http://schemas.microsoft.com/office/word/2010/wordprocessingGroup" xmlns:mc="http://schemas.openxmlformats.org/markup-compatibility/2006" xmlns:wp14="http://schemas.microsoft.com/office/word/2010/wordprocessingDrawing" xmlns:w14="http://schemas.microsoft.com/office/word/2010/wordml" xmlns:w15="http://schemas.microsoft.com/office/word/2012/wordml" mc:Ignorable="w14 wp14 w15">
+<w:hdr xmlns:o="urn:schemas-microsoft-com:office:office" xmlns:r="http://schemas.openxmlformats.org/officeDocument/2006/relationships" xmlns:v="urn:schemas-microsoft-com:vml" xmlns:w="http://schemas.openxmlformats.org/wordprocessingml/2006/main" xmlns:w10="urn:schemas-microsoft-com:office:word" xmlns:wp="http://schemas.openxmlformats.org/drawingml/2006/wordprocessingDrawing" xmlns:pic="http://schemas.openxmlformats.org/drawingml/2006/picture" xmlns:wps="http://schemas.microsoft.com/office/word/2010/wordprocessingShape" xmlns:wpg="http://schemas.microsoft.com/office/word/2010/wordprocessingGroup" xmlns:mc="http://schemas.openxmlformats.org/markup-compatibility/2006" xmlns:wp14="http://schemas.microsoft.com/office/word/2010/wordprocessingDrawing" xmlns:w14="http://schemas.microsoft.com/office/word/2010/wordml" xmlns:w15="http://schemas.microsoft.com/office/word/2012/wordml" mc:Ignorable="w14 wp14 w15">
   <w:p>
     <w:pPr>
-      <w:pStyle w:val="Style15"/>
+      <w:pStyle w:val="Header"/>
       <w:rPr/>
     </w:pPr>
     <w:r>
@@ -7736,10 +7908,10 @@
 </file>
 
 <file path=word/header3.xml><?xml version="1.0" encoding="utf-8"?>
-<w:hdr xmlns:o="urn:schemas-microsoft-com:office:office" xmlns:r="http://schemas.openxmlformats.org/officeDocument/2006/relationships" xmlns:v="urn:schemas-microsoft-com:vml" xmlns:w="http://schemas.openxmlformats.org/wordprocessingml/2006/main" xmlns:w10="urn:schemas-microsoft-com:office:word" xmlns:wp="http://schemas.openxmlformats.org/drawingml/2006/wordprocessingDrawing" xmlns:wps="http://schemas.microsoft.com/office/word/2010/wordprocessingShape" xmlns:wpg="http://schemas.microsoft.com/office/word/2010/wordprocessingGroup" xmlns:mc="http://schemas.openxmlformats.org/markup-compatibility/2006" xmlns:wp14="http://schemas.microsoft.com/office/word/2010/wordprocessingDrawing" xmlns:w14="http://schemas.microsoft.com/office/word/2010/wordml" xmlns:w15="http://schemas.microsoft.com/office/word/2012/wordml" mc:Ignorable="w14 wp14 w15">
+<w:hdr xmlns:o="urn:schemas-microsoft-com:office:office" xmlns:r="http://schemas.openxmlformats.org/officeDocument/2006/relationships" xmlns:v="urn:schemas-microsoft-com:vml" xmlns:w="http://schemas.openxmlformats.org/wordprocessingml/2006/main" xmlns:w10="urn:schemas-microsoft-com:office:word" xmlns:wp="http://schemas.openxmlformats.org/drawingml/2006/wordprocessingDrawing" xmlns:pic="http://schemas.openxmlformats.org/drawingml/2006/picture" xmlns:wps="http://schemas.microsoft.com/office/word/2010/wordprocessingShape" xmlns:wpg="http://schemas.microsoft.com/office/word/2010/wordprocessingGroup" xmlns:mc="http://schemas.openxmlformats.org/markup-compatibility/2006" xmlns:wp14="http://schemas.microsoft.com/office/word/2010/wordprocessingDrawing" xmlns:w14="http://schemas.microsoft.com/office/word/2010/wordml" xmlns:w15="http://schemas.microsoft.com/office/word/2012/wordml" mc:Ignorable="w14 wp14 w15">
   <w:p>
     <w:pPr>
-      <w:pStyle w:val="Style15"/>
+      <w:pStyle w:val="Header"/>
       <w:rPr/>
     </w:pPr>
     <w:r>
@@ -7750,10 +7922,24 @@
 </file>
 
 <file path=word/header4.xml><?xml version="1.0" encoding="utf-8"?>
-<w:hdr xmlns:o="urn:schemas-microsoft-com:office:office" xmlns:r="http://schemas.openxmlformats.org/officeDocument/2006/relationships" xmlns:v="urn:schemas-microsoft-com:vml" xmlns:w="http://schemas.openxmlformats.org/wordprocessingml/2006/main" xmlns:w10="urn:schemas-microsoft-com:office:word" xmlns:wp="http://schemas.openxmlformats.org/drawingml/2006/wordprocessingDrawing" xmlns:wps="http://schemas.microsoft.com/office/word/2010/wordprocessingShape" xmlns:wpg="http://schemas.microsoft.com/office/word/2010/wordprocessingGroup" xmlns:mc="http://schemas.openxmlformats.org/markup-compatibility/2006" xmlns:wp14="http://schemas.microsoft.com/office/word/2010/wordprocessingDrawing" xmlns:w14="http://schemas.microsoft.com/office/word/2010/wordml" xmlns:w15="http://schemas.microsoft.com/office/word/2012/wordml" mc:Ignorable="w14 wp14 w15">
+<w:hdr xmlns:o="urn:schemas-microsoft-com:office:office" xmlns:r="http://schemas.openxmlformats.org/officeDocument/2006/relationships" xmlns:v="urn:schemas-microsoft-com:vml" xmlns:w="http://schemas.openxmlformats.org/wordprocessingml/2006/main" xmlns:w10="urn:schemas-microsoft-com:office:word" xmlns:wp="http://schemas.openxmlformats.org/drawingml/2006/wordprocessingDrawing" xmlns:pic="http://schemas.openxmlformats.org/drawingml/2006/picture" xmlns:wps="http://schemas.microsoft.com/office/word/2010/wordprocessingShape" xmlns:wpg="http://schemas.microsoft.com/office/word/2010/wordprocessingGroup" xmlns:mc="http://schemas.openxmlformats.org/markup-compatibility/2006" xmlns:wp14="http://schemas.microsoft.com/office/word/2010/wordprocessingDrawing" xmlns:w14="http://schemas.microsoft.com/office/word/2010/wordml" xmlns:w15="http://schemas.microsoft.com/office/word/2012/wordml" mc:Ignorable="w14 wp14 w15">
   <w:p>
     <w:pPr>
-      <w:pStyle w:val="Style15"/>
+      <w:pStyle w:val="Header"/>
+      <w:rPr/>
+    </w:pPr>
+    <w:r>
+      <w:rPr/>
+    </w:r>
+  </w:p>
+</w:hdr>
+</file>
+
+<file path=word/header5.xml><?xml version="1.0" encoding="utf-8"?>
+<w:hdr xmlns:o="urn:schemas-microsoft-com:office:office" xmlns:r="http://schemas.openxmlformats.org/officeDocument/2006/relationships" xmlns:v="urn:schemas-microsoft-com:vml" xmlns:w="http://schemas.openxmlformats.org/wordprocessingml/2006/main" xmlns:w10="urn:schemas-microsoft-com:office:word" xmlns:wp="http://schemas.openxmlformats.org/drawingml/2006/wordprocessingDrawing" xmlns:pic="http://schemas.openxmlformats.org/drawingml/2006/picture" xmlns:wps="http://schemas.microsoft.com/office/word/2010/wordprocessingShape" xmlns:wpg="http://schemas.microsoft.com/office/word/2010/wordprocessingGroup" xmlns:mc="http://schemas.openxmlformats.org/markup-compatibility/2006" xmlns:wp14="http://schemas.microsoft.com/office/word/2010/wordprocessingDrawing" xmlns:w14="http://schemas.microsoft.com/office/word/2010/wordml" xmlns:w15="http://schemas.microsoft.com/office/word/2012/wordml" mc:Ignorable="w14 wp14 w15">
+  <w:p>
+    <w:pPr>
+      <w:pStyle w:val="Header"/>
       <w:jc w:val="center"/>
       <w:rPr/>
     </w:pPr>
@@ -7771,11 +7957,11 @@
 </w:hdr>
 </file>
 
-<file path=word/header5.xml><?xml version="1.0" encoding="utf-8"?>
-<w:hdr xmlns:o="urn:schemas-microsoft-com:office:office" xmlns:r="http://schemas.openxmlformats.org/officeDocument/2006/relationships" xmlns:v="urn:schemas-microsoft-com:vml" xmlns:w="http://schemas.openxmlformats.org/wordprocessingml/2006/main" xmlns:w10="urn:schemas-microsoft-com:office:word" xmlns:wp="http://schemas.openxmlformats.org/drawingml/2006/wordprocessingDrawing" xmlns:wps="http://schemas.microsoft.com/office/word/2010/wordprocessingShape" xmlns:wpg="http://schemas.microsoft.com/office/word/2010/wordprocessingGroup" xmlns:mc="http://schemas.openxmlformats.org/markup-compatibility/2006" xmlns:wp14="http://schemas.microsoft.com/office/word/2010/wordprocessingDrawing" xmlns:w14="http://schemas.microsoft.com/office/word/2010/wordml" xmlns:w15="http://schemas.microsoft.com/office/word/2012/wordml" mc:Ignorable="w14 wp14 w15">
+<file path=word/header6.xml><?xml version="1.0" encoding="utf-8"?>
+<w:hdr xmlns:o="urn:schemas-microsoft-com:office:office" xmlns:r="http://schemas.openxmlformats.org/officeDocument/2006/relationships" xmlns:v="urn:schemas-microsoft-com:vml" xmlns:w="http://schemas.openxmlformats.org/wordprocessingml/2006/main" xmlns:w10="urn:schemas-microsoft-com:office:word" xmlns:wp="http://schemas.openxmlformats.org/drawingml/2006/wordprocessingDrawing" xmlns:pic="http://schemas.openxmlformats.org/drawingml/2006/picture" xmlns:wps="http://schemas.microsoft.com/office/word/2010/wordprocessingShape" xmlns:wpg="http://schemas.microsoft.com/office/word/2010/wordprocessingGroup" xmlns:mc="http://schemas.openxmlformats.org/markup-compatibility/2006" xmlns:wp14="http://schemas.microsoft.com/office/word/2010/wordprocessingDrawing" xmlns:w14="http://schemas.microsoft.com/office/word/2010/wordml" xmlns:w15="http://schemas.microsoft.com/office/word/2012/wordml" mc:Ignorable="w14 wp14 w15">
   <w:p>
     <w:pPr>
-      <w:pStyle w:val="Style15"/>
+      <w:pStyle w:val="Header"/>
       <w:jc w:val="center"/>
       <w:rPr/>
     </w:pPr>
@@ -7787,17 +7973,31 @@
         <w:szCs w:val="16"/>
         <w:shd w:fill="FFFFFF" w:val="clear"/>
       </w:rPr>
-      <w:t>PDSJ1-DDP-D250152A01-001-A</w:t>
+      <w:t>${ddpNumber}</w:t>
     </w:r>
   </w:p>
 </w:hdr>
 </file>
 
-<file path=word/header6.xml><?xml version="1.0" encoding="utf-8"?>
-<w:hdr xmlns:o="urn:schemas-microsoft-com:office:office" xmlns:r="http://schemas.openxmlformats.org/officeDocument/2006/relationships" xmlns:v="urn:schemas-microsoft-com:vml" xmlns:w="http://schemas.openxmlformats.org/wordprocessingml/2006/main" xmlns:w10="urn:schemas-microsoft-com:office:word" xmlns:wp="http://schemas.openxmlformats.org/drawingml/2006/wordprocessingDrawing" xmlns:wps="http://schemas.microsoft.com/office/word/2010/wordprocessingShape" xmlns:wpg="http://schemas.microsoft.com/office/word/2010/wordprocessingGroup" xmlns:mc="http://schemas.openxmlformats.org/markup-compatibility/2006" xmlns:wp14="http://schemas.microsoft.com/office/word/2010/wordprocessingDrawing" xmlns:w14="http://schemas.microsoft.com/office/word/2010/wordml" xmlns:w15="http://schemas.microsoft.com/office/word/2012/wordml" mc:Ignorable="w14 wp14 w15">
+<file path=word/header7.xml><?xml version="1.0" encoding="utf-8"?>
+<w:hdr xmlns:o="urn:schemas-microsoft-com:office:office" xmlns:r="http://schemas.openxmlformats.org/officeDocument/2006/relationships" xmlns:v="urn:schemas-microsoft-com:vml" xmlns:w="http://schemas.openxmlformats.org/wordprocessingml/2006/main" xmlns:w10="urn:schemas-microsoft-com:office:word" xmlns:wp="http://schemas.openxmlformats.org/drawingml/2006/wordprocessingDrawing" xmlns:pic="http://schemas.openxmlformats.org/drawingml/2006/picture" xmlns:wps="http://schemas.microsoft.com/office/word/2010/wordprocessingShape" xmlns:wpg="http://schemas.microsoft.com/office/word/2010/wordprocessingGroup" xmlns:mc="http://schemas.openxmlformats.org/markup-compatibility/2006" xmlns:wp14="http://schemas.microsoft.com/office/word/2010/wordprocessingDrawing" xmlns:w14="http://schemas.microsoft.com/office/word/2010/wordml" xmlns:w15="http://schemas.microsoft.com/office/word/2012/wordml" mc:Ignorable="w14 wp14 w15">
   <w:p>
     <w:pPr>
-      <w:pStyle w:val="Style15"/>
+      <w:pStyle w:val="Header"/>
+      <w:rPr/>
+    </w:pPr>
+    <w:r>
+      <w:rPr/>
+    </w:r>
+  </w:p>
+</w:hdr>
+</file>
+
+<file path=word/header8.xml><?xml version="1.0" encoding="utf-8"?>
+<w:hdr xmlns:o="urn:schemas-microsoft-com:office:office" xmlns:r="http://schemas.openxmlformats.org/officeDocument/2006/relationships" xmlns:v="urn:schemas-microsoft-com:vml" xmlns:w="http://schemas.openxmlformats.org/wordprocessingml/2006/main" xmlns:w10="urn:schemas-microsoft-com:office:word" xmlns:wp="http://schemas.openxmlformats.org/drawingml/2006/wordprocessingDrawing" xmlns:pic="http://schemas.openxmlformats.org/drawingml/2006/picture" xmlns:wps="http://schemas.microsoft.com/office/word/2010/wordprocessingShape" xmlns:wpg="http://schemas.microsoft.com/office/word/2010/wordprocessingGroup" xmlns:mc="http://schemas.openxmlformats.org/markup-compatibility/2006" xmlns:wp14="http://schemas.microsoft.com/office/word/2010/wordprocessingDrawing" xmlns:w14="http://schemas.microsoft.com/office/word/2010/wordml" xmlns:w15="http://schemas.microsoft.com/office/word/2012/wordml" mc:Ignorable="w14 wp14 w15">
+  <w:p>
+    <w:pPr>
+      <w:pStyle w:val="Header"/>
       <w:jc w:val="center"/>
       <w:rPr/>
     </w:pPr>
@@ -7809,7 +8009,29 @@
         <w:szCs w:val="16"/>
         <w:shd w:fill="FFFFFF" w:val="clear"/>
       </w:rPr>
-      <w:t>PDSJ1-DDP-D250152A01-001-A</w:t>
+      <w:t>${ddpNumber}</w:t>
+    </w:r>
+  </w:p>
+</w:hdr>
+</file>
+
+<file path=word/header9.xml><?xml version="1.0" encoding="utf-8"?>
+<w:hdr xmlns:o="urn:schemas-microsoft-com:office:office" xmlns:r="http://schemas.openxmlformats.org/officeDocument/2006/relationships" xmlns:v="urn:schemas-microsoft-com:vml" xmlns:w="http://schemas.openxmlformats.org/wordprocessingml/2006/main" xmlns:w10="urn:schemas-microsoft-com:office:word" xmlns:wp="http://schemas.openxmlformats.org/drawingml/2006/wordprocessingDrawing" xmlns:pic="http://schemas.openxmlformats.org/drawingml/2006/picture" xmlns:wps="http://schemas.microsoft.com/office/word/2010/wordprocessingShape" xmlns:wpg="http://schemas.microsoft.com/office/word/2010/wordprocessingGroup" xmlns:mc="http://schemas.openxmlformats.org/markup-compatibility/2006" xmlns:wp14="http://schemas.microsoft.com/office/word/2010/wordprocessingDrawing" xmlns:w14="http://schemas.microsoft.com/office/word/2010/wordml" xmlns:w15="http://schemas.microsoft.com/office/word/2012/wordml" mc:Ignorable="w14 wp14 w15">
+  <w:p>
+    <w:pPr>
+      <w:pStyle w:val="Header"/>
+      <w:jc w:val="center"/>
+      <w:rPr/>
+    </w:pPr>
+    <w:r>
+      <w:rPr>
+        <w:rFonts w:cs="Arial"/>
+        <w:color w:val="000000"/>
+        <w:sz w:val="16"/>
+        <w:szCs w:val="16"/>
+        <w:shd w:fill="FFFFFF" w:val="clear"/>
+      </w:rPr>
+      <w:t>${ddpNumber}</w:t>
     </w:r>
   </w:p>
 </w:hdr>
@@ -7820,15 +8042,15 @@
   <w:abstractNum w:abstractNumId="1">
     <w:lvl w:ilvl="0">
       <w:start w:val="1"/>
-      <w:pStyle w:val="1"/>
       <w:numFmt w:val="decimal"/>
+      <w:pStyle w:val="Heading1"/>
       <w:lvlText w:val="%1"/>
-      <w:lvlJc w:val="left"/>
+      <w:lvlJc w:val="start"/>
       <w:pPr>
         <w:tabs>
           <w:tab w:val="num" w:pos="432"/>
         </w:tabs>
-        <w:ind w:left="432" w:hanging="432"/>
+        <w:ind w:start="432" w:hanging="432"/>
       </w:pPr>
       <w:rPr>
         <w:b/>
@@ -7838,29 +8060,29 @@
     </w:lvl>
     <w:lvl w:ilvl="1">
       <w:start w:val="1"/>
-      <w:pStyle w:val="2"/>
       <w:numFmt w:val="decimal"/>
+      <w:pStyle w:val="Heading2"/>
       <w:lvlText w:val="%1.%2"/>
-      <w:lvlJc w:val="left"/>
+      <w:lvlJc w:val="start"/>
       <w:pPr>
         <w:tabs>
           <w:tab w:val="num" w:pos="576"/>
         </w:tabs>
-        <w:ind w:left="576" w:hanging="576"/>
+        <w:ind w:start="576" w:hanging="576"/>
       </w:pPr>
       <w:rPr/>
     </w:lvl>
     <w:lvl w:ilvl="2">
       <w:start w:val="1"/>
-      <w:pStyle w:val="3"/>
       <w:numFmt w:val="decimal"/>
+      <w:pStyle w:val="Heading3"/>
       <w:lvlText w:val="%1.%2.%3"/>
-      <w:lvlJc w:val="left"/>
+      <w:lvlJc w:val="start"/>
       <w:pPr>
         <w:tabs>
           <w:tab w:val="num" w:pos="720"/>
         </w:tabs>
-        <w:ind w:left="720" w:hanging="720"/>
+        <w:ind w:start="720" w:hanging="720"/>
       </w:pPr>
       <w:rPr>
         <w:b w:val="false"/>
@@ -7868,85 +8090,85 @@
     </w:lvl>
     <w:lvl w:ilvl="3">
       <w:start w:val="1"/>
-      <w:pStyle w:val="4"/>
       <w:numFmt w:val="decimal"/>
+      <w:pStyle w:val="Heading4"/>
       <w:lvlText w:val="%1.%2.%3.%4"/>
-      <w:lvlJc w:val="left"/>
+      <w:lvlJc w:val="start"/>
       <w:pPr>
         <w:tabs>
           <w:tab w:val="num" w:pos="864"/>
         </w:tabs>
-        <w:ind w:left="864" w:hanging="864"/>
+        <w:ind w:start="864" w:hanging="864"/>
       </w:pPr>
       <w:rPr/>
     </w:lvl>
     <w:lvl w:ilvl="4">
       <w:start w:val="1"/>
-      <w:pStyle w:val="5"/>
       <w:numFmt w:val="decimal"/>
+      <w:pStyle w:val="Heading5"/>
       <w:lvlText w:val="%1.%2.%3.%4.%5"/>
-      <w:lvlJc w:val="left"/>
+      <w:lvlJc w:val="start"/>
       <w:pPr>
         <w:tabs>
           <w:tab w:val="num" w:pos="1008"/>
         </w:tabs>
-        <w:ind w:left="1008" w:hanging="1008"/>
+        <w:ind w:start="1008" w:hanging="1008"/>
       </w:pPr>
       <w:rPr/>
     </w:lvl>
     <w:lvl w:ilvl="5">
       <w:start w:val="1"/>
-      <w:pStyle w:val="6"/>
       <w:numFmt w:val="decimal"/>
+      <w:pStyle w:val="Heading6"/>
       <w:lvlText w:val="%1.%2.%3.%4.%5.%6"/>
-      <w:lvlJc w:val="left"/>
+      <w:lvlJc w:val="start"/>
       <w:pPr>
         <w:tabs>
           <w:tab w:val="num" w:pos="1152"/>
         </w:tabs>
-        <w:ind w:left="1152" w:hanging="1152"/>
+        <w:ind w:start="1152" w:hanging="1152"/>
       </w:pPr>
       <w:rPr/>
     </w:lvl>
     <w:lvl w:ilvl="6">
       <w:start w:val="1"/>
-      <w:pStyle w:val="7"/>
       <w:numFmt w:val="decimal"/>
+      <w:pStyle w:val="Heading7"/>
       <w:lvlText w:val="%1.%2.%3.%4.%5.%6.%7"/>
-      <w:lvlJc w:val="left"/>
+      <w:lvlJc w:val="start"/>
       <w:pPr>
         <w:tabs>
           <w:tab w:val="num" w:pos="1296"/>
         </w:tabs>
-        <w:ind w:left="1296" w:hanging="1296"/>
+        <w:ind w:start="1296" w:hanging="1296"/>
       </w:pPr>
       <w:rPr/>
     </w:lvl>
     <w:lvl w:ilvl="7">
       <w:start w:val="1"/>
-      <w:pStyle w:val="8"/>
       <w:numFmt w:val="decimal"/>
+      <w:pStyle w:val="Heading8"/>
       <w:lvlText w:val="%1.%2.%3.%4.%5.%6.%7.%8"/>
-      <w:lvlJc w:val="left"/>
+      <w:lvlJc w:val="start"/>
       <w:pPr>
         <w:tabs>
           <w:tab w:val="num" w:pos="1440"/>
         </w:tabs>
-        <w:ind w:left="1440" w:hanging="1440"/>
+        <w:ind w:start="1440" w:hanging="1440"/>
       </w:pPr>
       <w:rPr/>
     </w:lvl>
     <w:lvl w:ilvl="8">
       <w:start w:val="1"/>
-      <w:pStyle w:val="9"/>
       <w:numFmt w:val="decimal"/>
+      <w:pStyle w:val="Heading9"/>
       <w:lvlText w:val="%1.%2.%3.%4.%5.%6.%7.%8.%9"/>
-      <w:lvlJc w:val="left"/>
+      <w:lvlJc w:val="start"/>
       <w:pPr>
         <w:tabs>
           <w:tab w:val="num" w:pos="1584"/>
         </w:tabs>
-        <w:ind w:left="1584" w:hanging="1584"/>
+        <w:ind w:start="1584" w:hanging="1584"/>
       </w:pPr>
       <w:rPr/>
     </w:lvl>
@@ -7956,12 +8178,12 @@
       <w:start w:val="1"/>
       <w:numFmt w:val="bullet"/>
       <w:lvlText w:val=""/>
-      <w:lvlJc w:val="left"/>
+      <w:lvlJc w:val="start"/>
       <w:pPr>
         <w:tabs>
           <w:tab w:val="num" w:pos="0"/>
         </w:tabs>
-        <w:ind w:left="720" w:hanging="360"/>
+        <w:ind w:start="720" w:hanging="360"/>
       </w:pPr>
       <w:rPr>
         <w:rFonts w:ascii="Symbol" w:hAnsi="Symbol" w:cs="Symbol" w:hint="default"/>
@@ -7971,12 +8193,12 @@
       <w:start w:val="1"/>
       <w:numFmt w:val="lowerLetter"/>
       <w:lvlText w:val="%2."/>
-      <w:lvlJc w:val="left"/>
+      <w:lvlJc w:val="start"/>
       <w:pPr>
         <w:tabs>
           <w:tab w:val="num" w:pos="0"/>
         </w:tabs>
-        <w:ind w:left="1440" w:hanging="360"/>
+        <w:ind w:start="1440" w:hanging="360"/>
       </w:pPr>
       <w:rPr/>
     </w:lvl>
@@ -7984,12 +8206,12 @@
       <w:start w:val="1"/>
       <w:numFmt w:val="lowerRoman"/>
       <w:lvlText w:val="%3."/>
-      <w:lvlJc w:val="right"/>
+      <w:lvlJc w:val="end"/>
       <w:pPr>
         <w:tabs>
           <w:tab w:val="num" w:pos="0"/>
         </w:tabs>
-        <w:ind w:left="2160" w:hanging="180"/>
+        <w:ind w:start="2160" w:hanging="180"/>
       </w:pPr>
       <w:rPr/>
     </w:lvl>
@@ -7997,12 +8219,12 @@
       <w:start w:val="1"/>
       <w:numFmt w:val="decimal"/>
       <w:lvlText w:val="%4."/>
-      <w:lvlJc w:val="left"/>
+      <w:lvlJc w:val="start"/>
       <w:pPr>
         <w:tabs>
           <w:tab w:val="num" w:pos="0"/>
         </w:tabs>
-        <w:ind w:left="2880" w:hanging="360"/>
+        <w:ind w:start="2880" w:hanging="360"/>
       </w:pPr>
       <w:rPr/>
     </w:lvl>
@@ -8010,12 +8232,12 @@
       <w:start w:val="1"/>
       <w:numFmt w:val="lowerLetter"/>
       <w:lvlText w:val="%5."/>
-      <w:lvlJc w:val="left"/>
+      <w:lvlJc w:val="start"/>
       <w:pPr>
         <w:tabs>
           <w:tab w:val="num" w:pos="0"/>
         </w:tabs>
-        <w:ind w:left="3600" w:hanging="360"/>
+        <w:ind w:start="3600" w:hanging="360"/>
       </w:pPr>
       <w:rPr/>
     </w:lvl>
@@ -8023,12 +8245,12 @@
       <w:start w:val="1"/>
       <w:numFmt w:val="lowerRoman"/>
       <w:lvlText w:val="%6."/>
-      <w:lvlJc w:val="right"/>
+      <w:lvlJc w:val="end"/>
       <w:pPr>
         <w:tabs>
           <w:tab w:val="num" w:pos="0"/>
         </w:tabs>
-        <w:ind w:left="4320" w:hanging="180"/>
+        <w:ind w:start="4320" w:hanging="180"/>
       </w:pPr>
       <w:rPr/>
     </w:lvl>
@@ -8036,12 +8258,12 @@
       <w:start w:val="1"/>
       <w:numFmt w:val="decimal"/>
       <w:lvlText w:val="%7."/>
-      <w:lvlJc w:val="left"/>
+      <w:lvlJc w:val="start"/>
       <w:pPr>
         <w:tabs>
           <w:tab w:val="num" w:pos="0"/>
         </w:tabs>
-        <w:ind w:left="5040" w:hanging="360"/>
+        <w:ind w:start="5040" w:hanging="360"/>
       </w:pPr>
       <w:rPr/>
     </w:lvl>
@@ -8049,12 +8271,12 @@
       <w:start w:val="1"/>
       <w:numFmt w:val="lowerLetter"/>
       <w:lvlText w:val="%8."/>
-      <w:lvlJc w:val="left"/>
+      <w:lvlJc w:val="start"/>
       <w:pPr>
         <w:tabs>
           <w:tab w:val="num" w:pos="0"/>
         </w:tabs>
-        <w:ind w:left="5760" w:hanging="360"/>
+        <w:ind w:start="5760" w:hanging="360"/>
       </w:pPr>
       <w:rPr/>
     </w:lvl>
@@ -8062,12 +8284,12 @@
       <w:start w:val="1"/>
       <w:numFmt w:val="lowerRoman"/>
       <w:lvlText w:val="%9."/>
-      <w:lvlJc w:val="right"/>
+      <w:lvlJc w:val="end"/>
       <w:pPr>
         <w:tabs>
           <w:tab w:val="num" w:pos="0"/>
         </w:tabs>
-        <w:ind w:left="6480" w:hanging="180"/>
+        <w:ind w:start="6480" w:hanging="180"/>
       </w:pPr>
       <w:rPr/>
     </w:lvl>
@@ -8077,12 +8299,12 @@
       <w:start w:val="1"/>
       <w:numFmt w:val="bullet"/>
       <w:lvlText w:val=""/>
-      <w:lvlJc w:val="left"/>
+      <w:lvlJc w:val="start"/>
       <w:pPr>
         <w:tabs>
           <w:tab w:val="num" w:pos="0"/>
         </w:tabs>
-        <w:ind w:left="1636" w:hanging="360"/>
+        <w:ind w:start="1636" w:hanging="360"/>
       </w:pPr>
       <w:rPr>
         <w:rFonts w:ascii="Symbol" w:hAnsi="Symbol" w:cs="Symbol" w:hint="default"/>
@@ -8093,12 +8315,12 @@
       <w:start w:val="1"/>
       <w:numFmt w:val="bullet"/>
       <w:lvlText w:val=""/>
-      <w:lvlJc w:val="left"/>
+      <w:lvlJc w:val="start"/>
       <w:pPr>
         <w:tabs>
           <w:tab w:val="num" w:pos="0"/>
         </w:tabs>
-        <w:ind w:left="1211" w:hanging="360"/>
+        <w:ind w:start="1211" w:hanging="360"/>
       </w:pPr>
       <w:rPr>
         <w:rFonts w:ascii="Wingdings" w:hAnsi="Wingdings" w:cs="Wingdings" w:hint="default"/>
@@ -8109,12 +8331,12 @@
       <w:start w:val="1"/>
       <w:numFmt w:val="bullet"/>
       <w:lvlText w:val=""/>
-      <w:lvlJc w:val="left"/>
+      <w:lvlJc w:val="start"/>
       <w:pPr>
         <w:tabs>
           <w:tab w:val="num" w:pos="0"/>
         </w:tabs>
-        <w:ind w:left="1211" w:hanging="360"/>
+        <w:ind w:start="1211" w:hanging="360"/>
       </w:pPr>
       <w:rPr>
         <w:rFonts w:ascii="Wingdings" w:hAnsi="Wingdings" w:cs="Wingdings" w:hint="default"/>
@@ -8125,12 +8347,12 @@
       <w:start w:val="1"/>
       <w:numFmt w:val="bullet"/>
       <w:lvlText w:val="o"/>
-      <w:lvlJc w:val="left"/>
+      <w:lvlJc w:val="start"/>
       <w:pPr>
         <w:tabs>
           <w:tab w:val="num" w:pos="0"/>
         </w:tabs>
-        <w:ind w:left="1637" w:hanging="360"/>
+        <w:ind w:start="1637" w:hanging="360"/>
       </w:pPr>
       <w:rPr>
         <w:rFonts w:ascii="Courier New" w:hAnsi="Courier New" w:cs="Courier New" w:hint="default"/>
@@ -8141,12 +8363,12 @@
       <w:start w:val="1"/>
       <w:numFmt w:val="bullet"/>
       <w:lvlText w:val="o"/>
-      <w:lvlJc w:val="left"/>
+      <w:lvlJc w:val="start"/>
       <w:pPr>
         <w:tabs>
           <w:tab w:val="num" w:pos="0"/>
         </w:tabs>
-        <w:ind w:left="3960" w:hanging="360"/>
+        <w:ind w:start="3960" w:hanging="360"/>
       </w:pPr>
       <w:rPr>
         <w:rFonts w:ascii="Courier New" w:hAnsi="Courier New" w:cs="Courier New" w:hint="default"/>
@@ -8156,12 +8378,12 @@
       <w:start w:val="1"/>
       <w:numFmt w:val="bullet"/>
       <w:lvlText w:val=""/>
-      <w:lvlJc w:val="left"/>
+      <w:lvlJc w:val="start"/>
       <w:pPr>
         <w:tabs>
           <w:tab w:val="num" w:pos="0"/>
         </w:tabs>
-        <w:ind w:left="4680" w:hanging="360"/>
+        <w:ind w:start="4680" w:hanging="360"/>
       </w:pPr>
       <w:rPr>
         <w:rFonts w:ascii="Wingdings" w:hAnsi="Wingdings" w:cs="Wingdings" w:hint="default"/>
@@ -8171,12 +8393,12 @@
       <w:start w:val="1"/>
       <w:numFmt w:val="bullet"/>
       <w:lvlText w:val=""/>
-      <w:lvlJc w:val="left"/>
+      <w:lvlJc w:val="start"/>
       <w:pPr>
         <w:tabs>
           <w:tab w:val="num" w:pos="0"/>
         </w:tabs>
-        <w:ind w:left="5400" w:hanging="360"/>
+        <w:ind w:start="5400" w:hanging="360"/>
       </w:pPr>
       <w:rPr>
         <w:rFonts w:ascii="Symbol" w:hAnsi="Symbol" w:cs="Symbol" w:hint="default"/>
@@ -8186,12 +8408,12 @@
       <w:start w:val="1"/>
       <w:numFmt w:val="bullet"/>
       <w:lvlText w:val="o"/>
-      <w:lvlJc w:val="left"/>
+      <w:lvlJc w:val="start"/>
       <w:pPr>
         <w:tabs>
           <w:tab w:val="num" w:pos="0"/>
         </w:tabs>
-        <w:ind w:left="6120" w:hanging="360"/>
+        <w:ind w:start="6120" w:hanging="360"/>
       </w:pPr>
       <w:rPr>
         <w:rFonts w:ascii="Courier New" w:hAnsi="Courier New" w:cs="Courier New" w:hint="default"/>
@@ -8201,12 +8423,12 @@
       <w:start w:val="1"/>
       <w:numFmt w:val="bullet"/>
       <w:lvlText w:val=""/>
-      <w:lvlJc w:val="left"/>
+      <w:lvlJc w:val="start"/>
       <w:pPr>
         <w:tabs>
           <w:tab w:val="num" w:pos="0"/>
         </w:tabs>
-        <w:ind w:left="6840" w:hanging="360"/>
+        <w:ind w:start="6840" w:hanging="360"/>
       </w:pPr>
       <w:rPr>
         <w:rFonts w:ascii="Wingdings" w:hAnsi="Wingdings" w:cs="Wingdings" w:hint="default"/>
@@ -8218,12 +8440,12 @@
       <w:start w:val="2976"/>
       <w:numFmt w:val="bullet"/>
       <w:lvlText w:val="-"/>
-      <w:lvlJc w:val="left"/>
+      <w:lvlJc w:val="start"/>
       <w:pPr>
         <w:tabs>
           <w:tab w:val="num" w:pos="0"/>
         </w:tabs>
-        <w:ind w:left="720" w:hanging="360"/>
+        <w:ind w:start="720" w:hanging="360"/>
       </w:pPr>
       <w:rPr>
         <w:rFonts w:ascii="Arial" w:hAnsi="Arial" w:cs="Arial" w:hint="default"/>
@@ -8235,12 +8457,12 @@
       <w:start w:val="1"/>
       <w:numFmt w:val="bullet"/>
       <w:lvlText w:val="o"/>
-      <w:lvlJc w:val="left"/>
+      <w:lvlJc w:val="start"/>
       <w:pPr>
         <w:tabs>
           <w:tab w:val="num" w:pos="0"/>
         </w:tabs>
-        <w:ind w:left="1440" w:hanging="360"/>
+        <w:ind w:start="1440" w:hanging="360"/>
       </w:pPr>
       <w:rPr>
         <w:rFonts w:ascii="Courier New" w:hAnsi="Courier New" w:cs="Courier New" w:hint="default"/>
@@ -8250,12 +8472,12 @@
       <w:start w:val="1"/>
       <w:numFmt w:val="bullet"/>
       <w:lvlText w:val=""/>
-      <w:lvlJc w:val="left"/>
+      <w:lvlJc w:val="start"/>
       <w:pPr>
         <w:tabs>
           <w:tab w:val="num" w:pos="0"/>
         </w:tabs>
-        <w:ind w:left="2160" w:hanging="360"/>
+        <w:ind w:start="2160" w:hanging="360"/>
       </w:pPr>
       <w:rPr>
         <w:rFonts w:ascii="Wingdings" w:hAnsi="Wingdings" w:cs="Wingdings" w:hint="default"/>
@@ -8265,12 +8487,12 @@
       <w:start w:val="1"/>
       <w:numFmt w:val="bullet"/>
       <w:lvlText w:val=""/>
-      <w:lvlJc w:val="left"/>
+      <w:lvlJc w:val="start"/>
       <w:pPr>
         <w:tabs>
           <w:tab w:val="num" w:pos="0"/>
         </w:tabs>
-        <w:ind w:left="2880" w:hanging="360"/>
+        <w:ind w:start="2880" w:hanging="360"/>
       </w:pPr>
       <w:rPr>
         <w:rFonts w:ascii="Symbol" w:hAnsi="Symbol" w:cs="Symbol" w:hint="default"/>
@@ -8280,12 +8502,12 @@
       <w:start w:val="1"/>
       <w:numFmt w:val="bullet"/>
       <w:lvlText w:val="o"/>
-      <w:lvlJc w:val="left"/>
+      <w:lvlJc w:val="start"/>
       <w:pPr>
         <w:tabs>
           <w:tab w:val="num" w:pos="0"/>
         </w:tabs>
-        <w:ind w:left="3600" w:hanging="360"/>
+        <w:ind w:start="3600" w:hanging="360"/>
       </w:pPr>
       <w:rPr>
         <w:rFonts w:ascii="Courier New" w:hAnsi="Courier New" w:cs="Courier New" w:hint="default"/>
@@ -8295,12 +8517,12 @@
       <w:start w:val="1"/>
       <w:numFmt w:val="bullet"/>
       <w:lvlText w:val=""/>
-      <w:lvlJc w:val="left"/>
+      <w:lvlJc w:val="start"/>
       <w:pPr>
         <w:tabs>
           <w:tab w:val="num" w:pos="0"/>
         </w:tabs>
-        <w:ind w:left="4320" w:hanging="360"/>
+        <w:ind w:start="4320" w:hanging="360"/>
       </w:pPr>
       <w:rPr>
         <w:rFonts w:ascii="Wingdings" w:hAnsi="Wingdings" w:cs="Wingdings" w:hint="default"/>
@@ -8310,12 +8532,12 @@
       <w:start w:val="1"/>
       <w:numFmt w:val="bullet"/>
       <w:lvlText w:val=""/>
-      <w:lvlJc w:val="left"/>
+      <w:lvlJc w:val="start"/>
       <w:pPr>
         <w:tabs>
           <w:tab w:val="num" w:pos="0"/>
         </w:tabs>
-        <w:ind w:left="5040" w:hanging="360"/>
+        <w:ind w:start="5040" w:hanging="360"/>
       </w:pPr>
       <w:rPr>
         <w:rFonts w:ascii="Symbol" w:hAnsi="Symbol" w:cs="Symbol" w:hint="default"/>
@@ -8325,12 +8547,12 @@
       <w:start w:val="1"/>
       <w:numFmt w:val="bullet"/>
       <w:lvlText w:val="o"/>
-      <w:lvlJc w:val="left"/>
+      <w:lvlJc w:val="start"/>
       <w:pPr>
         <w:tabs>
           <w:tab w:val="num" w:pos="0"/>
         </w:tabs>
-        <w:ind w:left="5760" w:hanging="360"/>
+        <w:ind w:start="5760" w:hanging="360"/>
       </w:pPr>
       <w:rPr>
         <w:rFonts w:ascii="Courier New" w:hAnsi="Courier New" w:cs="Courier New" w:hint="default"/>
@@ -8340,12 +8562,12 @@
       <w:start w:val="1"/>
       <w:numFmt w:val="bullet"/>
       <w:lvlText w:val=""/>
-      <w:lvlJc w:val="left"/>
+      <w:lvlJc w:val="start"/>
       <w:pPr>
         <w:tabs>
           <w:tab w:val="num" w:pos="0"/>
         </w:tabs>
-        <w:ind w:left="6480" w:hanging="360"/>
+        <w:ind w:start="6480" w:hanging="360"/>
       </w:pPr>
       <w:rPr>
         <w:rFonts w:ascii="Wingdings" w:hAnsi="Wingdings" w:cs="Wingdings" w:hint="default"/>
@@ -8386,7 +8608,7 @@
       </w:pPr>
     </w:pPrDefault>
   </w:docDefaults>
-  <w:latentStyles w:defLockedState="0" w:defUIPriority="99" w:defSemiHidden="0" w:defUnhideWhenUsed="0" w:defQFormat="0" w:count="376">
+  <w:latentStyles w:defLockedState="0" w:defUIPriority="99" w:defSemiHidden="0" w:defUnhideWhenUsed="0" w:defQFormat="0" w:count="371">
     <w:lsdException w:name="Normal" w:uiPriority="0" w:qFormat="1"/>
     <w:lsdException w:name="heading 1" w:qFormat="1"/>
     <w:lsdException w:name="heading 2" w:semiHidden="1" w:unhideWhenUsed="1" w:qFormat="1"/>
@@ -8758,11 +8980,6 @@
     <w:lsdException w:name="List Table 5 Dark Accent 6" w:uiPriority="50"/>
     <w:lsdException w:name="List Table 6 Colorful Accent 6" w:uiPriority="51"/>
     <w:lsdException w:name="List Table 7 Colorful Accent 6" w:uiPriority="52"/>
-    <w:lsdException w:name="Mention" w:semiHidden="1" w:unhideWhenUsed="1"/>
-    <w:lsdException w:name="Smart Hyperlink" w:semiHidden="1" w:unhideWhenUsed="1"/>
-    <w:lsdException w:name="Hashtag" w:semiHidden="1" w:unhideWhenUsed="1"/>
-    <w:lsdException w:name="Unresolved Mention" w:semiHidden="1" w:unhideWhenUsed="1"/>
-    <w:lsdException w:name="Smart Link" w:semiHidden="1" w:unhideWhenUsed="1"/>
   </w:latentStyles>
   <w:style w:type="paragraph" w:styleId="Normal" w:default="1">
     <w:name w:val="Normal"/>
@@ -8772,8 +8989,8 @@
       <w:widowControl/>
       <w:suppressAutoHyphens w:val="true"/>
       <w:bidi w:val="0"/>
-      <w:spacing w:lineRule="auto" w:line="240" w:before="0" w:after="0"/>
-      <w:jc w:val="left"/>
+      <w:spacing w:before="0" w:after="0"/>
+      <w:jc w:val="start"/>
     </w:pPr>
     <w:rPr>
       <w:rFonts w:ascii="Arial" w:hAnsi="Arial" w:eastAsia="Times New Roman" w:cs="Arial"/>
@@ -8785,11 +9002,11 @@
       <w14:ligatures w14:val="none"/>
     </w:rPr>
   </w:style>
-  <w:style w:type="paragraph" w:styleId="1">
-    <w:name w:val="Heading 1"/>
+  <w:style w:type="paragraph" w:styleId="Heading1">
+    <w:name w:val="heading 1"/>
     <w:basedOn w:val="Normal"/>
     <w:next w:val="Normal"/>
-    <w:link w:val="Heading1Char"/>
+    <w:link w:val="1"/>
     <w:uiPriority w:val="99"/>
     <w:qFormat/>
     <w:rsid w:val="00e06d1b"/>
@@ -8812,11 +9029,11 @@
       <w:szCs w:val="28"/>
     </w:rPr>
   </w:style>
-  <w:style w:type="paragraph" w:styleId="2">
-    <w:name w:val="Heading 2"/>
+  <w:style w:type="paragraph" w:styleId="Heading2">
+    <w:name w:val="heading 2"/>
     <w:basedOn w:val="Normal"/>
     <w:next w:val="Normal"/>
-    <w:link w:val="Heading2Char"/>
+    <w:link w:val="2"/>
     <w:uiPriority w:val="99"/>
     <w:qFormat/>
     <w:rsid w:val="00e06d1b"/>
@@ -8838,11 +9055,11 @@
       <w:caps/>
     </w:rPr>
   </w:style>
-  <w:style w:type="paragraph" w:styleId="3">
-    <w:name w:val="Heading 3"/>
+  <w:style w:type="paragraph" w:styleId="Heading3">
+    <w:name w:val="heading 3"/>
     <w:basedOn w:val="Normal"/>
     <w:next w:val="Normal"/>
-    <w:link w:val="Heading3Char"/>
+    <w:link w:val="3"/>
     <w:uiPriority w:val="99"/>
     <w:qFormat/>
     <w:rsid w:val="00e06d1b"/>
@@ -8860,11 +9077,11 @@
       <w:caps/>
     </w:rPr>
   </w:style>
-  <w:style w:type="paragraph" w:styleId="4">
-    <w:name w:val="Heading 4"/>
+  <w:style w:type="paragraph" w:styleId="Heading4">
+    <w:name w:val="heading 4"/>
     <w:basedOn w:val="Normal"/>
     <w:next w:val="Normal"/>
-    <w:link w:val="Heading4Char"/>
+    <w:link w:val="4"/>
     <w:uiPriority w:val="99"/>
     <w:qFormat/>
     <w:rsid w:val="00e06d1b"/>
@@ -8884,11 +9101,11 @@
       <w:caps/>
     </w:rPr>
   </w:style>
-  <w:style w:type="paragraph" w:styleId="5">
-    <w:name w:val="Heading 5"/>
+  <w:style w:type="paragraph" w:styleId="Heading5">
+    <w:name w:val="heading 5"/>
     <w:basedOn w:val="Normal"/>
     <w:next w:val="Normal"/>
-    <w:link w:val="Heading5Char"/>
+    <w:link w:val="5"/>
     <w:uiPriority w:val="99"/>
     <w:qFormat/>
     <w:rsid w:val="00e06d1b"/>
@@ -8904,11 +9121,11 @@
       <w:rFonts w:cs="Times New Roman"/>
     </w:rPr>
   </w:style>
-  <w:style w:type="paragraph" w:styleId="6">
-    <w:name w:val="Heading 6"/>
+  <w:style w:type="paragraph" w:styleId="Heading6">
+    <w:name w:val="heading 6"/>
     <w:basedOn w:val="Normal"/>
     <w:next w:val="Normal"/>
-    <w:link w:val="Heading6Char"/>
+    <w:link w:val="6"/>
     <w:uiPriority w:val="99"/>
     <w:qFormat/>
     <w:rsid w:val="00e06d1b"/>
@@ -8926,11 +9143,11 @@
       <w:iCs/>
     </w:rPr>
   </w:style>
-  <w:style w:type="paragraph" w:styleId="7">
-    <w:name w:val="Heading 7"/>
+  <w:style w:type="paragraph" w:styleId="Heading7">
+    <w:name w:val="heading 7"/>
     <w:basedOn w:val="Normal"/>
     <w:next w:val="Normal"/>
-    <w:link w:val="Heading7Char"/>
+    <w:link w:val="7"/>
     <w:uiPriority w:val="99"/>
     <w:qFormat/>
     <w:rsid w:val="00e06d1b"/>
@@ -8948,11 +9165,11 @@
       <w:iCs/>
     </w:rPr>
   </w:style>
-  <w:style w:type="paragraph" w:styleId="8">
-    <w:name w:val="Heading 8"/>
+  <w:style w:type="paragraph" w:styleId="Heading8">
+    <w:name w:val="heading 8"/>
     <w:basedOn w:val="Normal"/>
     <w:next w:val="Normal"/>
-    <w:link w:val="Heading8Char"/>
+    <w:link w:val="8"/>
     <w:uiPriority w:val="99"/>
     <w:qFormat/>
     <w:rsid w:val="00e06d1b"/>
@@ -8970,11 +9187,11 @@
       <w:iCs/>
     </w:rPr>
   </w:style>
-  <w:style w:type="paragraph" w:styleId="9">
-    <w:name w:val="Heading 9"/>
+  <w:style w:type="paragraph" w:styleId="Heading9">
+    <w:name w:val="heading 9"/>
     <w:basedOn w:val="Normal"/>
     <w:next w:val="Normal"/>
-    <w:link w:val="Heading9Char"/>
+    <w:link w:val="9"/>
     <w:uiPriority w:val="99"/>
     <w:qFormat/>
     <w:rsid w:val="00e06d1b"/>
@@ -9000,8 +9217,8 @@
     <w:qFormat/>
     <w:rPr/>
   </w:style>
-  <w:style w:type="character" w:styleId="Heading1Char" w:customStyle="1">
-    <w:name w:val="Heading 1 Char"/>
+  <w:style w:type="character" w:styleId="1" w:customStyle="1">
+    <w:name w:val="Заголовок 1 Знак"/>
     <w:basedOn w:val="DefaultParagraphFont"/>
     <w:uiPriority w:val="99"/>
     <w:qFormat/>
@@ -9018,8 +9235,8 @@
       <w14:ligatures w14:val="none"/>
     </w:rPr>
   </w:style>
-  <w:style w:type="character" w:styleId="Heading2Char" w:customStyle="1">
-    <w:name w:val="Heading 2 Char"/>
+  <w:style w:type="character" w:styleId="2" w:customStyle="1">
+    <w:name w:val="Заголовок 2 Знак"/>
     <w:basedOn w:val="DefaultParagraphFont"/>
     <w:uiPriority w:val="99"/>
     <w:qFormat/>
@@ -9038,8 +9255,8 @@
       <w14:ligatures w14:val="none"/>
     </w:rPr>
   </w:style>
-  <w:style w:type="character" w:styleId="Heading3Char" w:customStyle="1">
-    <w:name w:val="Heading 3 Char"/>
+  <w:style w:type="character" w:styleId="3" w:customStyle="1">
+    <w:name w:val="Заголовок 3 Знак"/>
     <w:basedOn w:val="DefaultParagraphFont"/>
     <w:uiPriority w:val="99"/>
     <w:qFormat/>
@@ -9054,8 +9271,8 @@
       <w14:ligatures w14:val="none"/>
     </w:rPr>
   </w:style>
-  <w:style w:type="character" w:styleId="Heading4Char" w:customStyle="1">
-    <w:name w:val="Heading 4 Char"/>
+  <w:style w:type="character" w:styleId="4" w:customStyle="1">
+    <w:name w:val="Заголовок 4 Знак"/>
     <w:basedOn w:val="DefaultParagraphFont"/>
     <w:uiPriority w:val="99"/>
     <w:qFormat/>
@@ -9072,8 +9289,8 @@
       <w14:ligatures w14:val="none"/>
     </w:rPr>
   </w:style>
-  <w:style w:type="character" w:styleId="Heading5Char" w:customStyle="1">
-    <w:name w:val="Heading 5 Char"/>
+  <w:style w:type="character" w:styleId="5" w:customStyle="1">
+    <w:name w:val="Заголовок 5 Знак"/>
     <w:basedOn w:val="DefaultParagraphFont"/>
     <w:uiPriority w:val="99"/>
     <w:qFormat/>
@@ -9087,8 +9304,8 @@
       <w14:ligatures w14:val="none"/>
     </w:rPr>
   </w:style>
-  <w:style w:type="character" w:styleId="Heading6Char" w:customStyle="1">
-    <w:name w:val="Heading 6 Char"/>
+  <w:style w:type="character" w:styleId="6" w:customStyle="1">
+    <w:name w:val="Заголовок 6 Знак"/>
     <w:basedOn w:val="DefaultParagraphFont"/>
     <w:uiPriority w:val="99"/>
     <w:qFormat/>
@@ -9104,8 +9321,8 @@
       <w14:ligatures w14:val="none"/>
     </w:rPr>
   </w:style>
-  <w:style w:type="character" w:styleId="Heading7Char" w:customStyle="1">
-    <w:name w:val="Heading 7 Char"/>
+  <w:style w:type="character" w:styleId="7" w:customStyle="1">
+    <w:name w:val="Заголовок 7 Знак"/>
     <w:basedOn w:val="DefaultParagraphFont"/>
     <w:uiPriority w:val="99"/>
     <w:qFormat/>
@@ -9121,8 +9338,8 @@
       <w14:ligatures w14:val="none"/>
     </w:rPr>
   </w:style>
-  <w:style w:type="character" w:styleId="Heading8Char" w:customStyle="1">
-    <w:name w:val="Heading 8 Char"/>
+  <w:style w:type="character" w:styleId="8" w:customStyle="1">
+    <w:name w:val="Заголовок 8 Знак"/>
     <w:basedOn w:val="DefaultParagraphFont"/>
     <w:uiPriority w:val="99"/>
     <w:qFormat/>
@@ -9138,8 +9355,8 @@
       <w14:ligatures w14:val="none"/>
     </w:rPr>
   </w:style>
-  <w:style w:type="character" w:styleId="Heading9Char" w:customStyle="1">
-    <w:name w:val="Heading 9 Char"/>
+  <w:style w:type="character" w:styleId="9" w:customStyle="1">
+    <w:name w:val="Заголовок 9 Знак"/>
     <w:basedOn w:val="DefaultParagraphFont"/>
     <w:uiPriority w:val="99"/>
     <w:qFormat/>
@@ -9155,8 +9372,8 @@
       <w14:ligatures w14:val="none"/>
     </w:rPr>
   </w:style>
-  <w:style w:type="character" w:styleId="HeaderChar" w:customStyle="1">
-    <w:name w:val="Header Char"/>
+  <w:style w:type="character" w:styleId="Style5" w:customStyle="1">
+    <w:name w:val="Верхний колонтитул Знак"/>
     <w:basedOn w:val="DefaultParagraphFont"/>
     <w:uiPriority w:val="99"/>
     <w:qFormat/>
@@ -9170,8 +9387,8 @@
       <w14:ligatures w14:val="none"/>
     </w:rPr>
   </w:style>
-  <w:style w:type="character" w:styleId="FooterChar" w:customStyle="1">
-    <w:name w:val="Footer Char"/>
+  <w:style w:type="character" w:styleId="Style6" w:customStyle="1">
+    <w:name w:val="Нижний колонтитул Знак"/>
     <w:basedOn w:val="DefaultParagraphFont"/>
     <w:uiPriority w:val="99"/>
     <w:qFormat/>
@@ -9185,7 +9402,7 @@
       <w14:ligatures w14:val="none"/>
     </w:rPr>
   </w:style>
-  <w:style w:type="character" w:styleId="Pagenumber">
+  <w:style w:type="character" w:styleId="PageNumber">
     <w:name w:val="page number"/>
     <w:basedOn w:val="DefaultParagraphFont"/>
     <w:uiPriority w:val="99"/>
@@ -9193,17 +9410,18 @@
     <w:rsid w:val="00e06d1b"/>
     <w:rPr/>
   </w:style>
-  <w:style w:type="character" w:styleId="Style5">
-    <w:name w:val="Интернет-ссылка"/>
+  <w:style w:type="character" w:styleId="Hyperlink">
+    <w:name w:val="Hyperlink"/>
     <w:uiPriority w:val="99"/>
+    <w:qFormat/>
     <w:rsid w:val="00e06d1b"/>
     <w:rPr>
-      <w:color w:val="0000FF"/>
+      <w:color w:val="000080"/>
       <w:u w:val="single"/>
     </w:rPr>
   </w:style>
-  <w:style w:type="character" w:styleId="BodyTextChar" w:customStyle="1">
-    <w:name w:val="Body Text Char"/>
+  <w:style w:type="character" w:styleId="Style7" w:customStyle="1">
+    <w:name w:val="Основной текст Знак"/>
     <w:basedOn w:val="DefaultParagraphFont"/>
     <w:uiPriority w:val="99"/>
     <w:qFormat/>
@@ -9217,8 +9435,8 @@
       <w14:ligatures w14:val="none"/>
     </w:rPr>
   </w:style>
-  <w:style w:type="character" w:styleId="Style6">
-    <w:name w:val="Выделение"/>
+  <w:style w:type="character" w:styleId="Emphasis">
+    <w:name w:val="Emphasis"/>
     <w:qFormat/>
     <w:rsid w:val="00e06d1b"/>
     <w:rPr>
@@ -9226,8 +9444,8 @@
       <w:iCs/>
     </w:rPr>
   </w:style>
-  <w:style w:type="character" w:styleId="ListParagraphChar" w:customStyle="1">
-    <w:name w:val="List Paragraph Char"/>
+  <w:style w:type="character" w:styleId="Style8" w:customStyle="1">
+    <w:name w:val="Абзац списка Знак"/>
     <w:link w:val="ListParagraph"/>
     <w:uiPriority w:val="34"/>
     <w:qFormat/>
@@ -9242,19 +9460,20 @@
       <w14:ligatures w14:val="none"/>
     </w:rPr>
   </w:style>
-  <w:style w:type="character" w:styleId="Style7">
-    <w:name w:val="Посещённая гиперссылка"/>
+  <w:style w:type="character" w:styleId="FollowedHyperlink">
+    <w:name w:val="FollowedHyperlink"/>
     <w:basedOn w:val="DefaultParagraphFont"/>
     <w:uiPriority w:val="99"/>
     <w:semiHidden/>
     <w:unhideWhenUsed/>
+    <w:qFormat/>
     <w:rsid w:val="00966c18"/>
     <w:rPr>
-      <w:color w:val="954F72" w:themeColor="followedHyperlink"/>
+      <w:color w:themeColor="followedHyperlink" w:val="954F72"/>
       <w:u w:val="single"/>
     </w:rPr>
   </w:style>
-  <w:style w:type="character" w:styleId="UnresolvedMention">
+  <w:style w:type="character" w:styleId="UnresolvedMention" w:customStyle="1">
     <w:name w:val="Unresolved Mention"/>
     <w:basedOn w:val="DefaultParagraphFont"/>
     <w:uiPriority w:val="99"/>
@@ -9267,14 +9486,14 @@
       <w:shd w:fill="E1DFDD" w:val="clear"/>
     </w:rPr>
   </w:style>
-  <w:style w:type="character" w:styleId="Uiprovider" w:customStyle="1">
+  <w:style w:type="character" w:styleId="ui-provider" w:customStyle="1">
     <w:name w:val="ui-provider"/>
     <w:basedOn w:val="DefaultParagraphFont"/>
     <w:qFormat/>
     <w:rsid w:val="00343a0e"/>
     <w:rPr/>
   </w:style>
-  <w:style w:type="character" w:styleId="Annotationreference">
+  <w:style w:type="character" w:styleId="CommentReference">
     <w:name w:val="annotation reference"/>
     <w:uiPriority w:val="99"/>
     <w:semiHidden/>
@@ -9286,15 +9505,20 @@
       <w:szCs w:val="16"/>
     </w:rPr>
   </w:style>
-  <w:style w:type="character" w:styleId="Style8">
+  <w:style w:type="character" w:styleId="Style9" w:customStyle="1">
     <w:name w:val="Ссылка указателя"/>
     <w:qFormat/>
     <w:rPr/>
   </w:style>
-  <w:style w:type="paragraph" w:styleId="Style9">
+  <w:style w:type="character" w:styleId="user" w:customStyle="1">
+    <w:name w:val="Ссылка указателя (user)"/>
+    <w:qFormat/>
+    <w:rPr/>
+  </w:style>
+  <w:style w:type="paragraph" w:styleId="Style10">
     <w:name w:val="Заголовок"/>
     <w:basedOn w:val="Normal"/>
-    <w:next w:val="Style10"/>
+    <w:next w:val="BodyText"/>
     <w:qFormat/>
     <w:pPr>
       <w:keepNext w:val="true"/>
@@ -9306,10 +9530,10 @@
       <w:szCs w:val="28"/>
     </w:rPr>
   </w:style>
-  <w:style w:type="paragraph" w:styleId="Style10">
+  <w:style w:type="paragraph" w:styleId="BodyText">
     <w:name w:val="Body Text"/>
     <w:basedOn w:val="Normal"/>
-    <w:link w:val="BodyTextChar"/>
+    <w:link w:val="Style7"/>
     <w:uiPriority w:val="99"/>
     <w:rsid w:val="00e06d1b"/>
     <w:pPr>
@@ -9319,31 +9543,34 @@
       <w:rFonts w:cs="Times New Roman"/>
     </w:rPr>
   </w:style>
-  <w:style w:type="paragraph" w:styleId="Style11">
+  <w:style w:type="paragraph" w:styleId="List">
     <w:name w:val="List"/>
-    <w:basedOn w:val="Style10"/>
+    <w:basedOn w:val="BodyText"/>
     <w:pPr/>
     <w:rPr>
       <w:rFonts w:cs="Lohit Devanagari"/>
     </w:rPr>
   </w:style>
-  <w:style w:type="paragraph" w:styleId="Style12">
-    <w:name w:val="Caption"/>
+  <w:style w:type="paragraph" w:styleId="Caption">
+    <w:name w:val="caption"/>
     <w:basedOn w:val="Normal"/>
+    <w:next w:val="Normal"/>
+    <w:uiPriority w:val="35"/>
+    <w:unhideWhenUsed/>
     <w:qFormat/>
+    <w:rsid w:val="00fb1cf6"/>
     <w:pPr>
-      <w:suppressLineNumbers/>
-      <w:spacing w:before="120" w:after="120"/>
+      <w:spacing w:before="0" w:after="200"/>
     </w:pPr>
     <w:rPr>
-      <w:rFonts w:cs="Lohit Devanagari"/>
       <w:i/>
       <w:iCs/>
-      <w:sz w:val="24"/>
-      <w:szCs w:val="24"/>
+      <w:color w:themeColor="text2" w:val="44546A"/>
+      <w:sz w:val="18"/>
+      <w:szCs w:val="18"/>
     </w:rPr>
   </w:style>
-  <w:style w:type="paragraph" w:styleId="Style13">
+  <w:style w:type="paragraph" w:styleId="Style11">
     <w:name w:val="Указатель"/>
     <w:basedOn w:val="Normal"/>
     <w:qFormat/>
@@ -9354,17 +9581,83 @@
       <w:rFonts w:cs="Lohit Devanagari"/>
     </w:rPr>
   </w:style>
-  <w:style w:type="paragraph" w:styleId="Style14">
+  <w:style w:type="paragraph" w:styleId="user1" w:customStyle="1">
+    <w:name w:val="Заголовок (user)"/>
+    <w:basedOn w:val="Normal"/>
+    <w:next w:val="BodyText"/>
+    <w:qFormat/>
+    <w:pPr>
+      <w:keepNext w:val="true"/>
+      <w:spacing w:before="240" w:after="120"/>
+    </w:pPr>
+    <w:rPr>
+      <w:rFonts w:ascii="Liberation Sans" w:hAnsi="Liberation Sans" w:eastAsia="Noto Sans CJK SC" w:cs="Lohit Devanagari"/>
+      <w:sz w:val="28"/>
+      <w:szCs w:val="28"/>
+    </w:rPr>
+  </w:style>
+  <w:style w:type="paragraph" w:styleId="user2" w:customStyle="1">
+    <w:name w:val="Указатель (user)"/>
+    <w:basedOn w:val="Normal"/>
+    <w:qFormat/>
+    <w:pPr>
+      <w:suppressLineNumbers/>
+    </w:pPr>
+    <w:rPr>
+      <w:rFonts w:cs="Lohit Devanagari"/>
+    </w:rPr>
+  </w:style>
+  <w:style w:type="paragraph" w:styleId="Title">
+    <w:name w:val="Title"/>
+    <w:basedOn w:val="Normal"/>
+    <w:next w:val="BodyText"/>
+    <w:qFormat/>
+    <w:pPr>
+      <w:keepNext w:val="true"/>
+      <w:spacing w:before="240" w:after="120"/>
+    </w:pPr>
+    <w:rPr>
+      <w:rFonts w:ascii="Liberation Sans" w:hAnsi="Liberation Sans" w:eastAsia="Noto Sans CJK SC" w:cs="Lohit Devanagari"/>
+      <w:sz w:val="28"/>
+      <w:szCs w:val="28"/>
+    </w:rPr>
+  </w:style>
+  <w:style w:type="paragraph" w:styleId="IndexHeading">
+    <w:name w:val="index heading"/>
+    <w:basedOn w:val="Normal"/>
+    <w:qFormat/>
+    <w:pPr>
+      <w:suppressLineNumbers/>
+    </w:pPr>
+    <w:rPr>
+      <w:rFonts w:cs="Lohit Devanagari"/>
+    </w:rPr>
+  </w:style>
+  <w:style w:type="paragraph" w:styleId="Style12" w:customStyle="1">
     <w:name w:val="Колонтитул"/>
     <w:basedOn w:val="Normal"/>
     <w:qFormat/>
     <w:pPr/>
     <w:rPr/>
   </w:style>
-  <w:style w:type="paragraph" w:styleId="Style15">
-    <w:name w:val="Header"/>
+  <w:style w:type="paragraph" w:styleId="user3" w:customStyle="1">
+    <w:name w:val="Колонтитулы (user)"/>
     <w:basedOn w:val="Normal"/>
-    <w:link w:val="HeaderChar"/>
+    <w:qFormat/>
+    <w:pPr/>
+    <w:rPr/>
+  </w:style>
+  <w:style w:type="paragraph" w:styleId="Style13" w:customStyle="1">
+    <w:name w:val="Колонтитулы"/>
+    <w:basedOn w:val="Normal"/>
+    <w:qFormat/>
+    <w:pPr/>
+    <w:rPr/>
+  </w:style>
+  <w:style w:type="paragraph" w:styleId="Header">
+    <w:name w:val="header"/>
+    <w:basedOn w:val="Normal"/>
+    <w:link w:val="Style5"/>
     <w:uiPriority w:val="99"/>
     <w:rsid w:val="00e06d1b"/>
     <w:pPr>
@@ -9378,10 +9671,10 @@
       <w:rFonts w:cs="Times New Roman"/>
     </w:rPr>
   </w:style>
-  <w:style w:type="paragraph" w:styleId="Style16">
-    <w:name w:val="Footer"/>
+  <w:style w:type="paragraph" w:styleId="Footer">
+    <w:name w:val="footer"/>
     <w:basedOn w:val="Normal"/>
-    <w:link w:val="FooterChar"/>
+    <w:link w:val="Style6"/>
     <w:uiPriority w:val="99"/>
     <w:rsid w:val="00e06d1b"/>
     <w:pPr>
@@ -9395,8 +9688,8 @@
       <w:rFonts w:cs="Times New Roman"/>
     </w:rPr>
   </w:style>
-  <w:style w:type="paragraph" w:styleId="11">
-    <w:name w:val="TOC 1"/>
+  <w:style w:type="paragraph" w:styleId="TOC1">
+    <w:name w:val="toc 1"/>
     <w:basedOn w:val="Normal"/>
     <w:next w:val="Normal"/>
     <w:uiPriority w:val="39"/>
@@ -9413,14 +9706,14 @@
       <w:szCs w:val="20"/>
     </w:rPr>
   </w:style>
-  <w:style w:type="paragraph" w:styleId="21">
-    <w:name w:val="TOC 2"/>
+  <w:style w:type="paragraph" w:styleId="TOC2">
+    <w:name w:val="toc 2"/>
     <w:basedOn w:val="Normal"/>
     <w:next w:val="Normal"/>
     <w:uiPriority w:val="39"/>
     <w:rsid w:val="00e06d1b"/>
     <w:pPr>
-      <w:ind w:left="240" w:hanging="0"/>
+      <w:ind w:start="240"/>
     </w:pPr>
     <w:rPr>
       <w:rFonts w:ascii="Times New Roman" w:hAnsi="Times New Roman" w:cs="Times New Roman"/>
@@ -9429,14 +9722,14 @@
       <w:szCs w:val="20"/>
     </w:rPr>
   </w:style>
-  <w:style w:type="paragraph" w:styleId="31">
-    <w:name w:val="TOC 3"/>
+  <w:style w:type="paragraph" w:styleId="TOC3">
+    <w:name w:val="toc 3"/>
     <w:basedOn w:val="Normal"/>
     <w:next w:val="Normal"/>
     <w:uiPriority w:val="39"/>
     <w:rsid w:val="00e06d1b"/>
     <w:pPr>
-      <w:ind w:left="480" w:hanging="0"/>
+      <w:ind w:start="480"/>
     </w:pPr>
     <w:rPr>
       <w:rFonts w:ascii="Times New Roman" w:hAnsi="Times New Roman" w:cs="Times New Roman"/>
@@ -9449,38 +9742,19 @@
   <w:style w:type="paragraph" w:styleId="ListParagraph">
     <w:name w:val="List Paragraph"/>
     <w:basedOn w:val="Normal"/>
-    <w:link w:val="ListParagraphChar"/>
+    <w:link w:val="Style8"/>
     <w:uiPriority w:val="34"/>
     <w:qFormat/>
     <w:rsid w:val="00e06d1b"/>
     <w:pPr>
       <w:spacing w:before="0" w:after="0"/>
-      <w:ind w:left="720" w:hanging="0"/>
+      <w:ind w:start="720"/>
       <w:contextualSpacing/>
     </w:pPr>
     <w:rPr/>
   </w:style>
-  <w:style w:type="paragraph" w:styleId="Caption">
-    <w:name w:val="caption"/>
-    <w:basedOn w:val="Normal"/>
-    <w:next w:val="Normal"/>
-    <w:uiPriority w:val="35"/>
-    <w:unhideWhenUsed/>
-    <w:qFormat/>
-    <w:rsid w:val="00fb1cf6"/>
-    <w:pPr>
-      <w:spacing w:before="0" w:after="200"/>
-    </w:pPr>
-    <w:rPr>
-      <w:i/>
-      <w:iCs/>
-      <w:color w:val="44546A" w:themeColor="text2"/>
-      <w:sz w:val="18"/>
-      <w:szCs w:val="18"/>
-    </w:rPr>
-  </w:style>
-  <w:style w:type="paragraph" w:styleId="71">
-    <w:name w:val="TOC 7"/>
+  <w:style w:type="paragraph" w:styleId="TOC7">
+    <w:name w:val="toc 7"/>
     <w:basedOn w:val="Normal"/>
     <w:next w:val="Normal"/>
     <w:autoRedefine/>
@@ -9490,25 +9764,62 @@
     <w:rsid w:val="00b176f2"/>
     <w:pPr>
       <w:spacing w:before="0" w:after="100"/>
-      <w:ind w:left="1440" w:hanging="0"/>
+      <w:ind w:start="1440"/>
     </w:pPr>
     <w:rPr/>
   </w:style>
-  <w:style w:type="paragraph" w:styleId="Style17">
+  <w:style w:type="paragraph" w:styleId="Style14" w:customStyle="1">
     <w:name w:val="Содержимое врезки"/>
     <w:basedOn w:val="Normal"/>
     <w:qFormat/>
     <w:pPr/>
     <w:rPr/>
   </w:style>
-  <w:style w:type="numbering" w:styleId="NoList" w:default="1">
-    <w:name w:val="No List"/>
+  <w:style w:type="paragraph" w:styleId="user4" w:customStyle="1">
+    <w:name w:val="Содержимое врезки (user)"/>
+    <w:basedOn w:val="Normal"/>
+    <w:qFormat/>
+    <w:pPr/>
+    <w:rPr/>
+  </w:style>
+  <w:style w:type="paragraph" w:styleId="TOC4">
+    <w:name w:val="toc 4"/>
+    <w:basedOn w:val="user2"/>
+    <w:pPr/>
+    <w:rPr/>
+  </w:style>
+  <w:style w:type="paragraph" w:styleId="TOC5">
+    <w:name w:val="toc 5"/>
+    <w:basedOn w:val="user2"/>
+    <w:pPr/>
+    <w:rPr/>
+  </w:style>
+  <w:style w:type="paragraph" w:styleId="TOC6">
+    <w:name w:val="toc 6"/>
+    <w:basedOn w:val="user2"/>
+    <w:pPr/>
+    <w:rPr/>
+  </w:style>
+  <w:style w:type="paragraph" w:styleId="TOC8">
+    <w:name w:val="toc 8"/>
+    <w:basedOn w:val="user2"/>
+    <w:pPr/>
+    <w:rPr/>
+  </w:style>
+  <w:style w:type="paragraph" w:styleId="TOC9">
+    <w:name w:val="toc 9"/>
+    <w:basedOn w:val="user2"/>
+    <w:pPr/>
+    <w:rPr/>
+  </w:style>
+  <w:style w:type="numbering" w:styleId="user5" w:customStyle="1">
+    <w:name w:val="Без списка (user)"/>
     <w:uiPriority w:val="99"/>
     <w:semiHidden/>
     <w:unhideWhenUsed/>
     <w:qFormat/>
   </w:style>
-  <w:style w:type="table" w:default="1" w:styleId="TableNormal">
+  <w:style w:type="table" w:default="1" w:styleId="a1">
     <w:name w:val="Normal Table"/>
     <w:uiPriority w:val="99"/>
     <w:semiHidden/>
@@ -9522,14 +9833,11 @@
       </w:tblCellMar>
     </w:tblPr>
   </w:style>
-  <w:style w:type="table" w:styleId="TableGrid">
+  <w:style w:type="table" w:styleId="af8">
     <w:name w:val="Table Grid"/>
-    <w:basedOn w:val="TableNormal"/>
+    <w:basedOn w:val="a1"/>
     <w:uiPriority w:val="39"/>
     <w:rsid w:val="00da3898"/>
-    <w:pPr>
-      <w:spacing w:after="0" w:line="240" w:lineRule="auto"/>
-    </w:pPr>
     <w:tblPr>
       <w:tblBorders>
         <w:top w:val="single" w:color="auto" w:sz="4" w:space="0"/>
@@ -9545,14 +9853,14 @@
 </file>
 
 <file path=word/theme/theme1.xml><?xml version="1.0" encoding="utf-8"?>
-<a:theme xmlns:a="http://schemas.openxmlformats.org/drawingml/2006/main" name="Office Theme">
+<a:theme xmlns:a="http://schemas.openxmlformats.org/drawingml/2006/main" xmlns:r="http://schemas.openxmlformats.org/officeDocument/2006/relationships" name="Office Theme">
   <a:themeElements>
     <a:clrScheme name="Office">
       <a:dk1>
-        <a:sysClr val="windowText" lastClr="000000"/>
+        <a:srgbClr val="000000"/>
       </a:dk1>
       <a:lt1>
-        <a:sysClr val="window" lastClr="FFFFFF"/>
+        <a:srgbClr val="FFFFFF"/>
       </a:lt1>
       <a:dk2>
         <a:srgbClr val="44546A"/>
@@ -9587,153 +9895,55 @@
     </a:clrScheme>
     <a:fontScheme name="Office">
       <a:majorFont>
-        <a:latin typeface="Calibri Light" panose="020F0302020204030204"/>
+        <a:latin typeface="Calibri Light" panose="020F0302020204030204" pitchFamily="0" charset="1"/>
         <a:ea typeface=""/>
         <a:cs typeface=""/>
-        <a:font script="Jpan" typeface="游ゴシック Light"/>
-        <a:font script="Hang" typeface="맑은 고딕"/>
-        <a:font script="Hans" typeface="等线 Light"/>
-        <a:font script="Hant" typeface="新細明體"/>
-        <a:font script="Arab" typeface="Times New Roman"/>
-        <a:font script="Hebr" typeface="Times New Roman"/>
-        <a:font script="Thai" typeface="Angsana New"/>
-        <a:font script="Ethi" typeface="Nyala"/>
-        <a:font script="Beng" typeface="Vrinda"/>
-        <a:font script="Gujr" typeface="Shruti"/>
-        <a:font script="Khmr" typeface="MoolBoran"/>
-        <a:font script="Knda" typeface="Tunga"/>
-        <a:font script="Guru" typeface="Raavi"/>
-        <a:font script="Cans" typeface="Euphemia"/>
-        <a:font script="Cher" typeface="Plantagenet Cherokee"/>
-        <a:font script="Yiii" typeface="Microsoft Yi Baiti"/>
-        <a:font script="Tibt" typeface="Microsoft Himalaya"/>
-        <a:font script="Thaa" typeface="MV Boli"/>
-        <a:font script="Deva" typeface="Mangal"/>
-        <a:font script="Telu" typeface="Gautami"/>
-        <a:font script="Taml" typeface="Latha"/>
-        <a:font script="Syrc" typeface="Estrangelo Edessa"/>
-        <a:font script="Orya" typeface="Kalinga"/>
-        <a:font script="Mlym" typeface="Kartika"/>
-        <a:font script="Laoo" typeface="DokChampa"/>
-        <a:font script="Sinh" typeface="Iskoola Pota"/>
-        <a:font script="Mong" typeface="Mongolian Baiti"/>
-        <a:font script="Viet" typeface="Times New Roman"/>
-        <a:font script="Uigh" typeface="Microsoft Uighur"/>
-        <a:font script="Geor" typeface="Sylfaen"/>
-        <a:font script="Armn" typeface="Arial"/>
-        <a:font script="Bugi" typeface="Leelawadee UI"/>
-        <a:font script="Bopo" typeface="Microsoft JhengHei"/>
-        <a:font script="Java" typeface="Javanese Text"/>
-        <a:font script="Lisu" typeface="Segoe UI"/>
-        <a:font script="Mymr" typeface="Myanmar Text"/>
-        <a:font script="Nkoo" typeface="Ebrima"/>
-        <a:font script="Olck" typeface="Nirmala UI"/>
-        <a:font script="Osma" typeface="Ebrima"/>
-        <a:font script="Phag" typeface="Phagspa"/>
-        <a:font script="Syrn" typeface="Estrangelo Edessa"/>
-        <a:font script="Syrj" typeface="Estrangelo Edessa"/>
-        <a:font script="Syre" typeface="Estrangelo Edessa"/>
-        <a:font script="Sora" typeface="Nirmala UI"/>
-        <a:font script="Tale" typeface="Microsoft Tai Le"/>
-        <a:font script="Talu" typeface="Microsoft New Tai Lue"/>
-        <a:font script="Tfng" typeface="Ebrima"/>
       </a:majorFont>
       <a:minorFont>
-        <a:latin typeface="Calibri" panose="020F0502020204030204"/>
+        <a:latin typeface="Calibri" panose="020F0502020204030204" pitchFamily="0" charset="1"/>
         <a:ea typeface=""/>
         <a:cs typeface=""/>
-        <a:font script="Jpan" typeface="游明朝"/>
-        <a:font script="Hang" typeface="맑은 고딕"/>
-        <a:font script="Hans" typeface="等线"/>
-        <a:font script="Hant" typeface="新細明體"/>
-        <a:font script="Arab" typeface="Arial"/>
-        <a:font script="Hebr" typeface="Arial"/>
-        <a:font script="Thai" typeface="Cordia New"/>
-        <a:font script="Ethi" typeface="Nyala"/>
-        <a:font script="Beng" typeface="Vrinda"/>
-        <a:font script="Gujr" typeface="Shruti"/>
-        <a:font script="Khmr" typeface="DaunPenh"/>
-        <a:font script="Knda" typeface="Tunga"/>
-        <a:font script="Guru" typeface="Raavi"/>
-        <a:font script="Cans" typeface="Euphemia"/>
-        <a:font script="Cher" typeface="Plantagenet Cherokee"/>
-        <a:font script="Yiii" typeface="Microsoft Yi Baiti"/>
-        <a:font script="Tibt" typeface="Microsoft Himalaya"/>
-        <a:font script="Thaa" typeface="MV Boli"/>
-        <a:font script="Deva" typeface="Mangal"/>
-        <a:font script="Telu" typeface="Gautami"/>
-        <a:font script="Taml" typeface="Latha"/>
-        <a:font script="Syrc" typeface="Estrangelo Edessa"/>
-        <a:font script="Orya" typeface="Kalinga"/>
-        <a:font script="Mlym" typeface="Kartika"/>
-        <a:font script="Laoo" typeface="DokChampa"/>
-        <a:font script="Sinh" typeface="Iskoola Pota"/>
-        <a:font script="Mong" typeface="Mongolian Baiti"/>
-        <a:font script="Viet" typeface="Arial"/>
-        <a:font script="Uigh" typeface="Microsoft Uighur"/>
-        <a:font script="Geor" typeface="Sylfaen"/>
-        <a:font script="Armn" typeface="Arial"/>
-        <a:font script="Bugi" typeface="Leelawadee UI"/>
-        <a:font script="Bopo" typeface="Microsoft JhengHei"/>
-        <a:font script="Java" typeface="Javanese Text"/>
-        <a:font script="Lisu" typeface="Segoe UI"/>
-        <a:font script="Mymr" typeface="Myanmar Text"/>
-        <a:font script="Nkoo" typeface="Ebrima"/>
-        <a:font script="Olck" typeface="Nirmala UI"/>
-        <a:font script="Osma" typeface="Ebrima"/>
-        <a:font script="Phag" typeface="Phagspa"/>
-        <a:font script="Syrn" typeface="Estrangelo Edessa"/>
-        <a:font script="Syrj" typeface="Estrangelo Edessa"/>
-        <a:font script="Syre" typeface="Estrangelo Edessa"/>
-        <a:font script="Sora" typeface="Nirmala UI"/>
-        <a:font script="Tale" typeface="Microsoft Tai Le"/>
-        <a:font script="Talu" typeface="Microsoft New Tai Lue"/>
-        <a:font script="Tfng" typeface="Ebrima"/>
       </a:minorFont>
     </a:fontScheme>
-    <a:fmtScheme name="Office">
+    <a:fmtScheme>
       <a:fillStyleLst>
         <a:solidFill>
           <a:schemeClr val="phClr"/>
         </a:solidFill>
-        <a:gradFill rotWithShape="1">
+        <a:gradFill>
           <a:gsLst>
             <a:gs pos="0">
               <a:schemeClr val="phClr">
                 <a:lumMod val="110000"/>
-                <a:satMod val="105000"/>
                 <a:tint val="67000"/>
               </a:schemeClr>
             </a:gs>
             <a:gs pos="50000">
               <a:schemeClr val="phClr">
                 <a:lumMod val="105000"/>
-                <a:satMod val="103000"/>
                 <a:tint val="73000"/>
               </a:schemeClr>
             </a:gs>
             <a:gs pos="100000">
               <a:schemeClr val="phClr">
                 <a:lumMod val="105000"/>
-                <a:satMod val="109000"/>
                 <a:tint val="81000"/>
               </a:schemeClr>
             </a:gs>
           </a:gsLst>
           <a:lin ang="5400000" scaled="0"/>
+          <a:tileRect l="0" t="0" r="0" b="0"/>
         </a:gradFill>
-        <a:gradFill rotWithShape="1">
+        <a:gradFill>
           <a:gsLst>
             <a:gs pos="0">
               <a:schemeClr val="phClr">
-                <a:satMod val="103000"/>
                 <a:lumMod val="102000"/>
                 <a:tint val="94000"/>
               </a:schemeClr>
             </a:gs>
             <a:gs pos="50000">
               <a:schemeClr val="phClr">
-                <a:satMod val="110000"/>
                 <a:lumMod val="100000"/>
                 <a:shade val="100000"/>
               </a:schemeClr>
@@ -9741,33 +9951,24 @@
             <a:gs pos="100000">
               <a:schemeClr val="phClr">
                 <a:lumMod val="99000"/>
-                <a:satMod val="120000"/>
                 <a:shade val="78000"/>
               </a:schemeClr>
             </a:gs>
           </a:gsLst>
           <a:lin ang="5400000" scaled="0"/>
+          <a:tileRect l="0" t="0" r="0" b="0"/>
         </a:gradFill>
       </a:fillStyleLst>
       <a:lnStyleLst>
         <a:ln w="6350" cap="flat" cmpd="sng" algn="ctr">
-          <a:solidFill>
-            <a:schemeClr val="phClr"/>
-          </a:solidFill>
           <a:prstDash val="solid"/>
           <a:miter lim="800000"/>
         </a:ln>
         <a:ln w="12700" cap="flat" cmpd="sng" algn="ctr">
-          <a:solidFill>
-            <a:schemeClr val="phClr"/>
-          </a:solidFill>
           <a:prstDash val="solid"/>
           <a:miter lim="800000"/>
         </a:ln>
         <a:ln w="19050" cap="flat" cmpd="sng" algn="ctr">
-          <a:solidFill>
-            <a:schemeClr val="phClr"/>
-          </a:solidFill>
           <a:prstDash val="solid"/>
           <a:miter lim="800000"/>
         </a:ln>
@@ -9780,13 +9981,7 @@
           <a:effectLst/>
         </a:effectStyle>
         <a:effectStyle>
-          <a:effectLst>
-            <a:outerShdw blurRad="57150" dist="19050" dir="5400000" algn="ctr" rotWithShape="0">
-              <a:srgbClr val="000000">
-                <a:alpha val="63000"/>
-              </a:srgbClr>
-            </a:outerShdw>
-          </a:effectLst>
+          <a:effectLst/>
         </a:effectStyle>
       </a:effectStyleLst>
       <a:bgFillStyleLst>
@@ -9796,15 +9991,13 @@
         <a:solidFill>
           <a:schemeClr val="phClr">
             <a:tint val="95000"/>
-            <a:satMod val="170000"/>
           </a:schemeClr>
         </a:solidFill>
-        <a:gradFill rotWithShape="1">
+        <a:gradFill>
           <a:gsLst>
             <a:gs pos="0">
               <a:schemeClr val="phClr">
                 <a:tint val="93000"/>
-                <a:satMod val="150000"/>
                 <a:shade val="98000"/>
                 <a:lumMod val="102000"/>
               </a:schemeClr>
@@ -9812,7 +10005,6 @@
             <a:gs pos="50000">
               <a:schemeClr val="phClr">
                 <a:tint val="98000"/>
-                <a:satMod val="130000"/>
                 <a:shade val="90000"/>
                 <a:lumMod val="103000"/>
               </a:schemeClr>
@@ -9820,21 +10012,14 @@
             <a:gs pos="100000">
               <a:schemeClr val="phClr">
                 <a:shade val="63000"/>
-                <a:satMod val="120000"/>
               </a:schemeClr>
             </a:gs>
           </a:gsLst>
           <a:lin ang="5400000" scaled="0"/>
+          <a:tileRect l="0" t="0" r="0" b="0"/>
         </a:gradFill>
       </a:bgFillStyleLst>
     </a:fmtScheme>
   </a:themeElements>
-  <a:objectDefaults/>
-  <a:extraClrSchemeLst/>
-  <a:extLst>
-    <a:ext uri="{05A4C25C-085E-4340-85A3-A5531E510DB2}">
-      <thm15:themeFamily xmlns:thm15="http://schemas.microsoft.com/office/thememl/2012/main" name="Office Theme" id="{62F939B6-93AF-4DB8-9C6B-D6C7DFDC589F}" vid="{4A3C46E8-61CC-4603-A589-7422A47A8E4A}"/>
-    </a:ext>
-  </a:extLst>
 </a:theme>
 </file>
--- a/template/ddp_template.docx
+++ b/template/ddp_template.docx
@@ -1175,7 +1175,7 @@
       </w:tr>
       <w:tr>
         <w:trPr>
-          <w:trHeight w:val="243" w:hRule="atLeast"/>
+          <w:trHeight w:val="397" w:hRule="atLeast"/>
         </w:trPr>
         <w:tc>
           <w:tcPr>
@@ -1199,7 +1199,7 @@
                 <w:bCs/>
               </w:rPr>
             </w:pPr>
-            <w:bookmarkStart w:id="3" w:name="_Hlk17264115111"/>
+            <w:bookmarkStart w:id="3" w:name="_Hlk17264115112"/>
             <w:r>
               <w:rPr>
                 <w:b/>
@@ -1245,7 +1245,7 @@
                 <w:sz w:val="16"/>
                 <w:szCs w:val="16"/>
               </w:rPr>
-              <w:t>0.1</w:t>
+              <w:t>${ddpVersion}</w:t>
             </w:r>
           </w:p>
         </w:tc>
@@ -1265,23 +1265,20 @@
               <w:pStyle w:val="Normal"/>
               <w:widowControl w:val="false"/>
               <w:spacing w:before="120" w:after="120"/>
-              <w:ind w:start="57" w:end="57"/>
+              <w:ind w:end="-7"/>
               <w:jc w:val="center"/>
+              <w:rPr>
+                <w:szCs w:val="20"/>
+              </w:rPr>
+            </w:pPr>
+            <w:r>
               <w:rPr>
                 <w:b/>
                 <w:bCs/>
                 <w:sz w:val="16"/>
-                <w:szCs w:val="16"/>
-              </w:rPr>
-            </w:pPr>
-            <w:r>
-              <w:rPr>
-                <w:b/>
-                <w:bCs/>
-                <w:sz w:val="16"/>
-                <w:szCs w:val="16"/>
-              </w:rPr>
-              <w:t>Aitreyi Patel</w:t>
+                <w:szCs w:val="20"/>
+              </w:rPr>
+              <w:t>${ddpSpecialist}</w:t>
             </w:r>
           </w:p>
         </w:tc>
@@ -1317,938 +1314,7 @@
                 <w:sz w:val="16"/>
                 <w:szCs w:val="16"/>
               </w:rPr>
-              <w:t>Initial Document</w:t>
-            </w:r>
-          </w:p>
-        </w:tc>
-      </w:tr>
-      <w:tr>
-        <w:trPr>
-          <w:trHeight w:val="397" w:hRule="atLeast"/>
-        </w:trPr>
-        <w:tc>
-          <w:tcPr>
-            <w:tcW w:w="1910" w:type="dxa"/>
-            <w:tcBorders>
-              <w:top w:val="single" w:sz="4" w:space="0" w:color="000000"/>
-              <w:start w:val="single" w:sz="4" w:space="0" w:color="000000"/>
-              <w:bottom w:val="single" w:sz="4" w:space="0" w:color="000000"/>
-              <w:end w:val="single" w:sz="4" w:space="0" w:color="000000"/>
-            </w:tcBorders>
-            <w:vAlign w:val="center"/>
-          </w:tcPr>
-          <w:p>
-            <w:pPr>
-              <w:pStyle w:val="Normal"/>
-              <w:widowControl w:val="false"/>
-              <w:spacing w:before="120" w:after="120"/>
-              <w:ind w:start="57" w:end="57"/>
-              <w:jc w:val="end"/>
-              <w:rPr>
-                <w:bCs/>
-              </w:rPr>
-            </w:pPr>
-            <w:bookmarkStart w:id="4" w:name="_Hlk17264115112"/>
-            <w:r>
-              <w:rPr>
-                <w:b/>
-                <w:bCs/>
-                <w:sz w:val="16"/>
-                <w:szCs w:val="16"/>
-                <w:lang w:eastAsia="en-CA"/>
-              </w:rPr>
-              <w:t>${ddpRevisionDate}</w:t>
-            </w:r>
-            <w:bookmarkEnd w:id="4"/>
-          </w:p>
-        </w:tc>
-        <w:tc>
-          <w:tcPr>
-            <w:tcW w:w="1419" w:type="dxa"/>
-            <w:tcBorders>
-              <w:top w:val="single" w:sz="4" w:space="0" w:color="000000"/>
-              <w:start w:val="single" w:sz="4" w:space="0" w:color="000000"/>
-              <w:bottom w:val="single" w:sz="4" w:space="0" w:color="000000"/>
-              <w:end w:val="single" w:sz="4" w:space="0" w:color="000000"/>
-            </w:tcBorders>
-            <w:vAlign w:val="center"/>
-          </w:tcPr>
-          <w:p>
-            <w:pPr>
-              <w:pStyle w:val="Normal"/>
-              <w:widowControl w:val="false"/>
-              <w:spacing w:before="120" w:after="120"/>
-              <w:ind w:start="57" w:end="57"/>
-              <w:jc w:val="center"/>
-              <w:rPr>
-                <w:b/>
-                <w:bCs/>
-                <w:sz w:val="16"/>
-                <w:szCs w:val="16"/>
-              </w:rPr>
-            </w:pPr>
-            <w:r>
-              <w:rPr>
-                <w:b/>
-                <w:bCs/>
-                <w:sz w:val="16"/>
-                <w:szCs w:val="16"/>
-              </w:rPr>
-              <w:t>${ddpVersion}</w:t>
-            </w:r>
-          </w:p>
-        </w:tc>
-        <w:tc>
-          <w:tcPr>
-            <w:tcW w:w="1700" w:type="dxa"/>
-            <w:tcBorders>
-              <w:top w:val="single" w:sz="4" w:space="0" w:color="000000"/>
-              <w:start w:val="single" w:sz="4" w:space="0" w:color="000000"/>
-              <w:bottom w:val="single" w:sz="4" w:space="0" w:color="000000"/>
-              <w:end w:val="single" w:sz="4" w:space="0" w:color="000000"/>
-            </w:tcBorders>
-            <w:vAlign w:val="center"/>
-          </w:tcPr>
-          <w:p>
-            <w:pPr>
-              <w:pStyle w:val="Normal"/>
-              <w:widowControl w:val="false"/>
-              <w:spacing w:before="120" w:after="120"/>
-              <w:ind w:end="-7"/>
-              <w:jc w:val="center"/>
-              <w:rPr>
-                <w:szCs w:val="20"/>
-              </w:rPr>
-            </w:pPr>
-            <w:r>
-              <w:rPr>
-                <w:b/>
-                <w:bCs/>
-                <w:sz w:val="16"/>
-                <w:szCs w:val="20"/>
-              </w:rPr>
-              <w:t>${ddpSpecialist}</w:t>
-            </w:r>
-          </w:p>
-        </w:tc>
-        <w:tc>
-          <w:tcPr>
-            <w:tcW w:w="4185" w:type="dxa"/>
-            <w:tcBorders>
-              <w:top w:val="single" w:sz="4" w:space="0" w:color="000000"/>
-              <w:start w:val="single" w:sz="4" w:space="0" w:color="000000"/>
-              <w:bottom w:val="single" w:sz="4" w:space="0" w:color="000000"/>
-              <w:end w:val="single" w:sz="4" w:space="0" w:color="000000"/>
-            </w:tcBorders>
-            <w:vAlign w:val="center"/>
-          </w:tcPr>
-          <w:p>
-            <w:pPr>
-              <w:pStyle w:val="Normal"/>
-              <w:widowControl w:val="false"/>
-              <w:spacing w:before="120" w:after="120"/>
-              <w:ind w:start="57" w:end="57"/>
-              <w:jc w:val="center"/>
-              <w:rPr>
-                <w:b/>
-                <w:bCs/>
-                <w:sz w:val="16"/>
-                <w:szCs w:val="16"/>
-              </w:rPr>
-            </w:pPr>
-            <w:r>
-              <w:rPr>
-                <w:b/>
-                <w:bCs/>
-                <w:sz w:val="16"/>
-                <w:szCs w:val="16"/>
-              </w:rPr>
-              <w:t>Released as per EDS ver 1.0 June 20, 2025</w:t>
-            </w:r>
-          </w:p>
-        </w:tc>
-      </w:tr>
-      <w:tr>
-        <w:trPr>
-          <w:trHeight w:val="397" w:hRule="atLeast"/>
-        </w:trPr>
-        <w:tc>
-          <w:tcPr>
-            <w:tcW w:w="1910" w:type="dxa"/>
-            <w:tcBorders>
-              <w:top w:val="single" w:sz="4" w:space="0" w:color="000000"/>
-              <w:start w:val="single" w:sz="4" w:space="0" w:color="000000"/>
-              <w:bottom w:val="single" w:sz="4" w:space="0" w:color="000000"/>
-              <w:end w:val="single" w:sz="4" w:space="0" w:color="000000"/>
-            </w:tcBorders>
-            <w:vAlign w:val="center"/>
-          </w:tcPr>
-          <w:p>
-            <w:pPr>
-              <w:pStyle w:val="Normal"/>
-              <w:widowControl w:val="false"/>
-              <w:spacing w:before="120" w:after="120"/>
-              <w:ind w:start="57" w:end="57"/>
-              <w:jc w:val="center"/>
-              <w:rPr>
-                <w:b/>
-                <w:bCs/>
-                <w:sz w:val="16"/>
-                <w:szCs w:val="16"/>
-                <w:highlight w:val="yellow"/>
-              </w:rPr>
-            </w:pPr>
-            <w:r>
-              <w:rPr>
-                <w:b/>
-                <w:bCs/>
-                <w:sz w:val="16"/>
-                <w:szCs w:val="16"/>
-                <w:highlight w:val="yellow"/>
-              </w:rPr>
-              <w:t>XXX</w:t>
-            </w:r>
-          </w:p>
-        </w:tc>
-        <w:tc>
-          <w:tcPr>
-            <w:tcW w:w="1419" w:type="dxa"/>
-            <w:tcBorders>
-              <w:top w:val="single" w:sz="4" w:space="0" w:color="000000"/>
-              <w:start w:val="single" w:sz="4" w:space="0" w:color="000000"/>
-              <w:bottom w:val="single" w:sz="4" w:space="0" w:color="000000"/>
-              <w:end w:val="single" w:sz="4" w:space="0" w:color="000000"/>
-            </w:tcBorders>
-            <w:vAlign w:val="center"/>
-          </w:tcPr>
-          <w:p>
-            <w:pPr>
-              <w:pStyle w:val="Normal"/>
-              <w:widowControl w:val="false"/>
-              <w:spacing w:before="120" w:after="120"/>
-              <w:ind w:start="57" w:end="57"/>
-              <w:jc w:val="center"/>
-              <w:rPr>
-                <w:b/>
-                <w:bCs/>
-                <w:sz w:val="16"/>
-                <w:szCs w:val="16"/>
-                <w:highlight w:val="yellow"/>
-              </w:rPr>
-            </w:pPr>
-            <w:r>
-              <w:rPr>
-                <w:b/>
-                <w:bCs/>
-                <w:sz w:val="16"/>
-                <w:szCs w:val="16"/>
-                <w:highlight w:val="yellow"/>
-              </w:rPr>
-              <w:t>1.1</w:t>
-            </w:r>
-          </w:p>
-        </w:tc>
-        <w:tc>
-          <w:tcPr>
-            <w:tcW w:w="1700" w:type="dxa"/>
-            <w:tcBorders>
-              <w:top w:val="single" w:sz="4" w:space="0" w:color="000000"/>
-              <w:start w:val="single" w:sz="4" w:space="0" w:color="000000"/>
-              <w:bottom w:val="single" w:sz="4" w:space="0" w:color="000000"/>
-              <w:end w:val="single" w:sz="4" w:space="0" w:color="000000"/>
-            </w:tcBorders>
-            <w:vAlign w:val="center"/>
-          </w:tcPr>
-          <w:p>
-            <w:pPr>
-              <w:pStyle w:val="Normal"/>
-              <w:widowControl w:val="false"/>
-              <w:spacing w:before="120" w:after="120"/>
-              <w:ind w:start="57" w:end="57"/>
-              <w:jc w:val="center"/>
-              <w:rPr>
-                <w:b/>
-                <w:bCs/>
-                <w:sz w:val="16"/>
-                <w:szCs w:val="16"/>
-                <w:highlight w:val="yellow"/>
-              </w:rPr>
-            </w:pPr>
-            <w:r>
-              <w:rPr>
-                <w:b/>
-                <w:bCs/>
-                <w:sz w:val="16"/>
-                <w:szCs w:val="16"/>
-                <w:highlight w:val="yellow"/>
-              </w:rPr>
-              <w:t>XXX</w:t>
-            </w:r>
-          </w:p>
-        </w:tc>
-        <w:tc>
-          <w:tcPr>
-            <w:tcW w:w="4185" w:type="dxa"/>
-            <w:tcBorders>
-              <w:top w:val="single" w:sz="4" w:space="0" w:color="000000"/>
-              <w:start w:val="single" w:sz="4" w:space="0" w:color="000000"/>
-              <w:bottom w:val="single" w:sz="4" w:space="0" w:color="000000"/>
-              <w:end w:val="single" w:sz="4" w:space="0" w:color="000000"/>
-            </w:tcBorders>
-            <w:vAlign w:val="center"/>
-          </w:tcPr>
-          <w:p>
-            <w:pPr>
-              <w:pStyle w:val="Normal"/>
-              <w:widowControl w:val="false"/>
-              <w:spacing w:before="120" w:after="120"/>
-              <w:ind w:start="57" w:end="57"/>
-              <w:jc w:val="center"/>
-              <w:rPr>
-                <w:b/>
-                <w:bCs/>
-                <w:sz w:val="16"/>
-                <w:szCs w:val="16"/>
-                <w:highlight w:val="yellow"/>
-              </w:rPr>
-            </w:pPr>
-            <w:r>
-              <w:rPr>
-                <w:b/>
-                <w:bCs/>
-                <w:sz w:val="16"/>
-                <w:szCs w:val="16"/>
-                <w:highlight w:val="yellow"/>
-              </w:rPr>
-              <w:t>XXX</w:t>
-            </w:r>
-          </w:p>
-        </w:tc>
-      </w:tr>
-      <w:tr>
-        <w:trPr>
-          <w:trHeight w:val="397" w:hRule="atLeast"/>
-        </w:trPr>
-        <w:tc>
-          <w:tcPr>
-            <w:tcW w:w="1910" w:type="dxa"/>
-            <w:tcBorders>
-              <w:top w:val="single" w:sz="4" w:space="0" w:color="000000"/>
-              <w:start w:val="single" w:sz="4" w:space="0" w:color="000000"/>
-              <w:bottom w:val="single" w:sz="4" w:space="0" w:color="000000"/>
-              <w:end w:val="single" w:sz="4" w:space="0" w:color="000000"/>
-            </w:tcBorders>
-            <w:vAlign w:val="center"/>
-          </w:tcPr>
-          <w:p>
-            <w:pPr>
-              <w:pStyle w:val="Normal"/>
-              <w:widowControl w:val="false"/>
-              <w:spacing w:before="120" w:after="120"/>
-              <w:ind w:start="57" w:end="57"/>
-              <w:jc w:val="center"/>
-              <w:rPr>
-                <w:b/>
-                <w:bCs/>
-                <w:sz w:val="16"/>
-                <w:szCs w:val="16"/>
-                <w:highlight w:val="cyan"/>
-              </w:rPr>
-            </w:pPr>
-            <w:r>
-              <w:rPr>
-                <w:b/>
-                <w:bCs/>
-                <w:sz w:val="16"/>
-                <w:szCs w:val="16"/>
-                <w:highlight w:val="cyan"/>
-              </w:rPr>
-              <w:t>XXX</w:t>
-            </w:r>
-          </w:p>
-        </w:tc>
-        <w:tc>
-          <w:tcPr>
-            <w:tcW w:w="1419" w:type="dxa"/>
-            <w:tcBorders>
-              <w:top w:val="single" w:sz="4" w:space="0" w:color="000000"/>
-              <w:start w:val="single" w:sz="4" w:space="0" w:color="000000"/>
-              <w:bottom w:val="single" w:sz="4" w:space="0" w:color="000000"/>
-              <w:end w:val="single" w:sz="4" w:space="0" w:color="000000"/>
-            </w:tcBorders>
-            <w:vAlign w:val="center"/>
-          </w:tcPr>
-          <w:p>
-            <w:pPr>
-              <w:pStyle w:val="Normal"/>
-              <w:widowControl w:val="false"/>
-              <w:spacing w:before="120" w:after="120"/>
-              <w:ind w:start="57" w:end="57"/>
-              <w:jc w:val="center"/>
-              <w:rPr>
-                <w:b/>
-                <w:bCs/>
-                <w:sz w:val="16"/>
-                <w:szCs w:val="16"/>
-                <w:highlight w:val="cyan"/>
-              </w:rPr>
-            </w:pPr>
-            <w:r>
-              <w:rPr>
-                <w:b/>
-                <w:bCs/>
-                <w:sz w:val="16"/>
-                <w:szCs w:val="16"/>
-                <w:highlight w:val="cyan"/>
-              </w:rPr>
-              <w:t>1.2</w:t>
-            </w:r>
-          </w:p>
-        </w:tc>
-        <w:tc>
-          <w:tcPr>
-            <w:tcW w:w="1700" w:type="dxa"/>
-            <w:tcBorders>
-              <w:top w:val="single" w:sz="4" w:space="0" w:color="000000"/>
-              <w:start w:val="single" w:sz="4" w:space="0" w:color="000000"/>
-              <w:bottom w:val="single" w:sz="4" w:space="0" w:color="000000"/>
-              <w:end w:val="single" w:sz="4" w:space="0" w:color="000000"/>
-            </w:tcBorders>
-            <w:vAlign w:val="center"/>
-          </w:tcPr>
-          <w:p>
-            <w:pPr>
-              <w:pStyle w:val="Normal"/>
-              <w:widowControl w:val="false"/>
-              <w:spacing w:before="120" w:after="120"/>
-              <w:ind w:start="57" w:end="57"/>
-              <w:jc w:val="center"/>
-              <w:rPr>
-                <w:b/>
-                <w:bCs/>
-                <w:sz w:val="16"/>
-                <w:szCs w:val="16"/>
-                <w:highlight w:val="cyan"/>
-              </w:rPr>
-            </w:pPr>
-            <w:r>
-              <w:rPr>
-                <w:b/>
-                <w:bCs/>
-                <w:sz w:val="16"/>
-                <w:szCs w:val="16"/>
-                <w:highlight w:val="cyan"/>
-              </w:rPr>
-              <w:t>XXX</w:t>
-            </w:r>
-          </w:p>
-        </w:tc>
-        <w:tc>
-          <w:tcPr>
-            <w:tcW w:w="4185" w:type="dxa"/>
-            <w:tcBorders>
-              <w:top w:val="single" w:sz="4" w:space="0" w:color="000000"/>
-              <w:start w:val="single" w:sz="4" w:space="0" w:color="000000"/>
-              <w:bottom w:val="single" w:sz="4" w:space="0" w:color="000000"/>
-              <w:end w:val="single" w:sz="4" w:space="0" w:color="000000"/>
-            </w:tcBorders>
-            <w:vAlign w:val="center"/>
-          </w:tcPr>
-          <w:p>
-            <w:pPr>
-              <w:pStyle w:val="Normal"/>
-              <w:widowControl w:val="false"/>
-              <w:spacing w:before="120" w:after="120"/>
-              <w:ind w:start="57" w:end="57"/>
-              <w:jc w:val="center"/>
-              <w:rPr>
-                <w:b/>
-                <w:bCs/>
-                <w:sz w:val="16"/>
-                <w:szCs w:val="16"/>
-                <w:highlight w:val="cyan"/>
-              </w:rPr>
-            </w:pPr>
-            <w:r>
-              <w:rPr>
-                <w:b/>
-                <w:bCs/>
-                <w:sz w:val="16"/>
-                <w:szCs w:val="16"/>
-                <w:highlight w:val="cyan"/>
-              </w:rPr>
-              <w:t>XXX</w:t>
-            </w:r>
-          </w:p>
-        </w:tc>
-      </w:tr>
-      <w:tr>
-        <w:trPr>
-          <w:trHeight w:val="397" w:hRule="atLeast"/>
-        </w:trPr>
-        <w:tc>
-          <w:tcPr>
-            <w:tcW w:w="1910" w:type="dxa"/>
-            <w:tcBorders>
-              <w:top w:val="single" w:sz="4" w:space="0" w:color="000000"/>
-              <w:start w:val="single" w:sz="4" w:space="0" w:color="000000"/>
-              <w:bottom w:val="single" w:sz="4" w:space="0" w:color="000000"/>
-              <w:end w:val="single" w:sz="4" w:space="0" w:color="000000"/>
-            </w:tcBorders>
-            <w:vAlign w:val="center"/>
-          </w:tcPr>
-          <w:p>
-            <w:pPr>
-              <w:pStyle w:val="Normal"/>
-              <w:widowControl w:val="false"/>
-              <w:spacing w:before="120" w:after="120"/>
-              <w:ind w:start="57" w:end="57"/>
-              <w:jc w:val="center"/>
-              <w:rPr>
-                <w:b/>
-                <w:bCs/>
-                <w:sz w:val="16"/>
-                <w:szCs w:val="16"/>
-                <w:highlight w:val="magenta"/>
-              </w:rPr>
-            </w:pPr>
-            <w:r>
-              <w:rPr>
-                <w:b/>
-                <w:bCs/>
-                <w:sz w:val="16"/>
-                <w:szCs w:val="16"/>
-                <w:highlight w:val="magenta"/>
-              </w:rPr>
-              <w:t>XXX</w:t>
-            </w:r>
-          </w:p>
-        </w:tc>
-        <w:tc>
-          <w:tcPr>
-            <w:tcW w:w="1419" w:type="dxa"/>
-            <w:tcBorders>
-              <w:top w:val="single" w:sz="4" w:space="0" w:color="000000"/>
-              <w:start w:val="single" w:sz="4" w:space="0" w:color="000000"/>
-              <w:bottom w:val="single" w:sz="4" w:space="0" w:color="000000"/>
-              <w:end w:val="single" w:sz="4" w:space="0" w:color="000000"/>
-            </w:tcBorders>
-            <w:vAlign w:val="center"/>
-          </w:tcPr>
-          <w:p>
-            <w:pPr>
-              <w:pStyle w:val="Normal"/>
-              <w:widowControl w:val="false"/>
-              <w:spacing w:before="120" w:after="120"/>
-              <w:ind w:start="57" w:end="57"/>
-              <w:jc w:val="center"/>
-              <w:rPr>
-                <w:b/>
-                <w:bCs/>
-                <w:sz w:val="16"/>
-                <w:szCs w:val="16"/>
-                <w:highlight w:val="magenta"/>
-              </w:rPr>
-            </w:pPr>
-            <w:r>
-              <w:rPr>
-                <w:b/>
-                <w:bCs/>
-                <w:sz w:val="16"/>
-                <w:szCs w:val="16"/>
-                <w:highlight w:val="magenta"/>
-              </w:rPr>
-              <w:t>1.3</w:t>
-            </w:r>
-          </w:p>
-        </w:tc>
-        <w:tc>
-          <w:tcPr>
-            <w:tcW w:w="1700" w:type="dxa"/>
-            <w:tcBorders>
-              <w:top w:val="single" w:sz="4" w:space="0" w:color="000000"/>
-              <w:start w:val="single" w:sz="4" w:space="0" w:color="000000"/>
-              <w:bottom w:val="single" w:sz="4" w:space="0" w:color="000000"/>
-              <w:end w:val="single" w:sz="4" w:space="0" w:color="000000"/>
-            </w:tcBorders>
-            <w:vAlign w:val="center"/>
-          </w:tcPr>
-          <w:p>
-            <w:pPr>
-              <w:pStyle w:val="Normal"/>
-              <w:widowControl w:val="false"/>
-              <w:spacing w:before="120" w:after="120"/>
-              <w:ind w:start="57" w:end="57"/>
-              <w:jc w:val="center"/>
-              <w:rPr>
-                <w:b/>
-                <w:bCs/>
-                <w:sz w:val="16"/>
-                <w:szCs w:val="16"/>
-                <w:highlight w:val="magenta"/>
-              </w:rPr>
-            </w:pPr>
-            <w:r>
-              <w:rPr>
-                <w:b/>
-                <w:bCs/>
-                <w:sz w:val="16"/>
-                <w:szCs w:val="16"/>
-                <w:highlight w:val="magenta"/>
-              </w:rPr>
-              <w:t>XXX</w:t>
-            </w:r>
-          </w:p>
-        </w:tc>
-        <w:tc>
-          <w:tcPr>
-            <w:tcW w:w="4185" w:type="dxa"/>
-            <w:tcBorders>
-              <w:top w:val="single" w:sz="4" w:space="0" w:color="000000"/>
-              <w:start w:val="single" w:sz="4" w:space="0" w:color="000000"/>
-              <w:bottom w:val="single" w:sz="4" w:space="0" w:color="000000"/>
-              <w:end w:val="single" w:sz="4" w:space="0" w:color="000000"/>
-            </w:tcBorders>
-            <w:vAlign w:val="center"/>
-          </w:tcPr>
-          <w:p>
-            <w:pPr>
-              <w:pStyle w:val="Normal"/>
-              <w:widowControl w:val="false"/>
-              <w:spacing w:before="120" w:after="120"/>
-              <w:ind w:start="57" w:end="57"/>
-              <w:jc w:val="center"/>
-              <w:rPr>
-                <w:b/>
-                <w:bCs/>
-                <w:sz w:val="16"/>
-                <w:szCs w:val="16"/>
-                <w:highlight w:val="magenta"/>
-              </w:rPr>
-            </w:pPr>
-            <w:r>
-              <w:rPr>
-                <w:b/>
-                <w:bCs/>
-                <w:sz w:val="16"/>
-                <w:szCs w:val="16"/>
-                <w:highlight w:val="magenta"/>
-              </w:rPr>
-              <w:t>XXX</w:t>
-            </w:r>
-          </w:p>
-        </w:tc>
-      </w:tr>
-      <w:tr>
-        <w:trPr>
-          <w:trHeight w:val="397" w:hRule="atLeast"/>
-        </w:trPr>
-        <w:tc>
-          <w:tcPr>
-            <w:tcW w:w="1910" w:type="dxa"/>
-            <w:tcBorders>
-              <w:top w:val="single" w:sz="4" w:space="0" w:color="000000"/>
-              <w:start w:val="single" w:sz="4" w:space="0" w:color="000000"/>
-              <w:bottom w:val="single" w:sz="4" w:space="0" w:color="000000"/>
-              <w:end w:val="single" w:sz="4" w:space="0" w:color="000000"/>
-            </w:tcBorders>
-            <w:vAlign w:val="center"/>
-          </w:tcPr>
-          <w:p>
-            <w:pPr>
-              <w:pStyle w:val="Normal"/>
-              <w:widowControl w:val="false"/>
-              <w:spacing w:before="120" w:after="120"/>
-              <w:ind w:start="57" w:end="57"/>
-              <w:jc w:val="center"/>
-              <w:rPr>
-                <w:b/>
-                <w:bCs/>
-                <w:sz w:val="16"/>
-                <w:szCs w:val="16"/>
-                <w:highlight w:val="green"/>
-              </w:rPr>
-            </w:pPr>
-            <w:r>
-              <w:rPr>
-                <w:b/>
-                <w:bCs/>
-                <w:sz w:val="16"/>
-                <w:szCs w:val="16"/>
-                <w:highlight w:val="green"/>
-              </w:rPr>
-              <w:t>XXX</w:t>
-            </w:r>
-          </w:p>
-        </w:tc>
-        <w:tc>
-          <w:tcPr>
-            <w:tcW w:w="1419" w:type="dxa"/>
-            <w:tcBorders>
-              <w:top w:val="single" w:sz="4" w:space="0" w:color="000000"/>
-              <w:start w:val="single" w:sz="4" w:space="0" w:color="000000"/>
-              <w:bottom w:val="single" w:sz="4" w:space="0" w:color="000000"/>
-              <w:end w:val="single" w:sz="4" w:space="0" w:color="000000"/>
-            </w:tcBorders>
-            <w:vAlign w:val="center"/>
-          </w:tcPr>
-          <w:p>
-            <w:pPr>
-              <w:pStyle w:val="Normal"/>
-              <w:widowControl w:val="false"/>
-              <w:spacing w:before="120" w:after="120"/>
-              <w:ind w:start="57" w:end="57"/>
-              <w:jc w:val="center"/>
-              <w:rPr>
-                <w:b/>
-                <w:bCs/>
-                <w:sz w:val="16"/>
-                <w:szCs w:val="16"/>
-                <w:highlight w:val="green"/>
-              </w:rPr>
-            </w:pPr>
-            <w:r>
-              <w:rPr>
-                <w:b/>
-                <w:bCs/>
-                <w:sz w:val="16"/>
-                <w:szCs w:val="16"/>
-                <w:highlight w:val="green"/>
-              </w:rPr>
-              <w:t>1.4</w:t>
-            </w:r>
-          </w:p>
-        </w:tc>
-        <w:tc>
-          <w:tcPr>
-            <w:tcW w:w="1700" w:type="dxa"/>
-            <w:tcBorders>
-              <w:top w:val="single" w:sz="4" w:space="0" w:color="000000"/>
-              <w:start w:val="single" w:sz="4" w:space="0" w:color="000000"/>
-              <w:bottom w:val="single" w:sz="4" w:space="0" w:color="000000"/>
-              <w:end w:val="single" w:sz="4" w:space="0" w:color="000000"/>
-            </w:tcBorders>
-            <w:vAlign w:val="center"/>
-          </w:tcPr>
-          <w:p>
-            <w:pPr>
-              <w:pStyle w:val="Normal"/>
-              <w:widowControl w:val="false"/>
-              <w:spacing w:before="120" w:after="120"/>
-              <w:ind w:start="57" w:end="57"/>
-              <w:jc w:val="center"/>
-              <w:rPr>
-                <w:b/>
-                <w:bCs/>
-                <w:sz w:val="16"/>
-                <w:szCs w:val="16"/>
-                <w:highlight w:val="green"/>
-              </w:rPr>
-            </w:pPr>
-            <w:r>
-              <w:rPr>
-                <w:b/>
-                <w:bCs/>
-                <w:sz w:val="16"/>
-                <w:szCs w:val="16"/>
-                <w:highlight w:val="green"/>
-              </w:rPr>
-              <w:t>XXX</w:t>
-            </w:r>
-          </w:p>
-        </w:tc>
-        <w:tc>
-          <w:tcPr>
-            <w:tcW w:w="4185" w:type="dxa"/>
-            <w:tcBorders>
-              <w:top w:val="single" w:sz="4" w:space="0" w:color="000000"/>
-              <w:start w:val="single" w:sz="4" w:space="0" w:color="000000"/>
-              <w:bottom w:val="single" w:sz="4" w:space="0" w:color="000000"/>
-              <w:end w:val="single" w:sz="4" w:space="0" w:color="000000"/>
-            </w:tcBorders>
-            <w:vAlign w:val="center"/>
-          </w:tcPr>
-          <w:p>
-            <w:pPr>
-              <w:pStyle w:val="Normal"/>
-              <w:widowControl w:val="false"/>
-              <w:spacing w:before="120" w:after="120"/>
-              <w:ind w:start="57" w:end="57"/>
-              <w:jc w:val="center"/>
-              <w:rPr>
-                <w:b/>
-                <w:bCs/>
-                <w:sz w:val="16"/>
-                <w:szCs w:val="16"/>
-                <w:highlight w:val="green"/>
-              </w:rPr>
-            </w:pPr>
-            <w:r>
-              <w:rPr>
-                <w:b/>
-                <w:bCs/>
-                <w:sz w:val="16"/>
-                <w:szCs w:val="16"/>
-                <w:highlight w:val="green"/>
-              </w:rPr>
-              <w:t>XXX</w:t>
-            </w:r>
-          </w:p>
-        </w:tc>
-      </w:tr>
-      <w:tr>
-        <w:trPr>
-          <w:trHeight w:val="397" w:hRule="atLeast"/>
-        </w:trPr>
-        <w:tc>
-          <w:tcPr>
-            <w:tcW w:w="1910" w:type="dxa"/>
-            <w:tcBorders>
-              <w:top w:val="single" w:sz="4" w:space="0" w:color="000000"/>
-              <w:start w:val="single" w:sz="4" w:space="0" w:color="000000"/>
-              <w:bottom w:val="single" w:sz="4" w:space="0" w:color="000000"/>
-              <w:end w:val="single" w:sz="4" w:space="0" w:color="000000"/>
-            </w:tcBorders>
-            <w:vAlign w:val="center"/>
-          </w:tcPr>
-          <w:p>
-            <w:pPr>
-              <w:pStyle w:val="Normal"/>
-              <w:widowControl w:val="false"/>
-              <w:spacing w:before="120" w:after="120"/>
-              <w:ind w:start="57" w:end="57"/>
-              <w:jc w:val="center"/>
-              <w:rPr>
-                <w:b/>
-                <w:bCs/>
-                <w:sz w:val="16"/>
-                <w:szCs w:val="16"/>
-                <w:highlight w:val="darkYellow"/>
-              </w:rPr>
-            </w:pPr>
-            <w:r>
-              <w:rPr>
-                <w:b/>
-                <w:bCs/>
-                <w:sz w:val="16"/>
-                <w:szCs w:val="16"/>
-                <w:highlight w:val="darkYellow"/>
-              </w:rPr>
-              <w:t>XXX</w:t>
-            </w:r>
-          </w:p>
-        </w:tc>
-        <w:tc>
-          <w:tcPr>
-            <w:tcW w:w="1419" w:type="dxa"/>
-            <w:tcBorders>
-              <w:top w:val="single" w:sz="4" w:space="0" w:color="000000"/>
-              <w:start w:val="single" w:sz="4" w:space="0" w:color="000000"/>
-              <w:bottom w:val="single" w:sz="4" w:space="0" w:color="000000"/>
-              <w:end w:val="single" w:sz="4" w:space="0" w:color="000000"/>
-            </w:tcBorders>
-            <w:vAlign w:val="center"/>
-          </w:tcPr>
-          <w:p>
-            <w:pPr>
-              <w:pStyle w:val="Normal"/>
-              <w:widowControl w:val="false"/>
-              <w:spacing w:before="120" w:after="120"/>
-              <w:ind w:start="57" w:end="57"/>
-              <w:jc w:val="center"/>
-              <w:rPr>
-                <w:b/>
-                <w:bCs/>
-                <w:sz w:val="16"/>
-                <w:szCs w:val="16"/>
-                <w:highlight w:val="darkYellow"/>
-              </w:rPr>
-            </w:pPr>
-            <w:r>
-              <w:rPr>
-                <w:b/>
-                <w:bCs/>
-                <w:sz w:val="16"/>
-                <w:szCs w:val="16"/>
-                <w:highlight w:val="darkYellow"/>
-              </w:rPr>
-              <w:t>1.5</w:t>
-            </w:r>
-          </w:p>
-        </w:tc>
-        <w:tc>
-          <w:tcPr>
-            <w:tcW w:w="1700" w:type="dxa"/>
-            <w:tcBorders>
-              <w:top w:val="single" w:sz="4" w:space="0" w:color="000000"/>
-              <w:start w:val="single" w:sz="4" w:space="0" w:color="000000"/>
-              <w:bottom w:val="single" w:sz="4" w:space="0" w:color="000000"/>
-              <w:end w:val="single" w:sz="4" w:space="0" w:color="000000"/>
-            </w:tcBorders>
-            <w:vAlign w:val="center"/>
-          </w:tcPr>
-          <w:p>
-            <w:pPr>
-              <w:pStyle w:val="Normal"/>
-              <w:widowControl w:val="false"/>
-              <w:spacing w:before="120" w:after="120"/>
-              <w:ind w:start="57" w:end="57"/>
-              <w:jc w:val="center"/>
-              <w:rPr>
-                <w:b/>
-                <w:bCs/>
-                <w:sz w:val="16"/>
-                <w:szCs w:val="16"/>
-                <w:highlight w:val="darkYellow"/>
-              </w:rPr>
-            </w:pPr>
-            <w:r>
-              <w:rPr>
-                <w:b/>
-                <w:bCs/>
-                <w:sz w:val="16"/>
-                <w:szCs w:val="16"/>
-                <w:highlight w:val="darkYellow"/>
-              </w:rPr>
-              <w:t>XXX</w:t>
-            </w:r>
-          </w:p>
-        </w:tc>
-        <w:tc>
-          <w:tcPr>
-            <w:tcW w:w="4185" w:type="dxa"/>
-            <w:tcBorders>
-              <w:top w:val="single" w:sz="4" w:space="0" w:color="000000"/>
-              <w:start w:val="single" w:sz="4" w:space="0" w:color="000000"/>
-              <w:bottom w:val="single" w:sz="4" w:space="0" w:color="000000"/>
-              <w:end w:val="single" w:sz="4" w:space="0" w:color="000000"/>
-            </w:tcBorders>
-            <w:vAlign w:val="center"/>
-          </w:tcPr>
-          <w:p>
-            <w:pPr>
-              <w:pStyle w:val="Normal"/>
-              <w:widowControl w:val="false"/>
-              <w:spacing w:before="120" w:after="120"/>
-              <w:ind w:start="57" w:end="57"/>
-              <w:jc w:val="center"/>
-              <w:rPr>
-                <w:b/>
-                <w:bCs/>
-                <w:sz w:val="16"/>
-                <w:szCs w:val="16"/>
-                <w:highlight w:val="darkYellow"/>
-              </w:rPr>
-            </w:pPr>
-            <w:r>
-              <w:rPr>
-                <w:b/>
-                <w:bCs/>
-                <w:sz w:val="16"/>
-                <w:szCs w:val="16"/>
-                <w:highlight w:val="darkYellow"/>
-              </w:rPr>
-              <w:t>XXX</w:t>
+              <w:t>Pre DDP</w:t>
             </w:r>
           </w:p>
         </w:tc>
@@ -2350,10 +1416,10 @@
             <w:fldChar w:fldCharType="separate"/>
           </w:r>
           <w:hyperlink w:anchor="_Toc203748219">
+            <w:bookmarkStart w:id="4" w:name="_Ref390146146"/>
             <w:bookmarkStart w:id="5" w:name="_Toc415882796"/>
-            <w:bookmarkStart w:id="6" w:name="_Ref390146146"/>
+            <w:bookmarkEnd w:id="4"/>
             <w:bookmarkEnd w:id="5"/>
-            <w:bookmarkEnd w:id="6"/>
             <w:r>
               <w:rPr>
                 <w:rStyle w:val="Style9"/>
@@ -2386,34 +1452,28 @@
             </w:r>
             <w:r>
               <w:rPr>
+                <w:webHidden/>
+              </w:rPr>
+              <w:fldChar w:fldCharType="begin"/>
+            </w:r>
+            <w:r>
+              <w:rPr>
+                <w:webHidden/>
+              </w:rPr>
+              <w:instrText xml:space="preserve">PAGEREF _Toc203748219 \h</w:instrText>
+            </w:r>
+            <w:r>
+              <w:rPr>
+                <w:webHidden/>
+              </w:rPr>
+              <w:fldChar w:fldCharType="separate"/>
+            </w:r>
+            <w:r>
+              <w:rPr>
                 <w:rStyle w:val="Style9"/>
                 <w:vanish w:val="false"/>
               </w:rPr>
               <w:tab/>
-            </w:r>
-            <w:r>
-              <w:rPr>
-                <w:webHidden/>
-              </w:rPr>
-              <w:fldChar w:fldCharType="begin"/>
-            </w:r>
-            <w:r>
-              <w:rPr>
-                <w:webHidden/>
-              </w:rPr>
-              <w:instrText xml:space="preserve">PAGEREF _Toc203748219 \h</w:instrText>
-            </w:r>
-            <w:r>
-              <w:rPr>
-                <w:webHidden/>
-              </w:rPr>
-              <w:fldChar w:fldCharType="separate"/>
-            </w:r>
-            <w:r>
-              <w:rPr>
-                <w:rStyle w:val="Style9"/>
-                <w:vanish/>
-              </w:rPr>
               <w:t>3</w:t>
             </w:r>
             <w:r>
@@ -2474,34 +1534,28 @@
             </w:r>
             <w:r>
               <w:rPr>
+                <w:webHidden/>
+              </w:rPr>
+              <w:fldChar w:fldCharType="begin"/>
+            </w:r>
+            <w:r>
+              <w:rPr>
+                <w:webHidden/>
+              </w:rPr>
+              <w:instrText xml:space="preserve">PAGEREF _Toc203748220 \h</w:instrText>
+            </w:r>
+            <w:r>
+              <w:rPr>
+                <w:webHidden/>
+              </w:rPr>
+              <w:fldChar w:fldCharType="separate"/>
+            </w:r>
+            <w:r>
+              <w:rPr>
                 <w:rStyle w:val="Style9"/>
                 <w:vanish w:val="false"/>
               </w:rPr>
               <w:tab/>
-            </w:r>
-            <w:r>
-              <w:rPr>
-                <w:webHidden/>
-              </w:rPr>
-              <w:fldChar w:fldCharType="begin"/>
-            </w:r>
-            <w:r>
-              <w:rPr>
-                <w:webHidden/>
-              </w:rPr>
-              <w:instrText xml:space="preserve">PAGEREF _Toc203748220 \h</w:instrText>
-            </w:r>
-            <w:r>
-              <w:rPr>
-                <w:webHidden/>
-              </w:rPr>
-              <w:fldChar w:fldCharType="separate"/>
-            </w:r>
-            <w:r>
-              <w:rPr>
-                <w:rStyle w:val="Style9"/>
-                <w:vanish/>
-              </w:rPr>
               <w:t>3</w:t>
             </w:r>
             <w:r>
@@ -2566,34 +1620,28 @@
             </w:r>
             <w:r>
               <w:rPr>
+                <w:webHidden/>
+              </w:rPr>
+              <w:fldChar w:fldCharType="begin"/>
+            </w:r>
+            <w:r>
+              <w:rPr>
+                <w:webHidden/>
+              </w:rPr>
+              <w:instrText xml:space="preserve">PAGEREF _Toc203748221 \h</w:instrText>
+            </w:r>
+            <w:r>
+              <w:rPr>
+                <w:webHidden/>
+              </w:rPr>
+              <w:fldChar w:fldCharType="separate"/>
+            </w:r>
+            <w:r>
+              <w:rPr>
                 <w:rStyle w:val="Style9"/>
                 <w:vanish w:val="false"/>
               </w:rPr>
               <w:tab/>
-            </w:r>
-            <w:r>
-              <w:rPr>
-                <w:webHidden/>
-              </w:rPr>
-              <w:fldChar w:fldCharType="begin"/>
-            </w:r>
-            <w:r>
-              <w:rPr>
-                <w:webHidden/>
-              </w:rPr>
-              <w:instrText xml:space="preserve">PAGEREF _Toc203748221 \h</w:instrText>
-            </w:r>
-            <w:r>
-              <w:rPr>
-                <w:webHidden/>
-              </w:rPr>
-              <w:fldChar w:fldCharType="separate"/>
-            </w:r>
-            <w:r>
-              <w:rPr>
-                <w:rStyle w:val="Style9"/>
-                <w:vanish/>
-              </w:rPr>
               <w:t>3</w:t>
             </w:r>
             <w:r>
@@ -2654,34 +1702,28 @@
             </w:r>
             <w:r>
               <w:rPr>
+                <w:webHidden/>
+              </w:rPr>
+              <w:fldChar w:fldCharType="begin"/>
+            </w:r>
+            <w:r>
+              <w:rPr>
+                <w:webHidden/>
+              </w:rPr>
+              <w:instrText xml:space="preserve">PAGEREF _Toc203748222 \h</w:instrText>
+            </w:r>
+            <w:r>
+              <w:rPr>
+                <w:webHidden/>
+              </w:rPr>
+              <w:fldChar w:fldCharType="separate"/>
+            </w:r>
+            <w:r>
+              <w:rPr>
                 <w:rStyle w:val="Style9"/>
                 <w:vanish w:val="false"/>
               </w:rPr>
               <w:tab/>
-            </w:r>
-            <w:r>
-              <w:rPr>
-                <w:webHidden/>
-              </w:rPr>
-              <w:fldChar w:fldCharType="begin"/>
-            </w:r>
-            <w:r>
-              <w:rPr>
-                <w:webHidden/>
-              </w:rPr>
-              <w:instrText xml:space="preserve">PAGEREF _Toc203748222 \h</w:instrText>
-            </w:r>
-            <w:r>
-              <w:rPr>
-                <w:webHidden/>
-              </w:rPr>
-              <w:fldChar w:fldCharType="separate"/>
-            </w:r>
-            <w:r>
-              <w:rPr>
-                <w:rStyle w:val="Style9"/>
-                <w:vanish/>
-              </w:rPr>
               <w:t>3</w:t>
             </w:r>
             <w:r>
@@ -2746,34 +1788,28 @@
             </w:r>
             <w:r>
               <w:rPr>
+                <w:webHidden/>
+              </w:rPr>
+              <w:fldChar w:fldCharType="begin"/>
+            </w:r>
+            <w:r>
+              <w:rPr>
+                <w:webHidden/>
+              </w:rPr>
+              <w:instrText xml:space="preserve">PAGEREF _Toc203748223 \h</w:instrText>
+            </w:r>
+            <w:r>
+              <w:rPr>
+                <w:webHidden/>
+              </w:rPr>
+              <w:fldChar w:fldCharType="separate"/>
+            </w:r>
+            <w:r>
+              <w:rPr>
                 <w:rStyle w:val="Style9"/>
                 <w:vanish w:val="false"/>
               </w:rPr>
               <w:tab/>
-            </w:r>
-            <w:r>
-              <w:rPr>
-                <w:webHidden/>
-              </w:rPr>
-              <w:fldChar w:fldCharType="begin"/>
-            </w:r>
-            <w:r>
-              <w:rPr>
-                <w:webHidden/>
-              </w:rPr>
-              <w:instrText xml:space="preserve">PAGEREF _Toc203748223 \h</w:instrText>
-            </w:r>
-            <w:r>
-              <w:rPr>
-                <w:webHidden/>
-              </w:rPr>
-              <w:fldChar w:fldCharType="separate"/>
-            </w:r>
-            <w:r>
-              <w:rPr>
-                <w:rStyle w:val="Style9"/>
-                <w:vanish/>
-              </w:rPr>
               <w:t>4</w:t>
             </w:r>
             <w:r>
@@ -2838,34 +1874,28 @@
             </w:r>
             <w:r>
               <w:rPr>
+                <w:webHidden/>
+              </w:rPr>
+              <w:fldChar w:fldCharType="begin"/>
+            </w:r>
+            <w:r>
+              <w:rPr>
+                <w:webHidden/>
+              </w:rPr>
+              <w:instrText xml:space="preserve">PAGEREF _Toc203748224 \h</w:instrText>
+            </w:r>
+            <w:r>
+              <w:rPr>
+                <w:webHidden/>
+              </w:rPr>
+              <w:fldChar w:fldCharType="separate"/>
+            </w:r>
+            <w:r>
+              <w:rPr>
                 <w:rStyle w:val="Style9"/>
                 <w:vanish w:val="false"/>
               </w:rPr>
               <w:tab/>
-            </w:r>
-            <w:r>
-              <w:rPr>
-                <w:webHidden/>
-              </w:rPr>
-              <w:fldChar w:fldCharType="begin"/>
-            </w:r>
-            <w:r>
-              <w:rPr>
-                <w:webHidden/>
-              </w:rPr>
-              <w:instrText xml:space="preserve">PAGEREF _Toc203748224 \h</w:instrText>
-            </w:r>
-            <w:r>
-              <w:rPr>
-                <w:webHidden/>
-              </w:rPr>
-              <w:fldChar w:fldCharType="separate"/>
-            </w:r>
-            <w:r>
-              <w:rPr>
-                <w:rStyle w:val="Style9"/>
-                <w:vanish/>
-              </w:rPr>
               <w:t>4</w:t>
             </w:r>
             <w:r>
@@ -2926,34 +1956,28 @@
             </w:r>
             <w:r>
               <w:rPr>
+                <w:webHidden/>
+              </w:rPr>
+              <w:fldChar w:fldCharType="begin"/>
+            </w:r>
+            <w:r>
+              <w:rPr>
+                <w:webHidden/>
+              </w:rPr>
+              <w:instrText xml:space="preserve">PAGEREF _Toc203748225 \h</w:instrText>
+            </w:r>
+            <w:r>
+              <w:rPr>
+                <w:webHidden/>
+              </w:rPr>
+              <w:fldChar w:fldCharType="separate"/>
+            </w:r>
+            <w:r>
+              <w:rPr>
                 <w:rStyle w:val="Style9"/>
                 <w:vanish w:val="false"/>
               </w:rPr>
               <w:tab/>
-            </w:r>
-            <w:r>
-              <w:rPr>
-                <w:webHidden/>
-              </w:rPr>
-              <w:fldChar w:fldCharType="begin"/>
-            </w:r>
-            <w:r>
-              <w:rPr>
-                <w:webHidden/>
-              </w:rPr>
-              <w:instrText xml:space="preserve">PAGEREF _Toc203748225 \h</w:instrText>
-            </w:r>
-            <w:r>
-              <w:rPr>
-                <w:webHidden/>
-              </w:rPr>
-              <w:fldChar w:fldCharType="separate"/>
-            </w:r>
-            <w:r>
-              <w:rPr>
-                <w:rStyle w:val="Style9"/>
-                <w:vanish/>
-              </w:rPr>
               <w:t>4</w:t>
             </w:r>
             <w:r>
@@ -3014,34 +2038,28 @@
             </w:r>
             <w:r>
               <w:rPr>
+                <w:webHidden/>
+              </w:rPr>
+              <w:fldChar w:fldCharType="begin"/>
+            </w:r>
+            <w:r>
+              <w:rPr>
+                <w:webHidden/>
+              </w:rPr>
+              <w:instrText xml:space="preserve">PAGEREF _Toc203748226 \h</w:instrText>
+            </w:r>
+            <w:r>
+              <w:rPr>
+                <w:webHidden/>
+              </w:rPr>
+              <w:fldChar w:fldCharType="separate"/>
+            </w:r>
+            <w:r>
+              <w:rPr>
                 <w:rStyle w:val="Style9"/>
                 <w:vanish w:val="false"/>
               </w:rPr>
               <w:tab/>
-            </w:r>
-            <w:r>
-              <w:rPr>
-                <w:webHidden/>
-              </w:rPr>
-              <w:fldChar w:fldCharType="begin"/>
-            </w:r>
-            <w:r>
-              <w:rPr>
-                <w:webHidden/>
-              </w:rPr>
-              <w:instrText xml:space="preserve">PAGEREF _Toc203748226 \h</w:instrText>
-            </w:r>
-            <w:r>
-              <w:rPr>
-                <w:webHidden/>
-              </w:rPr>
-              <w:fldChar w:fldCharType="separate"/>
-            </w:r>
-            <w:r>
-              <w:rPr>
-                <w:rStyle w:val="Style9"/>
-                <w:vanish/>
-              </w:rPr>
               <w:t>4</w:t>
             </w:r>
             <w:r>
@@ -3102,34 +2120,28 @@
             </w:r>
             <w:r>
               <w:rPr>
+                <w:webHidden/>
+              </w:rPr>
+              <w:fldChar w:fldCharType="begin"/>
+            </w:r>
+            <w:r>
+              <w:rPr>
+                <w:webHidden/>
+              </w:rPr>
+              <w:instrText xml:space="preserve">PAGEREF _Toc203748227 \h</w:instrText>
+            </w:r>
+            <w:r>
+              <w:rPr>
+                <w:webHidden/>
+              </w:rPr>
+              <w:fldChar w:fldCharType="separate"/>
+            </w:r>
+            <w:r>
+              <w:rPr>
                 <w:rStyle w:val="Style9"/>
                 <w:vanish w:val="false"/>
               </w:rPr>
               <w:tab/>
-            </w:r>
-            <w:r>
-              <w:rPr>
-                <w:webHidden/>
-              </w:rPr>
-              <w:fldChar w:fldCharType="begin"/>
-            </w:r>
-            <w:r>
-              <w:rPr>
-                <w:webHidden/>
-              </w:rPr>
-              <w:instrText xml:space="preserve">PAGEREF _Toc203748227 \h</w:instrText>
-            </w:r>
-            <w:r>
-              <w:rPr>
-                <w:webHidden/>
-              </w:rPr>
-              <w:fldChar w:fldCharType="separate"/>
-            </w:r>
-            <w:r>
-              <w:rPr>
-                <w:rStyle w:val="Style9"/>
-                <w:vanish/>
-              </w:rPr>
               <w:t>5</w:t>
             </w:r>
             <w:r>
@@ -3190,34 +2202,28 @@
             </w:r>
             <w:r>
               <w:rPr>
+                <w:webHidden/>
+              </w:rPr>
+              <w:fldChar w:fldCharType="begin"/>
+            </w:r>
+            <w:r>
+              <w:rPr>
+                <w:webHidden/>
+              </w:rPr>
+              <w:instrText xml:space="preserve">PAGEREF _Toc203748228 \h</w:instrText>
+            </w:r>
+            <w:r>
+              <w:rPr>
+                <w:webHidden/>
+              </w:rPr>
+              <w:fldChar w:fldCharType="separate"/>
+            </w:r>
+            <w:r>
+              <w:rPr>
                 <w:rStyle w:val="Style9"/>
                 <w:vanish w:val="false"/>
               </w:rPr>
               <w:tab/>
-            </w:r>
-            <w:r>
-              <w:rPr>
-                <w:webHidden/>
-              </w:rPr>
-              <w:fldChar w:fldCharType="begin"/>
-            </w:r>
-            <w:r>
-              <w:rPr>
-                <w:webHidden/>
-              </w:rPr>
-              <w:instrText xml:space="preserve">PAGEREF _Toc203748228 \h</w:instrText>
-            </w:r>
-            <w:r>
-              <w:rPr>
-                <w:webHidden/>
-              </w:rPr>
-              <w:fldChar w:fldCharType="separate"/>
-            </w:r>
-            <w:r>
-              <w:rPr>
-                <w:rStyle w:val="Style9"/>
-                <w:vanish/>
-              </w:rPr>
               <w:t>6</w:t>
             </w:r>
             <w:r>
@@ -3278,34 +2284,28 @@
             </w:r>
             <w:r>
               <w:rPr>
+                <w:webHidden/>
+              </w:rPr>
+              <w:fldChar w:fldCharType="begin"/>
+            </w:r>
+            <w:r>
+              <w:rPr>
+                <w:webHidden/>
+              </w:rPr>
+              <w:instrText xml:space="preserve">PAGEREF _Toc203748229 \h</w:instrText>
+            </w:r>
+            <w:r>
+              <w:rPr>
+                <w:webHidden/>
+              </w:rPr>
+              <w:fldChar w:fldCharType="separate"/>
+            </w:r>
+            <w:r>
+              <w:rPr>
                 <w:rStyle w:val="Style9"/>
                 <w:vanish w:val="false"/>
               </w:rPr>
               <w:tab/>
-            </w:r>
-            <w:r>
-              <w:rPr>
-                <w:webHidden/>
-              </w:rPr>
-              <w:fldChar w:fldCharType="begin"/>
-            </w:r>
-            <w:r>
-              <w:rPr>
-                <w:webHidden/>
-              </w:rPr>
-              <w:instrText xml:space="preserve">PAGEREF _Toc203748229 \h</w:instrText>
-            </w:r>
-            <w:r>
-              <w:rPr>
-                <w:webHidden/>
-              </w:rPr>
-              <w:fldChar w:fldCharType="separate"/>
-            </w:r>
-            <w:r>
-              <w:rPr>
-                <w:rStyle w:val="Style9"/>
-                <w:vanish/>
-              </w:rPr>
               <w:t>8</w:t>
             </w:r>
             <w:r>
@@ -3366,34 +2366,28 @@
             </w:r>
             <w:r>
               <w:rPr>
+                <w:webHidden/>
+              </w:rPr>
+              <w:fldChar w:fldCharType="begin"/>
+            </w:r>
+            <w:r>
+              <w:rPr>
+                <w:webHidden/>
+              </w:rPr>
+              <w:instrText xml:space="preserve">PAGEREF _Toc203748230 \h</w:instrText>
+            </w:r>
+            <w:r>
+              <w:rPr>
+                <w:webHidden/>
+              </w:rPr>
+              <w:fldChar w:fldCharType="separate"/>
+            </w:r>
+            <w:r>
+              <w:rPr>
                 <w:rStyle w:val="Style9"/>
                 <w:vanish w:val="false"/>
               </w:rPr>
               <w:tab/>
-            </w:r>
-            <w:r>
-              <w:rPr>
-                <w:webHidden/>
-              </w:rPr>
-              <w:fldChar w:fldCharType="begin"/>
-            </w:r>
-            <w:r>
-              <w:rPr>
-                <w:webHidden/>
-              </w:rPr>
-              <w:instrText xml:space="preserve">PAGEREF _Toc203748230 \h</w:instrText>
-            </w:r>
-            <w:r>
-              <w:rPr>
-                <w:webHidden/>
-              </w:rPr>
-              <w:fldChar w:fldCharType="separate"/>
-            </w:r>
-            <w:r>
-              <w:rPr>
-                <w:rStyle w:val="Style9"/>
-                <w:vanish/>
-              </w:rPr>
               <w:t>8</w:t>
             </w:r>
             <w:r>
@@ -3454,34 +2448,28 @@
             </w:r>
             <w:r>
               <w:rPr>
+                <w:webHidden/>
+              </w:rPr>
+              <w:fldChar w:fldCharType="begin"/>
+            </w:r>
+            <w:r>
+              <w:rPr>
+                <w:webHidden/>
+              </w:rPr>
+              <w:instrText xml:space="preserve">PAGEREF _Toc203748231 \h</w:instrText>
+            </w:r>
+            <w:r>
+              <w:rPr>
+                <w:webHidden/>
+              </w:rPr>
+              <w:fldChar w:fldCharType="separate"/>
+            </w:r>
+            <w:r>
+              <w:rPr>
                 <w:rStyle w:val="Style9"/>
                 <w:vanish w:val="false"/>
               </w:rPr>
               <w:tab/>
-            </w:r>
-            <w:r>
-              <w:rPr>
-                <w:webHidden/>
-              </w:rPr>
-              <w:fldChar w:fldCharType="begin"/>
-            </w:r>
-            <w:r>
-              <w:rPr>
-                <w:webHidden/>
-              </w:rPr>
-              <w:instrText xml:space="preserve">PAGEREF _Toc203748231 \h</w:instrText>
-            </w:r>
-            <w:r>
-              <w:rPr>
-                <w:webHidden/>
-              </w:rPr>
-              <w:fldChar w:fldCharType="separate"/>
-            </w:r>
-            <w:r>
-              <w:rPr>
-                <w:rStyle w:val="Style9"/>
-                <w:vanish/>
-              </w:rPr>
               <w:t>8</w:t>
             </w:r>
             <w:r>
@@ -3542,34 +2530,28 @@
             </w:r>
             <w:r>
               <w:rPr>
+                <w:webHidden/>
+              </w:rPr>
+              <w:fldChar w:fldCharType="begin"/>
+            </w:r>
+            <w:r>
+              <w:rPr>
+                <w:webHidden/>
+              </w:rPr>
+              <w:instrText xml:space="preserve">PAGEREF _Toc203748232 \h</w:instrText>
+            </w:r>
+            <w:r>
+              <w:rPr>
+                <w:webHidden/>
+              </w:rPr>
+              <w:fldChar w:fldCharType="separate"/>
+            </w:r>
+            <w:r>
+              <w:rPr>
                 <w:rStyle w:val="Style9"/>
                 <w:vanish w:val="false"/>
               </w:rPr>
               <w:tab/>
-            </w:r>
-            <w:r>
-              <w:rPr>
-                <w:webHidden/>
-              </w:rPr>
-              <w:fldChar w:fldCharType="begin"/>
-            </w:r>
-            <w:r>
-              <w:rPr>
-                <w:webHidden/>
-              </w:rPr>
-              <w:instrText xml:space="preserve">PAGEREF _Toc203748232 \h</w:instrText>
-            </w:r>
-            <w:r>
-              <w:rPr>
-                <w:webHidden/>
-              </w:rPr>
-              <w:fldChar w:fldCharType="separate"/>
-            </w:r>
-            <w:r>
-              <w:rPr>
-                <w:rStyle w:val="Style9"/>
-                <w:vanish/>
-              </w:rPr>
               <w:t>8</w:t>
             </w:r>
             <w:r>
@@ -3630,34 +2612,28 @@
             </w:r>
             <w:r>
               <w:rPr>
+                <w:webHidden/>
+              </w:rPr>
+              <w:fldChar w:fldCharType="begin"/>
+            </w:r>
+            <w:r>
+              <w:rPr>
+                <w:webHidden/>
+              </w:rPr>
+              <w:instrText xml:space="preserve">PAGEREF _Toc203748233 \h</w:instrText>
+            </w:r>
+            <w:r>
+              <w:rPr>
+                <w:webHidden/>
+              </w:rPr>
+              <w:fldChar w:fldCharType="separate"/>
+            </w:r>
+            <w:r>
+              <w:rPr>
                 <w:rStyle w:val="Style9"/>
                 <w:vanish w:val="false"/>
               </w:rPr>
               <w:tab/>
-            </w:r>
-            <w:r>
-              <w:rPr>
-                <w:webHidden/>
-              </w:rPr>
-              <w:fldChar w:fldCharType="begin"/>
-            </w:r>
-            <w:r>
-              <w:rPr>
-                <w:webHidden/>
-              </w:rPr>
-              <w:instrText xml:space="preserve">PAGEREF _Toc203748233 \h</w:instrText>
-            </w:r>
-            <w:r>
-              <w:rPr>
-                <w:webHidden/>
-              </w:rPr>
-              <w:fldChar w:fldCharType="separate"/>
-            </w:r>
-            <w:r>
-              <w:rPr>
-                <w:rStyle w:val="Style9"/>
-                <w:vanish/>
-              </w:rPr>
               <w:t>9</w:t>
             </w:r>
             <w:r>
@@ -3718,34 +2694,28 @@
             </w:r>
             <w:r>
               <w:rPr>
+                <w:webHidden/>
+              </w:rPr>
+              <w:fldChar w:fldCharType="begin"/>
+            </w:r>
+            <w:r>
+              <w:rPr>
+                <w:webHidden/>
+              </w:rPr>
+              <w:instrText xml:space="preserve">PAGEREF _Toc203748234 \h</w:instrText>
+            </w:r>
+            <w:r>
+              <w:rPr>
+                <w:webHidden/>
+              </w:rPr>
+              <w:fldChar w:fldCharType="separate"/>
+            </w:r>
+            <w:r>
+              <w:rPr>
                 <w:rStyle w:val="Style9"/>
                 <w:vanish w:val="false"/>
               </w:rPr>
               <w:tab/>
-            </w:r>
-            <w:r>
-              <w:rPr>
-                <w:webHidden/>
-              </w:rPr>
-              <w:fldChar w:fldCharType="begin"/>
-            </w:r>
-            <w:r>
-              <w:rPr>
-                <w:webHidden/>
-              </w:rPr>
-              <w:instrText xml:space="preserve">PAGEREF _Toc203748234 \h</w:instrText>
-            </w:r>
-            <w:r>
-              <w:rPr>
-                <w:webHidden/>
-              </w:rPr>
-              <w:fldChar w:fldCharType="separate"/>
-            </w:r>
-            <w:r>
-              <w:rPr>
-                <w:rStyle w:val="Style9"/>
-                <w:vanish/>
-              </w:rPr>
               <w:t>9</w:t>
             </w:r>
             <w:r>
@@ -3806,34 +2776,28 @@
             </w:r>
             <w:r>
               <w:rPr>
+                <w:webHidden/>
+              </w:rPr>
+              <w:fldChar w:fldCharType="begin"/>
+            </w:r>
+            <w:r>
+              <w:rPr>
+                <w:webHidden/>
+              </w:rPr>
+              <w:instrText xml:space="preserve">PAGEREF _Toc203748235 \h</w:instrText>
+            </w:r>
+            <w:r>
+              <w:rPr>
+                <w:webHidden/>
+              </w:rPr>
+              <w:fldChar w:fldCharType="separate"/>
+            </w:r>
+            <w:r>
+              <w:rPr>
                 <w:rStyle w:val="Style9"/>
                 <w:vanish w:val="false"/>
               </w:rPr>
               <w:tab/>
-            </w:r>
-            <w:r>
-              <w:rPr>
-                <w:webHidden/>
-              </w:rPr>
-              <w:fldChar w:fldCharType="begin"/>
-            </w:r>
-            <w:r>
-              <w:rPr>
-                <w:webHidden/>
-              </w:rPr>
-              <w:instrText xml:space="preserve">PAGEREF _Toc203748235 \h</w:instrText>
-            </w:r>
-            <w:r>
-              <w:rPr>
-                <w:webHidden/>
-              </w:rPr>
-              <w:fldChar w:fldCharType="separate"/>
-            </w:r>
-            <w:r>
-              <w:rPr>
-                <w:rStyle w:val="Style9"/>
-                <w:vanish/>
-              </w:rPr>
               <w:t>9</w:t>
             </w:r>
             <w:r>
@@ -3898,34 +2862,28 @@
             </w:r>
             <w:r>
               <w:rPr>
+                <w:webHidden/>
+              </w:rPr>
+              <w:fldChar w:fldCharType="begin"/>
+            </w:r>
+            <w:r>
+              <w:rPr>
+                <w:webHidden/>
+              </w:rPr>
+              <w:instrText xml:space="preserve">PAGEREF _Toc203748236 \h</w:instrText>
+            </w:r>
+            <w:r>
+              <w:rPr>
+                <w:webHidden/>
+              </w:rPr>
+              <w:fldChar w:fldCharType="separate"/>
+            </w:r>
+            <w:r>
+              <w:rPr>
                 <w:rStyle w:val="Style9"/>
                 <w:vanish w:val="false"/>
               </w:rPr>
               <w:tab/>
-            </w:r>
-            <w:r>
-              <w:rPr>
-                <w:webHidden/>
-              </w:rPr>
-              <w:fldChar w:fldCharType="begin"/>
-            </w:r>
-            <w:r>
-              <w:rPr>
-                <w:webHidden/>
-              </w:rPr>
-              <w:instrText xml:space="preserve">PAGEREF _Toc203748236 \h</w:instrText>
-            </w:r>
-            <w:r>
-              <w:rPr>
-                <w:webHidden/>
-              </w:rPr>
-              <w:fldChar w:fldCharType="separate"/>
-            </w:r>
-            <w:r>
-              <w:rPr>
-                <w:rStyle w:val="Style9"/>
-                <w:vanish/>
-              </w:rPr>
               <w:t>9</w:t>
             </w:r>
             <w:r>
@@ -3938,7 +2896,7 @@
           <w:r>
             <w:rPr>
               <w:rStyle w:val="Style9"/>
-              <w:vanish/>
+              <w:vanish w:val="false"/>
             </w:rPr>
             <w:fldChar w:fldCharType="end"/>
           </w:r>
@@ -3953,10 +2911,10 @@
       <w:r>
         <w:rPr/>
       </w:r>
+      <w:bookmarkStart w:id="6" w:name="_Ref3901461461"/>
       <w:bookmarkStart w:id="7" w:name="_Toc4158827961"/>
-      <w:bookmarkStart w:id="8" w:name="_Ref3901461461"/>
+      <w:bookmarkEnd w:id="6"/>
       <w:bookmarkEnd w:id="7"/>
-      <w:bookmarkEnd w:id="8"/>
     </w:p>
     <w:p>
       <w:pPr>
@@ -3978,21 +2936,22 @@
         <w:ind w:hanging="431" w:start="431"/>
         <w:rPr/>
       </w:pPr>
-      <w:bookmarkStart w:id="9" w:name="_Toc452786394"/>
-      <w:bookmarkStart w:id="10" w:name="_Toc203748219"/>
-      <w:bookmarkStart w:id="11" w:name="_Toc415882797"/>
-      <w:bookmarkStart w:id="12" w:name="_Toc438028050"/>
-      <w:bookmarkStart w:id="13" w:name="_Toc445549124"/>
-      <w:bookmarkStart w:id="14" w:name="_Toc445549286"/>
-      <w:bookmarkStart w:id="15" w:name="_Toc447963587"/>
-      <w:bookmarkStart w:id="16" w:name="_Toc447963653"/>
-      <w:bookmarkStart w:id="17" w:name="_Toc462720233"/>
-      <w:bookmarkStart w:id="18" w:name="_Toc274299543"/>
-      <w:bookmarkStart w:id="19" w:name="_Toc278895670"/>
+      <w:bookmarkStart w:id="8" w:name="_Toc278895670"/>
+      <w:bookmarkStart w:id="9" w:name="_Toc274299543"/>
+      <w:bookmarkStart w:id="10" w:name="_Toc462720233"/>
+      <w:bookmarkStart w:id="11" w:name="_Toc447963653"/>
+      <w:bookmarkStart w:id="12" w:name="_Toc447963587"/>
+      <w:bookmarkStart w:id="13" w:name="_Toc445549286"/>
+      <w:bookmarkStart w:id="14" w:name="_Toc445549124"/>
+      <w:bookmarkStart w:id="15" w:name="_Toc438028050"/>
+      <w:bookmarkStart w:id="16" w:name="_Toc415882797"/>
+      <w:bookmarkStart w:id="17" w:name="_Toc203748219"/>
+      <w:bookmarkStart w:id="18" w:name="_Toc452786394"/>
       <w:r>
         <w:rPr/>
         <w:t>INTRODUCTION</w:t>
       </w:r>
+      <w:bookmarkEnd w:id="8"/>
       <w:bookmarkEnd w:id="9"/>
       <w:bookmarkEnd w:id="10"/>
       <w:bookmarkEnd w:id="11"/>
@@ -4003,7 +2962,6 @@
       <w:bookmarkEnd w:id="16"/>
       <w:bookmarkEnd w:id="17"/>
       <w:bookmarkEnd w:id="18"/>
-      <w:bookmarkEnd w:id="19"/>
     </w:p>
     <w:p>
       <w:pPr>
@@ -4014,12 +2972,12 @@
         <w:jc w:val="both"/>
         <w:rPr/>
       </w:pPr>
-      <w:bookmarkStart w:id="20" w:name="_Hlk115275716"/>
+      <w:bookmarkStart w:id="19" w:name="_Hlk115275716"/>
       <w:r>
         <w:rPr/>
         <w:t xml:space="preserve">The purpose of the project </w:t>
       </w:r>
-      <w:bookmarkEnd w:id="20"/>
+      <w:bookmarkEnd w:id="19"/>
       <w:r>
         <w:rPr/>
         <w:t>is to support the 2025 dSDE BAU Capacity upgrade program by installing 1x MPC7E both DGW70.NFSJ and DGW71.NFSJ on slot # 5 of each router and Install 2 x 100G FR and 2 x e SR optics in each router to facilitate the utilization of newly added ports.</w:t>
@@ -4037,7 +2995,7 @@
           <w:bCs/>
         </w:rPr>
       </w:pPr>
-      <w:bookmarkStart w:id="21" w:name="_Hlk115275737"/>
+      <w:bookmarkStart w:id="20" w:name="_Hlk115275737"/>
       <w:r>
         <w:rPr/>
         <w:t xml:space="preserve">The purpose of the DDP is to install </w:t>
@@ -4084,7 +3042,7 @@
         </w:rPr>
         <w:t>541 Kenmount Rd, St. John's, NL (STJHNFAS/ NFSJ/ S0222).</w:t>
       </w:r>
-      <w:bookmarkEnd w:id="21"/>
+      <w:bookmarkEnd w:id="20"/>
     </w:p>
     <w:p>
       <w:pPr>
@@ -4621,12 +3579,12 @@
         <w:spacing w:lineRule="auto" w:line="360"/>
         <w:rPr/>
       </w:pPr>
-      <w:bookmarkStart w:id="22" w:name="_Toc203748220"/>
+      <w:bookmarkStart w:id="21" w:name="_Toc203748220"/>
       <w:r>
         <w:rPr/>
         <w:t>Contact Information</w:t>
       </w:r>
-      <w:bookmarkEnd w:id="22"/>
+      <w:bookmarkEnd w:id="21"/>
     </w:p>
     <w:tbl>
       <w:tblPr>
@@ -4802,11 +3760,7 @@
               </w:rPr>
             </w:pPr>
             <w:r>
-              <w:rPr>
-                <w:sz w:val="16"/>
-                <w:szCs w:val="16"/>
-              </w:rPr>
-              <w:t>NOC</w:t>
+              <w:rPr/>
             </w:r>
           </w:p>
         </w:tc>
@@ -4836,11 +3790,7 @@
               </w:rPr>
             </w:pPr>
             <w:r>
-              <w:rPr>
-                <w:sz w:val="16"/>
-                <w:szCs w:val="16"/>
-              </w:rPr>
-              <w:t>NCC #1, Transport &amp; Wireless #2, Data/Voice #3, Core #4, Video #5, EBNOC #6</w:t>
+              <w:rPr/>
             </w:r>
           </w:p>
         </w:tc>
@@ -4870,11 +3820,7 @@
               </w:rPr>
             </w:pPr>
             <w:r>
-              <w:rPr>
-                <w:sz w:val="16"/>
-                <w:szCs w:val="16"/>
-              </w:rPr>
-              <w:t>647-747-5800 or 1-800-800-9155</w:t>
+              <w:rPr/>
             </w:r>
           </w:p>
         </w:tc>
@@ -4909,11 +3855,7 @@
               </w:rPr>
             </w:pPr>
             <w:r>
-              <w:rPr>
-                <w:sz w:val="16"/>
-                <w:szCs w:val="16"/>
-              </w:rPr>
-              <w:t>Brandon St. Coeur</w:t>
+              <w:rPr/>
             </w:r>
           </w:p>
         </w:tc>
@@ -4943,11 +3885,7 @@
               </w:rPr>
             </w:pPr>
             <w:r>
-              <w:rPr>
-                <w:sz w:val="16"/>
-                <w:szCs w:val="16"/>
-              </w:rPr>
-              <w:t>EE Specialist</w:t>
+              <w:rPr/>
             </w:r>
           </w:p>
         </w:tc>
@@ -4977,11 +3915,7 @@
               </w:rPr>
             </w:pPr>
             <w:r>
-              <w:rPr>
-                <w:sz w:val="16"/>
-                <w:szCs w:val="16"/>
-              </w:rPr>
-              <w:t>Brandon.StCoeur@rci.rogers.com</w:t>
+              <w:rPr/>
             </w:r>
           </w:p>
         </w:tc>
@@ -5016,11 +3950,7 @@
               </w:rPr>
             </w:pPr>
             <w:r>
-              <w:rPr>
-                <w:sz w:val="16"/>
-                <w:szCs w:val="16"/>
-              </w:rPr>
-              <w:t>Murtaza Husnain</w:t>
+              <w:rPr/>
             </w:r>
           </w:p>
         </w:tc>
@@ -5050,11 +3980,7 @@
               </w:rPr>
             </w:pPr>
             <w:r>
-              <w:rPr>
-                <w:sz w:val="16"/>
-                <w:szCs w:val="16"/>
-              </w:rPr>
-              <w:t>Senior IP Engineer</w:t>
+              <w:rPr/>
             </w:r>
           </w:p>
         </w:tc>
@@ -5084,13 +4010,7 @@
               </w:rPr>
             </w:pPr>
             <w:r>
-              <w:rPr>
-                <w:sz w:val="16"/>
-                <w:szCs w:val="16"/>
-              </w:rPr>
-              <w:t xml:space="preserve">Murtaza.Husnain@rci.rogers.com </w:t>
-              <w:br/>
-              <w:t>647-917-8783</w:t>
+              <w:rPr/>
             </w:r>
           </w:p>
         </w:tc>
@@ -5125,11 +4045,7 @@
               </w:rPr>
             </w:pPr>
             <w:r>
-              <w:rPr>
-                <w:sz w:val="16"/>
-                <w:szCs w:val="16"/>
-              </w:rPr>
-              <w:t>Sergey Konyshev</w:t>
+              <w:rPr/>
             </w:r>
           </w:p>
         </w:tc>
@@ -5159,11 +4075,7 @@
               </w:rPr>
             </w:pPr>
             <w:r>
-              <w:rPr>
-                <w:sz w:val="16"/>
-                <w:szCs w:val="16"/>
-              </w:rPr>
-              <w:t>Project Manager</w:t>
+              <w:rPr/>
             </w:r>
           </w:p>
         </w:tc>
@@ -5193,13 +4105,7 @@
               </w:rPr>
             </w:pPr>
             <w:r>
-              <w:rPr>
-                <w:sz w:val="16"/>
-                <w:szCs w:val="16"/>
-              </w:rPr>
-              <w:t>Sergey.Konyshev@rci.rogers.com</w:t>
-              <w:br/>
-              <w:t>647-622-9415</w:t>
+              <w:rPr/>
             </w:r>
           </w:p>
         </w:tc>
@@ -5234,11 +4140,7 @@
               </w:rPr>
             </w:pPr>
             <w:r>
-              <w:rPr>
-                <w:sz w:val="16"/>
-                <w:szCs w:val="16"/>
-              </w:rPr>
-              <w:t>Mustafizur Rahman</w:t>
+              <w:rPr/>
             </w:r>
           </w:p>
         </w:tc>
@@ -5268,11 +4170,7 @@
               </w:rPr>
             </w:pPr>
             <w:r>
-              <w:rPr>
-                <w:sz w:val="16"/>
-                <w:szCs w:val="16"/>
-              </w:rPr>
-              <w:t>Implementation Specialist</w:t>
+              <w:rPr/>
             </w:r>
           </w:p>
         </w:tc>
@@ -5302,33 +4200,7 @@
               </w:rPr>
             </w:pPr>
             <w:r>
-              <w:rPr>
-                <w:sz w:val="16"/>
-                <w:szCs w:val="16"/>
-              </w:rPr>
-              <w:t>Mustafizur.Rahman@rci.rogers.com</w:t>
-            </w:r>
-          </w:p>
-          <w:p>
-            <w:pPr>
-              <w:pStyle w:val="Normal"/>
-              <w:keepNext w:val="true"/>
-              <w:keepLines/>
-              <w:widowControl w:val="false"/>
-              <w:spacing w:lineRule="auto" w:line="276"/>
-              <w:ind w:start="57" w:end="57"/>
-              <w:jc w:val="center"/>
-              <w:rPr>
-                <w:sz w:val="16"/>
-                <w:szCs w:val="16"/>
-              </w:rPr>
-            </w:pPr>
-            <w:r>
-              <w:rPr>
-                <w:sz w:val="16"/>
-                <w:szCs w:val="16"/>
-              </w:rPr>
-              <w:t>506-961-2763</w:t>
+              <w:rPr/>
             </w:r>
           </w:p>
         </w:tc>
@@ -5363,11 +4235,7 @@
               </w:rPr>
             </w:pPr>
             <w:r>
-              <w:rPr>
-                <w:sz w:val="16"/>
-                <w:szCs w:val="16"/>
-              </w:rPr>
-              <w:t>Aitreyi Patel</w:t>
+              <w:rPr/>
             </w:r>
           </w:p>
         </w:tc>
@@ -5397,11 +4265,7 @@
               </w:rPr>
             </w:pPr>
             <w:r>
-              <w:rPr>
-                <w:sz w:val="16"/>
-                <w:szCs w:val="16"/>
-              </w:rPr>
-              <w:t>Design Consultant</w:t>
+              <w:rPr/>
             </w:r>
           </w:p>
         </w:tc>
@@ -5431,33 +4295,7 @@
               </w:rPr>
             </w:pPr>
             <w:r>
-              <w:rPr>
-                <w:sz w:val="16"/>
-                <w:szCs w:val="16"/>
-              </w:rPr>
-              <w:t xml:space="preserve">Aitreyi.Patel@rci.rogers.com </w:t>
-            </w:r>
-          </w:p>
-          <w:p>
-            <w:pPr>
-              <w:pStyle w:val="Normal"/>
-              <w:keepNext w:val="true"/>
-              <w:keepLines/>
-              <w:widowControl w:val="false"/>
-              <w:spacing w:lineRule="auto" w:line="276"/>
-              <w:ind w:start="57" w:end="57"/>
-              <w:jc w:val="center"/>
-              <w:rPr>
-                <w:sz w:val="16"/>
-                <w:szCs w:val="16"/>
-              </w:rPr>
-            </w:pPr>
-            <w:r>
-              <w:rPr>
-                <w:sz w:val="16"/>
-                <w:szCs w:val="16"/>
-              </w:rPr>
-              <w:t>905-997-4010</w:t>
+              <w:rPr/>
             </w:r>
           </w:p>
         </w:tc>
@@ -5483,7 +4321,7 @@
           <w:smallCaps w:val="false"/>
         </w:rPr>
       </w:pPr>
-      <w:bookmarkStart w:id="23" w:name="_Toc203748221"/>
+      <w:bookmarkStart w:id="22" w:name="_Toc203748221"/>
       <w:r>
         <w:rPr>
           <w:caps w:val="false"/>
@@ -5491,7 +4329,7 @@
         </w:rPr>
         <w:t>HIGH LEVEL DIAGRAM</w:t>
       </w:r>
-      <w:bookmarkEnd w:id="23"/>
+      <w:bookmarkEnd w:id="22"/>
     </w:p>
     <w:p>
       <w:pPr>
@@ -5516,14 +4354,14 @@
         <w:ind w:hanging="578" w:start="578"/>
         <w:rPr/>
       </w:pPr>
+      <w:bookmarkStart w:id="23" w:name="_Toc161407391"/>
       <w:bookmarkStart w:id="24" w:name="_Toc203748222"/>
-      <w:bookmarkStart w:id="25" w:name="_Toc161407391"/>
       <w:r>
         <w:rPr/>
         <w:t>Site Level Drawing</w:t>
       </w:r>
+      <w:bookmarkEnd w:id="23"/>
       <w:bookmarkEnd w:id="24"/>
-      <w:bookmarkEnd w:id="25"/>
     </w:p>
     <w:p>
       <w:pPr>
@@ -5567,7 +4405,7 @@
           <w:smallCaps w:val="false"/>
         </w:rPr>
       </w:pPr>
-      <w:bookmarkStart w:id="26" w:name="_Toc203748223"/>
+      <w:bookmarkStart w:id="25" w:name="_Toc203748223"/>
       <w:r>
         <w:rPr>
           <w:caps w:val="false"/>
@@ -5575,7 +4413,7 @@
         </w:rPr>
         <w:t>MATERIALS</w:t>
       </w:r>
-      <w:bookmarkEnd w:id="26"/>
+      <w:bookmarkEnd w:id="25"/>
     </w:p>
     <w:p>
       <w:pPr>
@@ -6068,8 +4906,8 @@
       <w:r>
         <w:rPr/>
       </w:r>
-      <w:bookmarkStart w:id="27" w:name="_MON_1814361177"/>
-      <w:bookmarkEnd w:id="27"/>
+      <w:bookmarkStart w:id="26" w:name="_MON_1814361177"/>
+      <w:bookmarkEnd w:id="26"/>
     </w:p>
     <w:p>
       <w:pPr>
@@ -6078,12 +4916,12 @@
         <w:ind w:hanging="431" w:start="431"/>
         <w:rPr/>
       </w:pPr>
-      <w:bookmarkStart w:id="28" w:name="_Toc203748224"/>
+      <w:bookmarkStart w:id="27" w:name="_Toc203748224"/>
       <w:r>
         <w:rPr/>
         <w:t>SCOPE OF WORK</w:t>
       </w:r>
-      <w:bookmarkEnd w:id="28"/>
+      <w:bookmarkEnd w:id="27"/>
       <w:r>
         <w:rPr/>
         <w:t xml:space="preserve"> </w:t>
@@ -6098,16 +4936,16 @@
           <w:iCs w:val="false"/>
         </w:rPr>
       </w:pPr>
+      <w:bookmarkStart w:id="28" w:name="_Toc112403418"/>
       <w:bookmarkStart w:id="29" w:name="_Toc203748225"/>
-      <w:bookmarkStart w:id="30" w:name="_Toc112403418"/>
       <w:r>
         <w:rPr>
           <w:iCs w:val="false"/>
         </w:rPr>
         <w:t>Installation/Migration/Decommissioning</w:t>
       </w:r>
+      <w:bookmarkEnd w:id="28"/>
       <w:bookmarkEnd w:id="29"/>
-      <w:bookmarkEnd w:id="30"/>
     </w:p>
     <w:p>
       <w:pPr>
@@ -6115,12 +4953,12 @@
         <w:spacing w:lineRule="auto" w:line="360" w:before="0" w:after="60"/>
         <w:rPr/>
       </w:pPr>
-      <w:bookmarkStart w:id="31" w:name="_Toc203748226"/>
+      <w:bookmarkStart w:id="30" w:name="_Toc203748226"/>
       <w:r>
         <w:rPr/>
         <w:t>Work Description/Details</w:t>
       </w:r>
-      <w:bookmarkEnd w:id="31"/>
+      <w:bookmarkEnd w:id="30"/>
     </w:p>
     <w:p>
       <w:pPr>
@@ -6174,8 +5012,8 @@
         <w:rPr/>
         <w:t>Use electrostatic discharge (ESD) grounding strap when working with electronic equipment.</w:t>
       </w:r>
-      <w:bookmarkStart w:id="32" w:name="_Toc2037482261"/>
-      <w:bookmarkEnd w:id="32"/>
+      <w:bookmarkStart w:id="31" w:name="_Toc2037482261"/>
+      <w:bookmarkEnd w:id="31"/>
     </w:p>
     <w:p>
       <w:pPr>
@@ -6303,38 +5141,53 @@
         <w:spacing w:lineRule="auto" w:line="360" w:before="0" w:after="60"/>
         <w:rPr/>
       </w:pPr>
-      <w:bookmarkStart w:id="33" w:name="_Toc203748227"/>
+      <w:bookmarkStart w:id="32" w:name="_Toc203748227"/>
       <w:r>
         <w:rPr/>
         <w:t>Cable Run List</w:t>
+      </w:r>
+      <w:bookmarkEnd w:id="32"/>
+    </w:p>
+    <w:p>
+      <w:pPr>
+        <w:pStyle w:val="ListParagraph"/>
+        <w:spacing w:lineRule="auto" w:line="360"/>
+        <w:ind w:start="567"/>
+        <w:rPr/>
+      </w:pPr>
+      <w:r>
+        <w:rPr>
+          <w:bCs/>
+        </w:rPr>
+        <w:t>${cableRunList}</w:t>
+      </w:r>
+    </w:p>
+    <w:p>
+      <w:pPr>
+        <w:pStyle w:val="Heading3"/>
+        <w:spacing w:lineRule="auto" w:line="360" w:before="0" w:after="60"/>
+        <w:rPr/>
+      </w:pPr>
+      <w:bookmarkStart w:id="33" w:name="_Toc203748228"/>
+      <w:r>
+        <w:rPr/>
+        <w:t>Rack Layout</w:t>
       </w:r>
       <w:bookmarkEnd w:id="33"/>
     </w:p>
     <w:p>
       <w:pPr>
-        <w:pStyle w:val="ListParagraph"/>
-        <w:spacing w:lineRule="auto" w:line="360"/>
-        <w:ind w:start="567"/>
-        <w:rPr/>
-      </w:pPr>
-      <w:r>
-        <w:rPr>
-          <w:bCs/>
-        </w:rPr>
-        <w:t>${</w:t>
-      </w:r>
-      <w:r>
-        <w:rPr>
-          <w:bCs/>
-        </w:rPr>
-        <w:t>cableRunList</w:t>
-      </w:r>
-      <w:r>
-        <w:rPr>
-          <w:bCs/>
-        </w:rPr>
-        <w:t>}</w:t>
-      </w:r>
+        <w:pStyle w:val="Normal"/>
+        <w:spacing w:lineRule="auto" w:line="360" w:before="0" w:after="60"/>
+        <w:rPr/>
+      </w:pPr>
+      <w:r>
+        <w:rPr/>
+      </w:r>
+      <w:bookmarkStart w:id="34" w:name="RACK_LAYOUT_PREVIEW"/>
+      <w:bookmarkStart w:id="35" w:name="_GoBack"/>
+      <w:bookmarkEnd w:id="34"/>
+      <w:bookmarkEnd w:id="35"/>
     </w:p>
     <w:p>
       <w:pPr>
@@ -6342,39 +5195,12 @@
         <w:spacing w:lineRule="auto" w:line="360" w:before="0" w:after="60"/>
         <w:rPr/>
       </w:pPr>
-      <w:bookmarkStart w:id="34" w:name="_Toc203748228"/>
-      <w:r>
-        <w:rPr/>
-        <w:t>Rack Layout</w:t>
-      </w:r>
-      <w:bookmarkEnd w:id="34"/>
-    </w:p>
-    <w:p>
-      <w:pPr>
-        <w:pStyle w:val="Normal"/>
-        <w:spacing w:lineRule="auto" w:line="360" w:before="0" w:after="60"/>
-        <w:rPr/>
-      </w:pPr>
-      <w:r>
-        <w:rPr/>
-      </w:r>
-      <w:bookmarkStart w:id="35" w:name="_GoBack"/>
-      <w:bookmarkStart w:id="36" w:name="RACK_LAYOUT_PREVIEW"/>
-      <w:bookmarkEnd w:id="35"/>
+      <w:bookmarkStart w:id="36" w:name="_Toc203748229"/>
+      <w:r>
+        <w:rPr/>
+        <w:t>Floor Plan</w:t>
+      </w:r>
       <w:bookmarkEnd w:id="36"/>
-    </w:p>
-    <w:p>
-      <w:pPr>
-        <w:pStyle w:val="Heading3"/>
-        <w:spacing w:lineRule="auto" w:line="360" w:before="0" w:after="60"/>
-        <w:rPr/>
-      </w:pPr>
-      <w:bookmarkStart w:id="37" w:name="_Toc203748229"/>
-      <w:r>
-        <w:rPr/>
-        <w:t>Floor Plan</w:t>
-      </w:r>
-      <w:bookmarkEnd w:id="37"/>
     </w:p>
     <w:p>
       <w:pPr>
@@ -6444,8 +5270,8 @@
           </mc:Fallback>
         </mc:AlternateContent>
       </w:r>
-      <w:bookmarkStart w:id="38" w:name="FLOOR_PLAN"/>
-      <w:bookmarkEnd w:id="38"/>
+      <w:bookmarkStart w:id="37" w:name="FLOOR_PLAN"/>
+      <w:bookmarkEnd w:id="37"/>
     </w:p>
     <w:p>
       <w:pPr>
@@ -6453,14 +5279,14 @@
         <w:spacing w:lineRule="auto" w:line="360"/>
         <w:rPr/>
       </w:pPr>
+      <w:bookmarkStart w:id="38" w:name="_Toc171927067"/>
       <w:bookmarkStart w:id="39" w:name="_Toc203748230"/>
-      <w:bookmarkStart w:id="40" w:name="_Toc171927067"/>
       <w:r>
         <w:rPr/>
         <w:t>Power Requirements</w:t>
       </w:r>
+      <w:bookmarkEnd w:id="38"/>
       <w:bookmarkEnd w:id="39"/>
-      <w:bookmarkEnd w:id="40"/>
     </w:p>
     <w:p>
       <w:pPr>
@@ -6481,28 +5307,28 @@
         <w:pStyle w:val="Heading2"/>
         <w:rPr/>
       </w:pPr>
+      <w:bookmarkStart w:id="40" w:name="_Toc171927068"/>
       <w:bookmarkStart w:id="41" w:name="_Toc203748231"/>
-      <w:bookmarkStart w:id="42" w:name="_Toc171927068"/>
       <w:r>
         <w:rPr/>
         <w:t>activation</w:t>
       </w:r>
+      <w:bookmarkEnd w:id="40"/>
       <w:bookmarkEnd w:id="41"/>
-      <w:bookmarkEnd w:id="42"/>
     </w:p>
     <w:p>
       <w:pPr>
         <w:pStyle w:val="Heading3"/>
         <w:rPr/>
       </w:pPr>
+      <w:bookmarkStart w:id="42" w:name="_Toc171927069"/>
       <w:bookmarkStart w:id="43" w:name="_Toc203748232"/>
-      <w:bookmarkStart w:id="44" w:name="_Toc171927069"/>
       <w:r>
         <w:rPr/>
         <w:t>Power on/Turn up</w:t>
       </w:r>
+      <w:bookmarkEnd w:id="42"/>
       <w:bookmarkEnd w:id="43"/>
-      <w:bookmarkEnd w:id="44"/>
     </w:p>
     <w:p>
       <w:pPr>
@@ -6527,14 +5353,14 @@
         <w:spacing w:lineRule="auto" w:line="360"/>
         <w:rPr/>
       </w:pPr>
+      <w:bookmarkStart w:id="44" w:name="_Toc203748233"/>
       <w:bookmarkStart w:id="45" w:name="_Toc171927070"/>
-      <w:bookmarkStart w:id="46" w:name="_Toc203748233"/>
       <w:r>
         <w:rPr/>
         <w:t>Network Management</w:t>
       </w:r>
+      <w:bookmarkEnd w:id="44"/>
       <w:bookmarkEnd w:id="45"/>
-      <w:bookmarkEnd w:id="46"/>
     </w:p>
     <w:p>
       <w:pPr>
@@ -6559,14 +5385,14 @@
         <w:spacing w:lineRule="auto" w:line="360"/>
         <w:rPr/>
       </w:pPr>
+      <w:bookmarkStart w:id="46" w:name="_Toc171927071"/>
       <w:bookmarkStart w:id="47" w:name="_Toc203748234"/>
-      <w:bookmarkStart w:id="48" w:name="_Toc171927071"/>
       <w:r>
         <w:rPr/>
         <w:t>Test and Acceptance/Commissioning</w:t>
       </w:r>
+      <w:bookmarkEnd w:id="46"/>
       <w:bookmarkEnd w:id="47"/>
-      <w:bookmarkEnd w:id="48"/>
     </w:p>
     <w:p>
       <w:pPr>
@@ -6592,12 +5418,12 @@
         <w:jc w:val="both"/>
         <w:rPr/>
       </w:pPr>
-      <w:bookmarkStart w:id="49" w:name="_Toc203748235"/>
+      <w:bookmarkStart w:id="48" w:name="_Toc203748235"/>
       <w:r>
         <w:rPr/>
         <w:t>Supporting Documentation</w:t>
       </w:r>
-      <w:bookmarkEnd w:id="49"/>
+      <w:bookmarkEnd w:id="48"/>
     </w:p>
     <w:p>
       <w:pPr>
@@ -6632,10 +5458,13 @@
         </w:rPr>
       </w:pPr>
       <w:r>
-        <w:rPr/>
-      </w:r>
-      <w:bookmarkStart w:id="50" w:name="EDS_FILE"/>
-      <w:bookmarkEnd w:id="50"/>
+        <w:rPr>
+          <w:b/>
+          <w:bCs/>
+        </w:rPr>
+      </w:r>
+      <w:bookmarkStart w:id="49" w:name="EDS_FILE"/>
+      <w:bookmarkEnd w:id="49"/>
     </w:p>
     <w:p>
       <w:pPr>
@@ -6671,8 +5500,8 @@
           <w:bCs/>
         </w:rPr>
       </w:r>
-      <w:bookmarkStart w:id="51" w:name="BASIC_MOP_FILE"/>
-      <w:bookmarkEnd w:id="51"/>
+      <w:bookmarkStart w:id="50" w:name="BASIC_MOP_FILE"/>
+      <w:bookmarkEnd w:id="50"/>
     </w:p>
     <w:p>
       <w:pPr>
@@ -6681,7 +5510,7 @@
         <w:spacing w:lineRule="auto" w:line="360"/>
         <w:rPr/>
       </w:pPr>
-      <w:bookmarkStart w:id="52" w:name="_Toc203748236"/>
+      <w:bookmarkStart w:id="51" w:name="_Toc203748236"/>
       <w:r>
         <w:rPr>
           <w:caps w:val="false"/>
@@ -6689,7 +5518,7 @@
         </w:rPr>
         <w:t>TO BE RETURNED UPON PROJECT COMPLETION</w:t>
       </w:r>
-      <w:bookmarkEnd w:id="52"/>
+      <w:bookmarkEnd w:id="51"/>
     </w:p>
     <w:p>
       <w:pPr>
@@ -6701,15 +5530,16 @@
         <w:spacing w:lineRule="auto" w:line="360"/>
         <w:rPr/>
       </w:pPr>
-      <w:bookmarkStart w:id="53" w:name="_Toc293499182"/>
-      <w:bookmarkStart w:id="54" w:name="_Toc298246997"/>
-      <w:bookmarkStart w:id="55" w:name="_Toc293494360"/>
-      <w:bookmarkStart w:id="56" w:name="_Toc293581785"/>
-      <w:bookmarkStart w:id="57" w:name="_Toc295727309"/>
-      <w:bookmarkStart w:id="58" w:name="_Toc298238844"/>
-      <w:bookmarkStart w:id="59" w:name="_Toc295220445"/>
-      <w:bookmarkStart w:id="60" w:name="_Toc293494423"/>
-      <w:bookmarkStart w:id="61" w:name="_Toc296506347"/>
+      <w:bookmarkStart w:id="52" w:name="_Toc296506347"/>
+      <w:bookmarkStart w:id="53" w:name="_Toc293494423"/>
+      <w:bookmarkStart w:id="54" w:name="_Toc295220445"/>
+      <w:bookmarkStart w:id="55" w:name="_Toc298238844"/>
+      <w:bookmarkStart w:id="56" w:name="_Toc295727309"/>
+      <w:bookmarkStart w:id="57" w:name="_Toc293581785"/>
+      <w:bookmarkStart w:id="58" w:name="_Toc293494360"/>
+      <w:bookmarkStart w:id="59" w:name="_Toc298246997"/>
+      <w:bookmarkStart w:id="60" w:name="_Toc293499182"/>
+      <w:bookmarkEnd w:id="52"/>
       <w:bookmarkEnd w:id="53"/>
       <w:bookmarkEnd w:id="54"/>
       <w:bookmarkEnd w:id="55"/>
@@ -6718,7 +5548,6 @@
       <w:bookmarkEnd w:id="58"/>
       <w:bookmarkEnd w:id="59"/>
       <w:bookmarkEnd w:id="60"/>
-      <w:bookmarkEnd w:id="61"/>
       <w:r>
         <w:rPr/>
         <w:t>As built – All changes must be identified in red ink in cable run list, rack elevation, network drawing as appropriate.</w:t>
@@ -6765,27 +5594,29 @@
         <w:rPr/>
         <w:fldChar w:fldCharType="separate"/>
       </w:r>
+      <w:bookmarkStart w:id="61" w:name="Bookmark"/>
       <w:bookmarkStart w:id="62" w:name="Bookmark"/>
-      <w:bookmarkStart w:id="63" w:name="Bookmark"/>
+      <w:bookmarkEnd w:id="62"/>
+      <w:r>
+        <w:rPr/>
+      </w:r>
+      <w:r>
+        <w:rPr/>
+        <w:fldChar w:fldCharType="end"/>
+      </w:r>
+      <w:bookmarkStart w:id="63" w:name="Bookmark_Копия_1_Копия_1_Копия_1"/>
+      <w:bookmarkStart w:id="64" w:name="Bookmark_Копия_1_Копия_1"/>
+      <w:bookmarkStart w:id="65" w:name="Bookmark_Копия_1"/>
+      <w:bookmarkStart w:id="66" w:name="__Fieldmark__28362_2598550597"/>
+      <w:bookmarkStart w:id="67" w:name="__Fieldmark__13981_678483572"/>
+      <w:bookmarkStart w:id="68" w:name="__Fieldmark__862_2598550597"/>
+      <w:bookmarkStart w:id="69" w:name="Bookmark_Копия_1_Копия_1_Копия_1_Копия_2"/>
+      <w:bookmarkStart w:id="70" w:name="Bookmark_Копия_1_Копия_1_Копия_1_Копия_1"/>
+      <w:bookmarkStart w:id="71" w:name="Bookmark_Копия_1_Копия_1"/>
+      <w:bookmarkStart w:id="72" w:name="__Fieldmark__837_139913342"/>
+      <w:bookmarkStart w:id="73" w:name="__Fieldmark__981_678483572"/>
+      <w:bookmarkStart w:id="74" w:name="Bookmark_Копия_1"/>
       <w:bookmarkEnd w:id="63"/>
-      <w:r>
-        <w:rPr/>
-      </w:r>
-      <w:r>
-        <w:rPr/>
-        <w:fldChar w:fldCharType="end"/>
-      </w:r>
-      <w:bookmarkStart w:id="64" w:name="__Fieldmark__981_678483572"/>
-      <w:bookmarkStart w:id="65" w:name="__Fieldmark__837_139913342"/>
-      <w:bookmarkStart w:id="66" w:name="Bookmark_Копия_1_Копия_1"/>
-      <w:bookmarkStart w:id="67" w:name="Bookmark_Копия_1_Копия_1_Копия_1_Копия_1"/>
-      <w:bookmarkStart w:id="68" w:name="Bookmark_Копия_1_Копия_1_Копия_1_Копия_2"/>
-      <w:bookmarkStart w:id="69" w:name="__Fieldmark__862_2598550597"/>
-      <w:bookmarkStart w:id="70" w:name="__Fieldmark__13981_678483572"/>
-      <w:bookmarkStart w:id="71" w:name="__Fieldmark__28362_2598550597"/>
-      <w:bookmarkStart w:id="72" w:name="Bookmark_Копия_1"/>
-      <w:bookmarkStart w:id="73" w:name="Bookmark_Копия_1"/>
-      <w:bookmarkStart w:id="74" w:name="Bookmark_Копия_1_Копия_1_Копия_1"/>
       <w:bookmarkEnd w:id="64"/>
       <w:bookmarkEnd w:id="65"/>
       <w:bookmarkEnd w:id="66"/>
@@ -6816,7 +5647,6 @@
             <w:calcOnExit w:val="0"/>
             <w:checkBox>
               <w:sizeAuto/>
-              <w:checked/>
             </w:checkBox>
           </w:ffData>
         </w:fldChar>
@@ -6839,19 +5669,20 @@
         <w:rPr/>
         <w:fldChar w:fldCharType="end"/>
       </w:r>
-      <w:bookmarkStart w:id="77" w:name="Bookmark_Копия_1_Коп"/>
-      <w:bookmarkStart w:id="78" w:name="__Fieldmark__872_2598550597"/>
-      <w:bookmarkStart w:id="79" w:name="Bookmark_Копия_1_Копия_1_Копия_2"/>
-      <w:bookmarkStart w:id="80" w:name="Bookmark_Копия_1_Копия_1_Копия_2_Копия_1"/>
-      <w:bookmarkStart w:id="81" w:name="Bookmark_Копия_1_Копия_1_Копия_2_Копия_2"/>
-      <w:bookmarkStart w:id="82" w:name="Bookmark_Копия_1_Копия_1_Копия_1_Копия_3"/>
+      <w:bookmarkStart w:id="77" w:name="__Fieldmark__13988_678483572"/>
+      <w:bookmarkStart w:id="78" w:name="__Fieldmark__853_139913342"/>
+      <w:bookmarkStart w:id="79" w:name="__Fieldmark__28375_2598550597"/>
+      <w:bookmarkStart w:id="80" w:name="Bookmark_Копия_1_Копия_1_Копия_1"/>
+      <w:bookmarkStart w:id="81" w:name="Bookmark_Копия_1_Копия_1_Копия_2_Копия_4"/>
+      <w:bookmarkStart w:id="82" w:name="__Fieldmark__985_678483572"/>
       <w:bookmarkStart w:id="83" w:name="Bookmark_Копия_1_Копия_1_Копия_2_Копия_3"/>
-      <w:bookmarkStart w:id="84" w:name="__Fieldmark__985_678483572"/>
-      <w:bookmarkStart w:id="85" w:name="Bookmark_Копия_1_Копия_1_Копия_2_Копия_4"/>
-      <w:bookmarkStart w:id="86" w:name="Bookmark_Копия_1_Копия_1"/>
-      <w:bookmarkStart w:id="87" w:name="__Fieldmark__28375_2598550597"/>
-      <w:bookmarkStart w:id="88" w:name="__Fieldmark__853_139913342"/>
-      <w:bookmarkStart w:id="89" w:name="__Fieldmark__13988_678483572"/>
+      <w:bookmarkStart w:id="84" w:name="Bookmark_Копия_1_Копия_1_Копия_1_Копия_3"/>
+      <w:bookmarkStart w:id="85" w:name="Bookmark_Копия_1_Копия_1_Копия_2_Копия_2"/>
+      <w:bookmarkStart w:id="86" w:name="Bookmark_Копия_1_Копия_1_Копия_2_Копия_1"/>
+      <w:bookmarkStart w:id="87" w:name="Bookmark_Копия_1_Копия_1_Копия_2"/>
+      <w:bookmarkStart w:id="88" w:name="__Fieldmark__872_2598550597"/>
+      <w:bookmarkStart w:id="89" w:name="Bookmark_Копия_1_Коп_Копия_1"/>
+      <w:bookmarkStart w:id="90" w:name="Bookmark_Копия_1_Коп"/>
       <w:bookmarkEnd w:id="77"/>
       <w:bookmarkEnd w:id="78"/>
       <w:bookmarkEnd w:id="79"/>
@@ -6865,6 +5696,7 @@
       <w:bookmarkEnd w:id="87"/>
       <w:bookmarkEnd w:id="88"/>
       <w:bookmarkEnd w:id="89"/>
+      <w:bookmarkEnd w:id="90"/>
       <w:r>
         <w:rPr/>
         <w:t xml:space="preserve"> RETURN OPTICAL POWER LEVELS</w:t>
@@ -6884,7 +5716,6 @@
             <w:calcOnExit w:val="0"/>
             <w:checkBox>
               <w:sizeAuto/>
-              <w:checked/>
             </w:checkBox>
           </w:ffData>
         </w:fldChar>
@@ -6897,9 +5728,9 @@
         <w:rPr/>
         <w:fldChar w:fldCharType="separate"/>
       </w:r>
-      <w:bookmarkStart w:id="90" w:name="Bookmark_Копия_2"/>
       <w:bookmarkStart w:id="91" w:name="Bookmark_Копия_2"/>
-      <w:bookmarkEnd w:id="91"/>
+      <w:bookmarkStart w:id="92" w:name="Bookmark_Копия_2"/>
+      <w:bookmarkEnd w:id="92"/>
       <w:r>
         <w:rPr/>
       </w:r>
@@ -6907,19 +5738,19 @@
         <w:rPr/>
         <w:fldChar w:fldCharType="end"/>
       </w:r>
-      <w:bookmarkStart w:id="92" w:name="Bookmark_Копия_2_Копия_1_Копия_1_Копия_3"/>
-      <w:bookmarkStart w:id="93" w:name="Bookmark_Копия_2_Копия_1"/>
+      <w:bookmarkStart w:id="93" w:name="Bookmark_Копия_2_Копия_1_Копия_1_Копия_1"/>
       <w:bookmarkStart w:id="94" w:name="Bookmark_Копия_2_Копия_1"/>
-      <w:bookmarkStart w:id="95" w:name="Bookmark_Копия_2_Копия_1_Копия_1"/>
-      <w:bookmarkStart w:id="96" w:name="Bookmark_Копия_2_Копия_1_Копия_1_Копия_2"/>
-      <w:bookmarkStart w:id="97" w:name="__Fieldmark__869_139913342"/>
+      <w:bookmarkStart w:id="95" w:name="__Fieldmark__28388_2598550597"/>
+      <w:bookmarkStart w:id="96" w:name="__Fieldmark__13995_678483572"/>
+      <w:bookmarkStart w:id="97" w:name="__Fieldmark__988_678483572"/>
       <w:bookmarkStart w:id="98" w:name="__Fieldmark__882_2598550597"/>
-      <w:bookmarkStart w:id="99" w:name="__Fieldmark__988_678483572"/>
-      <w:bookmarkStart w:id="100" w:name="__Fieldmark__13995_678483572"/>
-      <w:bookmarkStart w:id="101" w:name="__Fieldmark__28388_2598550597"/>
-      <w:bookmarkStart w:id="102" w:name="Bookmark_Копия_2"/>
-      <w:bookmarkStart w:id="103" w:name="Bookmark_Копия_2_Копия_1_Копия_1_Копия_1"/>
-      <w:bookmarkEnd w:id="92"/>
+      <w:bookmarkStart w:id="99" w:name="__Fieldmark__869_139913342"/>
+      <w:bookmarkStart w:id="100" w:name="Bookmark_Копия_2_Копия_1_Копия_1_Копия_2"/>
+      <w:bookmarkStart w:id="101" w:name="Bookmark_Копия_2_Копия_1_Копия_1"/>
+      <w:bookmarkStart w:id="102" w:name="Bookmark_Копия_2_Копия_1_Копия_1"/>
+      <w:bookmarkStart w:id="103" w:name="Bookmark_Копия_2_Копия_1"/>
+      <w:bookmarkStart w:id="104" w:name="Bookmark_Копия_2_Копия_1_Копия_1_Копия_3"/>
+      <w:bookmarkStart w:id="105" w:name="Bookmark_Копия_2"/>
       <w:bookmarkEnd w:id="93"/>
       <w:bookmarkEnd w:id="94"/>
       <w:bookmarkEnd w:id="95"/>
@@ -6931,6 +5762,8 @@
       <w:bookmarkEnd w:id="101"/>
       <w:bookmarkEnd w:id="102"/>
       <w:bookmarkEnd w:id="103"/>
+      <w:bookmarkEnd w:id="104"/>
+      <w:bookmarkEnd w:id="105"/>
       <w:r>
         <w:rPr/>
         <w:t xml:space="preserve"> DEFICIENCY LIST</w:t>
@@ -6962,8 +5795,8 @@
         <w:jc w:val="center"/>
         <w:rPr/>
       </w:pPr>
-      <w:bookmarkStart w:id="104" w:name="_Toc274299552"/>
-      <w:bookmarkStart w:id="105" w:name="_Toc278895679"/>
+      <w:bookmarkStart w:id="106" w:name="_Toc278895679"/>
+      <w:bookmarkStart w:id="107" w:name="_Toc274299552"/>
       <w:r>
         <w:rPr>
           <w:b/>
@@ -6972,8 +5805,8 @@
         </w:rPr>
         <w:t>END OF FILE</w:t>
       </w:r>
-      <w:bookmarkEnd w:id="104"/>
-      <w:bookmarkEnd w:id="105"/>
+      <w:bookmarkEnd w:id="106"/>
+      <w:bookmarkEnd w:id="107"/>
     </w:p>
     <w:sectPr>
       <w:headerReference w:type="even" r:id="rId15"/>
@@ -7515,7 +6348,7 @@
       <w:rPr>
         <w:rStyle w:val="PageNumber"/>
       </w:rPr>
-      <w:t>4</w:t>
+      <w:t>5</w:t>
     </w:r>
     <w:r>
       <w:rPr>
@@ -7643,7 +6476,7 @@
       <w:rPr>
         <w:rStyle w:val="PageNumber"/>
       </w:rPr>
-      <w:t>4</w:t>
+      <w:t>5</w:t>
     </w:r>
     <w:r>
       <w:rPr>
@@ -9505,17 +8338,17 @@
       <w:szCs w:val="16"/>
     </w:rPr>
   </w:style>
+  <w:style w:type="character" w:styleId="user" w:customStyle="1">
+    <w:name w:val="Ссылка указателя (user)"/>
+    <w:qFormat/>
+    <w:rPr/>
+  </w:style>
   <w:style w:type="character" w:styleId="Style9" w:customStyle="1">
     <w:name w:val="Ссылка указателя"/>
     <w:qFormat/>
     <w:rPr/>
   </w:style>
-  <w:style w:type="character" w:styleId="user" w:customStyle="1">
-    <w:name w:val="Ссылка указателя (user)"/>
-    <w:qFormat/>
-    <w:rPr/>
-  </w:style>
-  <w:style w:type="paragraph" w:styleId="Style10">
+  <w:style w:type="paragraph" w:styleId="Style10" w:customStyle="1">
     <w:name w:val="Заголовок"/>
     <w:basedOn w:val="Normal"/>
     <w:next w:val="BodyText"/>
@@ -9570,7 +8403,7 @@
       <w:szCs w:val="18"/>
     </w:rPr>
   </w:style>
-  <w:style w:type="paragraph" w:styleId="Style11">
+  <w:style w:type="paragraph" w:styleId="Style11" w:customStyle="1">
     <w:name w:val="Указатель"/>
     <w:basedOn w:val="Normal"/>
     <w:qFormat/>
@@ -9581,7 +8414,7 @@
       <w:rFonts w:cs="Lohit Devanagari"/>
     </w:rPr>
   </w:style>
-  <w:style w:type="paragraph" w:styleId="user1" w:customStyle="1">
+  <w:style w:type="paragraph" w:styleId="user1">
     <w:name w:val="Заголовок (user)"/>
     <w:basedOn w:val="Normal"/>
     <w:next w:val="BodyText"/>
@@ -9596,7 +8429,7 @@
       <w:szCs w:val="28"/>
     </w:rPr>
   </w:style>
-  <w:style w:type="paragraph" w:styleId="user2" w:customStyle="1">
+  <w:style w:type="paragraph" w:styleId="user2">
     <w:name w:val="Указатель (user)"/>
     <w:basedOn w:val="Normal"/>
     <w:qFormat/>
@@ -9640,15 +8473,15 @@
     <w:pPr/>
     <w:rPr/>
   </w:style>
-  <w:style w:type="paragraph" w:styleId="user3" w:customStyle="1">
-    <w:name w:val="Колонтитулы (user)"/>
+  <w:style w:type="paragraph" w:styleId="Style13" w:customStyle="1">
+    <w:name w:val="Колонтитулы"/>
     <w:basedOn w:val="Normal"/>
     <w:qFormat/>
     <w:pPr/>
     <w:rPr/>
   </w:style>
-  <w:style w:type="paragraph" w:styleId="Style13" w:customStyle="1">
-    <w:name w:val="Колонтитулы"/>
+  <w:style w:type="paragraph" w:styleId="user3" w:customStyle="1">
+    <w:name w:val="Колонтитулы (user)"/>
     <w:basedOn w:val="Normal"/>
     <w:qFormat/>
     <w:pPr/>
@@ -9768,6 +8601,13 @@
     </w:pPr>
     <w:rPr/>
   </w:style>
+  <w:style w:type="paragraph" w:styleId="user4" w:customStyle="1">
+    <w:name w:val="Содержимое врезки (user)"/>
+    <w:basedOn w:val="Normal"/>
+    <w:qFormat/>
+    <w:pPr/>
+    <w:rPr/>
+  </w:style>
   <w:style w:type="paragraph" w:styleId="Style14" w:customStyle="1">
     <w:name w:val="Содержимое врезки"/>
     <w:basedOn w:val="Normal"/>
@@ -9775,45 +8615,38 @@
     <w:pPr/>
     <w:rPr/>
   </w:style>
-  <w:style w:type="paragraph" w:styleId="user4" w:customStyle="1">
-    <w:name w:val="Содержимое врезки (user)"/>
-    <w:basedOn w:val="Normal"/>
-    <w:qFormat/>
-    <w:pPr/>
-    <w:rPr/>
-  </w:style>
   <w:style w:type="paragraph" w:styleId="TOC4">
     <w:name w:val="toc 4"/>
-    <w:basedOn w:val="user2"/>
+    <w:basedOn w:val="Style11"/>
     <w:pPr/>
     <w:rPr/>
   </w:style>
   <w:style w:type="paragraph" w:styleId="TOC5">
     <w:name w:val="toc 5"/>
-    <w:basedOn w:val="user2"/>
+    <w:basedOn w:val="Style11"/>
     <w:pPr/>
     <w:rPr/>
   </w:style>
   <w:style w:type="paragraph" w:styleId="TOC6">
     <w:name w:val="toc 6"/>
-    <w:basedOn w:val="user2"/>
+    <w:basedOn w:val="Style11"/>
     <w:pPr/>
     <w:rPr/>
   </w:style>
   <w:style w:type="paragraph" w:styleId="TOC8">
     <w:name w:val="toc 8"/>
-    <w:basedOn w:val="user2"/>
+    <w:basedOn w:val="Style11"/>
     <w:pPr/>
     <w:rPr/>
   </w:style>
   <w:style w:type="paragraph" w:styleId="TOC9">
     <w:name w:val="toc 9"/>
-    <w:basedOn w:val="user2"/>
+    <w:basedOn w:val="Style11"/>
     <w:pPr/>
     <w:rPr/>
   </w:style>
-  <w:style w:type="numbering" w:styleId="user5" w:customStyle="1">
-    <w:name w:val="Без списка (user)"/>
+  <w:style w:type="numbering" w:styleId="Style15" w:customStyle="1">
+    <w:name w:val="Без списка"/>
     <w:uiPriority w:val="99"/>
     <w:semiHidden/>
     <w:unhideWhenUsed/>
